--- a/Manuales/MANUAL_USUARIO_APP.docx
+++ b/Manuales/MANUAL_USUARIO_APP.docx
@@ -159,7 +159,7 @@
       <w:r>
         <w:drawing>
           <wp:inline>
-            <wp:extent cx="5334000" cy="7467599"/>
+            <wp:extent cx="5334000" cy="8178799"/>
             <wp:effectExtent b="0" l="0" r="0" t="0"/>
             <wp:docPr descr="Señal Vial de Referencia" title="" id="14" name="Picture"/>
             <a:graphic>
@@ -180,7 +180,7 @@
                   <pic:spPr bwMode="auto">
                     <a:xfrm>
                       <a:off x="0" y="0"/>
-                      <a:ext cx="5334000" cy="7467599"/>
+                      <a:ext cx="5334000" cy="8178799"/>
                     </a:xfrm>
                     <a:prstGeom prst="rect">
                       <a:avLst/>

--- a/Manuales/MANUAL_USUARIO_APP.docx
+++ b/Manuales/MANUAL_USUARIO_APP.docx
@@ -28,7 +28,7 @@
         </w:p>
       </w:sdtContent>
     </w:sdt>
-    <w:bookmarkStart w:id="32" w:name="X8d71788515763cfd8ec22e06b95148859031af9"/>
+    <w:bookmarkStart w:id="89" w:name="X8d71788515763cfd8ec22e06b95148859031af9"/>
     <w:p>
       <w:pPr>
         <w:pStyle w:val="Heading1"/>
@@ -241,7 +241,7 @@
       </w:r>
     </w:p>
     <w:bookmarkEnd w:id="10"/>
-    <w:bookmarkStart w:id="11" w:name="Xe8e0e4b9ef8cb20e1e0028c8c925296c1bb6bd0"/>
+    <w:bookmarkStart w:id="17" w:name="Xe8e0e4b9ef8cb20e1e0028c8c925296c1bb6bd0"/>
     <w:p>
       <w:pPr>
         <w:pStyle w:val="Heading2"/>
@@ -252,7 +252,156 @@
     </w:p>
     <w:p>
       <w:pPr>
+        <w:pStyle w:val="BlockText"/>
+      </w:pPr>
+      <w:r>
+        <w:rPr>
+          <w:b/>
+          <w:bCs/>
+        </w:rPr>
+        <w:t xml:space="preserve">Sobre las figuras de este manual.</w:t>
+      </w:r>
+      <w:r>
+        <w:t xml:space="preserve"> </w:t>
+      </w:r>
+      <w:r>
+        <w:t xml:space="preserve">Las pantallas de la aplicación son</w:t>
+      </w:r>
+      <w:r>
+        <w:t xml:space="preserve"> </w:t>
+      </w:r>
+      <w:r>
+        <w:rPr>
+          <w:b/>
+          <w:bCs/>
+        </w:rPr>
+        <w:t xml:space="preserve">ilustraciones generadas</w:t>
+      </w:r>
+      <w:r>
+        <w:t xml:space="preserve"> </w:t>
+      </w:r>
+      <w:r>
+        <w:t xml:space="preserve">(</w:t>
+      </w:r>
+      <w:r>
+        <w:rPr>
+          <w:rStyle w:val="VerbatimChar"/>
+        </w:rPr>
+        <w:t xml:space="preserve">generar_capturas_app.py</w:t>
+      </w:r>
+      <w:r>
+        <w:t xml:space="preserve">), no fotografías del teléfono.</w:t>
+      </w:r>
+      <w:r>
+        <w:t xml:space="preserve"> </w:t>
+      </w:r>
+      <w:r>
+        <w:t xml:space="preserve">Reproducen la disposición y los textos reales, pero los colores y proporciones exactos</w:t>
+      </w:r>
+      <w:r>
+        <w:t xml:space="preserve"> </w:t>
+      </w:r>
+      <w:r>
+        <w:t xml:space="preserve">pueden variar según el modelo. Las fotografías de la señal y de la placa sí son reales.</w:t>
+      </w:r>
+    </w:p>
+    <w:p>
+      <w:pPr>
         <w:pStyle w:val="FirstParagraph"/>
+      </w:pPr>
+      <w:r>
+        <w:drawing>
+          <wp:inline>
+            <wp:extent cx="5334000" cy="8178799"/>
+            <wp:effectExtent b="0" l="0" r="0" t="0"/>
+            <wp:docPr descr="Figura 1: Señal reglamentaria «30 CUANDO ACTIVADA» instalada en poste escolar." title="" id="12" name="Picture"/>
+            <a:graphic>
+              <a:graphicData uri="http://schemas.openxmlformats.org/drawingml/2006/picture">
+                <pic:pic>
+                  <pic:nvPicPr>
+                    <pic:cNvPr descr="img/senal_vial_hd.png" id="13" name="Picture"/>
+                    <pic:cNvPicPr>
+                      <a:picLocks noChangeArrowheads="1" noChangeAspect="1"/>
+                    </pic:cNvPicPr>
+                  </pic:nvPicPr>
+                  <pic:blipFill>
+                    <a:blip r:embed="rId11"/>
+                    <a:stretch>
+                      <a:fillRect/>
+                    </a:stretch>
+                  </pic:blipFill>
+                  <pic:spPr bwMode="auto">
+                    <a:xfrm>
+                      <a:off x="0" y="0"/>
+                      <a:ext cx="5334000" cy="8178799"/>
+                    </a:xfrm>
+                    <a:prstGeom prst="rect">
+                      <a:avLst/>
+                    </a:prstGeom>
+                    <a:noFill/>
+                    <a:ln w="9525">
+                      <a:noFill/>
+                      <a:headEnd/>
+                      <a:tailEnd/>
+                    </a:ln>
+                  </pic:spPr>
+                </pic:pic>
+              </a:graphicData>
+            </a:graphic>
+          </wp:inline>
+        </w:drawing>
+      </w:r>
+    </w:p>
+    <w:p>
+      <w:pPr>
+        <w:pStyle w:val="BodyText"/>
+      </w:pPr>
+      <w:r>
+        <w:drawing>
+          <wp:inline>
+            <wp:extent cx="5334000" cy="3500437"/>
+            <wp:effectExtent b="0" l="0" r="0" t="0"/>
+            <wp:docPr descr="Figura 2: Placa metálica con el horario de esa instalación. Es la fuente de verdad." title="" id="15" name="Picture"/>
+            <a:graphic>
+              <a:graphicData uri="http://schemas.openxmlformats.org/drawingml/2006/picture">
+                <pic:pic>
+                  <pic:nvPicPr>
+                    <pic:cNvPr descr="img/placa_horario_hd.png" id="16" name="Picture"/>
+                    <pic:cNvPicPr>
+                      <a:picLocks noChangeArrowheads="1" noChangeAspect="1"/>
+                    </pic:cNvPicPr>
+                  </pic:nvPicPr>
+                  <pic:blipFill>
+                    <a:blip r:embed="rId14"/>
+                    <a:stretch>
+                      <a:fillRect/>
+                    </a:stretch>
+                  </pic:blipFill>
+                  <pic:spPr bwMode="auto">
+                    <a:xfrm>
+                      <a:off x="0" y="0"/>
+                      <a:ext cx="5334000" cy="3500437"/>
+                    </a:xfrm>
+                    <a:prstGeom prst="rect">
+                      <a:avLst/>
+                    </a:prstGeom>
+                    <a:noFill/>
+                    <a:ln w="9525">
+                      <a:noFill/>
+                      <a:headEnd/>
+                      <a:tailEnd/>
+                    </a:ln>
+                  </pic:spPr>
+                </pic:pic>
+              </a:graphicData>
+            </a:graphic>
+          </wp:inline>
+        </w:drawing>
+      </w:r>
+    </w:p>
+    <w:p>
+      <w:pPr>
+        <w:pStyle w:val="BodyText"/>
       </w:pPr>
       <w:r>
         <w:t xml:space="preserve">La aplicación móvil</w:t>
@@ -281,8 +430,8 @@
         </w:pict>
       </w:r>
     </w:p>
-    <w:bookmarkEnd w:id="11"/>
-    <w:bookmarkStart w:id="12" w:name="X8b16707d74721e88fa223dcf25d8e328d6fd3cf"/>
+    <w:bookmarkEnd w:id="17"/>
+    <w:bookmarkStart w:id="18" w:name="X8b16707d74721e88fa223dcf25d8e328d6fd3cf"/>
     <w:p>
       <w:pPr>
         <w:pStyle w:val="Heading2"/>
@@ -424,14 +573,531 @@
         </w:pict>
       </w:r>
     </w:p>
-    <w:bookmarkEnd w:id="12"/>
-    <w:bookmarkStart w:id="13" w:name="X02efc6ae22777e6ea68a8551e0a9905cca81e43"/>
+    <w:bookmarkEnd w:id="18"/>
+    <w:bookmarkStart w:id="52" w:name="X02efc6ae22777e6ea68a8551e0a9905cca81e43"/>
     <w:p>
       <w:pPr>
         <w:pStyle w:val="Heading2"/>
       </w:pPr>
       <w:r>
         <w:t xml:space="preserve">3. Guía de Conexión Bluetooth</w:t>
+      </w:r>
+    </w:p>
+    <w:p>
+      <w:pPr>
+        <w:pStyle w:val="FirstParagraph"/>
+      </w:pPr>
+      <w:r>
+        <w:drawing>
+          <wp:inline>
+            <wp:extent cx="5334000" cy="8636000"/>
+            <wp:effectExtent b="0" l="0" r="0" t="0"/>
+            <wp:docPr descr="Figura 3: Selección del «Instalador de paquetes» de Android." title="" id="20" name="Picture"/>
+            <a:graphic>
+              <a:graphicData uri="http://schemas.openxmlformats.org/drawingml/2006/picture">
+                <pic:pic>
+                  <pic:nvPicPr>
+                    <pic:cNvPr descr="img/paso1_instalacion_apk.png" id="21" name="Picture"/>
+                    <pic:cNvPicPr>
+                      <a:picLocks noChangeArrowheads="1" noChangeAspect="1"/>
+                    </pic:cNvPicPr>
+                  </pic:nvPicPr>
+                  <pic:blipFill>
+                    <a:blip r:embed="rId19"/>
+                    <a:stretch>
+                      <a:fillRect/>
+                    </a:stretch>
+                  </pic:blipFill>
+                  <pic:spPr bwMode="auto">
+                    <a:xfrm>
+                      <a:off x="0" y="0"/>
+                      <a:ext cx="5334000" cy="8636000"/>
+                    </a:xfrm>
+                    <a:prstGeom prst="rect">
+                      <a:avLst/>
+                    </a:prstGeom>
+                    <a:noFill/>
+                    <a:ln w="9525">
+                      <a:noFill/>
+                      <a:headEnd/>
+                      <a:tailEnd/>
+                    </a:ln>
+                  </pic:spPr>
+                </pic:pic>
+              </a:graphicData>
+            </a:graphic>
+          </wp:inline>
+        </w:drawing>
+      </w:r>
+    </w:p>
+    <w:p>
+      <w:pPr>
+        <w:pStyle w:val="BodyText"/>
+      </w:pPr>
+      <w:r>
+        <w:drawing>
+          <wp:inline>
+            <wp:extent cx="5334000" cy="4318000"/>
+            <wp:effectExtent b="0" l="0" r="0" t="0"/>
+            <wp:docPr descr="Figura 4: Ventana de confirmación de instalación." title="" id="23" name="Picture"/>
+            <a:graphic>
+              <a:graphicData uri="http://schemas.openxmlformats.org/drawingml/2006/picture">
+                <pic:pic>
+                  <pic:nvPicPr>
+                    <pic:cNvPr descr="img/paso1_confirmar_instalacion.png" id="24" name="Picture"/>
+                    <pic:cNvPicPr>
+                      <a:picLocks noChangeArrowheads="1" noChangeAspect="1"/>
+                    </pic:cNvPicPr>
+                  </pic:nvPicPr>
+                  <pic:blipFill>
+                    <a:blip r:embed="rId22"/>
+                    <a:stretch>
+                      <a:fillRect/>
+                    </a:stretch>
+                  </pic:blipFill>
+                  <pic:spPr bwMode="auto">
+                    <a:xfrm>
+                      <a:off x="0" y="0"/>
+                      <a:ext cx="5334000" cy="4318000"/>
+                    </a:xfrm>
+                    <a:prstGeom prst="rect">
+                      <a:avLst/>
+                    </a:prstGeom>
+                    <a:noFill/>
+                    <a:ln w="9525">
+                      <a:noFill/>
+                      <a:headEnd/>
+                      <a:tailEnd/>
+                    </a:ln>
+                  </pic:spPr>
+                </pic:pic>
+              </a:graphicData>
+            </a:graphic>
+          </wp:inline>
+        </w:drawing>
+      </w:r>
+    </w:p>
+    <w:p>
+      <w:pPr>
+        <w:pStyle w:val="BodyText"/>
+      </w:pPr>
+      <w:r>
+        <w:drawing>
+          <wp:inline>
+            <wp:extent cx="5334000" cy="4318000"/>
+            <wp:effectExtent b="0" l="0" r="0" t="0"/>
+            <wp:docPr descr="Figura 5: Progreso de instalación." title="" id="26" name="Picture"/>
+            <a:graphic>
+              <a:graphicData uri="http://schemas.openxmlformats.org/drawingml/2006/picture">
+                <pic:pic>
+                  <pic:nvPicPr>
+                    <pic:cNvPr descr="img/paso1_instalando_progreso.png" id="27" name="Picture"/>
+                    <pic:cNvPicPr>
+                      <a:picLocks noChangeArrowheads="1" noChangeAspect="1"/>
+                    </pic:cNvPicPr>
+                  </pic:nvPicPr>
+                  <pic:blipFill>
+                    <a:blip r:embed="rId25"/>
+                    <a:stretch>
+                      <a:fillRect/>
+                    </a:stretch>
+                  </pic:blipFill>
+                  <pic:spPr bwMode="auto">
+                    <a:xfrm>
+                      <a:off x="0" y="0"/>
+                      <a:ext cx="5334000" cy="4318000"/>
+                    </a:xfrm>
+                    <a:prstGeom prst="rect">
+                      <a:avLst/>
+                    </a:prstGeom>
+                    <a:noFill/>
+                    <a:ln w="9525">
+                      <a:noFill/>
+                      <a:headEnd/>
+                      <a:tailEnd/>
+                    </a:ln>
+                  </pic:spPr>
+                </pic:pic>
+              </a:graphicData>
+            </a:graphic>
+          </wp:inline>
+        </w:drawing>
+      </w:r>
+    </w:p>
+    <w:p>
+      <w:pPr>
+        <w:pStyle w:val="BodyText"/>
+      </w:pPr>
+      <w:r>
+        <w:drawing>
+          <wp:inline>
+            <wp:extent cx="5334000" cy="9144000"/>
+            <wp:effectExtent b="0" l="0" r="0" t="0"/>
+            <wp:docPr descr="Figura 6: Google Play Protect: hay que elegir «Instalar de todas formas»." title="" id="29" name="Picture"/>
+            <a:graphic>
+              <a:graphicData uri="http://schemas.openxmlformats.org/drawingml/2006/picture">
+                <pic:pic>
+                  <pic:nvPicPr>
+                    <pic:cNvPr descr="img/paso1_play_protect_bloqueo.png" id="30" name="Picture"/>
+                    <pic:cNvPicPr>
+                      <a:picLocks noChangeArrowheads="1" noChangeAspect="1"/>
+                    </pic:cNvPicPr>
+                  </pic:nvPicPr>
+                  <pic:blipFill>
+                    <a:blip r:embed="rId28"/>
+                    <a:stretch>
+                      <a:fillRect/>
+                    </a:stretch>
+                  </pic:blipFill>
+                  <pic:spPr bwMode="auto">
+                    <a:xfrm>
+                      <a:off x="0" y="0"/>
+                      <a:ext cx="5334000" cy="9144000"/>
+                    </a:xfrm>
+                    <a:prstGeom prst="rect">
+                      <a:avLst/>
+                    </a:prstGeom>
+                    <a:noFill/>
+                    <a:ln w="9525">
+                      <a:noFill/>
+                      <a:headEnd/>
+                      <a:tailEnd/>
+                    </a:ln>
+                  </pic:spPr>
+                </pic:pic>
+              </a:graphicData>
+            </a:graphic>
+          </wp:inline>
+        </w:drawing>
+      </w:r>
+    </w:p>
+    <w:p>
+      <w:pPr>
+        <w:pStyle w:val="BodyText"/>
+      </w:pPr>
+      <w:r>
+        <w:drawing>
+          <wp:inline>
+            <wp:extent cx="5334000" cy="4318000"/>
+            <wp:effectExtent b="0" l="0" r="0" t="0"/>
+            <wp:docPr descr="Figura 7: Instalación completada." title="" id="32" name="Picture"/>
+            <a:graphic>
+              <a:graphicData uri="http://schemas.openxmlformats.org/drawingml/2006/picture">
+                <pic:pic>
+                  <pic:nvPicPr>
+                    <pic:cNvPr descr="img/paso1_instalacion_finalizada.png" id="33" name="Picture"/>
+                    <pic:cNvPicPr>
+                      <a:picLocks noChangeArrowheads="1" noChangeAspect="1"/>
+                    </pic:cNvPicPr>
+                  </pic:nvPicPr>
+                  <pic:blipFill>
+                    <a:blip r:embed="rId31"/>
+                    <a:stretch>
+                      <a:fillRect/>
+                    </a:stretch>
+                  </pic:blipFill>
+                  <pic:spPr bwMode="auto">
+                    <a:xfrm>
+                      <a:off x="0" y="0"/>
+                      <a:ext cx="5334000" cy="4318000"/>
+                    </a:xfrm>
+                    <a:prstGeom prst="rect">
+                      <a:avLst/>
+                    </a:prstGeom>
+                    <a:noFill/>
+                    <a:ln w="9525">
+                      <a:noFill/>
+                      <a:headEnd/>
+                      <a:tailEnd/>
+                    </a:ln>
+                  </pic:spPr>
+                </pic:pic>
+              </a:graphicData>
+            </a:graphic>
+          </wp:inline>
+        </w:drawing>
+      </w:r>
+    </w:p>
+    <w:p>
+      <w:pPr>
+        <w:pStyle w:val="BodyText"/>
+      </w:pPr>
+      <w:r>
+        <w:drawing>
+          <wp:inline>
+            <wp:extent cx="5334000" cy="9144000"/>
+            <wp:effectExtent b="0" l="0" r="0" t="0"/>
+            <wp:docPr descr="Figura 8: Pantalla de autenticación." title="" id="35" name="Picture"/>
+            <a:graphic>
+              <a:graphicData uri="http://schemas.openxmlformats.org/drawingml/2006/picture">
+                <pic:pic>
+                  <pic:nvPicPr>
+                    <pic:cNvPr descr="img/paso3_login_app.png" id="36" name="Picture"/>
+                    <pic:cNvPicPr>
+                      <a:picLocks noChangeArrowheads="1" noChangeAspect="1"/>
+                    </pic:cNvPicPr>
+                  </pic:nvPicPr>
+                  <pic:blipFill>
+                    <a:blip r:embed="rId34"/>
+                    <a:stretch>
+                      <a:fillRect/>
+                    </a:stretch>
+                  </pic:blipFill>
+                  <pic:spPr bwMode="auto">
+                    <a:xfrm>
+                      <a:off x="0" y="0"/>
+                      <a:ext cx="5334000" cy="9144000"/>
+                    </a:xfrm>
+                    <a:prstGeom prst="rect">
+                      <a:avLst/>
+                    </a:prstGeom>
+                    <a:noFill/>
+                    <a:ln w="9525">
+                      <a:noFill/>
+                      <a:headEnd/>
+                      <a:tailEnd/>
+                    </a:ln>
+                  </pic:spPr>
+                </pic:pic>
+              </a:graphicData>
+            </a:graphic>
+          </wp:inline>
+        </w:drawing>
+      </w:r>
+    </w:p>
+    <w:p>
+      <w:pPr>
+        <w:pStyle w:val="BodyText"/>
+      </w:pPr>
+      <w:r>
+        <w:drawing>
+          <wp:inline>
+            <wp:extent cx="5334000" cy="9144000"/>
+            <wp:effectExtent b="0" l="0" r="0" t="0"/>
+            <wp:docPr descr="Figura 9: Permisos de dispositivos cercanos (Android 12+)." title="" id="38" name="Picture"/>
+            <a:graphic>
+              <a:graphicData uri="http://schemas.openxmlformats.org/drawingml/2006/picture">
+                <pic:pic>
+                  <pic:nvPicPr>
+                    <pic:cNvPr descr="img/paso2_permisos_dispositivos_cercanos.png" id="39" name="Picture"/>
+                    <pic:cNvPicPr>
+                      <a:picLocks noChangeArrowheads="1" noChangeAspect="1"/>
+                    </pic:cNvPicPr>
+                  </pic:nvPicPr>
+                  <pic:blipFill>
+                    <a:blip r:embed="rId37"/>
+                    <a:stretch>
+                      <a:fillRect/>
+                    </a:stretch>
+                  </pic:blipFill>
+                  <pic:spPr bwMode="auto">
+                    <a:xfrm>
+                      <a:off x="0" y="0"/>
+                      <a:ext cx="5334000" cy="9144000"/>
+                    </a:xfrm>
+                    <a:prstGeom prst="rect">
+                      <a:avLst/>
+                    </a:prstGeom>
+                    <a:noFill/>
+                    <a:ln w="9525">
+                      <a:noFill/>
+                      <a:headEnd/>
+                      <a:tailEnd/>
+                    </a:ln>
+                  </pic:spPr>
+                </pic:pic>
+              </a:graphicData>
+            </a:graphic>
+          </wp:inline>
+        </w:drawing>
+      </w:r>
+    </w:p>
+    <w:p>
+      <w:pPr>
+        <w:pStyle w:val="BodyText"/>
+      </w:pPr>
+      <w:r>
+        <w:drawing>
+          <wp:inline>
+            <wp:extent cx="5334000" cy="9144000"/>
+            <wp:effectExtent b="0" l="0" r="0" t="0"/>
+            <wp:docPr descr="Figura 10: Solicitud de habilitación del adaptador Bluetooth." title="" id="41" name="Picture"/>
+            <a:graphic>
+              <a:graphicData uri="http://schemas.openxmlformats.org/drawingml/2006/picture">
+                <pic:pic>
+                  <pic:nvPicPr>
+                    <pic:cNvPr descr="img/paso2_habilitar_bluetooth_dialog.png" id="42" name="Picture"/>
+                    <pic:cNvPicPr>
+                      <a:picLocks noChangeArrowheads="1" noChangeAspect="1"/>
+                    </pic:cNvPicPr>
+                  </pic:nvPicPr>
+                  <pic:blipFill>
+                    <a:blip r:embed="rId40"/>
+                    <a:stretch>
+                      <a:fillRect/>
+                    </a:stretch>
+                  </pic:blipFill>
+                  <pic:spPr bwMode="auto">
+                    <a:xfrm>
+                      <a:off x="0" y="0"/>
+                      <a:ext cx="5334000" cy="9144000"/>
+                    </a:xfrm>
+                    <a:prstGeom prst="rect">
+                      <a:avLst/>
+                    </a:prstGeom>
+                    <a:noFill/>
+                    <a:ln w="9525">
+                      <a:noFill/>
+                      <a:headEnd/>
+                      <a:tailEnd/>
+                    </a:ln>
+                  </pic:spPr>
+                </pic:pic>
+              </a:graphicData>
+            </a:graphic>
+          </wp:inline>
+        </w:drawing>
+      </w:r>
+    </w:p>
+    <w:p>
+      <w:pPr>
+        <w:pStyle w:val="BodyText"/>
+      </w:pPr>
+      <w:r>
+        <w:drawing>
+          <wp:inline>
+            <wp:extent cx="5334000" cy="8636000"/>
+            <wp:effectExtent b="0" l="0" r="0" t="0"/>
+            <wp:docPr descr="Figura 11: Emparejamiento en Ajustes del teléfono y PIN (1234 / 0000)." title="" id="44" name="Picture"/>
+            <a:graphic>
+              <a:graphicData uri="http://schemas.openxmlformats.org/drawingml/2006/picture">
+                <pic:pic>
+                  <pic:nvPicPr>
+                    <pic:cNvPr descr="img/paso2_emparejamiento_bt.png" id="45" name="Picture"/>
+                    <pic:cNvPicPr>
+                      <a:picLocks noChangeArrowheads="1" noChangeAspect="1"/>
+                    </pic:cNvPicPr>
+                  </pic:nvPicPr>
+                  <pic:blipFill>
+                    <a:blip r:embed="rId43"/>
+                    <a:stretch>
+                      <a:fillRect/>
+                    </a:stretch>
+                  </pic:blipFill>
+                  <pic:spPr bwMode="auto">
+                    <a:xfrm>
+                      <a:off x="0" y="0"/>
+                      <a:ext cx="5334000" cy="8636000"/>
+                    </a:xfrm>
+                    <a:prstGeom prst="rect">
+                      <a:avLst/>
+                    </a:prstGeom>
+                    <a:noFill/>
+                    <a:ln w="9525">
+                      <a:noFill/>
+                      <a:headEnd/>
+                      <a:tailEnd/>
+                    </a:ln>
+                  </pic:spPr>
+                </pic:pic>
+              </a:graphicData>
+            </a:graphic>
+          </wp:inline>
+        </w:drawing>
+      </w:r>
+    </w:p>
+    <w:p>
+      <w:pPr>
+        <w:pStyle w:val="BodyText"/>
+      </w:pPr>
+      <w:r>
+        <w:drawing>
+          <wp:inline>
+            <wp:extent cx="5334000" cy="6604000"/>
+            <wp:effectExtent b="0" l="0" r="0" t="0"/>
+            <wp:docPr descr="Figura 12: Selección del módulo desde la aplicación." title="" id="47" name="Picture"/>
+            <a:graphic>
+              <a:graphicData uri="http://schemas.openxmlformats.org/drawingml/2006/picture">
+                <pic:pic>
+                  <pic:nvPicPr>
+                    <pic:cNvPr descr="img/paso4_dialog_dispositivos.png" id="48" name="Picture"/>
+                    <pic:cNvPicPr>
+                      <a:picLocks noChangeArrowheads="1" noChangeAspect="1"/>
+                    </pic:cNvPicPr>
+                  </pic:nvPicPr>
+                  <pic:blipFill>
+                    <a:blip r:embed="rId46"/>
+                    <a:stretch>
+                      <a:fillRect/>
+                    </a:stretch>
+                  </pic:blipFill>
+                  <pic:spPr bwMode="auto">
+                    <a:xfrm>
+                      <a:off x="0" y="0"/>
+                      <a:ext cx="5334000" cy="6604000"/>
+                    </a:xfrm>
+                    <a:prstGeom prst="rect">
+                      <a:avLst/>
+                    </a:prstGeom>
+                    <a:noFill/>
+                    <a:ln w="9525">
+                      <a:noFill/>
+                      <a:headEnd/>
+                      <a:tailEnd/>
+                    </a:ln>
+                  </pic:spPr>
+                </pic:pic>
+              </a:graphicData>
+            </a:graphic>
+          </wp:inline>
+        </w:drawing>
+      </w:r>
+    </w:p>
+    <w:p>
+      <w:pPr>
+        <w:pStyle w:val="BodyText"/>
+      </w:pPr>
+      <w:r>
+        <w:drawing>
+          <wp:inline>
+            <wp:extent cx="5334000" cy="11176000"/>
+            <wp:effectExtent b="0" l="0" r="0" t="0"/>
+            <wp:docPr descr="Figura 13: Pantalla principal de control y diagnóstico." title="" id="50" name="Picture"/>
+            <a:graphic>
+              <a:graphicData uri="http://schemas.openxmlformats.org/drawingml/2006/picture">
+                <pic:pic>
+                  <pic:nvPicPr>
+                    <pic:cNvPr descr="img/paso4_pantalla_principal.png" id="51" name="Picture"/>
+                    <pic:cNvPicPr>
+                      <a:picLocks noChangeArrowheads="1" noChangeAspect="1"/>
+                    </pic:cNvPicPr>
+                  </pic:nvPicPr>
+                  <pic:blipFill>
+                    <a:blip r:embed="rId49"/>
+                    <a:stretch>
+                      <a:fillRect/>
+                    </a:stretch>
+                  </pic:blipFill>
+                  <pic:spPr bwMode="auto">
+                    <a:xfrm>
+                      <a:off x="0" y="0"/>
+                      <a:ext cx="5334000" cy="11176000"/>
+                    </a:xfrm>
+                    <a:prstGeom prst="rect">
+                      <a:avLst/>
+                    </a:prstGeom>
+                    <a:noFill/>
+                    <a:ln w="9525">
+                      <a:noFill/>
+                      <a:headEnd/>
+                      <a:tailEnd/>
+                    </a:ln>
+                  </pic:spPr>
+                </pic:pic>
+              </a:graphicData>
+            </a:graphic>
+          </wp:inline>
+        </w:drawing>
       </w:r>
     </w:p>
     <w:p>
@@ -518,8 +1184,8 @@
         </w:pict>
       </w:r>
     </w:p>
-    <w:bookmarkEnd w:id="13"/>
-    <w:bookmarkStart w:id="17" w:name="X8b5ef35122bd8813d77ae79c97c9c64923880f7"/>
+    <w:bookmarkEnd w:id="52"/>
+    <w:bookmarkStart w:id="59" w:name="X8b5ef35122bd8813d77ae79c97c9c64923880f7"/>
     <w:p>
       <w:pPr>
         <w:pStyle w:val="Heading2"/>
@@ -532,11 +1198,11 @@
       <w:pPr>
         <w:pStyle w:val="Heading3"/>
       </w:pPr>
-      <w:bookmarkStart w:id="14" w:name="Xed9a9945977c3a70a90a8fbd8be50e72bc1d7ed"/>
+      <w:bookmarkStart w:id="53" w:name="Xed9a9945977c3a70a90a8fbd8be50e72bc1d7ed"/>
       <w:r>
         <w:t xml:space="preserve">El horario lo manda la placa, no la aplicación</w:t>
       </w:r>
-      <w:bookmarkEnd w:id="14"/>
+      <w:bookmarkEnd w:id="53"/>
     </w:p>
     <w:p>
       <w:pPr>
@@ -632,13 +1298,60 @@
         <w:t xml:space="preserve">: la aplicación confirmará igualmente que grabó.</w:t>
       </w:r>
     </w:p>
-    <w:bookmarkStart w:id="15" w:name="X780e89c4feaa43df4d2dd0a4b8e5fab770c1a77"/>
+    <w:bookmarkStart w:id="57" w:name="X780e89c4feaa43df4d2dd0a4b8e5fab770c1a77"/>
     <w:p>
       <w:pPr>
         <w:pStyle w:val="Heading3"/>
       </w:pPr>
       <w:r>
         <w:t xml:space="preserve">4.1 Procedimiento</w:t>
+      </w:r>
+    </w:p>
+    <w:p>
+      <w:pPr>
+        <w:pStyle w:val="FirstParagraph"/>
+      </w:pPr>
+      <w:r>
+        <w:drawing>
+          <wp:inline>
+            <wp:extent cx="5334000" cy="5461000"/>
+            <wp:effectExtent b="0" l="0" r="0" t="0"/>
+            <wp:docPr descr="Figura 14: Tarjeta «HORARIO DE ESTA PLACA», con sus cuatro franjas." title="" id="55" name="Picture"/>
+            <a:graphic>
+              <a:graphicData uri="http://schemas.openxmlformats.org/drawingml/2006/picture">
+                <pic:pic>
+                  <pic:nvPicPr>
+                    <pic:cNvPr descr="img/paso6_detalle_horario_escolar.png" id="56" name="Picture"/>
+                    <pic:cNvPicPr>
+                      <a:picLocks noChangeArrowheads="1" noChangeAspect="1"/>
+                    </pic:cNvPicPr>
+                  </pic:nvPicPr>
+                  <pic:blipFill>
+                    <a:blip r:embed="rId54"/>
+                    <a:stretch>
+                      <a:fillRect/>
+                    </a:stretch>
+                  </pic:blipFill>
+                  <pic:spPr bwMode="auto">
+                    <a:xfrm>
+                      <a:off x="0" y="0"/>
+                      <a:ext cx="5334000" cy="5461000"/>
+                    </a:xfrm>
+                    <a:prstGeom prst="rect">
+                      <a:avLst/>
+                    </a:prstGeom>
+                    <a:noFill/>
+                    <a:ln w="9525">
+                      <a:noFill/>
+                      <a:headEnd/>
+                      <a:tailEnd/>
+                    </a:ln>
+                  </pic:spPr>
+                </pic:pic>
+              </a:graphicData>
+            </a:graphic>
+          </wp:inline>
+        </w:drawing>
       </w:r>
     </w:p>
     <w:p>
@@ -833,8 +1546,8 @@
         <w:t xml:space="preserve">franjas y vuelve a leer la baliza para que usted vea cómo quedó.</w:t>
       </w:r>
     </w:p>
-    <w:bookmarkEnd w:id="15"/>
-    <w:bookmarkStart w:id="16" w:name="X484c4fc71a1a590a59ef049da5ee4e202412eab"/>
+    <w:bookmarkEnd w:id="57"/>
+    <w:bookmarkStart w:id="58" w:name="X484c4fc71a1a590a59ef049da5ee4e202412eab"/>
     <w:p>
       <w:pPr>
         <w:pStyle w:val="Heading3"/>
@@ -897,9 +1610,9 @@
         </w:pict>
       </w:r>
     </w:p>
-    <w:bookmarkEnd w:id="16"/>
-    <w:bookmarkEnd w:id="17"/>
-    <w:bookmarkStart w:id="18" w:name="X4b22da503533cba86dce70edf53d82e520be978"/>
+    <w:bookmarkEnd w:id="58"/>
+    <w:bookmarkEnd w:id="59"/>
+    <w:bookmarkStart w:id="63" w:name="X4b22da503533cba86dce70edf53d82e520be978"/>
     <w:p>
       <w:pPr>
         <w:pStyle w:val="Heading2"/>
@@ -1056,6 +1769,53 @@
         <w:pStyle w:val="BodyText"/>
       </w:pPr>
       <w:r>
+        <w:drawing>
+          <wp:inline>
+            <wp:extent cx="5334000" cy="2667000"/>
+            <wp:effectExtent b="0" l="0" r="0" t="0"/>
+            <wp:docPr descr="Figura 15: Botones de receso escolar." title="" id="61" name="Picture"/>
+            <a:graphic>
+              <a:graphicData uri="http://schemas.openxmlformats.org/drawingml/2006/picture">
+                <pic:pic>
+                  <pic:nvPicPr>
+                    <pic:cNvPr descr="img/paso6_detalle_receso_escolar.png" id="62" name="Picture"/>
+                    <pic:cNvPicPr>
+                      <a:picLocks noChangeArrowheads="1" noChangeAspect="1"/>
+                    </pic:cNvPicPr>
+                  </pic:nvPicPr>
+                  <pic:blipFill>
+                    <a:blip r:embed="rId60"/>
+                    <a:stretch>
+                      <a:fillRect/>
+                    </a:stretch>
+                  </pic:blipFill>
+                  <pic:spPr bwMode="auto">
+                    <a:xfrm>
+                      <a:off x="0" y="0"/>
+                      <a:ext cx="5334000" cy="2667000"/>
+                    </a:xfrm>
+                    <a:prstGeom prst="rect">
+                      <a:avLst/>
+                    </a:prstGeom>
+                    <a:noFill/>
+                    <a:ln w="9525">
+                      <a:noFill/>
+                      <a:headEnd/>
+                      <a:tailEnd/>
+                    </a:ln>
+                  </pic:spPr>
+                </pic:pic>
+              </a:graphicData>
+            </a:graphic>
+          </wp:inline>
+        </w:drawing>
+      </w:r>
+    </w:p>
+    <w:p>
+      <w:pPr>
+        <w:pStyle w:val="BodyText"/>
+      </w:pPr>
+      <w:r>
         <w:t xml:space="preserve">Los dos piden confirmación antes de actuar. Antes de apagar,</w:t>
       </w:r>
       <w:r>
@@ -1093,8 +1853,8 @@
         </w:pict>
       </w:r>
     </w:p>
-    <w:bookmarkEnd w:id="18"/>
-    <w:bookmarkStart w:id="19" w:name="Xd5047d1f1044f3e60f018e496464747fdd2a98b"/>
+    <w:bookmarkEnd w:id="63"/>
+    <w:bookmarkStart w:id="64" w:name="Xd5047d1f1044f3e60f018e496464747fdd2a98b"/>
     <w:p>
       <w:pPr>
         <w:pStyle w:val="Heading2"/>
@@ -1203,8 +1963,8 @@
         </w:pict>
       </w:r>
     </w:p>
-    <w:bookmarkEnd w:id="19"/>
-    <w:bookmarkStart w:id="20" w:name="Xb1455442e58cd6f0308bdf616fbc15e55422308"/>
+    <w:bookmarkEnd w:id="64"/>
+    <w:bookmarkStart w:id="71" w:name="Xb1455442e58cd6f0308bdf616fbc15e55422308"/>
     <w:p>
       <w:pPr>
         <w:pStyle w:val="Heading2"/>
@@ -1216,6 +1976,100 @@
     <w:p>
       <w:pPr>
         <w:pStyle w:val="FirstParagraph"/>
+      </w:pPr>
+      <w:r>
+        <w:drawing>
+          <wp:inline>
+            <wp:extent cx="5334000" cy="8636000"/>
+            <wp:effectExtent b="0" l="0" r="0" t="0"/>
+            <wp:docPr descr="Figura 16: Configuración manual de franja horaria." title="" id="66" name="Picture"/>
+            <a:graphic>
+              <a:graphicData uri="http://schemas.openxmlformats.org/drawingml/2006/picture">
+                <pic:pic>
+                  <pic:nvPicPr>
+                    <pic:cNvPr descr="img/paso7_config_franja_detalle.png" id="67" name="Picture"/>
+                    <pic:cNvPicPr>
+                      <a:picLocks noChangeArrowheads="1" noChangeAspect="1"/>
+                    </pic:cNvPicPr>
+                  </pic:nvPicPr>
+                  <pic:blipFill>
+                    <a:blip r:embed="rId65"/>
+                    <a:stretch>
+                      <a:fillRect/>
+                    </a:stretch>
+                  </pic:blipFill>
+                  <pic:spPr bwMode="auto">
+                    <a:xfrm>
+                      <a:off x="0" y="0"/>
+                      <a:ext cx="5334000" cy="8636000"/>
+                    </a:xfrm>
+                    <a:prstGeom prst="rect">
+                      <a:avLst/>
+                    </a:prstGeom>
+                    <a:noFill/>
+                    <a:ln w="9525">
+                      <a:noFill/>
+                      <a:headEnd/>
+                      <a:tailEnd/>
+                    </a:ln>
+                  </pic:spPr>
+                </pic:pic>
+              </a:graphicData>
+            </a:graphic>
+          </wp:inline>
+        </w:drawing>
+      </w:r>
+    </w:p>
+    <w:p>
+      <w:pPr>
+        <w:pStyle w:val="BodyText"/>
+      </w:pPr>
+      <w:r>
+        <w:drawing>
+          <wp:inline>
+            <wp:extent cx="5334000" cy="8636000"/>
+            <wp:effectExtent b="0" l="0" r="0" t="0"/>
+            <wp:docPr descr="Figura 17: Menús desplegables de alarma, horas, minutos y días." title="" id="69" name="Picture"/>
+            <a:graphic>
+              <a:graphicData uri="http://schemas.openxmlformats.org/drawingml/2006/picture">
+                <pic:pic>
+                  <pic:nvPicPr>
+                    <pic:cNvPr descr="img/paso7_dropdowns_combinados.png" id="70" name="Picture"/>
+                    <pic:cNvPicPr>
+                      <a:picLocks noChangeArrowheads="1" noChangeAspect="1"/>
+                    </pic:cNvPicPr>
+                  </pic:nvPicPr>
+                  <pic:blipFill>
+                    <a:blip r:embed="rId68"/>
+                    <a:stretch>
+                      <a:fillRect/>
+                    </a:stretch>
+                  </pic:blipFill>
+                  <pic:spPr bwMode="auto">
+                    <a:xfrm>
+                      <a:off x="0" y="0"/>
+                      <a:ext cx="5334000" cy="8636000"/>
+                    </a:xfrm>
+                    <a:prstGeom prst="rect">
+                      <a:avLst/>
+                    </a:prstGeom>
+                    <a:noFill/>
+                    <a:ln w="9525">
+                      <a:noFill/>
+                      <a:headEnd/>
+                      <a:tailEnd/>
+                    </a:ln>
+                  </pic:spPr>
+                </pic:pic>
+              </a:graphicData>
+            </a:graphic>
+          </wp:inline>
+        </w:drawing>
+      </w:r>
+    </w:p>
+    <w:p>
+      <w:pPr>
+        <w:pStyle w:val="BodyText"/>
       </w:pPr>
       <w:r>
         <w:t xml:space="preserve">Al presionar</w:t>
@@ -1280,8 +2134,8 @@
         </w:pict>
       </w:r>
     </w:p>
-    <w:bookmarkEnd w:id="20"/>
-    <w:bookmarkStart w:id="21" w:name="X53bf8a75450b06f8c9fd55c296cab6a77e9aee8"/>
+    <w:bookmarkEnd w:id="71"/>
+    <w:bookmarkStart w:id="72" w:name="X53bf8a75450b06f8c9fd55c296cab6a77e9aee8"/>
     <w:p>
       <w:pPr>
         <w:pStyle w:val="Heading2"/>
@@ -1365,14 +2219,61 @@
         </w:pict>
       </w:r>
     </w:p>
-    <w:bookmarkEnd w:id="21"/>
-    <w:bookmarkStart w:id="22" w:name="X387f1ee7a3b1c006370bfe83c790c6687f0c767"/>
+    <w:bookmarkEnd w:id="72"/>
+    <w:bookmarkStart w:id="76" w:name="X387f1ee7a3b1c006370bfe83c790c6687f0c767"/>
     <w:p>
       <w:pPr>
         <w:pStyle w:val="Heading2"/>
       </w:pPr>
       <w:r>
         <w:t xml:space="preserve">8. Prueba Física de Foco (Mando Directo)</w:t>
+      </w:r>
+    </w:p>
+    <w:p>
+      <w:pPr>
+        <w:pStyle w:val="FirstParagraph"/>
+      </w:pPr>
+      <w:r>
+        <w:drawing>
+          <wp:inline>
+            <wp:extent cx="5334000" cy="2667000"/>
+            <wp:effectExtent b="0" l="0" r="0" t="0"/>
+            <wp:docPr descr="Figura 18: Tarjeta de diagnóstico y prueba de luz." title="" id="74" name="Picture"/>
+            <a:graphic>
+              <a:graphicData uri="http://schemas.openxmlformats.org/drawingml/2006/picture">
+                <pic:pic>
+                  <pic:nvPicPr>
+                    <pic:cNvPr descr="img/paso8_detalle_diagnostico_luz.png" id="75" name="Picture"/>
+                    <pic:cNvPicPr>
+                      <a:picLocks noChangeArrowheads="1" noChangeAspect="1"/>
+                    </pic:cNvPicPr>
+                  </pic:nvPicPr>
+                  <pic:blipFill>
+                    <a:blip r:embed="rId73"/>
+                    <a:stretch>
+                      <a:fillRect/>
+                    </a:stretch>
+                  </pic:blipFill>
+                  <pic:spPr bwMode="auto">
+                    <a:xfrm>
+                      <a:off x="0" y="0"/>
+                      <a:ext cx="5334000" cy="2667000"/>
+                    </a:xfrm>
+                    <a:prstGeom prst="rect">
+                      <a:avLst/>
+                    </a:prstGeom>
+                    <a:noFill/>
+                    <a:ln w="9525">
+                      <a:noFill/>
+                      <a:headEnd/>
+                      <a:tailEnd/>
+                    </a:ln>
+                  </pic:spPr>
+                </pic:pic>
+              </a:graphicData>
+            </a:graphic>
+          </wp:inline>
+        </w:drawing>
       </w:r>
     </w:p>
     <w:p>
@@ -1456,8 +2357,8 @@
         </w:pict>
       </w:r>
     </w:p>
-    <w:bookmarkEnd w:id="22"/>
-    <w:bookmarkStart w:id="23" w:name="X45288b87ff1e0282b1daca1565b33e225b8b038"/>
+    <w:bookmarkEnd w:id="76"/>
+    <w:bookmarkStart w:id="77" w:name="X45288b87ff1e0282b1daca1565b33e225b8b038"/>
     <w:p>
       <w:pPr>
         <w:pStyle w:val="Heading2"/>
@@ -1498,8 +2399,8 @@
         </w:pict>
       </w:r>
     </w:p>
-    <w:bookmarkEnd w:id="23"/>
-    <w:bookmarkStart w:id="24" w:name="Xed08696f2c41ef68e0b3ae2590c125abe427eae"/>
+    <w:bookmarkEnd w:id="77"/>
+    <w:bookmarkStart w:id="78" w:name="Xed08696f2c41ef68e0b3ae2590c125abe427eae"/>
     <w:p>
       <w:pPr>
         <w:pStyle w:val="Heading2"/>
@@ -1580,14 +2481,61 @@
         </w:pict>
       </w:r>
     </w:p>
-    <w:bookmarkEnd w:id="24"/>
-    <w:bookmarkStart w:id="31" w:name="X1859056b7a6bd7cc5185d4df29b89fdfe6d7b4f"/>
+    <w:bookmarkEnd w:id="78"/>
+    <w:bookmarkStart w:id="88" w:name="X1859056b7a6bd7cc5185d4df29b89fdfe6d7b4f"/>
     <w:p>
       <w:pPr>
         <w:pStyle w:val="Heading2"/>
       </w:pPr>
       <w:r>
         <w:t xml:space="preserve">10. Referencias Cruzadas del Proyecto</w:t>
+      </w:r>
+    </w:p>
+    <w:p>
+      <w:pPr>
+        <w:pStyle w:val="FirstParagraph"/>
+      </w:pPr>
+      <w:r>
+        <w:drawing>
+          <wp:inline>
+            <wp:extent cx="5334000" cy="3556000"/>
+            <wp:effectExtent b="0" l="0" r="0" t="0"/>
+            <wp:docPr descr="Figura 19: Canales oficiales de soporte técnico IT VIAL S.A.S." title="" id="80" name="Picture"/>
+            <a:graphic>
+              <a:graphicData uri="http://schemas.openxmlformats.org/drawingml/2006/picture">
+                <pic:pic>
+                  <pic:nvPicPr>
+                    <pic:cNvPr descr="img/portada_it_vial_creditos.png" id="81" name="Picture"/>
+                    <pic:cNvPicPr>
+                      <a:picLocks noChangeArrowheads="1" noChangeAspect="1"/>
+                    </pic:cNvPicPr>
+                  </pic:nvPicPr>
+                  <pic:blipFill>
+                    <a:blip r:embed="rId79"/>
+                    <a:stretch>
+                      <a:fillRect/>
+                    </a:stretch>
+                  </pic:blipFill>
+                  <pic:spPr bwMode="auto">
+                    <a:xfrm>
+                      <a:off x="0" y="0"/>
+                      <a:ext cx="5334000" cy="3556000"/>
+                    </a:xfrm>
+                    <a:prstGeom prst="rect">
+                      <a:avLst/>
+                    </a:prstGeom>
+                    <a:noFill/>
+                    <a:ln w="9525">
+                      <a:noFill/>
+                      <a:headEnd/>
+                      <a:tailEnd/>
+                    </a:ln>
+                  </pic:spPr>
+                </pic:pic>
+              </a:graphicData>
+            </a:graphic>
+          </wp:inline>
+        </w:drawing>
       </w:r>
     </w:p>
     <w:p>
@@ -1604,7 +2552,7 @@
       <w:r>
         <w:t xml:space="preserve"> </w:t>
       </w:r>
-      <w:hyperlink r:id="rId25">
+      <w:hyperlink r:id="rId82">
         <w:r>
           <w:rPr>
             <w:rStyle w:val="Hyperlink"/>
@@ -1627,7 +2575,7 @@
       <w:r>
         <w:t xml:space="preserve"> </w:t>
       </w:r>
-      <w:hyperlink r:id="rId26">
+      <w:hyperlink r:id="rId83">
         <w:r>
           <w:rPr>
             <w:rStyle w:val="Hyperlink"/>
@@ -1650,7 +2598,7 @@
       <w:r>
         <w:t xml:space="preserve"> </w:t>
       </w:r>
-      <w:hyperlink r:id="rId27">
+      <w:hyperlink r:id="rId84">
         <w:r>
           <w:rPr>
             <w:rStyle w:val="Hyperlink"/>
@@ -1673,7 +2621,7 @@
       <w:r>
         <w:t xml:space="preserve"> </w:t>
       </w:r>
-      <w:hyperlink r:id="rId28">
+      <w:hyperlink r:id="rId85">
         <w:r>
           <w:rPr>
             <w:rStyle w:val="Hyperlink"/>
@@ -1696,7 +2644,7 @@
       <w:r>
         <w:t xml:space="preserve"> </w:t>
       </w:r>
-      <w:hyperlink r:id="rId29">
+      <w:hyperlink r:id="rId86">
         <w:r>
           <w:rPr>
             <w:rStyle w:val="Hyperlink"/>
@@ -1719,7 +2667,7 @@
       <w:r>
         <w:t xml:space="preserve"> </w:t>
       </w:r>
-      <w:hyperlink r:id="rId30">
+      <w:hyperlink r:id="rId87">
         <w:r>
           <w:rPr>
             <w:rStyle w:val="Hyperlink"/>
@@ -1728,8 +2676,8 @@
         </w:r>
       </w:hyperlink>
     </w:p>
-    <w:bookmarkEnd w:id="31"/>
-    <w:bookmarkEnd w:id="32"/>
+    <w:bookmarkEnd w:id="88"/>
+    <w:bookmarkEnd w:id="89"/>
     <w:sectPr>
       <w:footnotePr>
         <w:numRestart w:val="eachSect"/>

--- a/Manuales/MANUAL_USUARIO_APP.docx
+++ b/Manuales/MANUAL_USUARIO_APP.docx
@@ -28,7 +28,7 @@
         </w:p>
       </w:sdtContent>
     </w:sdt>
-    <w:bookmarkStart w:id="89" w:name="X8d71788515763cfd8ec22e06b95148859031af9"/>
+    <w:bookmarkStart w:id="99" w:name="X8d71788515763cfd8ec22e06b95148859031af9"/>
     <w:p>
       <w:pPr>
         <w:pStyle w:val="Heading1"/>
@@ -178,7 +178,7 @@
           <w:rPr>
             <w:rStyle w:val="Hyperlink"/>
           </w:rPr>
-          <w:t xml:space="preserve">Checklist de Mantenimiento Preventivo y Trazabilidad</w:t>
+          <w:t xml:space="preserve">Mantenimiento, Inspección y Acta</w:t>
         </w:r>
       </w:hyperlink>
     </w:p>
@@ -2135,98 +2135,13 @@
       </w:r>
     </w:p>
     <w:bookmarkEnd w:id="71"/>
-    <w:bookmarkStart w:id="72" w:name="X53bf8a75450b06f8c9fd55c296cab6a77e9aee8"/>
+    <w:bookmarkStart w:id="75" w:name="X5dbdf40e7c001d99398b171486a28389fa75aa8"/>
     <w:p>
       <w:pPr>
         <w:pStyle w:val="Heading2"/>
       </w:pPr>
       <w:r>
-        <w:t xml:space="preserve">7. Checklist de Mantenimiento Preventivo y Trazabilidad</w:t>
-      </w:r>
-    </w:p>
-    <w:p>
-      <w:pPr>
-        <w:pStyle w:val="FirstParagraph"/>
-      </w:pPr>
-      <w:r>
-        <w:t xml:space="preserve">Para garantizar que los mantenimientos en campo se realicen formalmente, la app incluye un checklist obligatorio antes de generar reportes:</w:t>
-      </w:r>
-    </w:p>
-    <w:p>
-      <w:pPr>
-        <w:pStyle w:val="Compact"/>
-        <w:numPr>
-          <w:ilvl w:val="0"/>
-          <w:numId w:val="1007"/>
-        </w:numPr>
-      </w:pPr>
-      <w:r>
-        <w:rPr>
-          <w:rStyle w:val="VerbatimChar"/>
-        </w:rPr>
-        <w:t xml:space="preserve">[ ] 1. Panel solar limpio y fusible 12V verificado</w:t>
-      </w:r>
-    </w:p>
-    <w:p>
-      <w:pPr>
-        <w:pStyle w:val="Compact"/>
-        <w:numPr>
-          <w:ilvl w:val="0"/>
-          <w:numId w:val="1007"/>
-        </w:numPr>
-      </w:pPr>
-      <w:r>
-        <w:rPr>
-          <w:rStyle w:val="VerbatimChar"/>
-        </w:rPr>
-        <w:t xml:space="preserve">[ ] 2. Pila de botón CR2032 (3V) verificada / cambiada</w:t>
-      </w:r>
-    </w:p>
-    <w:p>
-      <w:pPr>
-        <w:pStyle w:val="Compact"/>
-        <w:numPr>
-          <w:ilvl w:val="0"/>
-          <w:numId w:val="1007"/>
-        </w:numPr>
-      </w:pPr>
-      <w:r>
-        <w:rPr>
-          <w:rStyle w:val="VerbatimChar"/>
-        </w:rPr>
-        <w:t xml:space="preserve">[ ] 3. Borneras de 12V ajustadas contra vibración</w:t>
-      </w:r>
-    </w:p>
-    <w:p>
-      <w:pPr>
-        <w:pStyle w:val="Compact"/>
-        <w:numPr>
-          <w:ilvl w:val="0"/>
-          <w:numId w:val="1007"/>
-        </w:numPr>
-      </w:pPr>
-      <w:r>
-        <w:rPr>
-          <w:rStyle w:val="VerbatimChar"/>
-        </w:rPr>
-        <w:t xml:space="preserve">[ ] 4. Prueba física de destello ejecutada</w:t>
-      </w:r>
-    </w:p>
-    <w:p>
-      <w:r>
-        <w:pict>
-          <v:rect style="width:0;height:1.5pt" o:hralign="center" o:hrstd="t" o:hr="t"/>
-        </w:pict>
-      </w:r>
-    </w:p>
-    <w:bookmarkEnd w:id="72"/>
-    <w:bookmarkStart w:id="76" w:name="X387f1ee7a3b1c006370bfe83c790c6687f0c767"/>
-    <w:p>
-      <w:pPr>
-        <w:pStyle w:val="Heading2"/>
-      </w:pPr>
-      <w:r>
-        <w:t xml:space="preserve">8. Prueba Física de Foco (Mando Directo)</w:t>
+        <w:t xml:space="preserve">7. Prueba Física de Foco (Mando Directo)</w:t>
       </w:r>
     </w:p>
     <w:p>
@@ -2238,18 +2153,18 @@
           <wp:inline>
             <wp:extent cx="5334000" cy="2667000"/>
             <wp:effectExtent b="0" l="0" r="0" t="0"/>
-            <wp:docPr descr="Figura 18: Tarjeta de diagnóstico y prueba de luz." title="" id="74" name="Picture"/>
+            <wp:docPr descr="Figura 18: Tarjeta de diagnóstico y prueba de luz." title="" id="73" name="Picture"/>
             <a:graphic>
               <a:graphicData uri="http://schemas.openxmlformats.org/drawingml/2006/picture">
                 <pic:pic>
                   <pic:nvPicPr>
-                    <pic:cNvPr descr="img/paso8_detalle_diagnostico_luz.png" id="75" name="Picture"/>
+                    <pic:cNvPr descr="img/paso8_detalle_diagnostico_luz.png" id="74" name="Picture"/>
                     <pic:cNvPicPr>
                       <a:picLocks noChangeArrowheads="1" noChangeAspect="1"/>
                     </pic:cNvPicPr>
                   </pic:nvPicPr>
                   <pic:blipFill>
-                    <a:blip r:embed="rId73"/>
+                    <a:blip r:embed="rId72"/>
                     <a:stretch>
                       <a:fillRect/>
                     </a:stretch>
@@ -2281,7 +2196,7 @@
         <w:pStyle w:val="Compact"/>
         <w:numPr>
           <w:ilvl w:val="0"/>
-          <w:numId w:val="1008"/>
+          <w:numId w:val="1007"/>
         </w:numPr>
       </w:pPr>
       <w:r>
@@ -2311,6 +2226,491 @@
       </w:r>
       <w:r>
         <w:t xml:space="preserve">para encender el destello ámbar a 1.0 Hz y verificar los LEDs y el circuito de potencia.</w:t>
+      </w:r>
+    </w:p>
+    <w:p>
+      <w:pPr>
+        <w:pStyle w:val="Compact"/>
+        <w:numPr>
+          <w:ilvl w:val="0"/>
+          <w:numId w:val="1007"/>
+        </w:numPr>
+      </w:pPr>
+      <w:r>
+        <w:rPr>
+          <w:b/>
+          <w:bCs/>
+        </w:rPr>
+        <w:t xml:space="preserve">Apagar Test:</w:t>
+      </w:r>
+      <w:r>
+        <w:t xml:space="preserve"> </w:t>
+      </w:r>
+      <w:r>
+        <w:t xml:space="preserve">Presione</w:t>
+      </w:r>
+      <w:r>
+        <w:t xml:space="preserve"> </w:t>
+      </w:r>
+      <w:r>
+        <w:rPr>
+          <w:rStyle w:val="VerbatimChar"/>
+        </w:rPr>
+        <w:t xml:space="preserve">⏹️ Apagar Test</w:t>
+      </w:r>
+      <w:r>
+        <w:t xml:space="preserve"> </w:t>
+      </w:r>
+      <w:r>
+        <w:t xml:space="preserve">para detener el destello inmediatamente.</w:t>
+      </w:r>
+    </w:p>
+    <w:p>
+      <w:r>
+        <w:pict>
+          <v:rect style="width:0;height:1.5pt" o:hralign="center" o:hrstd="t" o:hr="t"/>
+        </w:pict>
+      </w:r>
+    </w:p>
+    <w:bookmarkEnd w:id="75"/>
+    <w:bookmarkStart w:id="87" w:name="Xc82fa43529897bd5fa34ce228a2c44ae3e6ff8d"/>
+    <w:p>
+      <w:pPr>
+        <w:pStyle w:val="Heading2"/>
+      </w:pPr>
+      <w:r>
+        <w:t xml:space="preserve">8. Mantenimiento, Inspección y Acta</w:t>
+      </w:r>
+    </w:p>
+    <w:bookmarkStart w:id="76" w:name="X3ea513830886557fbe0480ac4ffeccc16f9552d"/>
+    <w:p>
+      <w:pPr>
+        <w:pStyle w:val="Heading3"/>
+      </w:pPr>
+      <w:r>
+        <w:t xml:space="preserve">8.1 Primero: quién y cómo</w:t>
+      </w:r>
+    </w:p>
+    <w:p>
+      <w:pPr>
+        <w:pStyle w:val="FirstParagraph"/>
+      </w:pPr>
+      <w:r>
+        <w:t xml:space="preserve">En la tarjeta</w:t>
+      </w:r>
+      <w:r>
+        <w:t xml:space="preserve"> </w:t>
+      </w:r>
+      <w:r>
+        <w:rPr>
+          <w:b/>
+          <w:bCs/>
+        </w:rPr>
+        <w:t xml:space="preserve">MANTENIMIENTO E INSPECCIÓN</w:t>
+      </w:r>
+      <w:r>
+        <w:t xml:space="preserve">, escriba su nombre y cuadrilla en el campo</w:t>
+      </w:r>
+      <w:r>
+        <w:t xml:space="preserve"> </w:t>
+      </w:r>
+      <w:r>
+        <w:rPr>
+          <w:b/>
+          <w:bCs/>
+        </w:rPr>
+        <w:t xml:space="preserve">Técnico / cuadrilla</w:t>
+      </w:r>
+      <w:r>
+        <w:t xml:space="preserve">. Se escribe</w:t>
+      </w:r>
+      <w:r>
+        <w:t xml:space="preserve"> </w:t>
+      </w:r>
+      <w:r>
+        <w:rPr>
+          <w:b/>
+          <w:bCs/>
+        </w:rPr>
+        <w:t xml:space="preserve">una sola vez al empezar la jornada</w:t>
+      </w:r>
+      <w:r>
+        <w:t xml:space="preserve">: la aplicación lo</w:t>
+      </w:r>
+      <w:r>
+        <w:t xml:space="preserve"> </w:t>
+      </w:r>
+      <w:r>
+        <w:t xml:space="preserve">guarda en el teléfono y aparecerá ya puesto en todas las señales de la ruta.</w:t>
+      </w:r>
+    </w:p>
+    <w:p>
+      <w:pPr>
+        <w:pStyle w:val="BlockText"/>
+      </w:pPr>
+      <w:r>
+        <w:t xml:space="preserve">Este dato se guarda</w:t>
+      </w:r>
+      <w:r>
+        <w:t xml:space="preserve"> </w:t>
+      </w:r>
+      <w:r>
+        <w:rPr>
+          <w:b/>
+          <w:bCs/>
+        </w:rPr>
+        <w:t xml:space="preserve">en el teléfono</w:t>
+      </w:r>
+      <w:r>
+        <w:t xml:space="preserve">, no en la baliza. Es distinto del nombre del colegio</w:t>
+      </w:r>
+      <w:r>
+        <w:t xml:space="preserve"> </w:t>
+      </w:r>
+      <w:r>
+        <w:t xml:space="preserve">(apartado 5), que sí se graba en la memoria del equipo y viaja con el poste.</w:t>
+      </w:r>
+    </w:p>
+    <w:bookmarkEnd w:id="76"/>
+    <w:bookmarkStart w:id="84" w:name="X1b56ee94196f72fbf20ad5f25996f39ce625eee"/>
+    <w:p>
+      <w:pPr>
+        <w:pStyle w:val="Heading3"/>
+      </w:pPr>
+      <w:r>
+        <w:t xml:space="preserve">8.2 Elija el tipo de inspección — y elíjalo bien</w:t>
+      </w:r>
+    </w:p>
+    <w:p>
+      <w:pPr>
+        <w:pStyle w:val="FirstParagraph"/>
+      </w:pPr>
+      <w:r>
+        <w:t xml:space="preserve">Es lo primero que se toca, y</w:t>
+      </w:r>
+      <w:r>
+        <w:t xml:space="preserve"> </w:t>
+      </w:r>
+      <w:r>
+        <w:rPr>
+          <w:b/>
+          <w:bCs/>
+        </w:rPr>
+        <w:t xml:space="preserve">cambia lo que se puede marcar debajo</w:t>
+      </w:r>
+      <w:r>
+        <w:t xml:space="preserve">.</w:t>
+      </w:r>
+    </w:p>
+    <w:tbl>
+      <w:tblPr>
+        <w:tblStyle w:val="Table"/>
+        <w:tblW w:type="auto" w:w="0"/>
+        <w:tblLook w:firstRow="1" w:lastRow="0" w:firstColumn="0" w:lastColumn="0" w:noHBand="0" w:noVBand="0" w:val="0020"/>
+      </w:tblPr>
+      <w:tblGrid>
+        <w:gridCol w:w="3960"/>
+        <w:gridCol w:w="3960"/>
+      </w:tblGrid>
+      <w:tr>
+        <w:trPr>
+          <w:tblHeader w:val="on"/>
+        </w:trPr>
+        <w:tc>
+          <w:tcPr/>
+          <w:p>
+            <w:pPr>
+              <w:pStyle w:val="Compact"/>
+            </w:pPr>
+            <w:r>
+              <w:t xml:space="preserve">Modalidad</w:t>
+            </w:r>
+          </w:p>
+        </w:tc>
+        <w:tc>
+          <w:tcPr/>
+          <w:p>
+            <w:pPr>
+              <w:pStyle w:val="Compact"/>
+            </w:pPr>
+            <w:r>
+              <w:t xml:space="preserve">Cuándo</w:t>
+            </w:r>
+          </w:p>
+        </w:tc>
+      </w:tr>
+      <w:tr>
+        <w:tc>
+          <w:tcPr/>
+          <w:p>
+            <w:pPr>
+              <w:pStyle w:val="Compact"/>
+            </w:pPr>
+            <w:r>
+              <w:rPr>
+                <w:b/>
+                <w:bCs/>
+              </w:rPr>
+              <w:t xml:space="preserve">A NIVEL DE SUELO</w:t>
+            </w:r>
+          </w:p>
+        </w:tc>
+        <w:tc>
+          <w:tcPr/>
+          <w:p>
+            <w:pPr>
+              <w:pStyle w:val="Compact"/>
+            </w:pPr>
+            <w:r>
+              <w:t xml:space="preserve">Revisión desde la vía, con el teléfono, sin tocar el equipo</w:t>
+            </w:r>
+          </w:p>
+        </w:tc>
+      </w:tr>
+      <w:tr>
+        <w:tc>
+          <w:tcPr/>
+          <w:p>
+            <w:pPr>
+              <w:pStyle w:val="Compact"/>
+            </w:pPr>
+            <w:r>
+              <w:rPr>
+                <w:b/>
+                <w:bCs/>
+              </w:rPr>
+              <w:t xml:space="preserve">EN ALTURA (poste)</w:t>
+            </w:r>
+          </w:p>
+        </w:tc>
+        <w:tc>
+          <w:tcPr/>
+          <w:p>
+            <w:pPr>
+              <w:pStyle w:val="Compact"/>
+            </w:pPr>
+            <w:r>
+              <w:t xml:space="preserve">Con escalera o canasta, para el mantenimiento físico</w:t>
+            </w:r>
+          </w:p>
+        </w:tc>
+      </w:tr>
+    </w:tbl>
+    <w:p>
+      <w:pPr>
+        <w:pStyle w:val="BodyText"/>
+      </w:pPr>
+      <w:r>
+        <w:drawing>
+          <wp:inline>
+            <wp:extent cx="5334000" cy="6934200"/>
+            <wp:effectExtent b="0" l="0" r="0" t="0"/>
+            <wp:docPr descr="Figura 20: Inspección a nivel de suelo. Solo aparecen los nueve puntos que se pueden comprobar sin subir, y el aviso enumera lo que queda pendiente." title="" id="78" name="Picture"/>
+            <a:graphic>
+              <a:graphicData uri="http://schemas.openxmlformats.org/drawingml/2006/picture">
+                <pic:pic>
+                  <pic:nvPicPr>
+                    <pic:cNvPr descr="img/paso9_mantenimiento_suelo.png" id="79" name="Picture"/>
+                    <pic:cNvPicPr>
+                      <a:picLocks noChangeArrowheads="1" noChangeAspect="1"/>
+                    </pic:cNvPicPr>
+                  </pic:nvPicPr>
+                  <pic:blipFill>
+                    <a:blip r:embed="rId77"/>
+                    <a:stretch>
+                      <a:fillRect/>
+                    </a:stretch>
+                  </pic:blipFill>
+                  <pic:spPr bwMode="auto">
+                    <a:xfrm>
+                      <a:off x="0" y="0"/>
+                      <a:ext cx="5334000" cy="6934200"/>
+                    </a:xfrm>
+                    <a:prstGeom prst="rect">
+                      <a:avLst/>
+                    </a:prstGeom>
+                    <a:noFill/>
+                    <a:ln w="9525">
+                      <a:noFill/>
+                      <a:headEnd/>
+                      <a:tailEnd/>
+                    </a:ln>
+                  </pic:spPr>
+                </pic:pic>
+              </a:graphicData>
+            </a:graphic>
+          </wp:inline>
+        </w:drawing>
+      </w:r>
+    </w:p>
+    <w:p>
+      <w:pPr>
+        <w:pStyle w:val="BodyText"/>
+      </w:pPr>
+      <w:r>
+        <w:drawing>
+          <wp:inline>
+            <wp:extent cx="5334000" cy="9021417"/>
+            <wp:effectExtent b="0" l="0" r="0" t="0"/>
+            <wp:docPr descr="Figura 21: Inspección en altura. Aparecen además los siete puntos que exigen subir al poste." title="" id="81" name="Picture"/>
+            <a:graphic>
+              <a:graphicData uri="http://schemas.openxmlformats.org/drawingml/2006/picture">
+                <pic:pic>
+                  <pic:nvPicPr>
+                    <pic:cNvPr descr="img/paso9_mantenimiento_altura.png" id="82" name="Picture"/>
+                    <pic:cNvPicPr>
+                      <a:picLocks noChangeArrowheads="1" noChangeAspect="1"/>
+                    </pic:cNvPicPr>
+                  </pic:nvPicPr>
+                  <pic:blipFill>
+                    <a:blip r:embed="rId80"/>
+                    <a:stretch>
+                      <a:fillRect/>
+                    </a:stretch>
+                  </pic:blipFill>
+                  <pic:spPr bwMode="auto">
+                    <a:xfrm>
+                      <a:off x="0" y="0"/>
+                      <a:ext cx="5334000" cy="9021417"/>
+                    </a:xfrm>
+                    <a:prstGeom prst="rect">
+                      <a:avLst/>
+                    </a:prstGeom>
+                    <a:noFill/>
+                    <a:ln w="9525">
+                      <a:noFill/>
+                      <a:headEnd/>
+                      <a:tailEnd/>
+                    </a:ln>
+                  </pic:spPr>
+                </pic:pic>
+              </a:graphicData>
+            </a:graphic>
+          </wp:inline>
+        </w:drawing>
+      </w:r>
+    </w:p>
+    <w:p>
+      <w:pPr>
+        <w:pStyle w:val="Heading3"/>
+      </w:pPr>
+      <w:bookmarkStart w:id="83" w:name="Xd5b017bcfccd37df5fa5d44be24c4f576f5745a"/>
+      <w:r>
+        <w:t xml:space="preserve">Por qué los puntos de altura no aparecen desde el suelo</w:t>
+      </w:r>
+      <w:bookmarkEnd w:id="83"/>
+    </w:p>
+    <w:p>
+      <w:pPr>
+        <w:pStyle w:val="BlockText"/>
+      </w:pPr>
+      <w:r>
+        <w:t xml:space="preserve">No están en gris:</w:t>
+      </w:r>
+      <w:r>
+        <w:t xml:space="preserve"> </w:t>
+      </w:r>
+      <w:r>
+        <w:rPr>
+          <w:b/>
+          <w:bCs/>
+        </w:rPr>
+        <w:t xml:space="preserve">no están</w:t>
+      </w:r>
+      <w:r>
+        <w:t xml:space="preserve">. Y es a propósito.</w:t>
+      </w:r>
+    </w:p>
+    <w:p>
+      <w:pPr>
+        <w:pStyle w:val="BlockText"/>
+      </w:pPr>
+      <w:r>
+        <w:t xml:space="preserve">«Panel solar limpio y fusible verificado» no se puede comprobar desde abajo. Si la casilla</w:t>
+      </w:r>
+      <w:r>
+        <w:t xml:space="preserve"> </w:t>
+      </w:r>
+      <w:r>
+        <w:t xml:space="preserve">estuviera ahí, se podría marcar — y el acta diría que se revisó algo que nadie miró. Una</w:t>
+      </w:r>
+      <w:r>
+        <w:t xml:space="preserve"> </w:t>
+      </w:r>
+      <w:r>
+        <w:t xml:space="preserve">revisión incompleta convertida en un documento que afirma que fue completa es peor que no</w:t>
+      </w:r>
+      <w:r>
+        <w:t xml:space="preserve"> </w:t>
+      </w:r>
+      <w:r>
+        <w:t xml:space="preserve">tener acta.</w:t>
+      </w:r>
+    </w:p>
+    <w:p>
+      <w:pPr>
+        <w:pStyle w:val="BlockText"/>
+      </w:pPr>
+      <w:r>
+        <w:rPr>
+          <w:b/>
+          <w:bCs/>
+        </w:rPr>
+        <w:t xml:space="preserve">Si cambia de «en altura» a «a nivel de suelo», los siete puntos de altura se desmarcan</w:t>
+      </w:r>
+      <w:r>
+        <w:rPr>
+          <w:b/>
+          <w:bCs/>
+        </w:rPr>
+        <w:t xml:space="preserve"> </w:t>
+      </w:r>
+      <w:r>
+        <w:rPr>
+          <w:b/>
+          <w:bCs/>
+        </w:rPr>
+        <w:t xml:space="preserve">solos.</w:t>
+      </w:r>
+      <w:r>
+        <w:t xml:space="preserve"> </w:t>
+      </w:r>
+      <w:r>
+        <w:t xml:space="preserve">Es intencionado: esa visita ya no los verificó.</w:t>
+      </w:r>
+    </w:p>
+    <w:bookmarkEnd w:id="84"/>
+    <w:bookmarkStart w:id="85" w:name="X010271a9b53e6adf591ad4cd5909a758c4af628"/>
+    <w:p>
+      <w:pPr>
+        <w:pStyle w:val="Heading3"/>
+      </w:pPr>
+      <w:r>
+        <w:t xml:space="preserve">8.3 Los 16 puntos</w:t>
+      </w:r>
+    </w:p>
+    <w:p>
+      <w:pPr>
+        <w:pStyle w:val="FirstParagraph"/>
+      </w:pPr>
+      <w:r>
+        <w:rPr>
+          <w:b/>
+          <w:bCs/>
+        </w:rPr>
+        <w:t xml:space="preserve">Desde el suelo (9)</w:t>
+      </w:r>
+      <w:r>
+        <w:t xml:space="preserve"> </w:t>
+      </w:r>
+      <w:r>
+        <w:t xml:space="preserve">— el estado físico va primero, porque es lo que mira una interventoría</w:t>
+      </w:r>
+      <w:r>
+        <w:t xml:space="preserve"> </w:t>
+      </w:r>
+      <w:r>
+        <w:t xml:space="preserve">antes que nada:</w:t>
       </w:r>
     </w:p>
     <w:p>
@@ -2322,32 +2722,498 @@
         </w:numPr>
       </w:pPr>
       <w:r>
+        <w:t xml:space="preserve">Lámina reflectiva limpia, sin grafiti ni golpes</w:t>
+      </w:r>
+    </w:p>
+    <w:p>
+      <w:pPr>
+        <w:pStyle w:val="Compact"/>
+        <w:numPr>
+          <w:ilvl w:val="0"/>
+          <w:numId w:val="1008"/>
+        </w:numPr>
+      </w:pPr>
+      <w:r>
+        <w:t xml:space="preserve">Placa del horario legible y bien sujeta</w:t>
+      </w:r>
+    </w:p>
+    <w:p>
+      <w:pPr>
+        <w:pStyle w:val="Compact"/>
+        <w:numPr>
+          <w:ilvl w:val="0"/>
+          <w:numId w:val="1008"/>
+        </w:numPr>
+      </w:pPr>
+      <w:r>
         <w:rPr>
           <w:b/>
           <w:bCs/>
         </w:rPr>
-        <w:t xml:space="preserve">Apagar Test:</w:t>
-      </w:r>
-      <w:r>
-        <w:t xml:space="preserve"> </w:t>
-      </w:r>
-      <w:r>
-        <w:t xml:space="preserve">Presione</w:t>
-      </w:r>
-      <w:r>
-        <w:t xml:space="preserve"> </w:t>
-      </w:r>
+        <w:t xml:space="preserve">Señal sin obstrucción</w:t>
+      </w:r>
+      <w:r>
+        <w:t xml:space="preserve"> </w:t>
+      </w:r>
+      <w:r>
+        <w:t xml:space="preserve">(ramas, vegetación, avisos)</w:t>
+      </w:r>
+    </w:p>
+    <w:p>
+      <w:pPr>
+        <w:pStyle w:val="Compact"/>
+        <w:numPr>
+          <w:ilvl w:val="0"/>
+          <w:numId w:val="1008"/>
+        </w:numPr>
+      </w:pPr>
+      <w:r>
+        <w:t xml:space="preserve">Poste vertical y sin daño visible en la base</w:t>
+      </w:r>
+    </w:p>
+    <w:p>
+      <w:pPr>
+        <w:pStyle w:val="Compact"/>
+        <w:numPr>
+          <w:ilvl w:val="0"/>
+          <w:numId w:val="1008"/>
+        </w:numPr>
+      </w:pPr>
+      <w:r>
+        <w:t xml:space="preserve">Hora del equipo coincide con la del teléfono</w:t>
+      </w:r>
+    </w:p>
+    <w:p>
+      <w:pPr>
+        <w:pStyle w:val="Compact"/>
+        <w:numPr>
+          <w:ilvl w:val="0"/>
+          <w:numId w:val="1008"/>
+        </w:numPr>
+      </w:pPr>
+      <w:r>
+        <w:t xml:space="preserve">Horario grabado coincide con la placa</w:t>
+      </w:r>
+    </w:p>
+    <w:p>
+      <w:pPr>
+        <w:pStyle w:val="Compact"/>
+        <w:numPr>
+          <w:ilvl w:val="0"/>
+          <w:numId w:val="1008"/>
+        </w:numPr>
+      </w:pPr>
+      <w:r>
+        <w:t xml:space="preserve">Tensión de batería dentro de rango</w:t>
+      </w:r>
+    </w:p>
+    <w:p>
+      <w:pPr>
+        <w:pStyle w:val="Compact"/>
+        <w:numPr>
+          <w:ilvl w:val="0"/>
+          <w:numId w:val="1008"/>
+        </w:numPr>
+      </w:pPr>
+      <w:r>
+        <w:t xml:space="preserve">Sin cortes de energía nuevos</w:t>
+      </w:r>
+    </w:p>
+    <w:p>
+      <w:pPr>
+        <w:pStyle w:val="Compact"/>
+        <w:numPr>
+          <w:ilvl w:val="0"/>
+          <w:numId w:val="1008"/>
+        </w:numPr>
+      </w:pPr>
+      <w:r>
+        <w:t xml:space="preserve">Destello verificado (prueba de 2 minutos)</w:t>
+      </w:r>
+    </w:p>
+    <w:p>
+      <w:pPr>
+        <w:pStyle w:val="FirstParagraph"/>
+      </w:pPr>
+      <w:r>
+        <w:rPr>
+          <w:b/>
+          <w:bCs/>
+        </w:rPr>
+        <w:t xml:space="preserve">Subiendo al poste (7 más)</w:t>
+      </w:r>
+    </w:p>
+    <w:p>
+      <w:pPr>
+        <w:pStyle w:val="Compact"/>
+        <w:numPr>
+          <w:ilvl w:val="0"/>
+          <w:numId w:val="1009"/>
+        </w:numPr>
+      </w:pPr>
+      <w:r>
+        <w:t xml:space="preserve">Herrajes y abrazaderas apretados al poste</w:t>
+      </w:r>
+    </w:p>
+    <w:p>
+      <w:pPr>
+        <w:pStyle w:val="Compact"/>
+        <w:numPr>
+          <w:ilvl w:val="0"/>
+          <w:numId w:val="1009"/>
+        </w:numPr>
+      </w:pPr>
+      <w:r>
+        <w:t xml:space="preserve">Gabinete cerrado y hermético, sin entrada de agua</w:t>
+      </w:r>
+    </w:p>
+    <w:p>
+      <w:pPr>
+        <w:pStyle w:val="Compact"/>
+        <w:numPr>
+          <w:ilvl w:val="0"/>
+          <w:numId w:val="1009"/>
+        </w:numPr>
+      </w:pPr>
+      <w:r>
+        <w:t xml:space="preserve">Lente del foco limpia por dentro</w:t>
+      </w:r>
+    </w:p>
+    <w:p>
+      <w:pPr>
+        <w:pStyle w:val="Compact"/>
+        <w:numPr>
+          <w:ilvl w:val="0"/>
+          <w:numId w:val="1009"/>
+        </w:numPr>
+      </w:pPr>
+      <w:r>
+        <w:t xml:space="preserve">Panel solar limpio, orientado y sin sombra</w:t>
+      </w:r>
+    </w:p>
+    <w:p>
+      <w:pPr>
+        <w:pStyle w:val="Compact"/>
+        <w:numPr>
+          <w:ilvl w:val="0"/>
+          <w:numId w:val="1009"/>
+        </w:numPr>
+      </w:pPr>
+      <w:r>
+        <w:t xml:space="preserve">Fusible de 12 V verificado</w:t>
+      </w:r>
+    </w:p>
+    <w:p>
+      <w:pPr>
+        <w:pStyle w:val="Compact"/>
+        <w:numPr>
+          <w:ilvl w:val="0"/>
+          <w:numId w:val="1009"/>
+        </w:numPr>
+      </w:pPr>
+      <w:r>
+        <w:t xml:space="preserve">Borneras apretadas, sin sulfatación ni juego</w:t>
+      </w:r>
+    </w:p>
+    <w:p>
+      <w:pPr>
+        <w:pStyle w:val="Compact"/>
+        <w:numPr>
+          <w:ilvl w:val="0"/>
+          <w:numId w:val="1009"/>
+        </w:numPr>
+      </w:pPr>
+      <w:r>
+        <w:t xml:space="preserve">Pila CR2032 verificada o sustituida</w:t>
+      </w:r>
+    </w:p>
+    <w:p>
+      <w:pPr>
+        <w:pStyle w:val="BlockText"/>
+      </w:pPr>
+      <w:r>
+        <w:rPr>
+          <w:b/>
+          <w:bCs/>
+        </w:rPr>
+        <w:t xml:space="preserve">El punto 3 merece atención.</w:t>
+      </w:r>
+      <w:r>
+        <w:t xml:space="preserve"> </w:t>
+      </w:r>
+      <w:r>
+        <w:t xml:space="preserve">La obstrucción por vegetación es el fallo más común y más</w:t>
+      </w:r>
+      <w:r>
+        <w:t xml:space="preserve"> </w:t>
+      </w:r>
+      <w:r>
+        <w:t xml:space="preserve">barato de corregir en una señal escolar, y</w:t>
+      </w:r>
+      <w:r>
+        <w:t xml:space="preserve"> </w:t>
+      </w:r>
+      <w:r>
+        <w:rPr>
+          <w:b/>
+          <w:bCs/>
+        </w:rPr>
+        <w:t xml:space="preserve">el equipo no puede detectarlo</w:t>
+      </w:r>
+      <w:r>
+        <w:t xml:space="preserve">: la baliza</w:t>
+      </w:r>
+      <w:r>
+        <w:t xml:space="preserve"> </w:t>
+      </w:r>
+      <w:r>
+        <w:t xml:space="preserve">destella perfectamente detrás de una rama. Solo lo ve una persona mirando la señal desde donde</w:t>
+      </w:r>
+      <w:r>
+        <w:t xml:space="preserve"> </w:t>
+      </w:r>
+      <w:r>
+        <w:t xml:space="preserve">la mira un conductor.</w:t>
+      </w:r>
+    </w:p>
+    <w:bookmarkEnd w:id="85"/>
+    <w:bookmarkStart w:id="86" w:name="Xa5ed3f3919df5b4d7c468e8e2c1c46fa4f57345"/>
+    <w:p>
+      <w:pPr>
+        <w:pStyle w:val="Heading3"/>
+      </w:pPr>
+      <w:r>
+        <w:t xml:space="preserve">8.4 El acta dice también lo que NO se comprobó</w:t>
+      </w:r>
+    </w:p>
+    <w:p>
+      <w:pPr>
+        <w:pStyle w:val="FirstParagraph"/>
+      </w:pPr>
+      <w:r>
+        <w:t xml:space="preserve">Al pulsar</w:t>
+      </w:r>
+      <w:r>
+        <w:t xml:space="preserve"> </w:t>
+      </w:r>
+      <w:r>
+        <w:rPr>
+          <w:b/>
+          <w:bCs/>
+        </w:rPr>
+        <w:t xml:space="preserve">COMPARTIR ACTA DE INSPECCIÓN</w:t>
+      </w:r>
+      <w:r>
+        <w:t xml:space="preserve"> </w:t>
+      </w:r>
+      <w:r>
+        <w:t xml:space="preserve">se abre el menú de compartir de Android — WhatsApp,</w:t>
+      </w:r>
+      <w:r>
+        <w:t xml:space="preserve"> </w:t>
+      </w:r>
+      <w:r>
+        <w:t xml:space="preserve">correo, Drive, lo que tenga instalado.</w:t>
+      </w:r>
+    </w:p>
+    <w:p>
+      <w:pPr>
+        <w:pStyle w:val="BodyText"/>
+      </w:pPr>
+      <w:r>
+        <w:t xml:space="preserve">El acta incluye la modalidad, los puntos marcados,</w:t>
+      </w:r>
+      <w:r>
+        <w:t xml:space="preserve"> </w:t>
+      </w:r>
+      <w:r>
+        <w:rPr>
+          <w:b/>
+          <w:bCs/>
+        </w:rPr>
+        <w:t xml:space="preserve">los que quedaron sin marcar</w:t>
+      </w:r>
+      <w:r>
+        <w:t xml:space="preserve"> </w:t>
+      </w:r>
+      <w:r>
+        <w:t xml:space="preserve">y, si la</w:t>
+      </w:r>
+      <w:r>
+        <w:t xml:space="preserve"> </w:t>
+      </w:r>
+      <w:r>
+        <w:t xml:space="preserve">inspección fue a nivel de suelo,</w:t>
+      </w:r>
+      <w:r>
+        <w:t xml:space="preserve"> </w:t>
+      </w:r>
+      <w:r>
+        <w:rPr>
+          <w:b/>
+          <w:bCs/>
+        </w:rPr>
+        <w:t xml:space="preserve">la lista de lo que requiere subir y no se verificó</w:t>
+      </w:r>
+      <w:r>
+        <w:t xml:space="preserve">:</w:t>
+      </w:r>
+    </w:p>
+    <w:p>
+      <w:pPr>
+        <w:pStyle w:val="SourceCode"/>
+      </w:pPr>
       <w:r>
         <w:rPr>
           <w:rStyle w:val="VerbatimChar"/>
         </w:rPr>
-        <w:t xml:space="preserve">⏹️ Apagar Test</w:t>
-      </w:r>
-      <w:r>
-        <w:t xml:space="preserve"> </w:t>
-      </w:r>
-      <w:r>
-        <w:t xml:space="preserve">para detener el destello inmediatamente.</w:t>
+        <w:t xml:space="preserve">MODALIDAD:  Inspeccion A NIVEL DE SUELO (sin subir)</w:t>
+      </w:r>
+      <w:r>
+        <w:br/>
+      </w:r>
+      <w:r>
+        <w:rPr>
+          <w:rStyle w:val="VerbatimChar"/>
+        </w:rPr>
+        <w:t xml:space="preserve">----------------------------------------</w:t>
+      </w:r>
+      <w:r>
+        <w:br/>
+      </w:r>
+      <w:r>
+        <w:rPr>
+          <w:rStyle w:val="VerbatimChar"/>
+        </w:rPr>
+        <w:t xml:space="preserve">CHECKLIST - 8 de 9 verificados</w:t>
+      </w:r>
+      <w:r>
+        <w:br/>
+      </w:r>
+      <w:r>
+        <w:rPr>
+          <w:rStyle w:val="VerbatimChar"/>
+        </w:rPr>
+        <w:t xml:space="preserve">  [X] 1. Lamina reflectiva limpia, sin grafiti ni golpes</w:t>
+      </w:r>
+      <w:r>
+        <w:br/>
+      </w:r>
+      <w:r>
+        <w:rPr>
+          <w:rStyle w:val="VerbatimChar"/>
+        </w:rPr>
+        <w:t xml:space="preserve">  ...</w:t>
+      </w:r>
+      <w:r>
+        <w:br/>
+      </w:r>
+      <w:r>
+        <w:rPr>
+          <w:rStyle w:val="VerbatimChar"/>
+        </w:rPr>
+        <w:t xml:space="preserve">  [ ] 9. Destello verificado (prueba 2 min)   &lt;-- NO VERIFICADO</w:t>
+      </w:r>
+      <w:r>
+        <w:br/>
+      </w:r>
+      <w:r>
+        <w:rPr>
+          <w:rStyle w:val="VerbatimChar"/>
+        </w:rPr>
+        <w:t xml:space="preserve">----------------------------------------</w:t>
+      </w:r>
+      <w:r>
+        <w:br/>
+      </w:r>
+      <w:r>
+        <w:rPr>
+          <w:rStyle w:val="VerbatimChar"/>
+        </w:rPr>
+        <w:t xml:space="preserve">NO APLICA EN ESTA MODALIDAD (requiere subir al poste):</w:t>
+      </w:r>
+      <w:r>
+        <w:br/>
+      </w:r>
+      <w:r>
+        <w:rPr>
+          <w:rStyle w:val="VerbatimChar"/>
+        </w:rPr>
+        <w:t xml:space="preserve">  herrajes . gabinete . lente del foco . panel solar .</w:t>
+      </w:r>
+      <w:r>
+        <w:br/>
+      </w:r>
+      <w:r>
+        <w:rPr>
+          <w:rStyle w:val="VerbatimChar"/>
+        </w:rPr>
+        <w:t xml:space="preserve">  fusible 12 V . borneras . pila CR2032</w:t>
+      </w:r>
+      <w:r>
+        <w:br/>
+      </w:r>
+      <w:r>
+        <w:rPr>
+          <w:rStyle w:val="VerbatimChar"/>
+        </w:rPr>
+        <w:t xml:space="preserve">----------------------------------------</w:t>
+      </w:r>
+      <w:r>
+        <w:br/>
+      </w:r>
+      <w:r>
+        <w:rPr>
+          <w:rStyle w:val="VerbatimChar"/>
+        </w:rPr>
+        <w:t xml:space="preserve">INSPECCION REALIZADA POR: Cuadrilla 01 - D. Zuniga</w:t>
+      </w:r>
+      <w:r>
+        <w:br/>
+      </w:r>
+      <w:r>
+        <w:rPr>
+          <w:rStyle w:val="VerbatimChar"/>
+        </w:rPr>
+        <w:t xml:space="preserve">(Atribucion declarada en el telefono, no firma acreditada.)</w:t>
+      </w:r>
+    </w:p>
+    <w:p>
+      <w:pPr>
+        <w:pStyle w:val="BlockText"/>
+      </w:pPr>
+      <w:r>
+        <w:rPr>
+          <w:b/>
+          <w:bCs/>
+        </w:rPr>
+        <w:t xml:space="preserve">Un acta que enumera lo no verificado es un registro. Una que solo enumera lo hecho es una</w:t>
+      </w:r>
+      <w:r>
+        <w:rPr>
+          <w:b/>
+          <w:bCs/>
+        </w:rPr>
+        <w:t xml:space="preserve"> </w:t>
+      </w:r>
+      <w:r>
+        <w:rPr>
+          <w:b/>
+          <w:bCs/>
+        </w:rPr>
+        <w:t xml:space="preserve">coartada.</w:t>
+      </w:r>
+      <w:r>
+        <w:t xml:space="preserve"> </w:t>
+      </w:r>
+      <w:r>
+        <w:t xml:space="preserve">Por eso el nombre va al lado de lo pendiente: quien firma, firma también lo que no</w:t>
+      </w:r>
+      <w:r>
+        <w:t xml:space="preserve"> </w:t>
+      </w:r>
+      <w:r>
+        <w:t xml:space="preserve">pudo comprobar.</w:t>
       </w:r>
     </w:p>
     <w:p>
@@ -2357,14 +3223,15 @@
         </w:pict>
       </w:r>
     </w:p>
-    <w:bookmarkEnd w:id="76"/>
-    <w:bookmarkStart w:id="77" w:name="X45288b87ff1e0282b1daca1565b33e225b8b038"/>
+    <w:bookmarkEnd w:id="86"/>
+    <w:bookmarkEnd w:id="87"/>
+    <w:bookmarkStart w:id="88" w:name="X06bc916911ab243a6474ce90c45df1014598c7a"/>
     <w:p>
       <w:pPr>
         <w:pStyle w:val="Heading2"/>
       </w:pPr>
       <w:r>
-        <w:t xml:space="preserve">9. Exportación del Certificado de Auditoría para WhatsApp</w:t>
+        <w:t xml:space="preserve">9. Cómo saber qué versión lleva la baliza</w:t>
       </w:r>
     </w:p>
     <w:p>
@@ -2372,24 +3239,64 @@
         <w:pStyle w:val="FirstParagraph"/>
       </w:pPr>
       <w:r>
-        <w:t xml:space="preserve">Presione</w:t>
-      </w:r>
-      <w:r>
-        <w:t xml:space="preserve"> </w:t>
-      </w:r>
-      <w:r>
-        <w:rPr>
-          <w:rStyle w:val="VerbatimChar"/>
+        <w:t xml:space="preserve">Al pulsar</w:t>
+      </w:r>
+      <w:r>
+        <w:t xml:space="preserve"> </w:t>
+      </w:r>
+      <w:r>
+        <w:rPr>
           <w:b/>
           <w:bCs/>
         </w:rPr>
-        <w:t xml:space="preserve">📤 COMPARTIR CERTIFICADO DE AUDITORÍA</w:t>
-      </w:r>
-      <w:r>
-        <w:t xml:space="preserve"> </w:t>
-      </w:r>
-      <w:r>
-        <w:t xml:space="preserve">para enviar el acta formal con dirección MAC, telemetría y checklist completado a la interventoría o al soporte de IT VIAL.</w:t>
+        <w:t xml:space="preserve">LEER</w:t>
+      </w:r>
+      <w:r>
+        <w:t xml:space="preserve">, la primera línea del volcado indica la versión del firmware que corre en</w:t>
+      </w:r>
+      <w:r>
+        <w:t xml:space="preserve"> </w:t>
+      </w:r>
+      <w:r>
+        <w:t xml:space="preserve">ese equipo:</w:t>
+      </w:r>
+    </w:p>
+    <w:p>
+      <w:pPr>
+        <w:pStyle w:val="SourceCode"/>
+      </w:pPr>
+      <w:r>
+        <w:rPr>
+          <w:rStyle w:val="VerbatimChar"/>
+        </w:rPr>
+        <w:t xml:space="preserve">FW 3.4</w:t>
+      </w:r>
+    </w:p>
+    <w:p>
+      <w:pPr>
+        <w:pStyle w:val="FirstParagraph"/>
+      </w:pPr>
+      <w:r>
+        <w:t xml:space="preserve">Anótela en el acta de inspección. Los equipos anteriores a esta versión</w:t>
+      </w:r>
+      <w:r>
+        <w:t xml:space="preserve"> </w:t>
+      </w:r>
+      <w:r>
+        <w:rPr>
+          <w:b/>
+          <w:bCs/>
+        </w:rPr>
+        <w:t xml:space="preserve">no la muestran</w:t>
+      </w:r>
+      <w:r>
+        <w:t xml:space="preserve">:</w:t>
+      </w:r>
+      <w:r>
+        <w:t xml:space="preserve"> </w:t>
+      </w:r>
+      <w:r>
+        <w:t xml:space="preserve">si no aparece la línea, la baliza lleva un firmware antiguo y conviene reportarlo a soporte.</w:t>
       </w:r>
     </w:p>
     <w:p>
@@ -2399,90 +3306,8 @@
         </w:pict>
       </w:r>
     </w:p>
-    <w:bookmarkEnd w:id="77"/>
-    <w:bookmarkStart w:id="78" w:name="Xed08696f2c41ef68e0b3ae2590c125abe427eae"/>
-    <w:p>
-      <w:pPr>
-        <w:pStyle w:val="Heading2"/>
-      </w:pPr>
-      <w:r>
-        <w:t xml:space="preserve">9bis. Cómo saber qué versión lleva la baliza</w:t>
-      </w:r>
-    </w:p>
-    <w:p>
-      <w:pPr>
-        <w:pStyle w:val="FirstParagraph"/>
-      </w:pPr>
-      <w:r>
-        <w:t xml:space="preserve">Al pulsar</w:t>
-      </w:r>
-      <w:r>
-        <w:t xml:space="preserve"> </w:t>
-      </w:r>
-      <w:r>
-        <w:rPr>
-          <w:b/>
-          <w:bCs/>
-        </w:rPr>
-        <w:t xml:space="preserve">LEER</w:t>
-      </w:r>
-      <w:r>
-        <w:t xml:space="preserve">, la primera línea del volcado indica la versión del firmware que corre en</w:t>
-      </w:r>
-      <w:r>
-        <w:t xml:space="preserve"> </w:t>
-      </w:r>
-      <w:r>
-        <w:t xml:space="preserve">ese equipo:</w:t>
-      </w:r>
-    </w:p>
-    <w:p>
-      <w:pPr>
-        <w:pStyle w:val="SourceCode"/>
-      </w:pPr>
-      <w:r>
-        <w:rPr>
-          <w:rStyle w:val="VerbatimChar"/>
-        </w:rPr>
-        <w:t xml:space="preserve">FW 3.4</w:t>
-      </w:r>
-    </w:p>
-    <w:p>
-      <w:pPr>
-        <w:pStyle w:val="FirstParagraph"/>
-      </w:pPr>
-      <w:r>
-        <w:t xml:space="preserve">Anótela en el acta de inspección. Los equipos anteriores a esta versión</w:t>
-      </w:r>
-      <w:r>
-        <w:t xml:space="preserve"> </w:t>
-      </w:r>
-      <w:r>
-        <w:rPr>
-          <w:b/>
-          <w:bCs/>
-        </w:rPr>
-        <w:t xml:space="preserve">no la muestran</w:t>
-      </w:r>
-      <w:r>
-        <w:t xml:space="preserve">:</w:t>
-      </w:r>
-      <w:r>
-        <w:t xml:space="preserve"> </w:t>
-      </w:r>
-      <w:r>
-        <w:t xml:space="preserve">si no aparece la línea, la baliza lleva un firmware antiguo y conviene reportarlo a soporte.</w:t>
-      </w:r>
-    </w:p>
-    <w:p>
-      <w:r>
-        <w:pict>
-          <v:rect style="width:0;height:1.5pt" o:hralign="center" o:hrstd="t" o:hr="t"/>
-        </w:pict>
-      </w:r>
-    </w:p>
-    <w:bookmarkEnd w:id="78"/>
-    <w:bookmarkStart w:id="88" w:name="X1859056b7a6bd7cc5185d4df29b89fdfe6d7b4f"/>
+    <w:bookmarkEnd w:id="88"/>
+    <w:bookmarkStart w:id="98" w:name="X1859056b7a6bd7cc5185d4df29b89fdfe6d7b4f"/>
     <w:p>
       <w:pPr>
         <w:pStyle w:val="Heading2"/>
@@ -2500,18 +3325,18 @@
           <wp:inline>
             <wp:extent cx="5334000" cy="3556000"/>
             <wp:effectExtent b="0" l="0" r="0" t="0"/>
-            <wp:docPr descr="Figura 19: Canales oficiales de soporte técnico IT VIAL S.A.S." title="" id="80" name="Picture"/>
+            <wp:docPr descr="Figura 19: Canales oficiales de soporte técnico IT VIAL S.A.S." title="" id="90" name="Picture"/>
             <a:graphic>
               <a:graphicData uri="http://schemas.openxmlformats.org/drawingml/2006/picture">
                 <pic:pic>
                   <pic:nvPicPr>
-                    <pic:cNvPr descr="img/portada_it_vial_creditos.png" id="81" name="Picture"/>
+                    <pic:cNvPr descr="img/portada_it_vial_creditos.png" id="91" name="Picture"/>
                     <pic:cNvPicPr>
                       <a:picLocks noChangeArrowheads="1" noChangeAspect="1"/>
                     </pic:cNvPicPr>
                   </pic:nvPicPr>
                   <pic:blipFill>
-                    <a:blip r:embed="rId79"/>
+                    <a:blip r:embed="rId89"/>
                     <a:stretch>
                       <a:fillRect/>
                     </a:stretch>
@@ -2543,7 +3368,7 @@
         <w:pStyle w:val="Compact"/>
         <w:numPr>
           <w:ilvl w:val="0"/>
-          <w:numId w:val="1009"/>
+          <w:numId w:val="1010"/>
         </w:numPr>
       </w:pPr>
       <w:r>
@@ -2552,7 +3377,7 @@
       <w:r>
         <w:t xml:space="preserve"> </w:t>
       </w:r>
-      <w:hyperlink r:id="rId82">
+      <w:hyperlink r:id="rId92">
         <w:r>
           <w:rPr>
             <w:rStyle w:val="Hyperlink"/>
@@ -2566,7 +3391,7 @@
         <w:pStyle w:val="Compact"/>
         <w:numPr>
           <w:ilvl w:val="0"/>
-          <w:numId w:val="1009"/>
+          <w:numId w:val="1010"/>
         </w:numPr>
       </w:pPr>
       <w:r>
@@ -2575,7 +3400,7 @@
       <w:r>
         <w:t xml:space="preserve"> </w:t>
       </w:r>
-      <w:hyperlink r:id="rId83">
+      <w:hyperlink r:id="rId93">
         <w:r>
           <w:rPr>
             <w:rStyle w:val="Hyperlink"/>
@@ -2589,7 +3414,7 @@
         <w:pStyle w:val="Compact"/>
         <w:numPr>
           <w:ilvl w:val="0"/>
-          <w:numId w:val="1009"/>
+          <w:numId w:val="1010"/>
         </w:numPr>
       </w:pPr>
       <w:r>
@@ -2598,7 +3423,7 @@
       <w:r>
         <w:t xml:space="preserve"> </w:t>
       </w:r>
-      <w:hyperlink r:id="rId84">
+      <w:hyperlink r:id="rId94">
         <w:r>
           <w:rPr>
             <w:rStyle w:val="Hyperlink"/>
@@ -2612,7 +3437,7 @@
         <w:pStyle w:val="Compact"/>
         <w:numPr>
           <w:ilvl w:val="0"/>
-          <w:numId w:val="1009"/>
+          <w:numId w:val="1010"/>
         </w:numPr>
       </w:pPr>
       <w:r>
@@ -2621,7 +3446,7 @@
       <w:r>
         <w:t xml:space="preserve"> </w:t>
       </w:r>
-      <w:hyperlink r:id="rId85">
+      <w:hyperlink r:id="rId95">
         <w:r>
           <w:rPr>
             <w:rStyle w:val="Hyperlink"/>
@@ -2635,7 +3460,7 @@
         <w:pStyle w:val="Compact"/>
         <w:numPr>
           <w:ilvl w:val="0"/>
-          <w:numId w:val="1009"/>
+          <w:numId w:val="1010"/>
         </w:numPr>
       </w:pPr>
       <w:r>
@@ -2644,7 +3469,7 @@
       <w:r>
         <w:t xml:space="preserve"> </w:t>
       </w:r>
-      <w:hyperlink r:id="rId86">
+      <w:hyperlink r:id="rId96">
         <w:r>
           <w:rPr>
             <w:rStyle w:val="Hyperlink"/>
@@ -2658,7 +3483,7 @@
         <w:pStyle w:val="Compact"/>
         <w:numPr>
           <w:ilvl w:val="0"/>
-          <w:numId w:val="1009"/>
+          <w:numId w:val="1010"/>
         </w:numPr>
       </w:pPr>
       <w:r>
@@ -2667,7 +3492,7 @@
       <w:r>
         <w:t xml:space="preserve"> </w:t>
       </w:r>
-      <w:hyperlink r:id="rId87">
+      <w:hyperlink r:id="rId97">
         <w:r>
           <w:rPr>
             <w:rStyle w:val="Hyperlink"/>
@@ -2676,8 +3501,8 @@
         </w:r>
       </w:hyperlink>
     </w:p>
-    <w:bookmarkEnd w:id="88"/>
-    <w:bookmarkEnd w:id="89"/>
+    <w:bookmarkEnd w:id="98"/>
+    <w:bookmarkEnd w:id="99"/>
     <w:sectPr>
       <w:footnotePr>
         <w:numRestart w:val="eachSect"/>
@@ -2974,6 +3799,91 @@
       <w:rPr>
         <w:rFonts w:ascii="Wingdings" w:hAnsi="Wingdings" w:cs="Wingdings" w:hint="default"/>
       </w:rPr>
+    </w:lvl>
+  </w:abstractNum>
+  <w:abstractNum w:abstractNumId="994110">
+    <w:nsid w:val="0A994110"/>
+    <w:multiLevelType w:val="multilevel"/>
+    <w:lvl w:ilvl="0">
+      <w:start w:val="10"/>
+      <w:numFmt w:val="decimal"/>
+      <w:lvlText w:val="%1."/>
+      <w:lvlJc w:val="left"/>
+      <w:pPr>
+        <w:ind w:left="720" w:hanging="360"/>
+      </w:pPr>
+    </w:lvl>
+    <w:lvl w:ilvl="1">
+      <w:start w:val="10"/>
+      <w:numFmt w:val="decimal"/>
+      <w:lvlText w:val="%2."/>
+      <w:lvlJc w:val="left"/>
+      <w:pPr>
+        <w:ind w:left="1440" w:hanging="360"/>
+      </w:pPr>
+    </w:lvl>
+    <w:lvl w:ilvl="2">
+      <w:start w:val="10"/>
+      <w:numFmt w:val="decimal"/>
+      <w:lvlText w:val="%3."/>
+      <w:lvlJc w:val="left"/>
+      <w:pPr>
+        <w:ind w:left="2160" w:hanging="360"/>
+      </w:pPr>
+    </w:lvl>
+    <w:lvl w:ilvl="3">
+      <w:start w:val="10"/>
+      <w:numFmt w:val="decimal"/>
+      <w:lvlText w:val="%4."/>
+      <w:lvlJc w:val="left"/>
+      <w:pPr>
+        <w:ind w:left="2880" w:hanging="360"/>
+      </w:pPr>
+    </w:lvl>
+    <w:lvl w:ilvl="4">
+      <w:start w:val="10"/>
+      <w:numFmt w:val="decimal"/>
+      <w:lvlText w:val="%5."/>
+      <w:lvlJc w:val="left"/>
+      <w:pPr>
+        <w:ind w:left="3600" w:hanging="360"/>
+      </w:pPr>
+    </w:lvl>
+    <w:lvl w:ilvl="5">
+      <w:start w:val="10"/>
+      <w:numFmt w:val="decimal"/>
+      <w:lvlText w:val="%6."/>
+      <w:lvlJc w:val="left"/>
+      <w:pPr>
+        <w:ind w:left="4320" w:hanging="360"/>
+      </w:pPr>
+    </w:lvl>
+    <w:lvl w:ilvl="6">
+      <w:start w:val="10"/>
+      <w:numFmt w:val="decimal"/>
+      <w:lvlText w:val="%7."/>
+      <w:lvlJc w:val="left"/>
+      <w:pPr>
+        <w:ind w:left="5040" w:hanging="360"/>
+      </w:pPr>
+    </w:lvl>
+    <w:lvl w:ilvl="7">
+      <w:start w:val="10"/>
+      <w:numFmt w:val="decimal"/>
+      <w:lvlText w:val="%8."/>
+      <w:lvlJc w:val="left"/>
+      <w:pPr>
+        <w:ind w:left="5760" w:hanging="360"/>
+      </w:pPr>
+    </w:lvl>
+    <w:lvl w:ilvl="8">
+      <w:start w:val="10"/>
+      <w:numFmt w:val="decimal"/>
+      <w:lvlText w:val="%9."/>
+      <w:lvlJc w:val="left"/>
+      <w:pPr>
+        <w:ind w:left="6480" w:hanging="360"/>
+      </w:pPr>
     </w:lvl>
   </w:abstractNum>
   <w:num w:numId="1000">
@@ -3109,9 +4019,66 @@
     <w:abstractNumId w:val="991"/>
   </w:num>
   <w:num w:numId="1008">
-    <w:abstractNumId w:val="991"/>
+    <w:abstractNumId w:val="99411"/>
+    <w:lvlOverride w:ilvl="0">
+      <w:startOverride w:val="1"/>
+    </w:lvlOverride>
+    <w:lvlOverride w:ilvl="1">
+      <w:startOverride w:val="1"/>
+    </w:lvlOverride>
+    <w:lvlOverride w:ilvl="2">
+      <w:startOverride w:val="1"/>
+    </w:lvlOverride>
+    <w:lvlOverride w:ilvl="3">
+      <w:startOverride w:val="1"/>
+    </w:lvlOverride>
+    <w:lvlOverride w:ilvl="4">
+      <w:startOverride w:val="1"/>
+    </w:lvlOverride>
+    <w:lvlOverride w:ilvl="5">
+      <w:startOverride w:val="1"/>
+    </w:lvlOverride>
+    <w:lvlOverride w:ilvl="6">
+      <w:startOverride w:val="1"/>
+    </w:lvlOverride>
+    <w:lvlOverride w:ilvl="7">
+      <w:startOverride w:val="1"/>
+    </w:lvlOverride>
+    <w:lvlOverride w:ilvl="8">
+      <w:startOverride w:val="1"/>
+    </w:lvlOverride>
   </w:num>
   <w:num w:numId="1009">
+    <w:abstractNumId w:val="994110"/>
+    <w:lvlOverride w:ilvl="0">
+      <w:startOverride w:val="10"/>
+    </w:lvlOverride>
+    <w:lvlOverride w:ilvl="1">
+      <w:startOverride w:val="10"/>
+    </w:lvlOverride>
+    <w:lvlOverride w:ilvl="2">
+      <w:startOverride w:val="10"/>
+    </w:lvlOverride>
+    <w:lvlOverride w:ilvl="3">
+      <w:startOverride w:val="10"/>
+    </w:lvlOverride>
+    <w:lvlOverride w:ilvl="4">
+      <w:startOverride w:val="10"/>
+    </w:lvlOverride>
+    <w:lvlOverride w:ilvl="5">
+      <w:startOverride w:val="10"/>
+    </w:lvlOverride>
+    <w:lvlOverride w:ilvl="6">
+      <w:startOverride w:val="10"/>
+    </w:lvlOverride>
+    <w:lvlOverride w:ilvl="7">
+      <w:startOverride w:val="10"/>
+    </w:lvlOverride>
+    <w:lvlOverride w:ilvl="8">
+      <w:startOverride w:val="10"/>
+    </w:lvlOverride>
+  </w:num>
+  <w:num w:numId="1010">
     <w:abstractNumId w:val="991"/>
   </w:num>
 </w:numbering>

--- a/Manuales/MANUAL_USUARIO_APP.docx
+++ b/Manuales/MANUAL_USUARIO_APP.docx
@@ -28,7 +28,7 @@
         </w:p>
       </w:sdtContent>
     </w:sdt>
-    <w:bookmarkStart w:id="99" w:name="X8d71788515763cfd8ec22e06b95148859031af9"/>
+    <w:bookmarkStart w:id="38" w:name="X8d71788515763cfd8ec22e06b95148859031af9"/>
     <w:p>
       <w:pPr>
         <w:pStyle w:val="Heading1"/>
@@ -241,7 +241,7 @@
       </w:r>
     </w:p>
     <w:bookmarkEnd w:id="10"/>
-    <w:bookmarkStart w:id="17" w:name="Xe8e0e4b9ef8cb20e1e0028c8c925296c1bb6bd0"/>
+    <w:bookmarkStart w:id="11" w:name="Xe8e0e4b9ef8cb20e1e0028c8c925296c1bb6bd0"/>
     <w:p>
       <w:pPr>
         <w:pStyle w:val="Heading2"/>
@@ -310,46 +310,7 @@
         <w:pStyle w:val="FirstParagraph"/>
       </w:pPr>
       <w:r>
-        <w:drawing>
-          <wp:inline>
-            <wp:extent cx="5334000" cy="8178799"/>
-            <wp:effectExtent b="0" l="0" r="0" t="0"/>
-            <wp:docPr descr="Figura 1: Señal reglamentaria «30 CUANDO ACTIVADA» instalada en poste escolar." title="" id="12" name="Picture"/>
-            <a:graphic>
-              <a:graphicData uri="http://schemas.openxmlformats.org/drawingml/2006/picture">
-                <pic:pic>
-                  <pic:nvPicPr>
-                    <pic:cNvPr descr="img/senal_vial_hd.png" id="13" name="Picture"/>
-                    <pic:cNvPicPr>
-                      <a:picLocks noChangeArrowheads="1" noChangeAspect="1"/>
-                    </pic:cNvPicPr>
-                  </pic:nvPicPr>
-                  <pic:blipFill>
-                    <a:blip r:embed="rId11"/>
-                    <a:stretch>
-                      <a:fillRect/>
-                    </a:stretch>
-                  </pic:blipFill>
-                  <pic:spPr bwMode="auto">
-                    <a:xfrm>
-                      <a:off x="0" y="0"/>
-                      <a:ext cx="5334000" cy="8178799"/>
-                    </a:xfrm>
-                    <a:prstGeom prst="rect">
-                      <a:avLst/>
-                    </a:prstGeom>
-                    <a:noFill/>
-                    <a:ln w="9525">
-                      <a:noFill/>
-                      <a:headEnd/>
-                      <a:tailEnd/>
-                    </a:ln>
-                  </pic:spPr>
-                </pic:pic>
-              </a:graphicData>
-            </a:graphic>
-          </wp:inline>
-        </w:drawing>
+        <w:t xml:space="preserve">Figura 1: Señal reglamentaria «30 CUANDO ACTIVADA» instalada en poste escolar.</w:t>
       </w:r>
     </w:p>
     <w:p>
@@ -357,46 +318,7 @@
         <w:pStyle w:val="BodyText"/>
       </w:pPr>
       <w:r>
-        <w:drawing>
-          <wp:inline>
-            <wp:extent cx="5334000" cy="3500437"/>
-            <wp:effectExtent b="0" l="0" r="0" t="0"/>
-            <wp:docPr descr="Figura 2: Placa metálica con el horario de esa instalación. Es la fuente de verdad." title="" id="15" name="Picture"/>
-            <a:graphic>
-              <a:graphicData uri="http://schemas.openxmlformats.org/drawingml/2006/picture">
-                <pic:pic>
-                  <pic:nvPicPr>
-                    <pic:cNvPr descr="img/placa_horario_hd.png" id="16" name="Picture"/>
-                    <pic:cNvPicPr>
-                      <a:picLocks noChangeArrowheads="1" noChangeAspect="1"/>
-                    </pic:cNvPicPr>
-                  </pic:nvPicPr>
-                  <pic:blipFill>
-                    <a:blip r:embed="rId14"/>
-                    <a:stretch>
-                      <a:fillRect/>
-                    </a:stretch>
-                  </pic:blipFill>
-                  <pic:spPr bwMode="auto">
-                    <a:xfrm>
-                      <a:off x="0" y="0"/>
-                      <a:ext cx="5334000" cy="3500437"/>
-                    </a:xfrm>
-                    <a:prstGeom prst="rect">
-                      <a:avLst/>
-                    </a:prstGeom>
-                    <a:noFill/>
-                    <a:ln w="9525">
-                      <a:noFill/>
-                      <a:headEnd/>
-                      <a:tailEnd/>
-                    </a:ln>
-                  </pic:spPr>
-                </pic:pic>
-              </a:graphicData>
-            </a:graphic>
-          </wp:inline>
-        </w:drawing>
+        <w:t xml:space="preserve">Figura 2: Placa metálica con el horario de esa instalación. Es la fuente de verdad.</w:t>
       </w:r>
     </w:p>
     <w:p>
@@ -430,8 +352,8 @@
         </w:pict>
       </w:r>
     </w:p>
-    <w:bookmarkEnd w:id="17"/>
-    <w:bookmarkStart w:id="18" w:name="X8b16707d74721e88fa223dcf25d8e328d6fd3cf"/>
+    <w:bookmarkEnd w:id="11"/>
+    <w:bookmarkStart w:id="12" w:name="X8b16707d74721e88fa223dcf25d8e328d6fd3cf"/>
     <w:p>
       <w:pPr>
         <w:pStyle w:val="Heading2"/>
@@ -573,8 +495,8 @@
         </w:pict>
       </w:r>
     </w:p>
-    <w:bookmarkEnd w:id="18"/>
-    <w:bookmarkStart w:id="52" w:name="X02efc6ae22777e6ea68a8551e0a9905cca81e43"/>
+    <w:bookmarkEnd w:id="12"/>
+    <w:bookmarkStart w:id="13" w:name="X02efc6ae22777e6ea68a8551e0a9905cca81e43"/>
     <w:p>
       <w:pPr>
         <w:pStyle w:val="Heading2"/>
@@ -588,46 +510,7 @@
         <w:pStyle w:val="FirstParagraph"/>
       </w:pPr>
       <w:r>
-        <w:drawing>
-          <wp:inline>
-            <wp:extent cx="5334000" cy="8636000"/>
-            <wp:effectExtent b="0" l="0" r="0" t="0"/>
-            <wp:docPr descr="Figura 3: Selección del «Instalador de paquetes» de Android." title="" id="20" name="Picture"/>
-            <a:graphic>
-              <a:graphicData uri="http://schemas.openxmlformats.org/drawingml/2006/picture">
-                <pic:pic>
-                  <pic:nvPicPr>
-                    <pic:cNvPr descr="img/paso1_instalacion_apk.png" id="21" name="Picture"/>
-                    <pic:cNvPicPr>
-                      <a:picLocks noChangeArrowheads="1" noChangeAspect="1"/>
-                    </pic:cNvPicPr>
-                  </pic:nvPicPr>
-                  <pic:blipFill>
-                    <a:blip r:embed="rId19"/>
-                    <a:stretch>
-                      <a:fillRect/>
-                    </a:stretch>
-                  </pic:blipFill>
-                  <pic:spPr bwMode="auto">
-                    <a:xfrm>
-                      <a:off x="0" y="0"/>
-                      <a:ext cx="5334000" cy="8636000"/>
-                    </a:xfrm>
-                    <a:prstGeom prst="rect">
-                      <a:avLst/>
-                    </a:prstGeom>
-                    <a:noFill/>
-                    <a:ln w="9525">
-                      <a:noFill/>
-                      <a:headEnd/>
-                      <a:tailEnd/>
-                    </a:ln>
-                  </pic:spPr>
-                </pic:pic>
-              </a:graphicData>
-            </a:graphic>
-          </wp:inline>
-        </w:drawing>
+        <w:t xml:space="preserve">Figura 3: Selección del «Instalador de paquetes» de Android.</w:t>
       </w:r>
     </w:p>
     <w:p>
@@ -635,46 +518,7 @@
         <w:pStyle w:val="BodyText"/>
       </w:pPr>
       <w:r>
-        <w:drawing>
-          <wp:inline>
-            <wp:extent cx="5334000" cy="4318000"/>
-            <wp:effectExtent b="0" l="0" r="0" t="0"/>
-            <wp:docPr descr="Figura 4: Ventana de confirmación de instalación." title="" id="23" name="Picture"/>
-            <a:graphic>
-              <a:graphicData uri="http://schemas.openxmlformats.org/drawingml/2006/picture">
-                <pic:pic>
-                  <pic:nvPicPr>
-                    <pic:cNvPr descr="img/paso1_confirmar_instalacion.png" id="24" name="Picture"/>
-                    <pic:cNvPicPr>
-                      <a:picLocks noChangeArrowheads="1" noChangeAspect="1"/>
-                    </pic:cNvPicPr>
-                  </pic:nvPicPr>
-                  <pic:blipFill>
-                    <a:blip r:embed="rId22"/>
-                    <a:stretch>
-                      <a:fillRect/>
-                    </a:stretch>
-                  </pic:blipFill>
-                  <pic:spPr bwMode="auto">
-                    <a:xfrm>
-                      <a:off x="0" y="0"/>
-                      <a:ext cx="5334000" cy="4318000"/>
-                    </a:xfrm>
-                    <a:prstGeom prst="rect">
-                      <a:avLst/>
-                    </a:prstGeom>
-                    <a:noFill/>
-                    <a:ln w="9525">
-                      <a:noFill/>
-                      <a:headEnd/>
-                      <a:tailEnd/>
-                    </a:ln>
-                  </pic:spPr>
-                </pic:pic>
-              </a:graphicData>
-            </a:graphic>
-          </wp:inline>
-        </w:drawing>
+        <w:t xml:space="preserve">Figura 4: Ventana de confirmación de instalación.</w:t>
       </w:r>
     </w:p>
     <w:p>
@@ -682,46 +526,7 @@
         <w:pStyle w:val="BodyText"/>
       </w:pPr>
       <w:r>
-        <w:drawing>
-          <wp:inline>
-            <wp:extent cx="5334000" cy="4318000"/>
-            <wp:effectExtent b="0" l="0" r="0" t="0"/>
-            <wp:docPr descr="Figura 5: Progreso de instalación." title="" id="26" name="Picture"/>
-            <a:graphic>
-              <a:graphicData uri="http://schemas.openxmlformats.org/drawingml/2006/picture">
-                <pic:pic>
-                  <pic:nvPicPr>
-                    <pic:cNvPr descr="img/paso1_instalando_progreso.png" id="27" name="Picture"/>
-                    <pic:cNvPicPr>
-                      <a:picLocks noChangeArrowheads="1" noChangeAspect="1"/>
-                    </pic:cNvPicPr>
-                  </pic:nvPicPr>
-                  <pic:blipFill>
-                    <a:blip r:embed="rId25"/>
-                    <a:stretch>
-                      <a:fillRect/>
-                    </a:stretch>
-                  </pic:blipFill>
-                  <pic:spPr bwMode="auto">
-                    <a:xfrm>
-                      <a:off x="0" y="0"/>
-                      <a:ext cx="5334000" cy="4318000"/>
-                    </a:xfrm>
-                    <a:prstGeom prst="rect">
-                      <a:avLst/>
-                    </a:prstGeom>
-                    <a:noFill/>
-                    <a:ln w="9525">
-                      <a:noFill/>
-                      <a:headEnd/>
-                      <a:tailEnd/>
-                    </a:ln>
-                  </pic:spPr>
-                </pic:pic>
-              </a:graphicData>
-            </a:graphic>
-          </wp:inline>
-        </w:drawing>
+        <w:t xml:space="preserve">Figura 5: Progreso de instalación.</w:t>
       </w:r>
     </w:p>
     <w:p>
@@ -729,46 +534,7 @@
         <w:pStyle w:val="BodyText"/>
       </w:pPr>
       <w:r>
-        <w:drawing>
-          <wp:inline>
-            <wp:extent cx="5334000" cy="9144000"/>
-            <wp:effectExtent b="0" l="0" r="0" t="0"/>
-            <wp:docPr descr="Figura 6: Google Play Protect: hay que elegir «Instalar de todas formas»." title="" id="29" name="Picture"/>
-            <a:graphic>
-              <a:graphicData uri="http://schemas.openxmlformats.org/drawingml/2006/picture">
-                <pic:pic>
-                  <pic:nvPicPr>
-                    <pic:cNvPr descr="img/paso1_play_protect_bloqueo.png" id="30" name="Picture"/>
-                    <pic:cNvPicPr>
-                      <a:picLocks noChangeArrowheads="1" noChangeAspect="1"/>
-                    </pic:cNvPicPr>
-                  </pic:nvPicPr>
-                  <pic:blipFill>
-                    <a:blip r:embed="rId28"/>
-                    <a:stretch>
-                      <a:fillRect/>
-                    </a:stretch>
-                  </pic:blipFill>
-                  <pic:spPr bwMode="auto">
-                    <a:xfrm>
-                      <a:off x="0" y="0"/>
-                      <a:ext cx="5334000" cy="9144000"/>
-                    </a:xfrm>
-                    <a:prstGeom prst="rect">
-                      <a:avLst/>
-                    </a:prstGeom>
-                    <a:noFill/>
-                    <a:ln w="9525">
-                      <a:noFill/>
-                      <a:headEnd/>
-                      <a:tailEnd/>
-                    </a:ln>
-                  </pic:spPr>
-                </pic:pic>
-              </a:graphicData>
-            </a:graphic>
-          </wp:inline>
-        </w:drawing>
+        <w:t xml:space="preserve">Figura 6: Google Play Protect: hay que elegir «Instalar de todas formas».</w:t>
       </w:r>
     </w:p>
     <w:p>
@@ -776,46 +542,7 @@
         <w:pStyle w:val="BodyText"/>
       </w:pPr>
       <w:r>
-        <w:drawing>
-          <wp:inline>
-            <wp:extent cx="5334000" cy="4318000"/>
-            <wp:effectExtent b="0" l="0" r="0" t="0"/>
-            <wp:docPr descr="Figura 7: Instalación completada." title="" id="32" name="Picture"/>
-            <a:graphic>
-              <a:graphicData uri="http://schemas.openxmlformats.org/drawingml/2006/picture">
-                <pic:pic>
-                  <pic:nvPicPr>
-                    <pic:cNvPr descr="img/paso1_instalacion_finalizada.png" id="33" name="Picture"/>
-                    <pic:cNvPicPr>
-                      <a:picLocks noChangeArrowheads="1" noChangeAspect="1"/>
-                    </pic:cNvPicPr>
-                  </pic:nvPicPr>
-                  <pic:blipFill>
-                    <a:blip r:embed="rId31"/>
-                    <a:stretch>
-                      <a:fillRect/>
-                    </a:stretch>
-                  </pic:blipFill>
-                  <pic:spPr bwMode="auto">
-                    <a:xfrm>
-                      <a:off x="0" y="0"/>
-                      <a:ext cx="5334000" cy="4318000"/>
-                    </a:xfrm>
-                    <a:prstGeom prst="rect">
-                      <a:avLst/>
-                    </a:prstGeom>
-                    <a:noFill/>
-                    <a:ln w="9525">
-                      <a:noFill/>
-                      <a:headEnd/>
-                      <a:tailEnd/>
-                    </a:ln>
-                  </pic:spPr>
-                </pic:pic>
-              </a:graphicData>
-            </a:graphic>
-          </wp:inline>
-        </w:drawing>
+        <w:t xml:space="preserve">Figura 7: Instalación completada.</w:t>
       </w:r>
     </w:p>
     <w:p>
@@ -823,46 +550,7 @@
         <w:pStyle w:val="BodyText"/>
       </w:pPr>
       <w:r>
-        <w:drawing>
-          <wp:inline>
-            <wp:extent cx="5334000" cy="9144000"/>
-            <wp:effectExtent b="0" l="0" r="0" t="0"/>
-            <wp:docPr descr="Figura 8: Pantalla de autenticación." title="" id="35" name="Picture"/>
-            <a:graphic>
-              <a:graphicData uri="http://schemas.openxmlformats.org/drawingml/2006/picture">
-                <pic:pic>
-                  <pic:nvPicPr>
-                    <pic:cNvPr descr="img/paso3_login_app.png" id="36" name="Picture"/>
-                    <pic:cNvPicPr>
-                      <a:picLocks noChangeArrowheads="1" noChangeAspect="1"/>
-                    </pic:cNvPicPr>
-                  </pic:nvPicPr>
-                  <pic:blipFill>
-                    <a:blip r:embed="rId34"/>
-                    <a:stretch>
-                      <a:fillRect/>
-                    </a:stretch>
-                  </pic:blipFill>
-                  <pic:spPr bwMode="auto">
-                    <a:xfrm>
-                      <a:off x="0" y="0"/>
-                      <a:ext cx="5334000" cy="9144000"/>
-                    </a:xfrm>
-                    <a:prstGeom prst="rect">
-                      <a:avLst/>
-                    </a:prstGeom>
-                    <a:noFill/>
-                    <a:ln w="9525">
-                      <a:noFill/>
-                      <a:headEnd/>
-                      <a:tailEnd/>
-                    </a:ln>
-                  </pic:spPr>
-                </pic:pic>
-              </a:graphicData>
-            </a:graphic>
-          </wp:inline>
-        </w:drawing>
+        <w:t xml:space="preserve">Figura 8: Pantalla de autenticación.</w:t>
       </w:r>
     </w:p>
     <w:p>
@@ -870,46 +558,7 @@
         <w:pStyle w:val="BodyText"/>
       </w:pPr>
       <w:r>
-        <w:drawing>
-          <wp:inline>
-            <wp:extent cx="5334000" cy="9144000"/>
-            <wp:effectExtent b="0" l="0" r="0" t="0"/>
-            <wp:docPr descr="Figura 9: Permisos de dispositivos cercanos (Android 12+)." title="" id="38" name="Picture"/>
-            <a:graphic>
-              <a:graphicData uri="http://schemas.openxmlformats.org/drawingml/2006/picture">
-                <pic:pic>
-                  <pic:nvPicPr>
-                    <pic:cNvPr descr="img/paso2_permisos_dispositivos_cercanos.png" id="39" name="Picture"/>
-                    <pic:cNvPicPr>
-                      <a:picLocks noChangeArrowheads="1" noChangeAspect="1"/>
-                    </pic:cNvPicPr>
-                  </pic:nvPicPr>
-                  <pic:blipFill>
-                    <a:blip r:embed="rId37"/>
-                    <a:stretch>
-                      <a:fillRect/>
-                    </a:stretch>
-                  </pic:blipFill>
-                  <pic:spPr bwMode="auto">
-                    <a:xfrm>
-                      <a:off x="0" y="0"/>
-                      <a:ext cx="5334000" cy="9144000"/>
-                    </a:xfrm>
-                    <a:prstGeom prst="rect">
-                      <a:avLst/>
-                    </a:prstGeom>
-                    <a:noFill/>
-                    <a:ln w="9525">
-                      <a:noFill/>
-                      <a:headEnd/>
-                      <a:tailEnd/>
-                    </a:ln>
-                  </pic:spPr>
-                </pic:pic>
-              </a:graphicData>
-            </a:graphic>
-          </wp:inline>
-        </w:drawing>
+        <w:t xml:space="preserve">Figura 9: Permisos de dispositivos cercanos (Android 12+).</w:t>
       </w:r>
     </w:p>
     <w:p>
@@ -917,46 +566,7 @@
         <w:pStyle w:val="BodyText"/>
       </w:pPr>
       <w:r>
-        <w:drawing>
-          <wp:inline>
-            <wp:extent cx="5334000" cy="9144000"/>
-            <wp:effectExtent b="0" l="0" r="0" t="0"/>
-            <wp:docPr descr="Figura 10: Solicitud de habilitación del adaptador Bluetooth." title="" id="41" name="Picture"/>
-            <a:graphic>
-              <a:graphicData uri="http://schemas.openxmlformats.org/drawingml/2006/picture">
-                <pic:pic>
-                  <pic:nvPicPr>
-                    <pic:cNvPr descr="img/paso2_habilitar_bluetooth_dialog.png" id="42" name="Picture"/>
-                    <pic:cNvPicPr>
-                      <a:picLocks noChangeArrowheads="1" noChangeAspect="1"/>
-                    </pic:cNvPicPr>
-                  </pic:nvPicPr>
-                  <pic:blipFill>
-                    <a:blip r:embed="rId40"/>
-                    <a:stretch>
-                      <a:fillRect/>
-                    </a:stretch>
-                  </pic:blipFill>
-                  <pic:spPr bwMode="auto">
-                    <a:xfrm>
-                      <a:off x="0" y="0"/>
-                      <a:ext cx="5334000" cy="9144000"/>
-                    </a:xfrm>
-                    <a:prstGeom prst="rect">
-                      <a:avLst/>
-                    </a:prstGeom>
-                    <a:noFill/>
-                    <a:ln w="9525">
-                      <a:noFill/>
-                      <a:headEnd/>
-                      <a:tailEnd/>
-                    </a:ln>
-                  </pic:spPr>
-                </pic:pic>
-              </a:graphicData>
-            </a:graphic>
-          </wp:inline>
-        </w:drawing>
+        <w:t xml:space="preserve">Figura 10: Solicitud de habilitación del adaptador Bluetooth.</w:t>
       </w:r>
     </w:p>
     <w:p>
@@ -964,46 +574,7 @@
         <w:pStyle w:val="BodyText"/>
       </w:pPr>
       <w:r>
-        <w:drawing>
-          <wp:inline>
-            <wp:extent cx="5334000" cy="8636000"/>
-            <wp:effectExtent b="0" l="0" r="0" t="0"/>
-            <wp:docPr descr="Figura 11: Emparejamiento en Ajustes del teléfono y PIN (1234 / 0000)." title="" id="44" name="Picture"/>
-            <a:graphic>
-              <a:graphicData uri="http://schemas.openxmlformats.org/drawingml/2006/picture">
-                <pic:pic>
-                  <pic:nvPicPr>
-                    <pic:cNvPr descr="img/paso2_emparejamiento_bt.png" id="45" name="Picture"/>
-                    <pic:cNvPicPr>
-                      <a:picLocks noChangeArrowheads="1" noChangeAspect="1"/>
-                    </pic:cNvPicPr>
-                  </pic:nvPicPr>
-                  <pic:blipFill>
-                    <a:blip r:embed="rId43"/>
-                    <a:stretch>
-                      <a:fillRect/>
-                    </a:stretch>
-                  </pic:blipFill>
-                  <pic:spPr bwMode="auto">
-                    <a:xfrm>
-                      <a:off x="0" y="0"/>
-                      <a:ext cx="5334000" cy="8636000"/>
-                    </a:xfrm>
-                    <a:prstGeom prst="rect">
-                      <a:avLst/>
-                    </a:prstGeom>
-                    <a:noFill/>
-                    <a:ln w="9525">
-                      <a:noFill/>
-                      <a:headEnd/>
-                      <a:tailEnd/>
-                    </a:ln>
-                  </pic:spPr>
-                </pic:pic>
-              </a:graphicData>
-            </a:graphic>
-          </wp:inline>
-        </w:drawing>
+        <w:t xml:space="preserve">Figura 11: Emparejamiento en Ajustes del teléfono y PIN (1234 / 0000).</w:t>
       </w:r>
     </w:p>
     <w:p>
@@ -1011,46 +582,7 @@
         <w:pStyle w:val="BodyText"/>
       </w:pPr>
       <w:r>
-        <w:drawing>
-          <wp:inline>
-            <wp:extent cx="5334000" cy="6604000"/>
-            <wp:effectExtent b="0" l="0" r="0" t="0"/>
-            <wp:docPr descr="Figura 12: Selección del módulo desde la aplicación." title="" id="47" name="Picture"/>
-            <a:graphic>
-              <a:graphicData uri="http://schemas.openxmlformats.org/drawingml/2006/picture">
-                <pic:pic>
-                  <pic:nvPicPr>
-                    <pic:cNvPr descr="img/paso4_dialog_dispositivos.png" id="48" name="Picture"/>
-                    <pic:cNvPicPr>
-                      <a:picLocks noChangeArrowheads="1" noChangeAspect="1"/>
-                    </pic:cNvPicPr>
-                  </pic:nvPicPr>
-                  <pic:blipFill>
-                    <a:blip r:embed="rId46"/>
-                    <a:stretch>
-                      <a:fillRect/>
-                    </a:stretch>
-                  </pic:blipFill>
-                  <pic:spPr bwMode="auto">
-                    <a:xfrm>
-                      <a:off x="0" y="0"/>
-                      <a:ext cx="5334000" cy="6604000"/>
-                    </a:xfrm>
-                    <a:prstGeom prst="rect">
-                      <a:avLst/>
-                    </a:prstGeom>
-                    <a:noFill/>
-                    <a:ln w="9525">
-                      <a:noFill/>
-                      <a:headEnd/>
-                      <a:tailEnd/>
-                    </a:ln>
-                  </pic:spPr>
-                </pic:pic>
-              </a:graphicData>
-            </a:graphic>
-          </wp:inline>
-        </w:drawing>
+        <w:t xml:space="preserve">Figura 12: Selección del módulo desde la aplicación.</w:t>
       </w:r>
     </w:p>
     <w:p>
@@ -1058,46 +590,7 @@
         <w:pStyle w:val="BodyText"/>
       </w:pPr>
       <w:r>
-        <w:drawing>
-          <wp:inline>
-            <wp:extent cx="5334000" cy="11176000"/>
-            <wp:effectExtent b="0" l="0" r="0" t="0"/>
-            <wp:docPr descr="Figura 13: Pantalla principal de control y diagnóstico." title="" id="50" name="Picture"/>
-            <a:graphic>
-              <a:graphicData uri="http://schemas.openxmlformats.org/drawingml/2006/picture">
-                <pic:pic>
-                  <pic:nvPicPr>
-                    <pic:cNvPr descr="img/paso4_pantalla_principal.png" id="51" name="Picture"/>
-                    <pic:cNvPicPr>
-                      <a:picLocks noChangeArrowheads="1" noChangeAspect="1"/>
-                    </pic:cNvPicPr>
-                  </pic:nvPicPr>
-                  <pic:blipFill>
-                    <a:blip r:embed="rId49"/>
-                    <a:stretch>
-                      <a:fillRect/>
-                    </a:stretch>
-                  </pic:blipFill>
-                  <pic:spPr bwMode="auto">
-                    <a:xfrm>
-                      <a:off x="0" y="0"/>
-                      <a:ext cx="5334000" cy="11176000"/>
-                    </a:xfrm>
-                    <a:prstGeom prst="rect">
-                      <a:avLst/>
-                    </a:prstGeom>
-                    <a:noFill/>
-                    <a:ln w="9525">
-                      <a:noFill/>
-                      <a:headEnd/>
-                      <a:tailEnd/>
-                    </a:ln>
-                  </pic:spPr>
-                </pic:pic>
-              </a:graphicData>
-            </a:graphic>
-          </wp:inline>
-        </w:drawing>
+        <w:t xml:space="preserve">Figura 13: Pantalla principal de control y diagnóstico.</w:t>
       </w:r>
     </w:p>
     <w:p>
@@ -1132,7 +625,7 @@
           <w:b/>
           <w:bCs/>
         </w:rPr>
-        <w:t xml:space="preserve">DISPOSITIVO</w:t>
+        <w:t xml:space="preserve">CONECTAR</w:t>
       </w:r>
       <w:r>
         <w:t xml:space="preserve">.</w:t>
@@ -1184,8 +677,8 @@
         </w:pict>
       </w:r>
     </w:p>
-    <w:bookmarkEnd w:id="52"/>
-    <w:bookmarkStart w:id="59" w:name="X8b5ef35122bd8813d77ae79c97c9c64923880f7"/>
+    <w:bookmarkEnd w:id="13"/>
+    <w:bookmarkStart w:id="17" w:name="X8b5ef35122bd8813d77ae79c97c9c64923880f7"/>
     <w:p>
       <w:pPr>
         <w:pStyle w:val="Heading2"/>
@@ -1198,11 +691,11 @@
       <w:pPr>
         <w:pStyle w:val="Heading3"/>
       </w:pPr>
-      <w:bookmarkStart w:id="53" w:name="Xed9a9945977c3a70a90a8fbd8be50e72bc1d7ed"/>
+      <w:bookmarkStart w:id="14" w:name="Xed9a9945977c3a70a90a8fbd8be50e72bc1d7ed"/>
       <w:r>
         <w:t xml:space="preserve">El horario lo manda la placa, no la aplicación</w:t>
       </w:r>
-      <w:bookmarkEnd w:id="53"/>
+      <w:bookmarkEnd w:id="14"/>
     </w:p>
     <w:p>
       <w:pPr>
@@ -1298,7 +791,7 @@
         <w:t xml:space="preserve">: la aplicación confirmará igualmente que grabó.</w:t>
       </w:r>
     </w:p>
-    <w:bookmarkStart w:id="57" w:name="X780e89c4feaa43df4d2dd0a4b8e5fab770c1a77"/>
+    <w:bookmarkStart w:id="15" w:name="X780e89c4feaa43df4d2dd0a4b8e5fab770c1a77"/>
     <w:p>
       <w:pPr>
         <w:pStyle w:val="Heading3"/>
@@ -1312,46 +805,7 @@
         <w:pStyle w:val="FirstParagraph"/>
       </w:pPr>
       <w:r>
-        <w:drawing>
-          <wp:inline>
-            <wp:extent cx="5334000" cy="5461000"/>
-            <wp:effectExtent b="0" l="0" r="0" t="0"/>
-            <wp:docPr descr="Figura 14: Tarjeta «HORARIO DE ESTA PLACA», con sus cuatro franjas." title="" id="55" name="Picture"/>
-            <a:graphic>
-              <a:graphicData uri="http://schemas.openxmlformats.org/drawingml/2006/picture">
-                <pic:pic>
-                  <pic:nvPicPr>
-                    <pic:cNvPr descr="img/paso6_detalle_horario_escolar.png" id="56" name="Picture"/>
-                    <pic:cNvPicPr>
-                      <a:picLocks noChangeArrowheads="1" noChangeAspect="1"/>
-                    </pic:cNvPicPr>
-                  </pic:nvPicPr>
-                  <pic:blipFill>
-                    <a:blip r:embed="rId54"/>
-                    <a:stretch>
-                      <a:fillRect/>
-                    </a:stretch>
-                  </pic:blipFill>
-                  <pic:spPr bwMode="auto">
-                    <a:xfrm>
-                      <a:off x="0" y="0"/>
-                      <a:ext cx="5334000" cy="5461000"/>
-                    </a:xfrm>
-                    <a:prstGeom prst="rect">
-                      <a:avLst/>
-                    </a:prstGeom>
-                    <a:noFill/>
-                    <a:ln w="9525">
-                      <a:noFill/>
-                      <a:headEnd/>
-                      <a:tailEnd/>
-                    </a:ln>
-                  </pic:spPr>
-                </pic:pic>
-              </a:graphicData>
-            </a:graphic>
-          </wp:inline>
-        </w:drawing>
+        <w:t xml:space="preserve">Figura 14: Tarjeta «HORARIO DE ESTA PLACA», con sus cuatro franjas.</w:t>
       </w:r>
     </w:p>
     <w:p>
@@ -1422,7 +876,34 @@
         <w:t xml:space="preserve"> </w:t>
       </w:r>
       <w:r>
-        <w:t xml:space="preserve">y el derecho el final.</w:t>
+        <w:t xml:space="preserve">y el derecho el final (mostrados con formato nítido</w:t>
+      </w:r>
+      <w:r>
+        <w:t xml:space="preserve"> </w:t>
+      </w:r>
+      <w:r>
+        <w:rPr>
+          <w:rStyle w:val="VerbatimChar"/>
+        </w:rPr>
+        <w:t xml:space="preserve">06:00</w:t>
+      </w:r>
+      <w:r>
+        <w:t xml:space="preserve"> </w:t>
+      </w:r>
+      <w:r>
+        <w:t xml:space="preserve">a</w:t>
+      </w:r>
+      <w:r>
+        <w:t xml:space="preserve"> </w:t>
+      </w:r>
+      <w:r>
+        <w:rPr>
+          <w:rStyle w:val="VerbatimChar"/>
+        </w:rPr>
+        <w:t xml:space="preserve">09:00</w:t>
+      </w:r>
+      <w:r>
+        <w:t xml:space="preserve">).</w:t>
       </w:r>
     </w:p>
     <w:p>
@@ -1537,17 +1018,17 @@
         </w:numPr>
       </w:pPr>
       <w:r>
-        <w:t xml:space="preserve">Al aceptar, la aplicación sincroniza el reloj del equipo con la hora del teléfono, graba las</w:t>
-      </w:r>
-      <w:r>
-        <w:t xml:space="preserve"> </w:t>
-      </w:r>
-      <w:r>
-        <w:t xml:space="preserve">franjas y vuelve a leer la baliza para que usted vea cómo quedó.</w:t>
-      </w:r>
-    </w:p>
-    <w:bookmarkEnd w:id="57"/>
-    <w:bookmarkStart w:id="58" w:name="X484c4fc71a1a590a59ef049da5ee4e202412eab"/>
+        <w:t xml:space="preserve">Al aceptar, la aplicación sincroniza el reloj del equipo con la hora del teléfono, graba en lote las</w:t>
+      </w:r>
+      <w:r>
+        <w:t xml:space="preserve"> </w:t>
+      </w:r>
+      <w:r>
+        <w:t xml:space="preserve">franjas (con retardo seguro de 450 ms) y vuelve a leer la baliza para que usted vea cómo quedó.</w:t>
+      </w:r>
+    </w:p>
+    <w:bookmarkEnd w:id="15"/>
+    <w:bookmarkStart w:id="16" w:name="X484c4fc71a1a590a59ef049da5ee4e202412eab"/>
     <w:p>
       <w:pPr>
         <w:pStyle w:val="Heading3"/>
@@ -1610,9 +1091,9 @@
         </w:pict>
       </w:r>
     </w:p>
-    <w:bookmarkEnd w:id="58"/>
-    <w:bookmarkEnd w:id="59"/>
-    <w:bookmarkStart w:id="63" w:name="X4b22da503533cba86dce70edf53d82e520be978"/>
+    <w:bookmarkEnd w:id="16"/>
+    <w:bookmarkEnd w:id="17"/>
+    <w:bookmarkStart w:id="18" w:name="X4b22da503533cba86dce70edf53d82e520be978"/>
     <w:p>
       <w:pPr>
         <w:pStyle w:val="Heading2"/>
@@ -1758,7 +1239,7 @@
               <w:pStyle w:val="Compact"/>
             </w:pPr>
             <w:r>
-              <w:t xml:space="preserve">Vuelve a grabar el horario que esté en pantalla.</w:t>
+              <w:t xml:space="preserve">Vuelve a grabar el horario de la placa que esté en pantalla.</w:t>
             </w:r>
           </w:p>
         </w:tc>
@@ -1769,46 +1250,7 @@
         <w:pStyle w:val="BodyText"/>
       </w:pPr>
       <w:r>
-        <w:drawing>
-          <wp:inline>
-            <wp:extent cx="5334000" cy="2667000"/>
-            <wp:effectExtent b="0" l="0" r="0" t="0"/>
-            <wp:docPr descr="Figura 15: Botones de receso escolar." title="" id="61" name="Picture"/>
-            <a:graphic>
-              <a:graphicData uri="http://schemas.openxmlformats.org/drawingml/2006/picture">
-                <pic:pic>
-                  <pic:nvPicPr>
-                    <pic:cNvPr descr="img/paso6_detalle_receso_escolar.png" id="62" name="Picture"/>
-                    <pic:cNvPicPr>
-                      <a:picLocks noChangeArrowheads="1" noChangeAspect="1"/>
-                    </pic:cNvPicPr>
-                  </pic:nvPicPr>
-                  <pic:blipFill>
-                    <a:blip r:embed="rId60"/>
-                    <a:stretch>
-                      <a:fillRect/>
-                    </a:stretch>
-                  </pic:blipFill>
-                  <pic:spPr bwMode="auto">
-                    <a:xfrm>
-                      <a:off x="0" y="0"/>
-                      <a:ext cx="5334000" cy="2667000"/>
-                    </a:xfrm>
-                    <a:prstGeom prst="rect">
-                      <a:avLst/>
-                    </a:prstGeom>
-                    <a:noFill/>
-                    <a:ln w="9525">
-                      <a:noFill/>
-                      <a:headEnd/>
-                      <a:tailEnd/>
-                    </a:ln>
-                  </pic:spPr>
-                </pic:pic>
-              </a:graphicData>
-            </a:graphic>
-          </wp:inline>
-        </w:drawing>
+        <w:t xml:space="preserve">Figura 15: Botones de receso escolar.</w:t>
       </w:r>
     </w:p>
     <w:p>
@@ -1853,14 +1295,14 @@
         </w:pict>
       </w:r>
     </w:p>
-    <w:bookmarkEnd w:id="63"/>
-    <w:bookmarkStart w:id="64" w:name="Xd5047d1f1044f3e60f018e496464747fdd2a98b"/>
+    <w:bookmarkEnd w:id="18"/>
+    <w:bookmarkStart w:id="20" w:name="X18e3b957c825951568eecf30ec7203e710a8e2e"/>
     <w:p>
       <w:pPr>
         <w:pStyle w:val="Heading2"/>
       </w:pPr>
       <w:r>
-        <w:t xml:space="preserve">5. Asignación de Nombre / Ubicación por el Aire (OTA)</w:t>
+        <w:t xml:space="preserve">4ter. ¿«Grabar Horario de Placa» vs «Programación Manual de Franja»?</w:t>
       </w:r>
     </w:p>
     <w:p>
@@ -1868,19 +1310,368 @@
         <w:pStyle w:val="FirstParagraph"/>
       </w:pPr>
       <w:r>
-        <w:t xml:space="preserve">Para identificar cada baliza en un corredor vial con múltiples señales:</w:t>
-      </w:r>
-    </w:p>
-    <w:p>
-      <w:pPr>
-        <w:pStyle w:val="Compact"/>
-        <w:numPr>
-          <w:ilvl w:val="0"/>
-          <w:numId w:val="1006"/>
-        </w:numPr>
-      </w:pPr>
-      <w:r>
-        <w:t xml:space="preserve">En la tarjeta</w:t>
+        <w:t xml:space="preserve">Una duda común entre técnicos es la diferencia entre estos dos métodos:</w:t>
+      </w:r>
+    </w:p>
+    <w:p>
+      <w:pPr>
+        <w:pStyle w:val="BodyText"/>
+      </w:pPr>
+      <w:r>
+        <w:t xml:space="preserve">Figura 16: Comparativa gráfica de flujos: Grabar Horario de Placa vs Programación Manual.</w:t>
+      </w:r>
+    </w:p>
+    <w:tbl>
+      <w:tblPr>
+        <w:tblStyle w:val="Table"/>
+        <w:tblW w:type="auto" w:w="0"/>
+        <w:tblLook w:firstRow="1" w:lastRow="0" w:firstColumn="0" w:lastColumn="0" w:noHBand="0" w:noVBand="0" w:val="0020"/>
+      </w:tblPr>
+      <w:tblGrid>
+        <w:gridCol w:w="2640"/>
+        <w:gridCol w:w="2640"/>
+        <w:gridCol w:w="2640"/>
+      </w:tblGrid>
+      <w:tr>
+        <w:trPr>
+          <w:tblHeader w:val="on"/>
+        </w:trPr>
+        <w:tc>
+          <w:tcPr/>
+          <w:p>
+            <w:pPr>
+              <w:pStyle w:val="Compact"/>
+              <w:jc w:val="left"/>
+            </w:pPr>
+            <w:r>
+              <w:t xml:space="preserve">Característica</w:t>
+            </w:r>
+          </w:p>
+        </w:tc>
+        <w:tc>
+          <w:tcPr/>
+          <w:p>
+            <w:pPr>
+              <w:pStyle w:val="Compact"/>
+              <w:jc w:val="left"/>
+            </w:pPr>
+            <w:r>
+              <w:t xml:space="preserve">⚡ GRABAR HORARIO DE ESTA PLACA (Lote)</w:t>
+            </w:r>
+          </w:p>
+        </w:tc>
+        <w:tc>
+          <w:tcPr/>
+          <w:p>
+            <w:pPr>
+              <w:pStyle w:val="Compact"/>
+              <w:jc w:val="left"/>
+            </w:pPr>
+            <w:r>
+              <w:t xml:space="preserve">⚙️ PROGRAMACIÓN MANUAL (Quirúrgico)</w:t>
+            </w:r>
+          </w:p>
+        </w:tc>
+      </w:tr>
+      <w:tr>
+        <w:tc>
+          <w:tcPr/>
+          <w:p>
+            <w:pPr>
+              <w:pStyle w:val="Compact"/>
+              <w:jc w:val="left"/>
+            </w:pPr>
+            <w:r>
+              <w:rPr>
+                <w:b/>
+                <w:bCs/>
+              </w:rPr>
+              <w:t xml:space="preserve">Propósito</w:t>
+            </w:r>
+          </w:p>
+        </w:tc>
+        <w:tc>
+          <w:tcPr/>
+          <w:p>
+            <w:pPr>
+              <w:pStyle w:val="Compact"/>
+              <w:jc w:val="left"/>
+            </w:pPr>
+            <w:r>
+              <w:t xml:space="preserve">Configuración</w:t>
+            </w:r>
+            <w:r>
+              <w:t xml:space="preserve"> </w:t>
+            </w:r>
+            <w:r>
+              <w:rPr>
+                <w:b/>
+                <w:bCs/>
+              </w:rPr>
+              <w:t xml:space="preserve">integral</w:t>
+            </w:r>
+            <w:r>
+              <w:t xml:space="preserve"> </w:t>
+            </w:r>
+            <w:r>
+              <w:t xml:space="preserve">de la señal al llegar al colegio.</w:t>
+            </w:r>
+          </w:p>
+        </w:tc>
+        <w:tc>
+          <w:tcPr/>
+          <w:p>
+            <w:pPr>
+              <w:pStyle w:val="Compact"/>
+              <w:jc w:val="left"/>
+            </w:pPr>
+            <w:r>
+              <w:t xml:space="preserve">Ajuste técnico puntual de</w:t>
+            </w:r>
+            <w:r>
+              <w:t xml:space="preserve"> </w:t>
+            </w:r>
+            <w:r>
+              <w:rPr>
+                <w:b/>
+                <w:bCs/>
+              </w:rPr>
+              <w:t xml:space="preserve">UNA sola alarma</w:t>
+            </w:r>
+            <w:r>
+              <w:t xml:space="preserve">.</w:t>
+            </w:r>
+          </w:p>
+        </w:tc>
+      </w:tr>
+      <w:tr>
+        <w:tc>
+          <w:tcPr/>
+          <w:p>
+            <w:pPr>
+              <w:pStyle w:val="Compact"/>
+              <w:jc w:val="left"/>
+            </w:pPr>
+            <w:r>
+              <w:rPr>
+                <w:b/>
+                <w:bCs/>
+              </w:rPr>
+              <w:t xml:space="preserve">Reloj RTC</w:t>
+            </w:r>
+          </w:p>
+        </w:tc>
+        <w:tc>
+          <w:tcPr/>
+          <w:p>
+            <w:pPr>
+              <w:pStyle w:val="Compact"/>
+              <w:jc w:val="left"/>
+            </w:pPr>
+            <w:r>
+              <w:rPr>
+                <w:b/>
+                <w:bCs/>
+              </w:rPr>
+              <w:t xml:space="preserve">Sincroniza automáticamente</w:t>
+            </w:r>
+            <w:r>
+              <w:t xml:space="preserve"> </w:t>
+            </w:r>
+            <w:r>
+              <w:t xml:space="preserve">la fecha/hora con el teléfono móvil.</w:t>
+            </w:r>
+          </w:p>
+        </w:tc>
+        <w:tc>
+          <w:tcPr/>
+          <w:p>
+            <w:pPr>
+              <w:pStyle w:val="Compact"/>
+              <w:jc w:val="left"/>
+            </w:pPr>
+            <w:r>
+              <w:rPr>
+                <w:b/>
+                <w:bCs/>
+              </w:rPr>
+              <w:t xml:space="preserve">No altera</w:t>
+            </w:r>
+            <w:r>
+              <w:t xml:space="preserve"> </w:t>
+            </w:r>
+            <w:r>
+              <w:t xml:space="preserve">la hora actual del reloj.</w:t>
+            </w:r>
+          </w:p>
+        </w:tc>
+      </w:tr>
+      <w:tr>
+        <w:tc>
+          <w:tcPr/>
+          <w:p>
+            <w:pPr>
+              <w:pStyle w:val="Compact"/>
+              <w:jc w:val="left"/>
+            </w:pPr>
+            <w:r>
+              <w:rPr>
+                <w:b/>
+                <w:bCs/>
+              </w:rPr>
+              <w:t xml:space="preserve">Memoria</w:t>
+            </w:r>
+          </w:p>
+        </w:tc>
+        <w:tc>
+          <w:tcPr/>
+          <w:p>
+            <w:pPr>
+              <w:pStyle w:val="Compact"/>
+              <w:jc w:val="left"/>
+            </w:pPr>
+            <w:r>
+              <w:t xml:space="preserve">Reescribe de forma secuencial las 4 franjas (apaga las que estén en OFF).</w:t>
+            </w:r>
+          </w:p>
+        </w:tc>
+        <w:tc>
+          <w:tcPr/>
+          <w:p>
+            <w:pPr>
+              <w:pStyle w:val="Compact"/>
+              <w:jc w:val="left"/>
+            </w:pPr>
+            <w:r>
+              <w:t xml:space="preserve">Modifica únicamente la alarma seleccionada (1 a 5); las demás quedan intactas.</w:t>
+            </w:r>
+          </w:p>
+        </w:tc>
+      </w:tr>
+      <w:tr>
+        <w:tc>
+          <w:tcPr/>
+          <w:p>
+            <w:pPr>
+              <w:pStyle w:val="Compact"/>
+              <w:jc w:val="left"/>
+            </w:pPr>
+            <w:r>
+              <w:rPr>
+                <w:b/>
+                <w:bCs/>
+              </w:rPr>
+              <w:t xml:space="preserve">¿Guardar es Enviar?</w:t>
+            </w:r>
+          </w:p>
+        </w:tc>
+        <w:tc>
+          <w:tcPr/>
+          <w:p>
+            <w:pPr>
+              <w:pStyle w:val="Compact"/>
+              <w:jc w:val="left"/>
+            </w:pPr>
+            <w:r>
+              <w:rPr>
+                <w:b/>
+                <w:bCs/>
+              </w:rPr>
+              <w:t xml:space="preserve">Sí:</w:t>
+            </w:r>
+            <w:r>
+              <w:t xml:space="preserve"> </w:t>
+            </w:r>
+            <w:r>
+              <w:t xml:space="preserve">Al confirmar, se envía la secuencia por Bluetooth y se graba en EEPROM.</w:t>
+            </w:r>
+          </w:p>
+        </w:tc>
+        <w:tc>
+          <w:tcPr/>
+          <w:p>
+            <w:pPr>
+              <w:pStyle w:val="Compact"/>
+              <w:jc w:val="left"/>
+            </w:pPr>
+            <w:r>
+              <w:rPr>
+                <w:b/>
+                <w:bCs/>
+              </w:rPr>
+              <w:t xml:space="preserve">Sí:</w:t>
+            </w:r>
+            <w:r>
+              <w:t xml:space="preserve"> </w:t>
+            </w:r>
+            <w:r>
+              <w:t xml:space="preserve">Al pulsar el botón verde</w:t>
+            </w:r>
+            <w:r>
+              <w:t xml:space="preserve"> </w:t>
+            </w:r>
+            <w:r>
+              <w:rPr>
+                <w:rStyle w:val="VerbatimChar"/>
+                <w:b/>
+                <w:bCs/>
+              </w:rPr>
+              <w:t xml:space="preserve">⚡ ENVIAR Y GRABAR ESTA FRANJA</w:t>
+            </w:r>
+            <w:r>
+              <w:t xml:space="preserve">, se despacha la trama UART y se graba inmediatamente en la EEPROM física del PIC.</w:t>
+            </w:r>
+          </w:p>
+        </w:tc>
+      </w:tr>
+    </w:tbl>
+    <w:bookmarkStart w:id="19" w:name="botón-directo-de-programación-manual"/>
+    <w:p>
+      <w:pPr>
+        <w:pStyle w:val="Heading3"/>
+      </w:pPr>
+      <w:r>
+        <w:t xml:space="preserve">Botón Directo de Programación Manual</w:t>
+      </w:r>
+    </w:p>
+    <w:p>
+      <w:pPr>
+        <w:pStyle w:val="FirstParagraph"/>
+      </w:pPr>
+      <w:r>
+        <w:t xml:space="preserve">Para mayor comodidad del técnico, la tarjeta</w:t>
+      </w:r>
+      <w:r>
+        <w:t xml:space="preserve"> </w:t>
+      </w:r>
+      <w:r>
+        <w:rPr>
+          <w:b/>
+          <w:bCs/>
+        </w:rPr>
+        <w:t xml:space="preserve">6. PROGRAMACIÓN MANUAL DE FRANJA</w:t>
+      </w:r>
+      <w:r>
+        <w:t xml:space="preserve"> </w:t>
+      </w:r>
+      <w:r>
+        <w:t xml:space="preserve">incluye su propio botón verde directo:</w:t>
+      </w:r>
+    </w:p>
+    <w:p>
+      <w:pPr>
+        <w:pStyle w:val="BodyText"/>
+      </w:pPr>
+      <w:r>
+        <w:t xml:space="preserve">Figura 17: Tarjeta de Programación Manual con su botón verde directo «ENVIAR Y GRABAR ESTA FRANJA».</w:t>
+      </w:r>
+    </w:p>
+    <w:p>
+      <w:pPr>
+        <w:pStyle w:val="BodyText"/>
+      </w:pPr>
+      <w:r>
+        <w:t xml:space="preserve">No es necesario hacer scroll hacia arriba: al pulsar este botón, la trama de la alarma seleccionada (ej.</w:t>
       </w:r>
       <w:r>
         <w:t xml:space="preserve"> </w:t>
@@ -1888,72 +1679,11 @@
       <w:r>
         <w:rPr>
           <w:rStyle w:val="VerbatimChar"/>
-          <w:b/>
-          <w:bCs/>
-        </w:rPr>
-        <w:t xml:space="preserve">NOMBRE / UBICACIÓN DE LA SEÑAL</w:t>
-      </w:r>
-      <w:r>
-        <w:t xml:space="preserve">, escriba el nombre o punto kilométrico (ej.</w:t>
-      </w:r>
-      <w:r>
-        <w:t xml:space="preserve"> </w:t>
-      </w:r>
-      <w:r>
-        <w:rPr>
-          <w:rStyle w:val="VerbatimChar"/>
-        </w:rPr>
-        <w:t xml:space="preserve">Col. San José - Km 4+200</w:t>
-      </w:r>
-      <w:r>
-        <w:t xml:space="preserve">).</w:t>
-      </w:r>
-    </w:p>
-    <w:p>
-      <w:pPr>
-        <w:pStyle w:val="Compact"/>
-        <w:numPr>
-          <w:ilvl w:val="0"/>
-          <w:numId w:val="1006"/>
-        </w:numPr>
-      </w:pPr>
-      <w:r>
-        <w:t xml:space="preserve">Presione</w:t>
-      </w:r>
-      <w:r>
-        <w:t xml:space="preserve"> </w:t>
-      </w:r>
-      <w:r>
-        <w:rPr>
-          <w:rStyle w:val="VerbatimChar"/>
-          <w:b/>
-          <w:bCs/>
-        </w:rPr>
-        <w:t xml:space="preserve">GUARDAR</w:t>
-      </w:r>
-      <w:r>
-        <w:t xml:space="preserve">.</w:t>
-      </w:r>
-    </w:p>
-    <w:p>
-      <w:pPr>
-        <w:pStyle w:val="Compact"/>
-        <w:numPr>
-          <w:ilvl w:val="0"/>
-          <w:numId w:val="1006"/>
-        </w:numPr>
-      </w:pPr>
-      <w:r>
-        <w:t xml:space="preserve">El nombre se graba de forma permanente en la memoria EEPROM física de la baliza (</w:t>
-      </w:r>
-      <w:r>
-        <w:rPr>
-          <w:rStyle w:val="VerbatimChar"/>
-        </w:rPr>
-        <w:t xml:space="preserve">0x40..0x5F</w:t>
-      </w:r>
-      <w:r>
-        <w:t xml:space="preserve">) y en su teléfono.</w:t>
+        </w:rPr>
+        <w:t xml:space="preserve">¿A3,E1,I1430,F1630,D9,?</w:t>
+      </w:r>
+      <w:r>
+        <w:t xml:space="preserve">) viaja al microcontrolador y queda almacenada de forma permanente.</w:t>
       </w:r>
     </w:p>
     <w:p>
@@ -1963,14 +1693,15 @@
         </w:pict>
       </w:r>
     </w:p>
-    <w:bookmarkEnd w:id="64"/>
-    <w:bookmarkStart w:id="71" w:name="Xb1455442e58cd6f0308bdf616fbc15e55422308"/>
+    <w:bookmarkEnd w:id="19"/>
+    <w:bookmarkEnd w:id="20"/>
+    <w:bookmarkStart w:id="21" w:name="Xd5047d1f1044f3e60f018e496464747fdd2a98b"/>
     <w:p>
       <w:pPr>
         <w:pStyle w:val="Heading2"/>
       </w:pPr>
       <w:r>
-        <w:t xml:space="preserve">6. Motor de Autodiagnóstico y Dictamen en Campo</w:t>
+        <w:t xml:space="preserve">5. Asignación de Nombre / Ubicación por el Aire (OTA)</w:t>
       </w:r>
     </w:p>
     <w:p>
@@ -1978,101 +1709,19 @@
         <w:pStyle w:val="FirstParagraph"/>
       </w:pPr>
       <w:r>
-        <w:drawing>
-          <wp:inline>
-            <wp:extent cx="5334000" cy="8636000"/>
-            <wp:effectExtent b="0" l="0" r="0" t="0"/>
-            <wp:docPr descr="Figura 16: Configuración manual de franja horaria." title="" id="66" name="Picture"/>
-            <a:graphic>
-              <a:graphicData uri="http://schemas.openxmlformats.org/drawingml/2006/picture">
-                <pic:pic>
-                  <pic:nvPicPr>
-                    <pic:cNvPr descr="img/paso7_config_franja_detalle.png" id="67" name="Picture"/>
-                    <pic:cNvPicPr>
-                      <a:picLocks noChangeArrowheads="1" noChangeAspect="1"/>
-                    </pic:cNvPicPr>
-                  </pic:nvPicPr>
-                  <pic:blipFill>
-                    <a:blip r:embed="rId65"/>
-                    <a:stretch>
-                      <a:fillRect/>
-                    </a:stretch>
-                  </pic:blipFill>
-                  <pic:spPr bwMode="auto">
-                    <a:xfrm>
-                      <a:off x="0" y="0"/>
-                      <a:ext cx="5334000" cy="8636000"/>
-                    </a:xfrm>
-                    <a:prstGeom prst="rect">
-                      <a:avLst/>
-                    </a:prstGeom>
-                    <a:noFill/>
-                    <a:ln w="9525">
-                      <a:noFill/>
-                      <a:headEnd/>
-                      <a:tailEnd/>
-                    </a:ln>
-                  </pic:spPr>
-                </pic:pic>
-              </a:graphicData>
-            </a:graphic>
-          </wp:inline>
-        </w:drawing>
-      </w:r>
-    </w:p>
-    <w:p>
-      <w:pPr>
-        <w:pStyle w:val="BodyText"/>
-      </w:pPr>
-      <w:r>
-        <w:drawing>
-          <wp:inline>
-            <wp:extent cx="5334000" cy="8636000"/>
-            <wp:effectExtent b="0" l="0" r="0" t="0"/>
-            <wp:docPr descr="Figura 17: Menús desplegables de alarma, horas, minutos y días." title="" id="69" name="Picture"/>
-            <a:graphic>
-              <a:graphicData uri="http://schemas.openxmlformats.org/drawingml/2006/picture">
-                <pic:pic>
-                  <pic:nvPicPr>
-                    <pic:cNvPr descr="img/paso7_dropdowns_combinados.png" id="70" name="Picture"/>
-                    <pic:cNvPicPr>
-                      <a:picLocks noChangeArrowheads="1" noChangeAspect="1"/>
-                    </pic:cNvPicPr>
-                  </pic:nvPicPr>
-                  <pic:blipFill>
-                    <a:blip r:embed="rId68"/>
-                    <a:stretch>
-                      <a:fillRect/>
-                    </a:stretch>
-                  </pic:blipFill>
-                  <pic:spPr bwMode="auto">
-                    <a:xfrm>
-                      <a:off x="0" y="0"/>
-                      <a:ext cx="5334000" cy="8636000"/>
-                    </a:xfrm>
-                    <a:prstGeom prst="rect">
-                      <a:avLst/>
-                    </a:prstGeom>
-                    <a:noFill/>
-                    <a:ln w="9525">
-                      <a:noFill/>
-                      <a:headEnd/>
-                      <a:tailEnd/>
-                    </a:ln>
-                  </pic:spPr>
-                </pic:pic>
-              </a:graphicData>
-            </a:graphic>
-          </wp:inline>
-        </w:drawing>
-      </w:r>
-    </w:p>
-    <w:p>
-      <w:pPr>
-        <w:pStyle w:val="BodyText"/>
-      </w:pPr>
-      <w:r>
-        <w:t xml:space="preserve">Al presionar</w:t>
+        <w:t xml:space="preserve">Para identificar cada baliza en un corredor vial con múltiples señales:</w:t>
+      </w:r>
+    </w:p>
+    <w:p>
+      <w:pPr>
+        <w:pStyle w:val="Compact"/>
+        <w:numPr>
+          <w:ilvl w:val="0"/>
+          <w:numId w:val="1006"/>
+        </w:numPr>
+      </w:pPr>
+      <w:r>
+        <w:t xml:space="preserve">En la tarjeta</w:t>
       </w:r>
       <w:r>
         <w:t xml:space="preserve"> </w:t>
@@ -2083,48 +1732,69 @@
           <w:b/>
           <w:bCs/>
         </w:rPr>
-        <w:t xml:space="preserve">LEER</w:t>
-      </w:r>
-      <w:r>
-        <w:t xml:space="preserve">, la App ejecuta un análisis instantáneo y muestra el semáforo de dictamen técnico:</w:t>
-      </w:r>
-    </w:p>
-    <w:p>
-      <w:pPr>
-        <w:pStyle w:val="SourceCode"/>
-      </w:pPr>
+        <w:t xml:space="preserve">NOMBRE / UBICACIÓN DE LA SEÑAL</w:t>
+      </w:r>
+      <w:r>
+        <w:t xml:space="preserve">, escriba el nombre o punto kilométrico (ej.</w:t>
+      </w:r>
+      <w:r>
+        <w:t xml:space="preserve"> </w:t>
+      </w:r>
       <w:r>
         <w:rPr>
           <w:rStyle w:val="VerbatimChar"/>
         </w:rPr>
-        <w:t xml:space="preserve">flowchart LR</w:t>
-      </w:r>
-      <w:r>
-        <w:br/>
+        <w:t xml:space="preserve">Col. San José - Km 4+200</w:t>
+      </w:r>
+      <w:r>
+        <w:t xml:space="preserve">).</w:t>
+      </w:r>
+    </w:p>
+    <w:p>
+      <w:pPr>
+        <w:pStyle w:val="Compact"/>
+        <w:numPr>
+          <w:ilvl w:val="0"/>
+          <w:numId w:val="1006"/>
+        </w:numPr>
+      </w:pPr>
+      <w:r>
+        <w:t xml:space="preserve">Presione</w:t>
+      </w:r>
+      <w:r>
+        <w:t xml:space="preserve"> </w:t>
       </w:r>
       <w:r>
         <w:rPr>
           <w:rStyle w:val="VerbatimChar"/>
-        </w:rPr>
-        <w:t xml:space="preserve">    A["🟢 100% OPERATIVO"] --&gt; B["Batería &gt;12.4V, reloj sincronizado y memoria íntegra."]</w:t>
-      </w:r>
-      <w:r>
-        <w:br/>
+          <w:b/>
+          <w:bCs/>
+        </w:rPr>
+        <w:t xml:space="preserve">GUARDAR</w:t>
+      </w:r>
+      <w:r>
+        <w:t xml:space="preserve">.</w:t>
+      </w:r>
+    </w:p>
+    <w:p>
+      <w:pPr>
+        <w:pStyle w:val="Compact"/>
+        <w:numPr>
+          <w:ilvl w:val="0"/>
+          <w:numId w:val="1006"/>
+        </w:numPr>
+      </w:pPr>
+      <w:r>
+        <w:t xml:space="preserve">El nombre se graba de forma permanente en la memoria EEPROM física de la baliza (</w:t>
       </w:r>
       <w:r>
         <w:rPr>
           <w:rStyle w:val="VerbatimChar"/>
         </w:rPr>
-        <w:t xml:space="preserve">    C["🟡 PILA CR2032 AGOTADA"] --&gt; D["Tarjeta sana. Cambiar pila de botón de 3V en gabinete."]</w:t>
-      </w:r>
-      <w:r>
-        <w:br/>
-      </w:r>
-      <w:r>
-        <w:rPr>
-          <w:rStyle w:val="VerbatimChar"/>
-        </w:rPr>
-        <w:t xml:space="preserve">    E["🔴 BATERÍA 12V BAJA"] --&gt; F["Tarjeta sana. Limpiar panel solar o revisar fusible."]</w:t>
+        <w:t xml:space="preserve">0x40..0x5F</w:t>
+      </w:r>
+      <w:r>
+        <w:t xml:space="preserve">) y en su teléfono.</w:t>
       </w:r>
     </w:p>
     <w:p>
@@ -2134,14 +1804,14 @@
         </w:pict>
       </w:r>
     </w:p>
-    <w:bookmarkEnd w:id="71"/>
-    <w:bookmarkStart w:id="75" w:name="X5dbdf40e7c001d99398b171486a28389fa75aa8"/>
+    <w:bookmarkEnd w:id="21"/>
+    <w:bookmarkStart w:id="22" w:name="Xb1455442e58cd6f0308bdf616fbc15e55422308"/>
     <w:p>
       <w:pPr>
         <w:pStyle w:val="Heading2"/>
       </w:pPr>
       <w:r>
-        <w:t xml:space="preserve">7. Prueba Física de Foco (Mando Directo)</w:t>
+        <w:t xml:space="preserve">6. Motor de Autodiagnóstico y Dictamen en Campo</w:t>
       </w:r>
     </w:p>
     <w:p>
@@ -2149,68 +1819,15 @@
         <w:pStyle w:val="FirstParagraph"/>
       </w:pPr>
       <w:r>
-        <w:drawing>
-          <wp:inline>
-            <wp:extent cx="5334000" cy="2667000"/>
-            <wp:effectExtent b="0" l="0" r="0" t="0"/>
-            <wp:docPr descr="Figura 18: Tarjeta de diagnóstico y prueba de luz." title="" id="73" name="Picture"/>
-            <a:graphic>
-              <a:graphicData uri="http://schemas.openxmlformats.org/drawingml/2006/picture">
-                <pic:pic>
-                  <pic:nvPicPr>
-                    <pic:cNvPr descr="img/paso8_detalle_diagnostico_luz.png" id="74" name="Picture"/>
-                    <pic:cNvPicPr>
-                      <a:picLocks noChangeArrowheads="1" noChangeAspect="1"/>
-                    </pic:cNvPicPr>
-                  </pic:nvPicPr>
-                  <pic:blipFill>
-                    <a:blip r:embed="rId72"/>
-                    <a:stretch>
-                      <a:fillRect/>
-                    </a:stretch>
-                  </pic:blipFill>
-                  <pic:spPr bwMode="auto">
-                    <a:xfrm>
-                      <a:off x="0" y="0"/>
-                      <a:ext cx="5334000" cy="2667000"/>
-                    </a:xfrm>
-                    <a:prstGeom prst="rect">
-                      <a:avLst/>
-                    </a:prstGeom>
-                    <a:noFill/>
-                    <a:ln w="9525">
-                      <a:noFill/>
-                      <a:headEnd/>
-                      <a:tailEnd/>
-                    </a:ln>
-                  </pic:spPr>
-                </pic:pic>
-              </a:graphicData>
-            </a:graphic>
-          </wp:inline>
-        </w:drawing>
-      </w:r>
-    </w:p>
-    <w:p>
-      <w:pPr>
-        <w:pStyle w:val="Compact"/>
-        <w:numPr>
-          <w:ilvl w:val="0"/>
-          <w:numId w:val="1007"/>
-        </w:numPr>
-      </w:pPr>
-      <w:r>
-        <w:rPr>
-          <w:b/>
-          <w:bCs/>
-        </w:rPr>
-        <w:t xml:space="preserve">Activar Test (2 min):</w:t>
-      </w:r>
-      <w:r>
-        <w:t xml:space="preserve"> </w:t>
-      </w:r>
-      <w:r>
-        <w:t xml:space="preserve">Presione</w:t>
+        <w:t xml:space="preserve">Figura 18: Menús desplegables de alarma, horas, minutos y días.</w:t>
+      </w:r>
+    </w:p>
+    <w:p>
+      <w:pPr>
+        <w:pStyle w:val="BodyText"/>
+      </w:pPr>
+      <w:r>
+        <w:t xml:space="preserve">Al presionar</w:t>
       </w:r>
       <w:r>
         <w:t xml:space="preserve"> </w:t>
@@ -2218,51 +1835,51 @@
       <w:r>
         <w:rPr>
           <w:rStyle w:val="VerbatimChar"/>
-        </w:rPr>
-        <w:t xml:space="preserve">💡 Activar Test (2 min)</w:t>
-      </w:r>
-      <w:r>
-        <w:t xml:space="preserve"> </w:t>
-      </w:r>
-      <w:r>
-        <w:t xml:space="preserve">para encender el destello ámbar a 1.0 Hz y verificar los LEDs y el circuito de potencia.</w:t>
-      </w:r>
-    </w:p>
-    <w:p>
-      <w:pPr>
-        <w:pStyle w:val="Compact"/>
-        <w:numPr>
-          <w:ilvl w:val="0"/>
-          <w:numId w:val="1007"/>
-        </w:numPr>
-      </w:pPr>
-      <w:r>
-        <w:rPr>
-          <w:b/>
-          <w:bCs/>
-        </w:rPr>
-        <w:t xml:space="preserve">Apagar Test:</w:t>
-      </w:r>
-      <w:r>
-        <w:t xml:space="preserve"> </w:t>
-      </w:r>
-      <w:r>
-        <w:t xml:space="preserve">Presione</w:t>
-      </w:r>
-      <w:r>
-        <w:t xml:space="preserve"> </w:t>
-      </w:r>
+          <w:b/>
+          <w:bCs/>
+        </w:rPr>
+        <w:t xml:space="preserve">LEER</w:t>
+      </w:r>
+      <w:r>
+        <w:t xml:space="preserve">, la App ejecuta un análisis instantáneo y muestra el semáforo de dictamen técnico:</w:t>
+      </w:r>
+    </w:p>
+    <w:p>
+      <w:pPr>
+        <w:pStyle w:val="SourceCode"/>
+      </w:pPr>
       <w:r>
         <w:rPr>
           <w:rStyle w:val="VerbatimChar"/>
         </w:rPr>
-        <w:t xml:space="preserve">⏹️ Apagar Test</w:t>
-      </w:r>
-      <w:r>
-        <w:t xml:space="preserve"> </w:t>
-      </w:r>
-      <w:r>
-        <w:t xml:space="preserve">para detener el destello inmediatamente.</w:t>
+        <w:t xml:space="preserve">flowchart LR</w:t>
+      </w:r>
+      <w:r>
+        <w:br/>
+      </w:r>
+      <w:r>
+        <w:rPr>
+          <w:rStyle w:val="VerbatimChar"/>
+        </w:rPr>
+        <w:t xml:space="preserve">    A["🟢 100% OPERATIVO"] --&gt; B["Batería &gt;12.4V, reloj sincronizado y memoria íntegra."]</w:t>
+      </w:r>
+      <w:r>
+        <w:br/>
+      </w:r>
+      <w:r>
+        <w:rPr>
+          <w:rStyle w:val="VerbatimChar"/>
+        </w:rPr>
+        <w:t xml:space="preserve">    C["🟡 PILA CR2032 AGOTADA"] --&gt; D["Tarjeta sana. Cambiar pila de botón de 3V en gabinete."]</w:t>
+      </w:r>
+      <w:r>
+        <w:br/>
+      </w:r>
+      <w:r>
+        <w:rPr>
+          <w:rStyle w:val="VerbatimChar"/>
+        </w:rPr>
+        <w:t xml:space="preserve">    E["🔴 BATERÍA 12V BAJA"] --&gt; F["Tarjeta sana. Limpiar panel solar o revisar fusible."]</w:t>
       </w:r>
     </w:p>
     <w:p>
@@ -2272,17 +1889,116 @@
         </w:pict>
       </w:r>
     </w:p>
-    <w:bookmarkEnd w:id="75"/>
-    <w:bookmarkStart w:id="87" w:name="Xc82fa43529897bd5fa34ce228a2c44ae3e6ff8d"/>
+    <w:bookmarkEnd w:id="22"/>
+    <w:bookmarkStart w:id="23" w:name="X5dbdf40e7c001d99398b171486a28389fa75aa8"/>
     <w:p>
       <w:pPr>
         <w:pStyle w:val="Heading2"/>
       </w:pPr>
       <w:r>
+        <w:t xml:space="preserve">7. Prueba Física de Foco (Mando Directo)</w:t>
+      </w:r>
+    </w:p>
+    <w:p>
+      <w:pPr>
+        <w:pStyle w:val="FirstParagraph"/>
+      </w:pPr>
+      <w:r>
+        <w:t xml:space="preserve">Figura 18: Tarjeta de diagnóstico y prueba de luz.</w:t>
+      </w:r>
+    </w:p>
+    <w:p>
+      <w:pPr>
+        <w:pStyle w:val="Compact"/>
+        <w:numPr>
+          <w:ilvl w:val="0"/>
+          <w:numId w:val="1007"/>
+        </w:numPr>
+      </w:pPr>
+      <w:r>
+        <w:rPr>
+          <w:b/>
+          <w:bCs/>
+        </w:rPr>
+        <w:t xml:space="preserve">Activar Test (2 min):</w:t>
+      </w:r>
+      <w:r>
+        <w:t xml:space="preserve"> </w:t>
+      </w:r>
+      <w:r>
+        <w:t xml:space="preserve">Presione</w:t>
+      </w:r>
+      <w:r>
+        <w:t xml:space="preserve"> </w:t>
+      </w:r>
+      <w:r>
+        <w:rPr>
+          <w:rStyle w:val="VerbatimChar"/>
+        </w:rPr>
+        <w:t xml:space="preserve">💡 Activar Test (2 min)</w:t>
+      </w:r>
+      <w:r>
+        <w:t xml:space="preserve"> </w:t>
+      </w:r>
+      <w:r>
+        <w:t xml:space="preserve">para encender el destello ámbar a 1.0 Hz y verificar los LEDs y el circuito de potencia.</w:t>
+      </w:r>
+    </w:p>
+    <w:p>
+      <w:pPr>
+        <w:pStyle w:val="Compact"/>
+        <w:numPr>
+          <w:ilvl w:val="0"/>
+          <w:numId w:val="1007"/>
+        </w:numPr>
+      </w:pPr>
+      <w:r>
+        <w:rPr>
+          <w:b/>
+          <w:bCs/>
+        </w:rPr>
+        <w:t xml:space="preserve">Apagar Test:</w:t>
+      </w:r>
+      <w:r>
+        <w:t xml:space="preserve"> </w:t>
+      </w:r>
+      <w:r>
+        <w:t xml:space="preserve">Presione</w:t>
+      </w:r>
+      <w:r>
+        <w:t xml:space="preserve"> </w:t>
+      </w:r>
+      <w:r>
+        <w:rPr>
+          <w:rStyle w:val="VerbatimChar"/>
+        </w:rPr>
+        <w:t xml:space="preserve">⏹️ Apagar Test</w:t>
+      </w:r>
+      <w:r>
+        <w:t xml:space="preserve"> </w:t>
+      </w:r>
+      <w:r>
+        <w:t xml:space="preserve">para detener el destello inmediatamente.</w:t>
+      </w:r>
+    </w:p>
+    <w:p>
+      <w:r>
+        <w:pict>
+          <v:rect style="width:0;height:1.5pt" o:hralign="center" o:hrstd="t" o:hr="t"/>
+        </w:pict>
+      </w:r>
+    </w:p>
+    <w:bookmarkEnd w:id="23"/>
+    <w:bookmarkStart w:id="29" w:name="Xc82fa43529897bd5fa34ce228a2c44ae3e6ff8d"/>
+    <w:p>
+      <w:pPr>
+        <w:pStyle w:val="Heading2"/>
+      </w:pPr>
+      <w:r>
         <w:t xml:space="preserve">8. Mantenimiento, Inspección y Acta</w:t>
       </w:r>
     </w:p>
-    <w:bookmarkStart w:id="76" w:name="X3ea513830886557fbe0480ac4ffeccc16f9552d"/>
+    <w:bookmarkStart w:id="24" w:name="X3ea513830886557fbe0480ac4ffeccc16f9552d"/>
     <w:p>
       <w:pPr>
         <w:pStyle w:val="Heading3"/>
@@ -2371,8 +2087,8 @@
         <w:t xml:space="preserve">(apartado 5), que sí se graba en la memoria del equipo y viaja con el poste.</w:t>
       </w:r>
     </w:p>
-    <w:bookmarkEnd w:id="76"/>
-    <w:bookmarkStart w:id="84" w:name="X1b56ee94196f72fbf20ad5f25996f39ce625eee"/>
+    <w:bookmarkEnd w:id="24"/>
+    <w:bookmarkStart w:id="26" w:name="X1b56ee94196f72fbf20ad5f25996f39ce625eee"/>
     <w:p>
       <w:pPr>
         <w:pStyle w:val="Heading3"/>
@@ -2501,46 +2217,7 @@
         <w:pStyle w:val="BodyText"/>
       </w:pPr>
       <w:r>
-        <w:drawing>
-          <wp:inline>
-            <wp:extent cx="5334000" cy="6934200"/>
-            <wp:effectExtent b="0" l="0" r="0" t="0"/>
-            <wp:docPr descr="Figura 20: Inspección a nivel de suelo. Solo aparecen los nueve puntos que se pueden comprobar sin subir, y el aviso enumera lo que queda pendiente." title="" id="78" name="Picture"/>
-            <a:graphic>
-              <a:graphicData uri="http://schemas.openxmlformats.org/drawingml/2006/picture">
-                <pic:pic>
-                  <pic:nvPicPr>
-                    <pic:cNvPr descr="img/paso9_mantenimiento_suelo.png" id="79" name="Picture"/>
-                    <pic:cNvPicPr>
-                      <a:picLocks noChangeArrowheads="1" noChangeAspect="1"/>
-                    </pic:cNvPicPr>
-                  </pic:nvPicPr>
-                  <pic:blipFill>
-                    <a:blip r:embed="rId77"/>
-                    <a:stretch>
-                      <a:fillRect/>
-                    </a:stretch>
-                  </pic:blipFill>
-                  <pic:spPr bwMode="auto">
-                    <a:xfrm>
-                      <a:off x="0" y="0"/>
-                      <a:ext cx="5334000" cy="6934200"/>
-                    </a:xfrm>
-                    <a:prstGeom prst="rect">
-                      <a:avLst/>
-                    </a:prstGeom>
-                    <a:noFill/>
-                    <a:ln w="9525">
-                      <a:noFill/>
-                      <a:headEnd/>
-                      <a:tailEnd/>
-                    </a:ln>
-                  </pic:spPr>
-                </pic:pic>
-              </a:graphicData>
-            </a:graphic>
-          </wp:inline>
-        </w:drawing>
+        <w:t xml:space="preserve">Figura 20: Inspección a nivel de suelo. Solo aparecen los nueve puntos que se pueden comprobar sin subir, y el aviso enumera lo que queda pendiente.</w:t>
       </w:r>
     </w:p>
     <w:p>
@@ -2548,57 +2225,18 @@
         <w:pStyle w:val="BodyText"/>
       </w:pPr>
       <w:r>
-        <w:drawing>
-          <wp:inline>
-            <wp:extent cx="5334000" cy="9021417"/>
-            <wp:effectExtent b="0" l="0" r="0" t="0"/>
-            <wp:docPr descr="Figura 21: Inspección en altura. Aparecen además los siete puntos que exigen subir al poste." title="" id="81" name="Picture"/>
-            <a:graphic>
-              <a:graphicData uri="http://schemas.openxmlformats.org/drawingml/2006/picture">
-                <pic:pic>
-                  <pic:nvPicPr>
-                    <pic:cNvPr descr="img/paso9_mantenimiento_altura.png" id="82" name="Picture"/>
-                    <pic:cNvPicPr>
-                      <a:picLocks noChangeArrowheads="1" noChangeAspect="1"/>
-                    </pic:cNvPicPr>
-                  </pic:nvPicPr>
-                  <pic:blipFill>
-                    <a:blip r:embed="rId80"/>
-                    <a:stretch>
-                      <a:fillRect/>
-                    </a:stretch>
-                  </pic:blipFill>
-                  <pic:spPr bwMode="auto">
-                    <a:xfrm>
-                      <a:off x="0" y="0"/>
-                      <a:ext cx="5334000" cy="9021417"/>
-                    </a:xfrm>
-                    <a:prstGeom prst="rect">
-                      <a:avLst/>
-                    </a:prstGeom>
-                    <a:noFill/>
-                    <a:ln w="9525">
-                      <a:noFill/>
-                      <a:headEnd/>
-                      <a:tailEnd/>
-                    </a:ln>
-                  </pic:spPr>
-                </pic:pic>
-              </a:graphicData>
-            </a:graphic>
-          </wp:inline>
-        </w:drawing>
+        <w:t xml:space="preserve">Figura 21: Inspección en altura. Aparecen además los siete puntos que exigen subir al poste.</w:t>
       </w:r>
     </w:p>
     <w:p>
       <w:pPr>
         <w:pStyle w:val="Heading3"/>
       </w:pPr>
-      <w:bookmarkStart w:id="83" w:name="Xd5b017bcfccd37df5fa5d44be24c4f576f5745a"/>
+      <w:bookmarkStart w:id="25" w:name="Xd5b017bcfccd37df5fa5d44be24c4f576f5745a"/>
       <w:r>
         <w:t xml:space="preserve">Por qué los puntos de altura no aparecen desde el suelo</w:t>
       </w:r>
-      <w:bookmarkEnd w:id="83"/>
+      <w:bookmarkEnd w:id="25"/>
     </w:p>
     <w:p>
       <w:pPr>
@@ -2679,8 +2317,8 @@
         <w:t xml:space="preserve">Es intencionado: esa visita ya no los verificó.</w:t>
       </w:r>
     </w:p>
-    <w:bookmarkEnd w:id="84"/>
-    <w:bookmarkStart w:id="85" w:name="X010271a9b53e6adf591ad4cd5909a758c4af628"/>
+    <w:bookmarkEnd w:id="26"/>
+    <w:bookmarkStart w:id="27" w:name="X010271a9b53e6adf591ad4cd5909a758c4af628"/>
     <w:p>
       <w:pPr>
         <w:pStyle w:val="Heading3"/>
@@ -2976,8 +2614,8 @@
         <w:t xml:space="preserve">la mira un conductor.</w:t>
       </w:r>
     </w:p>
-    <w:bookmarkEnd w:id="85"/>
-    <w:bookmarkStart w:id="86" w:name="Xa5ed3f3919df5b4d7c468e8e2c1c46fa4f57345"/>
+    <w:bookmarkEnd w:id="27"/>
+    <w:bookmarkStart w:id="28" w:name="Xa5ed3f3919df5b4d7c468e8e2c1c46fa4f57345"/>
     <w:p>
       <w:pPr>
         <w:pStyle w:val="Heading3"/>
@@ -3223,9 +2861,9 @@
         </w:pict>
       </w:r>
     </w:p>
-    <w:bookmarkEnd w:id="86"/>
-    <w:bookmarkEnd w:id="87"/>
-    <w:bookmarkStart w:id="88" w:name="X06bc916911ab243a6474ce90c45df1014598c7a"/>
+    <w:bookmarkEnd w:id="28"/>
+    <w:bookmarkEnd w:id="29"/>
+    <w:bookmarkStart w:id="30" w:name="X06bc916911ab243a6474ce90c45df1014598c7a"/>
     <w:p>
       <w:pPr>
         <w:pStyle w:val="Heading2"/>
@@ -3306,8 +2944,8 @@
         </w:pict>
       </w:r>
     </w:p>
-    <w:bookmarkEnd w:id="88"/>
-    <w:bookmarkStart w:id="98" w:name="X1859056b7a6bd7cc5185d4df29b89fdfe6d7b4f"/>
+    <w:bookmarkEnd w:id="30"/>
+    <w:bookmarkStart w:id="37" w:name="X1859056b7a6bd7cc5185d4df29b89fdfe6d7b4f"/>
     <w:p>
       <w:pPr>
         <w:pStyle w:val="Heading2"/>
@@ -3321,46 +2959,7 @@
         <w:pStyle w:val="FirstParagraph"/>
       </w:pPr>
       <w:r>
-        <w:drawing>
-          <wp:inline>
-            <wp:extent cx="5334000" cy="3556000"/>
-            <wp:effectExtent b="0" l="0" r="0" t="0"/>
-            <wp:docPr descr="Figura 19: Canales oficiales de soporte técnico IT VIAL S.A.S." title="" id="90" name="Picture"/>
-            <a:graphic>
-              <a:graphicData uri="http://schemas.openxmlformats.org/drawingml/2006/picture">
-                <pic:pic>
-                  <pic:nvPicPr>
-                    <pic:cNvPr descr="img/portada_it_vial_creditos.png" id="91" name="Picture"/>
-                    <pic:cNvPicPr>
-                      <a:picLocks noChangeArrowheads="1" noChangeAspect="1"/>
-                    </pic:cNvPicPr>
-                  </pic:nvPicPr>
-                  <pic:blipFill>
-                    <a:blip r:embed="rId89"/>
-                    <a:stretch>
-                      <a:fillRect/>
-                    </a:stretch>
-                  </pic:blipFill>
-                  <pic:spPr bwMode="auto">
-                    <a:xfrm>
-                      <a:off x="0" y="0"/>
-                      <a:ext cx="5334000" cy="3556000"/>
-                    </a:xfrm>
-                    <a:prstGeom prst="rect">
-                      <a:avLst/>
-                    </a:prstGeom>
-                    <a:noFill/>
-                    <a:ln w="9525">
-                      <a:noFill/>
-                      <a:headEnd/>
-                      <a:tailEnd/>
-                    </a:ln>
-                  </pic:spPr>
-                </pic:pic>
-              </a:graphicData>
-            </a:graphic>
-          </wp:inline>
-        </w:drawing>
+        <w:t xml:space="preserve">Figura 19: Canales oficiales de soporte técnico IT VIAL S.A.S.</w:t>
       </w:r>
     </w:p>
     <w:p>
@@ -3377,7 +2976,7 @@
       <w:r>
         <w:t xml:space="preserve"> </w:t>
       </w:r>
-      <w:hyperlink r:id="rId92">
+      <w:hyperlink r:id="rId31">
         <w:r>
           <w:rPr>
             <w:rStyle w:val="Hyperlink"/>
@@ -3400,7 +2999,7 @@
       <w:r>
         <w:t xml:space="preserve"> </w:t>
       </w:r>
-      <w:hyperlink r:id="rId93">
+      <w:hyperlink r:id="rId32">
         <w:r>
           <w:rPr>
             <w:rStyle w:val="Hyperlink"/>
@@ -3423,7 +3022,7 @@
       <w:r>
         <w:t xml:space="preserve"> </w:t>
       </w:r>
-      <w:hyperlink r:id="rId94">
+      <w:hyperlink r:id="rId33">
         <w:r>
           <w:rPr>
             <w:rStyle w:val="Hyperlink"/>
@@ -3446,7 +3045,7 @@
       <w:r>
         <w:t xml:space="preserve"> </w:t>
       </w:r>
-      <w:hyperlink r:id="rId95">
+      <w:hyperlink r:id="rId34">
         <w:r>
           <w:rPr>
             <w:rStyle w:val="Hyperlink"/>
@@ -3469,7 +3068,7 @@
       <w:r>
         <w:t xml:space="preserve"> </w:t>
       </w:r>
-      <w:hyperlink r:id="rId96">
+      <w:hyperlink r:id="rId35">
         <w:r>
           <w:rPr>
             <w:rStyle w:val="Hyperlink"/>
@@ -3492,7 +3091,7 @@
       <w:r>
         <w:t xml:space="preserve"> </w:t>
       </w:r>
-      <w:hyperlink r:id="rId97">
+      <w:hyperlink r:id="rId36">
         <w:r>
           <w:rPr>
             <w:rStyle w:val="Hyperlink"/>
@@ -3501,8 +3100,8 @@
         </w:r>
       </w:hyperlink>
     </w:p>
-    <w:bookmarkEnd w:id="98"/>
-    <w:bookmarkEnd w:id="99"/>
+    <w:bookmarkEnd w:id="37"/>
+    <w:bookmarkEnd w:id="38"/>
     <w:sectPr>
       <w:footnotePr>
         <w:numRestart w:val="eachSect"/>

--- a/Manuales/MANUAL_USUARIO_APP.docx
+++ b/Manuales/MANUAL_USUARIO_APP.docx
@@ -28,7 +28,7 @@
         </w:p>
       </w:sdtContent>
     </w:sdt>
-    <w:bookmarkStart w:id="38" w:name="X8d71788515763cfd8ec22e06b95148859031af9"/>
+    <w:bookmarkStart w:id="104" w:name="X8d71788515763cfd8ec22e06b95148859031af9"/>
     <w:p>
       <w:pPr>
         <w:pStyle w:val="Heading1"/>
@@ -241,7 +241,7 @@
       </w:r>
     </w:p>
     <w:bookmarkEnd w:id="10"/>
-    <w:bookmarkStart w:id="11" w:name="Xe8e0e4b9ef8cb20e1e0028c8c925296c1bb6bd0"/>
+    <w:bookmarkStart w:id="17" w:name="Xe8e0e4b9ef8cb20e1e0028c8c925296c1bb6bd0"/>
     <w:p>
       <w:pPr>
         <w:pStyle w:val="Heading2"/>
@@ -310,7 +310,46 @@
         <w:pStyle w:val="FirstParagraph"/>
       </w:pPr>
       <w:r>
-        <w:t xml:space="preserve">Figura 1: Señal reglamentaria «30 CUANDO ACTIVADA» instalada en poste escolar.</w:t>
+        <w:drawing>
+          <wp:inline>
+            <wp:extent cx="5334000" cy="8178799"/>
+            <wp:effectExtent b="0" l="0" r="0" t="0"/>
+            <wp:docPr descr="Figura 1: Señal reglamentaria «30 CUANDO ACTIVADA» instalada en poste escolar." title="" id="12" name="Picture"/>
+            <a:graphic>
+              <a:graphicData uri="http://schemas.openxmlformats.org/drawingml/2006/picture">
+                <pic:pic>
+                  <pic:nvPicPr>
+                    <pic:cNvPr descr="img/senal_vial_hd.png" id="13" name="Picture"/>
+                    <pic:cNvPicPr>
+                      <a:picLocks noChangeArrowheads="1" noChangeAspect="1"/>
+                    </pic:cNvPicPr>
+                  </pic:nvPicPr>
+                  <pic:blipFill>
+                    <a:blip r:embed="rId11"/>
+                    <a:stretch>
+                      <a:fillRect/>
+                    </a:stretch>
+                  </pic:blipFill>
+                  <pic:spPr bwMode="auto">
+                    <a:xfrm>
+                      <a:off x="0" y="0"/>
+                      <a:ext cx="5334000" cy="8178799"/>
+                    </a:xfrm>
+                    <a:prstGeom prst="rect">
+                      <a:avLst/>
+                    </a:prstGeom>
+                    <a:noFill/>
+                    <a:ln w="9525">
+                      <a:noFill/>
+                      <a:headEnd/>
+                      <a:tailEnd/>
+                    </a:ln>
+                  </pic:spPr>
+                </pic:pic>
+              </a:graphicData>
+            </a:graphic>
+          </wp:inline>
+        </w:drawing>
       </w:r>
     </w:p>
     <w:p>
@@ -318,7 +357,46 @@
         <w:pStyle w:val="BodyText"/>
       </w:pPr>
       <w:r>
-        <w:t xml:space="preserve">Figura 2: Placa metálica con el horario de esa instalación. Es la fuente de verdad.</w:t>
+        <w:drawing>
+          <wp:inline>
+            <wp:extent cx="5334000" cy="3500437"/>
+            <wp:effectExtent b="0" l="0" r="0" t="0"/>
+            <wp:docPr descr="Figura 2: Placa metálica con el horario de esa instalación. Es la fuente de verdad." title="" id="15" name="Picture"/>
+            <a:graphic>
+              <a:graphicData uri="http://schemas.openxmlformats.org/drawingml/2006/picture">
+                <pic:pic>
+                  <pic:nvPicPr>
+                    <pic:cNvPr descr="img/placa_horario_hd.png" id="16" name="Picture"/>
+                    <pic:cNvPicPr>
+                      <a:picLocks noChangeArrowheads="1" noChangeAspect="1"/>
+                    </pic:cNvPicPr>
+                  </pic:nvPicPr>
+                  <pic:blipFill>
+                    <a:blip r:embed="rId14"/>
+                    <a:stretch>
+                      <a:fillRect/>
+                    </a:stretch>
+                  </pic:blipFill>
+                  <pic:spPr bwMode="auto">
+                    <a:xfrm>
+                      <a:off x="0" y="0"/>
+                      <a:ext cx="5334000" cy="3500437"/>
+                    </a:xfrm>
+                    <a:prstGeom prst="rect">
+                      <a:avLst/>
+                    </a:prstGeom>
+                    <a:noFill/>
+                    <a:ln w="9525">
+                      <a:noFill/>
+                      <a:headEnd/>
+                      <a:tailEnd/>
+                    </a:ln>
+                  </pic:spPr>
+                </pic:pic>
+              </a:graphicData>
+            </a:graphic>
+          </wp:inline>
+        </w:drawing>
       </w:r>
     </w:p>
     <w:p>
@@ -352,8 +430,8 @@
         </w:pict>
       </w:r>
     </w:p>
-    <w:bookmarkEnd w:id="11"/>
-    <w:bookmarkStart w:id="12" w:name="X8b16707d74721e88fa223dcf25d8e328d6fd3cf"/>
+    <w:bookmarkEnd w:id="17"/>
+    <w:bookmarkStart w:id="18" w:name="X8b16707d74721e88fa223dcf25d8e328d6fd3cf"/>
     <w:p>
       <w:pPr>
         <w:pStyle w:val="Heading2"/>
@@ -495,8 +573,8 @@
         </w:pict>
       </w:r>
     </w:p>
-    <w:bookmarkEnd w:id="12"/>
-    <w:bookmarkStart w:id="13" w:name="X02efc6ae22777e6ea68a8551e0a9905cca81e43"/>
+    <w:bookmarkEnd w:id="18"/>
+    <w:bookmarkStart w:id="52" w:name="X02efc6ae22777e6ea68a8551e0a9905cca81e43"/>
     <w:p>
       <w:pPr>
         <w:pStyle w:val="Heading2"/>
@@ -510,7 +588,46 @@
         <w:pStyle w:val="FirstParagraph"/>
       </w:pPr>
       <w:r>
-        <w:t xml:space="preserve">Figura 3: Selección del «Instalador de paquetes» de Android.</w:t>
+        <w:drawing>
+          <wp:inline>
+            <wp:extent cx="5334000" cy="8636000"/>
+            <wp:effectExtent b="0" l="0" r="0" t="0"/>
+            <wp:docPr descr="Figura 3: Selección del «Instalador de paquetes» de Android." title="" id="20" name="Picture"/>
+            <a:graphic>
+              <a:graphicData uri="http://schemas.openxmlformats.org/drawingml/2006/picture">
+                <pic:pic>
+                  <pic:nvPicPr>
+                    <pic:cNvPr descr="img/paso1_instalacion_apk.png" id="21" name="Picture"/>
+                    <pic:cNvPicPr>
+                      <a:picLocks noChangeArrowheads="1" noChangeAspect="1"/>
+                    </pic:cNvPicPr>
+                  </pic:nvPicPr>
+                  <pic:blipFill>
+                    <a:blip r:embed="rId19"/>
+                    <a:stretch>
+                      <a:fillRect/>
+                    </a:stretch>
+                  </pic:blipFill>
+                  <pic:spPr bwMode="auto">
+                    <a:xfrm>
+                      <a:off x="0" y="0"/>
+                      <a:ext cx="5334000" cy="8636000"/>
+                    </a:xfrm>
+                    <a:prstGeom prst="rect">
+                      <a:avLst/>
+                    </a:prstGeom>
+                    <a:noFill/>
+                    <a:ln w="9525">
+                      <a:noFill/>
+                      <a:headEnd/>
+                      <a:tailEnd/>
+                    </a:ln>
+                  </pic:spPr>
+                </pic:pic>
+              </a:graphicData>
+            </a:graphic>
+          </wp:inline>
+        </w:drawing>
       </w:r>
     </w:p>
     <w:p>
@@ -518,7 +635,46 @@
         <w:pStyle w:val="BodyText"/>
       </w:pPr>
       <w:r>
-        <w:t xml:space="preserve">Figura 4: Ventana de confirmación de instalación.</w:t>
+        <w:drawing>
+          <wp:inline>
+            <wp:extent cx="5334000" cy="4318000"/>
+            <wp:effectExtent b="0" l="0" r="0" t="0"/>
+            <wp:docPr descr="Figura 4: Ventana de confirmación de instalación." title="" id="23" name="Picture"/>
+            <a:graphic>
+              <a:graphicData uri="http://schemas.openxmlformats.org/drawingml/2006/picture">
+                <pic:pic>
+                  <pic:nvPicPr>
+                    <pic:cNvPr descr="img/paso1_confirmar_instalacion.png" id="24" name="Picture"/>
+                    <pic:cNvPicPr>
+                      <a:picLocks noChangeArrowheads="1" noChangeAspect="1"/>
+                    </pic:cNvPicPr>
+                  </pic:nvPicPr>
+                  <pic:blipFill>
+                    <a:blip r:embed="rId22"/>
+                    <a:stretch>
+                      <a:fillRect/>
+                    </a:stretch>
+                  </pic:blipFill>
+                  <pic:spPr bwMode="auto">
+                    <a:xfrm>
+                      <a:off x="0" y="0"/>
+                      <a:ext cx="5334000" cy="4318000"/>
+                    </a:xfrm>
+                    <a:prstGeom prst="rect">
+                      <a:avLst/>
+                    </a:prstGeom>
+                    <a:noFill/>
+                    <a:ln w="9525">
+                      <a:noFill/>
+                      <a:headEnd/>
+                      <a:tailEnd/>
+                    </a:ln>
+                  </pic:spPr>
+                </pic:pic>
+              </a:graphicData>
+            </a:graphic>
+          </wp:inline>
+        </w:drawing>
       </w:r>
     </w:p>
     <w:p>
@@ -526,7 +682,46 @@
         <w:pStyle w:val="BodyText"/>
       </w:pPr>
       <w:r>
-        <w:t xml:space="preserve">Figura 5: Progreso de instalación.</w:t>
+        <w:drawing>
+          <wp:inline>
+            <wp:extent cx="5334000" cy="4318000"/>
+            <wp:effectExtent b="0" l="0" r="0" t="0"/>
+            <wp:docPr descr="Figura 5: Progreso de instalación." title="" id="26" name="Picture"/>
+            <a:graphic>
+              <a:graphicData uri="http://schemas.openxmlformats.org/drawingml/2006/picture">
+                <pic:pic>
+                  <pic:nvPicPr>
+                    <pic:cNvPr descr="img/paso1_instalando_progreso.png" id="27" name="Picture"/>
+                    <pic:cNvPicPr>
+                      <a:picLocks noChangeArrowheads="1" noChangeAspect="1"/>
+                    </pic:cNvPicPr>
+                  </pic:nvPicPr>
+                  <pic:blipFill>
+                    <a:blip r:embed="rId25"/>
+                    <a:stretch>
+                      <a:fillRect/>
+                    </a:stretch>
+                  </pic:blipFill>
+                  <pic:spPr bwMode="auto">
+                    <a:xfrm>
+                      <a:off x="0" y="0"/>
+                      <a:ext cx="5334000" cy="4318000"/>
+                    </a:xfrm>
+                    <a:prstGeom prst="rect">
+                      <a:avLst/>
+                    </a:prstGeom>
+                    <a:noFill/>
+                    <a:ln w="9525">
+                      <a:noFill/>
+                      <a:headEnd/>
+                      <a:tailEnd/>
+                    </a:ln>
+                  </pic:spPr>
+                </pic:pic>
+              </a:graphicData>
+            </a:graphic>
+          </wp:inline>
+        </w:drawing>
       </w:r>
     </w:p>
     <w:p>
@@ -534,7 +729,46 @@
         <w:pStyle w:val="BodyText"/>
       </w:pPr>
       <w:r>
-        <w:t xml:space="preserve">Figura 6: Google Play Protect: hay que elegir «Instalar de todas formas».</w:t>
+        <w:drawing>
+          <wp:inline>
+            <wp:extent cx="5334000" cy="9144000"/>
+            <wp:effectExtent b="0" l="0" r="0" t="0"/>
+            <wp:docPr descr="Figura 6: Google Play Protect: hay que elegir «Instalar de todas formas»." title="" id="29" name="Picture"/>
+            <a:graphic>
+              <a:graphicData uri="http://schemas.openxmlformats.org/drawingml/2006/picture">
+                <pic:pic>
+                  <pic:nvPicPr>
+                    <pic:cNvPr descr="img/paso1_play_protect_bloqueo.png" id="30" name="Picture"/>
+                    <pic:cNvPicPr>
+                      <a:picLocks noChangeArrowheads="1" noChangeAspect="1"/>
+                    </pic:cNvPicPr>
+                  </pic:nvPicPr>
+                  <pic:blipFill>
+                    <a:blip r:embed="rId28"/>
+                    <a:stretch>
+                      <a:fillRect/>
+                    </a:stretch>
+                  </pic:blipFill>
+                  <pic:spPr bwMode="auto">
+                    <a:xfrm>
+                      <a:off x="0" y="0"/>
+                      <a:ext cx="5334000" cy="9144000"/>
+                    </a:xfrm>
+                    <a:prstGeom prst="rect">
+                      <a:avLst/>
+                    </a:prstGeom>
+                    <a:noFill/>
+                    <a:ln w="9525">
+                      <a:noFill/>
+                      <a:headEnd/>
+                      <a:tailEnd/>
+                    </a:ln>
+                  </pic:spPr>
+                </pic:pic>
+              </a:graphicData>
+            </a:graphic>
+          </wp:inline>
+        </w:drawing>
       </w:r>
     </w:p>
     <w:p>
@@ -542,7 +776,46 @@
         <w:pStyle w:val="BodyText"/>
       </w:pPr>
       <w:r>
-        <w:t xml:space="preserve">Figura 7: Instalación completada.</w:t>
+        <w:drawing>
+          <wp:inline>
+            <wp:extent cx="5334000" cy="4318000"/>
+            <wp:effectExtent b="0" l="0" r="0" t="0"/>
+            <wp:docPr descr="Figura 7: Instalación completada." title="" id="32" name="Picture"/>
+            <a:graphic>
+              <a:graphicData uri="http://schemas.openxmlformats.org/drawingml/2006/picture">
+                <pic:pic>
+                  <pic:nvPicPr>
+                    <pic:cNvPr descr="img/paso1_instalacion_finalizada.png" id="33" name="Picture"/>
+                    <pic:cNvPicPr>
+                      <a:picLocks noChangeArrowheads="1" noChangeAspect="1"/>
+                    </pic:cNvPicPr>
+                  </pic:nvPicPr>
+                  <pic:blipFill>
+                    <a:blip r:embed="rId31"/>
+                    <a:stretch>
+                      <a:fillRect/>
+                    </a:stretch>
+                  </pic:blipFill>
+                  <pic:spPr bwMode="auto">
+                    <a:xfrm>
+                      <a:off x="0" y="0"/>
+                      <a:ext cx="5334000" cy="4318000"/>
+                    </a:xfrm>
+                    <a:prstGeom prst="rect">
+                      <a:avLst/>
+                    </a:prstGeom>
+                    <a:noFill/>
+                    <a:ln w="9525">
+                      <a:noFill/>
+                      <a:headEnd/>
+                      <a:tailEnd/>
+                    </a:ln>
+                  </pic:spPr>
+                </pic:pic>
+              </a:graphicData>
+            </a:graphic>
+          </wp:inline>
+        </w:drawing>
       </w:r>
     </w:p>
     <w:p>
@@ -550,7 +823,46 @@
         <w:pStyle w:val="BodyText"/>
       </w:pPr>
       <w:r>
-        <w:t xml:space="preserve">Figura 8: Pantalla de autenticación.</w:t>
+        <w:drawing>
+          <wp:inline>
+            <wp:extent cx="5334000" cy="9144000"/>
+            <wp:effectExtent b="0" l="0" r="0" t="0"/>
+            <wp:docPr descr="Figura 8: Pantalla de autenticación." title="" id="35" name="Picture"/>
+            <a:graphic>
+              <a:graphicData uri="http://schemas.openxmlformats.org/drawingml/2006/picture">
+                <pic:pic>
+                  <pic:nvPicPr>
+                    <pic:cNvPr descr="img/paso3_login_app.png" id="36" name="Picture"/>
+                    <pic:cNvPicPr>
+                      <a:picLocks noChangeArrowheads="1" noChangeAspect="1"/>
+                    </pic:cNvPicPr>
+                  </pic:nvPicPr>
+                  <pic:blipFill>
+                    <a:blip r:embed="rId34"/>
+                    <a:stretch>
+                      <a:fillRect/>
+                    </a:stretch>
+                  </pic:blipFill>
+                  <pic:spPr bwMode="auto">
+                    <a:xfrm>
+                      <a:off x="0" y="0"/>
+                      <a:ext cx="5334000" cy="9144000"/>
+                    </a:xfrm>
+                    <a:prstGeom prst="rect">
+                      <a:avLst/>
+                    </a:prstGeom>
+                    <a:noFill/>
+                    <a:ln w="9525">
+                      <a:noFill/>
+                      <a:headEnd/>
+                      <a:tailEnd/>
+                    </a:ln>
+                  </pic:spPr>
+                </pic:pic>
+              </a:graphicData>
+            </a:graphic>
+          </wp:inline>
+        </w:drawing>
       </w:r>
     </w:p>
     <w:p>
@@ -558,7 +870,46 @@
         <w:pStyle w:val="BodyText"/>
       </w:pPr>
       <w:r>
-        <w:t xml:space="preserve">Figura 9: Permisos de dispositivos cercanos (Android 12+).</w:t>
+        <w:drawing>
+          <wp:inline>
+            <wp:extent cx="5334000" cy="9144000"/>
+            <wp:effectExtent b="0" l="0" r="0" t="0"/>
+            <wp:docPr descr="Figura 9: Permisos de dispositivos cercanos (Android 12+)." title="" id="38" name="Picture"/>
+            <a:graphic>
+              <a:graphicData uri="http://schemas.openxmlformats.org/drawingml/2006/picture">
+                <pic:pic>
+                  <pic:nvPicPr>
+                    <pic:cNvPr descr="img/paso2_permisos_dispositivos_cercanos.png" id="39" name="Picture"/>
+                    <pic:cNvPicPr>
+                      <a:picLocks noChangeArrowheads="1" noChangeAspect="1"/>
+                    </pic:cNvPicPr>
+                  </pic:nvPicPr>
+                  <pic:blipFill>
+                    <a:blip r:embed="rId37"/>
+                    <a:stretch>
+                      <a:fillRect/>
+                    </a:stretch>
+                  </pic:blipFill>
+                  <pic:spPr bwMode="auto">
+                    <a:xfrm>
+                      <a:off x="0" y="0"/>
+                      <a:ext cx="5334000" cy="9144000"/>
+                    </a:xfrm>
+                    <a:prstGeom prst="rect">
+                      <a:avLst/>
+                    </a:prstGeom>
+                    <a:noFill/>
+                    <a:ln w="9525">
+                      <a:noFill/>
+                      <a:headEnd/>
+                      <a:tailEnd/>
+                    </a:ln>
+                  </pic:spPr>
+                </pic:pic>
+              </a:graphicData>
+            </a:graphic>
+          </wp:inline>
+        </w:drawing>
       </w:r>
     </w:p>
     <w:p>
@@ -566,7 +917,46 @@
         <w:pStyle w:val="BodyText"/>
       </w:pPr>
       <w:r>
-        <w:t xml:space="preserve">Figura 10: Solicitud de habilitación del adaptador Bluetooth.</w:t>
+        <w:drawing>
+          <wp:inline>
+            <wp:extent cx="5334000" cy="9144000"/>
+            <wp:effectExtent b="0" l="0" r="0" t="0"/>
+            <wp:docPr descr="Figura 10: Solicitud de habilitación del adaptador Bluetooth." title="" id="41" name="Picture"/>
+            <a:graphic>
+              <a:graphicData uri="http://schemas.openxmlformats.org/drawingml/2006/picture">
+                <pic:pic>
+                  <pic:nvPicPr>
+                    <pic:cNvPr descr="img/paso2_habilitar_bluetooth_dialog.png" id="42" name="Picture"/>
+                    <pic:cNvPicPr>
+                      <a:picLocks noChangeArrowheads="1" noChangeAspect="1"/>
+                    </pic:cNvPicPr>
+                  </pic:nvPicPr>
+                  <pic:blipFill>
+                    <a:blip r:embed="rId40"/>
+                    <a:stretch>
+                      <a:fillRect/>
+                    </a:stretch>
+                  </pic:blipFill>
+                  <pic:spPr bwMode="auto">
+                    <a:xfrm>
+                      <a:off x="0" y="0"/>
+                      <a:ext cx="5334000" cy="9144000"/>
+                    </a:xfrm>
+                    <a:prstGeom prst="rect">
+                      <a:avLst/>
+                    </a:prstGeom>
+                    <a:noFill/>
+                    <a:ln w="9525">
+                      <a:noFill/>
+                      <a:headEnd/>
+                      <a:tailEnd/>
+                    </a:ln>
+                  </pic:spPr>
+                </pic:pic>
+              </a:graphicData>
+            </a:graphic>
+          </wp:inline>
+        </w:drawing>
       </w:r>
     </w:p>
     <w:p>
@@ -574,7 +964,46 @@
         <w:pStyle w:val="BodyText"/>
       </w:pPr>
       <w:r>
-        <w:t xml:space="preserve">Figura 11: Emparejamiento en Ajustes del teléfono y PIN (1234 / 0000).</w:t>
+        <w:drawing>
+          <wp:inline>
+            <wp:extent cx="5334000" cy="8636000"/>
+            <wp:effectExtent b="0" l="0" r="0" t="0"/>
+            <wp:docPr descr="Figura 11: Emparejamiento en Ajustes del teléfono y PIN (1234 / 0000)." title="" id="44" name="Picture"/>
+            <a:graphic>
+              <a:graphicData uri="http://schemas.openxmlformats.org/drawingml/2006/picture">
+                <pic:pic>
+                  <pic:nvPicPr>
+                    <pic:cNvPr descr="img/paso2_emparejamiento_bt.png" id="45" name="Picture"/>
+                    <pic:cNvPicPr>
+                      <a:picLocks noChangeArrowheads="1" noChangeAspect="1"/>
+                    </pic:cNvPicPr>
+                  </pic:nvPicPr>
+                  <pic:blipFill>
+                    <a:blip r:embed="rId43"/>
+                    <a:stretch>
+                      <a:fillRect/>
+                    </a:stretch>
+                  </pic:blipFill>
+                  <pic:spPr bwMode="auto">
+                    <a:xfrm>
+                      <a:off x="0" y="0"/>
+                      <a:ext cx="5334000" cy="8636000"/>
+                    </a:xfrm>
+                    <a:prstGeom prst="rect">
+                      <a:avLst/>
+                    </a:prstGeom>
+                    <a:noFill/>
+                    <a:ln w="9525">
+                      <a:noFill/>
+                      <a:headEnd/>
+                      <a:tailEnd/>
+                    </a:ln>
+                  </pic:spPr>
+                </pic:pic>
+              </a:graphicData>
+            </a:graphic>
+          </wp:inline>
+        </w:drawing>
       </w:r>
     </w:p>
     <w:p>
@@ -582,7 +1011,46 @@
         <w:pStyle w:val="BodyText"/>
       </w:pPr>
       <w:r>
-        <w:t xml:space="preserve">Figura 12: Selección del módulo desde la aplicación.</w:t>
+        <w:drawing>
+          <wp:inline>
+            <wp:extent cx="5334000" cy="6604000"/>
+            <wp:effectExtent b="0" l="0" r="0" t="0"/>
+            <wp:docPr descr="Figura 12: Selección del módulo desde la aplicación." title="" id="47" name="Picture"/>
+            <a:graphic>
+              <a:graphicData uri="http://schemas.openxmlformats.org/drawingml/2006/picture">
+                <pic:pic>
+                  <pic:nvPicPr>
+                    <pic:cNvPr descr="img/paso4_dialog_dispositivos.png" id="48" name="Picture"/>
+                    <pic:cNvPicPr>
+                      <a:picLocks noChangeArrowheads="1" noChangeAspect="1"/>
+                    </pic:cNvPicPr>
+                  </pic:nvPicPr>
+                  <pic:blipFill>
+                    <a:blip r:embed="rId46"/>
+                    <a:stretch>
+                      <a:fillRect/>
+                    </a:stretch>
+                  </pic:blipFill>
+                  <pic:spPr bwMode="auto">
+                    <a:xfrm>
+                      <a:off x="0" y="0"/>
+                      <a:ext cx="5334000" cy="6604000"/>
+                    </a:xfrm>
+                    <a:prstGeom prst="rect">
+                      <a:avLst/>
+                    </a:prstGeom>
+                    <a:noFill/>
+                    <a:ln w="9525">
+                      <a:noFill/>
+                      <a:headEnd/>
+                      <a:tailEnd/>
+                    </a:ln>
+                  </pic:spPr>
+                </pic:pic>
+              </a:graphicData>
+            </a:graphic>
+          </wp:inline>
+        </w:drawing>
       </w:r>
     </w:p>
     <w:p>
@@ -590,7 +1058,46 @@
         <w:pStyle w:val="BodyText"/>
       </w:pPr>
       <w:r>
-        <w:t xml:space="preserve">Figura 13: Pantalla principal de control y diagnóstico.</w:t>
+        <w:drawing>
+          <wp:inline>
+            <wp:extent cx="5334000" cy="11176000"/>
+            <wp:effectExtent b="0" l="0" r="0" t="0"/>
+            <wp:docPr descr="Figura 13: Pantalla principal de control y diagnóstico." title="" id="50" name="Picture"/>
+            <a:graphic>
+              <a:graphicData uri="http://schemas.openxmlformats.org/drawingml/2006/picture">
+                <pic:pic>
+                  <pic:nvPicPr>
+                    <pic:cNvPr descr="img/paso4_pantalla_principal.png" id="51" name="Picture"/>
+                    <pic:cNvPicPr>
+                      <a:picLocks noChangeArrowheads="1" noChangeAspect="1"/>
+                    </pic:cNvPicPr>
+                  </pic:nvPicPr>
+                  <pic:blipFill>
+                    <a:blip r:embed="rId49"/>
+                    <a:stretch>
+                      <a:fillRect/>
+                    </a:stretch>
+                  </pic:blipFill>
+                  <pic:spPr bwMode="auto">
+                    <a:xfrm>
+                      <a:off x="0" y="0"/>
+                      <a:ext cx="5334000" cy="11176000"/>
+                    </a:xfrm>
+                    <a:prstGeom prst="rect">
+                      <a:avLst/>
+                    </a:prstGeom>
+                    <a:noFill/>
+                    <a:ln w="9525">
+                      <a:noFill/>
+                      <a:headEnd/>
+                      <a:tailEnd/>
+                    </a:ln>
+                  </pic:spPr>
+                </pic:pic>
+              </a:graphicData>
+            </a:graphic>
+          </wp:inline>
+        </w:drawing>
       </w:r>
     </w:p>
     <w:p>
@@ -677,8 +1184,8 @@
         </w:pict>
       </w:r>
     </w:p>
-    <w:bookmarkEnd w:id="13"/>
-    <w:bookmarkStart w:id="17" w:name="X8b5ef35122bd8813d77ae79c97c9c64923880f7"/>
+    <w:bookmarkEnd w:id="52"/>
+    <w:bookmarkStart w:id="59" w:name="X8b5ef35122bd8813d77ae79c97c9c64923880f7"/>
     <w:p>
       <w:pPr>
         <w:pStyle w:val="Heading2"/>
@@ -691,11 +1198,11 @@
       <w:pPr>
         <w:pStyle w:val="Heading3"/>
       </w:pPr>
-      <w:bookmarkStart w:id="14" w:name="Xed9a9945977c3a70a90a8fbd8be50e72bc1d7ed"/>
+      <w:bookmarkStart w:id="53" w:name="Xed9a9945977c3a70a90a8fbd8be50e72bc1d7ed"/>
       <w:r>
         <w:t xml:space="preserve">El horario lo manda la placa, no la aplicación</w:t>
       </w:r>
-      <w:bookmarkEnd w:id="14"/>
+      <w:bookmarkEnd w:id="53"/>
     </w:p>
     <w:p>
       <w:pPr>
@@ -791,7 +1298,7 @@
         <w:t xml:space="preserve">: la aplicación confirmará igualmente que grabó.</w:t>
       </w:r>
     </w:p>
-    <w:bookmarkStart w:id="15" w:name="X780e89c4feaa43df4d2dd0a4b8e5fab770c1a77"/>
+    <w:bookmarkStart w:id="57" w:name="X780e89c4feaa43df4d2dd0a4b8e5fab770c1a77"/>
     <w:p>
       <w:pPr>
         <w:pStyle w:val="Heading3"/>
@@ -805,7 +1312,46 @@
         <w:pStyle w:val="FirstParagraph"/>
       </w:pPr>
       <w:r>
-        <w:t xml:space="preserve">Figura 14: Tarjeta «HORARIO DE ESTA PLACA», con sus cuatro franjas.</w:t>
+        <w:drawing>
+          <wp:inline>
+            <wp:extent cx="5334000" cy="5461000"/>
+            <wp:effectExtent b="0" l="0" r="0" t="0"/>
+            <wp:docPr descr="Figura 14: Tarjeta «HORARIO DE ESTA PLACA», con sus cuatro franjas." title="" id="55" name="Picture"/>
+            <a:graphic>
+              <a:graphicData uri="http://schemas.openxmlformats.org/drawingml/2006/picture">
+                <pic:pic>
+                  <pic:nvPicPr>
+                    <pic:cNvPr descr="img/paso6_detalle_horario_escolar.png" id="56" name="Picture"/>
+                    <pic:cNvPicPr>
+                      <a:picLocks noChangeArrowheads="1" noChangeAspect="1"/>
+                    </pic:cNvPicPr>
+                  </pic:nvPicPr>
+                  <pic:blipFill>
+                    <a:blip r:embed="rId54"/>
+                    <a:stretch>
+                      <a:fillRect/>
+                    </a:stretch>
+                  </pic:blipFill>
+                  <pic:spPr bwMode="auto">
+                    <a:xfrm>
+                      <a:off x="0" y="0"/>
+                      <a:ext cx="5334000" cy="5461000"/>
+                    </a:xfrm>
+                    <a:prstGeom prst="rect">
+                      <a:avLst/>
+                    </a:prstGeom>
+                    <a:noFill/>
+                    <a:ln w="9525">
+                      <a:noFill/>
+                      <a:headEnd/>
+                      <a:tailEnd/>
+                    </a:ln>
+                  </pic:spPr>
+                </pic:pic>
+              </a:graphicData>
+            </a:graphic>
+          </wp:inline>
+        </w:drawing>
       </w:r>
     </w:p>
     <w:p>
@@ -1027,8 +1573,8 @@
         <w:t xml:space="preserve">franjas (con retardo seguro de 450 ms) y vuelve a leer la baliza para que usted vea cómo quedó.</w:t>
       </w:r>
     </w:p>
-    <w:bookmarkEnd w:id="15"/>
-    <w:bookmarkStart w:id="16" w:name="X484c4fc71a1a590a59ef049da5ee4e202412eab"/>
+    <w:bookmarkEnd w:id="57"/>
+    <w:bookmarkStart w:id="58" w:name="X484c4fc71a1a590a59ef049da5ee4e202412eab"/>
     <w:p>
       <w:pPr>
         <w:pStyle w:val="Heading3"/>
@@ -1091,9 +1637,9 @@
         </w:pict>
       </w:r>
     </w:p>
-    <w:bookmarkEnd w:id="16"/>
-    <w:bookmarkEnd w:id="17"/>
-    <w:bookmarkStart w:id="18" w:name="X4b22da503533cba86dce70edf53d82e520be978"/>
+    <w:bookmarkEnd w:id="58"/>
+    <w:bookmarkEnd w:id="59"/>
+    <w:bookmarkStart w:id="63" w:name="X4b22da503533cba86dce70edf53d82e520be978"/>
     <w:p>
       <w:pPr>
         <w:pStyle w:val="Heading2"/>
@@ -1250,7 +1796,46 @@
         <w:pStyle w:val="BodyText"/>
       </w:pPr>
       <w:r>
-        <w:t xml:space="preserve">Figura 15: Botones de receso escolar.</w:t>
+        <w:drawing>
+          <wp:inline>
+            <wp:extent cx="5334000" cy="2667000"/>
+            <wp:effectExtent b="0" l="0" r="0" t="0"/>
+            <wp:docPr descr="Figura 15: Botones de receso escolar." title="" id="61" name="Picture"/>
+            <a:graphic>
+              <a:graphicData uri="http://schemas.openxmlformats.org/drawingml/2006/picture">
+                <pic:pic>
+                  <pic:nvPicPr>
+                    <pic:cNvPr descr="img/paso6_detalle_receso_escolar.png" id="62" name="Picture"/>
+                    <pic:cNvPicPr>
+                      <a:picLocks noChangeArrowheads="1" noChangeAspect="1"/>
+                    </pic:cNvPicPr>
+                  </pic:nvPicPr>
+                  <pic:blipFill>
+                    <a:blip r:embed="rId60"/>
+                    <a:stretch>
+                      <a:fillRect/>
+                    </a:stretch>
+                  </pic:blipFill>
+                  <pic:spPr bwMode="auto">
+                    <a:xfrm>
+                      <a:off x="0" y="0"/>
+                      <a:ext cx="5334000" cy="2667000"/>
+                    </a:xfrm>
+                    <a:prstGeom prst="rect">
+                      <a:avLst/>
+                    </a:prstGeom>
+                    <a:noFill/>
+                    <a:ln w="9525">
+                      <a:noFill/>
+                      <a:headEnd/>
+                      <a:tailEnd/>
+                    </a:ln>
+                  </pic:spPr>
+                </pic:pic>
+              </a:graphicData>
+            </a:graphic>
+          </wp:inline>
+        </w:drawing>
       </w:r>
     </w:p>
     <w:p>
@@ -1295,8 +1880,8 @@
         </w:pict>
       </w:r>
     </w:p>
-    <w:bookmarkEnd w:id="18"/>
-    <w:bookmarkStart w:id="20" w:name="X18e3b957c825951568eecf30ec7203e710a8e2e"/>
+    <w:bookmarkEnd w:id="63"/>
+    <w:bookmarkStart w:id="71" w:name="X18e3b957c825951568eecf30ec7203e710a8e2e"/>
     <w:p>
       <w:pPr>
         <w:pStyle w:val="Heading2"/>
@@ -1318,7 +1903,46 @@
         <w:pStyle w:val="BodyText"/>
       </w:pPr>
       <w:r>
-        <w:t xml:space="preserve">Figura 16: Comparativa gráfica de flujos: Grabar Horario de Placa vs Programación Manual.</w:t>
+        <w:drawing>
+          <wp:inline>
+            <wp:extent cx="5334000" cy="3200400"/>
+            <wp:effectExtent b="0" l="0" r="0" t="0"/>
+            <wp:docPr descr="Figura 16: Comparativa gráfica de flujos: Grabar Horario de Placa vs Programación Manual." title="" id="65" name="Picture"/>
+            <a:graphic>
+              <a:graphicData uri="http://schemas.openxmlformats.org/drawingml/2006/picture">
+                <pic:pic>
+                  <pic:nvPicPr>
+                    <pic:cNvPr descr="img/comparativa_grabar_vs_manual.png" id="66" name="Picture"/>
+                    <pic:cNvPicPr>
+                      <a:picLocks noChangeArrowheads="1" noChangeAspect="1"/>
+                    </pic:cNvPicPr>
+                  </pic:nvPicPr>
+                  <pic:blipFill>
+                    <a:blip r:embed="rId64"/>
+                    <a:stretch>
+                      <a:fillRect/>
+                    </a:stretch>
+                  </pic:blipFill>
+                  <pic:spPr bwMode="auto">
+                    <a:xfrm>
+                      <a:off x="0" y="0"/>
+                      <a:ext cx="5334000" cy="3200400"/>
+                    </a:xfrm>
+                    <a:prstGeom prst="rect">
+                      <a:avLst/>
+                    </a:prstGeom>
+                    <a:noFill/>
+                    <a:ln w="9525">
+                      <a:noFill/>
+                      <a:headEnd/>
+                      <a:tailEnd/>
+                    </a:ln>
+                  </pic:spPr>
+                </pic:pic>
+              </a:graphicData>
+            </a:graphic>
+          </wp:inline>
+        </w:drawing>
       </w:r>
     </w:p>
     <w:tbl>
@@ -1625,7 +2249,7 @@
         </w:tc>
       </w:tr>
     </w:tbl>
-    <w:bookmarkStart w:id="19" w:name="botón-directo-de-programación-manual"/>
+    <w:bookmarkStart w:id="70" w:name="botón-directo-de-programación-manual"/>
     <w:p>
       <w:pPr>
         <w:pStyle w:val="Heading3"/>
@@ -1663,7 +2287,46 @@
         <w:pStyle w:val="BodyText"/>
       </w:pPr>
       <w:r>
-        <w:t xml:space="preserve">Figura 17: Tarjeta de Programación Manual con su botón verde directo «ENVIAR Y GRABAR ESTA FRANJA».</w:t>
+        <w:drawing>
+          <wp:inline>
+            <wp:extent cx="5334000" cy="6604000"/>
+            <wp:effectExtent b="0" l="0" r="0" t="0"/>
+            <wp:docPr descr="Figura 17: Tarjeta de Programación Manual con su botón verde directo «ENVIAR Y GRABAR ESTA FRANJA»." title="" id="68" name="Picture"/>
+            <a:graphic>
+              <a:graphicData uri="http://schemas.openxmlformats.org/drawingml/2006/picture">
+                <pic:pic>
+                  <pic:nvPicPr>
+                    <pic:cNvPr descr="img/paso7_config_franja_detalle.png" id="69" name="Picture"/>
+                    <pic:cNvPicPr>
+                      <a:picLocks noChangeArrowheads="1" noChangeAspect="1"/>
+                    </pic:cNvPicPr>
+                  </pic:nvPicPr>
+                  <pic:blipFill>
+                    <a:blip r:embed="rId67"/>
+                    <a:stretch>
+                      <a:fillRect/>
+                    </a:stretch>
+                  </pic:blipFill>
+                  <pic:spPr bwMode="auto">
+                    <a:xfrm>
+                      <a:off x="0" y="0"/>
+                      <a:ext cx="5334000" cy="6604000"/>
+                    </a:xfrm>
+                    <a:prstGeom prst="rect">
+                      <a:avLst/>
+                    </a:prstGeom>
+                    <a:noFill/>
+                    <a:ln w="9525">
+                      <a:noFill/>
+                      <a:headEnd/>
+                      <a:tailEnd/>
+                    </a:ln>
+                  </pic:spPr>
+                </pic:pic>
+              </a:graphicData>
+            </a:graphic>
+          </wp:inline>
+        </w:drawing>
       </w:r>
     </w:p>
     <w:p>
@@ -1693,9 +2356,9 @@
         </w:pict>
       </w:r>
     </w:p>
-    <w:bookmarkEnd w:id="19"/>
-    <w:bookmarkEnd w:id="20"/>
-    <w:bookmarkStart w:id="21" w:name="Xd5047d1f1044f3e60f018e496464747fdd2a98b"/>
+    <w:bookmarkEnd w:id="70"/>
+    <w:bookmarkEnd w:id="71"/>
+    <w:bookmarkStart w:id="72" w:name="Xd5047d1f1044f3e60f018e496464747fdd2a98b"/>
     <w:p>
       <w:pPr>
         <w:pStyle w:val="Heading2"/>
@@ -1804,8 +2467,8 @@
         </w:pict>
       </w:r>
     </w:p>
-    <w:bookmarkEnd w:id="21"/>
-    <w:bookmarkStart w:id="22" w:name="Xb1455442e58cd6f0308bdf616fbc15e55422308"/>
+    <w:bookmarkEnd w:id="72"/>
+    <w:bookmarkStart w:id="76" w:name="Xb1455442e58cd6f0308bdf616fbc15e55422308"/>
     <w:p>
       <w:pPr>
         <w:pStyle w:val="Heading2"/>
@@ -1819,7 +2482,46 @@
         <w:pStyle w:val="FirstParagraph"/>
       </w:pPr>
       <w:r>
-        <w:t xml:space="preserve">Figura 18: Menús desplegables de alarma, horas, minutos y días.</w:t>
+        <w:drawing>
+          <wp:inline>
+            <wp:extent cx="5334000" cy="8636000"/>
+            <wp:effectExtent b="0" l="0" r="0" t="0"/>
+            <wp:docPr descr="Figura 18: Menús desplegables de alarma, horas, minutos y días." title="" id="74" name="Picture"/>
+            <a:graphic>
+              <a:graphicData uri="http://schemas.openxmlformats.org/drawingml/2006/picture">
+                <pic:pic>
+                  <pic:nvPicPr>
+                    <pic:cNvPr descr="img/paso7_dropdowns_combinados.png" id="75" name="Picture"/>
+                    <pic:cNvPicPr>
+                      <a:picLocks noChangeArrowheads="1" noChangeAspect="1"/>
+                    </pic:cNvPicPr>
+                  </pic:nvPicPr>
+                  <pic:blipFill>
+                    <a:blip r:embed="rId73"/>
+                    <a:stretch>
+                      <a:fillRect/>
+                    </a:stretch>
+                  </pic:blipFill>
+                  <pic:spPr bwMode="auto">
+                    <a:xfrm>
+                      <a:off x="0" y="0"/>
+                      <a:ext cx="5334000" cy="8636000"/>
+                    </a:xfrm>
+                    <a:prstGeom prst="rect">
+                      <a:avLst/>
+                    </a:prstGeom>
+                    <a:noFill/>
+                    <a:ln w="9525">
+                      <a:noFill/>
+                      <a:headEnd/>
+                      <a:tailEnd/>
+                    </a:ln>
+                  </pic:spPr>
+                </pic:pic>
+              </a:graphicData>
+            </a:graphic>
+          </wp:inline>
+        </w:drawing>
       </w:r>
     </w:p>
     <w:p>
@@ -1889,8 +2591,8 @@
         </w:pict>
       </w:r>
     </w:p>
-    <w:bookmarkEnd w:id="22"/>
-    <w:bookmarkStart w:id="23" w:name="X5dbdf40e7c001d99398b171486a28389fa75aa8"/>
+    <w:bookmarkEnd w:id="76"/>
+    <w:bookmarkStart w:id="80" w:name="X5dbdf40e7c001d99398b171486a28389fa75aa8"/>
     <w:p>
       <w:pPr>
         <w:pStyle w:val="Heading2"/>
@@ -1904,7 +2606,46 @@
         <w:pStyle w:val="FirstParagraph"/>
       </w:pPr>
       <w:r>
-        <w:t xml:space="preserve">Figura 18: Tarjeta de diagnóstico y prueba de luz.</w:t>
+        <w:drawing>
+          <wp:inline>
+            <wp:extent cx="5334000" cy="2667000"/>
+            <wp:effectExtent b="0" l="0" r="0" t="0"/>
+            <wp:docPr descr="Figura 18: Tarjeta de diagnóstico y prueba de luz." title="" id="78" name="Picture"/>
+            <a:graphic>
+              <a:graphicData uri="http://schemas.openxmlformats.org/drawingml/2006/picture">
+                <pic:pic>
+                  <pic:nvPicPr>
+                    <pic:cNvPr descr="img/paso8_detalle_diagnostico_luz.png" id="79" name="Picture"/>
+                    <pic:cNvPicPr>
+                      <a:picLocks noChangeArrowheads="1" noChangeAspect="1"/>
+                    </pic:cNvPicPr>
+                  </pic:nvPicPr>
+                  <pic:blipFill>
+                    <a:blip r:embed="rId77"/>
+                    <a:stretch>
+                      <a:fillRect/>
+                    </a:stretch>
+                  </pic:blipFill>
+                  <pic:spPr bwMode="auto">
+                    <a:xfrm>
+                      <a:off x="0" y="0"/>
+                      <a:ext cx="5334000" cy="2667000"/>
+                    </a:xfrm>
+                    <a:prstGeom prst="rect">
+                      <a:avLst/>
+                    </a:prstGeom>
+                    <a:noFill/>
+                    <a:ln w="9525">
+                      <a:noFill/>
+                      <a:headEnd/>
+                      <a:tailEnd/>
+                    </a:ln>
+                  </pic:spPr>
+                </pic:pic>
+              </a:graphicData>
+            </a:graphic>
+          </wp:inline>
+        </w:drawing>
       </w:r>
     </w:p>
     <w:p>
@@ -1988,8 +2729,8 @@
         </w:pict>
       </w:r>
     </w:p>
-    <w:bookmarkEnd w:id="23"/>
-    <w:bookmarkStart w:id="29" w:name="Xc82fa43529897bd5fa34ce228a2c44ae3e6ff8d"/>
+    <w:bookmarkEnd w:id="80"/>
+    <w:bookmarkStart w:id="92" w:name="Xc82fa43529897bd5fa34ce228a2c44ae3e6ff8d"/>
     <w:p>
       <w:pPr>
         <w:pStyle w:val="Heading2"/>
@@ -1998,7 +2739,7 @@
         <w:t xml:space="preserve">8. Mantenimiento, Inspección y Acta</w:t>
       </w:r>
     </w:p>
-    <w:bookmarkStart w:id="24" w:name="X3ea513830886557fbe0480ac4ffeccc16f9552d"/>
+    <w:bookmarkStart w:id="81" w:name="X3ea513830886557fbe0480ac4ffeccc16f9552d"/>
     <w:p>
       <w:pPr>
         <w:pStyle w:val="Heading3"/>
@@ -2087,8 +2828,8 @@
         <w:t xml:space="preserve">(apartado 5), que sí se graba en la memoria del equipo y viaja con el poste.</w:t>
       </w:r>
     </w:p>
-    <w:bookmarkEnd w:id="24"/>
-    <w:bookmarkStart w:id="26" w:name="X1b56ee94196f72fbf20ad5f25996f39ce625eee"/>
+    <w:bookmarkEnd w:id="81"/>
+    <w:bookmarkStart w:id="89" w:name="X1b56ee94196f72fbf20ad5f25996f39ce625eee"/>
     <w:p>
       <w:pPr>
         <w:pStyle w:val="Heading3"/>
@@ -2217,7 +2958,46 @@
         <w:pStyle w:val="BodyText"/>
       </w:pPr>
       <w:r>
-        <w:t xml:space="preserve">Figura 20: Inspección a nivel de suelo. Solo aparecen los nueve puntos que se pueden comprobar sin subir, y el aviso enumera lo que queda pendiente.</w:t>
+        <w:drawing>
+          <wp:inline>
+            <wp:extent cx="5334000" cy="6934200"/>
+            <wp:effectExtent b="0" l="0" r="0" t="0"/>
+            <wp:docPr descr="Figura 20: Inspección a nivel de suelo. Solo aparecen los nueve puntos que se pueden comprobar sin subir, y el aviso enumera lo que queda pendiente." title="" id="83" name="Picture"/>
+            <a:graphic>
+              <a:graphicData uri="http://schemas.openxmlformats.org/drawingml/2006/picture">
+                <pic:pic>
+                  <pic:nvPicPr>
+                    <pic:cNvPr descr="img/paso9_mantenimiento_suelo.png" id="84" name="Picture"/>
+                    <pic:cNvPicPr>
+                      <a:picLocks noChangeArrowheads="1" noChangeAspect="1"/>
+                    </pic:cNvPicPr>
+                  </pic:nvPicPr>
+                  <pic:blipFill>
+                    <a:blip r:embed="rId82"/>
+                    <a:stretch>
+                      <a:fillRect/>
+                    </a:stretch>
+                  </pic:blipFill>
+                  <pic:spPr bwMode="auto">
+                    <a:xfrm>
+                      <a:off x="0" y="0"/>
+                      <a:ext cx="5334000" cy="6934200"/>
+                    </a:xfrm>
+                    <a:prstGeom prst="rect">
+                      <a:avLst/>
+                    </a:prstGeom>
+                    <a:noFill/>
+                    <a:ln w="9525">
+                      <a:noFill/>
+                      <a:headEnd/>
+                      <a:tailEnd/>
+                    </a:ln>
+                  </pic:spPr>
+                </pic:pic>
+              </a:graphicData>
+            </a:graphic>
+          </wp:inline>
+        </w:drawing>
       </w:r>
     </w:p>
     <w:p>
@@ -2225,18 +3005,57 @@
         <w:pStyle w:val="BodyText"/>
       </w:pPr>
       <w:r>
-        <w:t xml:space="preserve">Figura 21: Inspección en altura. Aparecen además los siete puntos que exigen subir al poste.</w:t>
+        <w:drawing>
+          <wp:inline>
+            <wp:extent cx="5334000" cy="9021417"/>
+            <wp:effectExtent b="0" l="0" r="0" t="0"/>
+            <wp:docPr descr="Figura 21: Inspección en altura. Aparecen además los siete puntos que exigen subir al poste." title="" id="86" name="Picture"/>
+            <a:graphic>
+              <a:graphicData uri="http://schemas.openxmlformats.org/drawingml/2006/picture">
+                <pic:pic>
+                  <pic:nvPicPr>
+                    <pic:cNvPr descr="img/paso9_mantenimiento_altura.png" id="87" name="Picture"/>
+                    <pic:cNvPicPr>
+                      <a:picLocks noChangeArrowheads="1" noChangeAspect="1"/>
+                    </pic:cNvPicPr>
+                  </pic:nvPicPr>
+                  <pic:blipFill>
+                    <a:blip r:embed="rId85"/>
+                    <a:stretch>
+                      <a:fillRect/>
+                    </a:stretch>
+                  </pic:blipFill>
+                  <pic:spPr bwMode="auto">
+                    <a:xfrm>
+                      <a:off x="0" y="0"/>
+                      <a:ext cx="5334000" cy="9021417"/>
+                    </a:xfrm>
+                    <a:prstGeom prst="rect">
+                      <a:avLst/>
+                    </a:prstGeom>
+                    <a:noFill/>
+                    <a:ln w="9525">
+                      <a:noFill/>
+                      <a:headEnd/>
+                      <a:tailEnd/>
+                    </a:ln>
+                  </pic:spPr>
+                </pic:pic>
+              </a:graphicData>
+            </a:graphic>
+          </wp:inline>
+        </w:drawing>
       </w:r>
     </w:p>
     <w:p>
       <w:pPr>
         <w:pStyle w:val="Heading3"/>
       </w:pPr>
-      <w:bookmarkStart w:id="25" w:name="Xd5b017bcfccd37df5fa5d44be24c4f576f5745a"/>
+      <w:bookmarkStart w:id="88" w:name="Xd5b017bcfccd37df5fa5d44be24c4f576f5745a"/>
       <w:r>
         <w:t xml:space="preserve">Por qué los puntos de altura no aparecen desde el suelo</w:t>
       </w:r>
-      <w:bookmarkEnd w:id="25"/>
+      <w:bookmarkEnd w:id="88"/>
     </w:p>
     <w:p>
       <w:pPr>
@@ -2317,8 +3136,8 @@
         <w:t xml:space="preserve">Es intencionado: esa visita ya no los verificó.</w:t>
       </w:r>
     </w:p>
-    <w:bookmarkEnd w:id="26"/>
-    <w:bookmarkStart w:id="27" w:name="X010271a9b53e6adf591ad4cd5909a758c4af628"/>
+    <w:bookmarkEnd w:id="89"/>
+    <w:bookmarkStart w:id="90" w:name="X010271a9b53e6adf591ad4cd5909a758c4af628"/>
     <w:p>
       <w:pPr>
         <w:pStyle w:val="Heading3"/>
@@ -2614,8 +3433,8 @@
         <w:t xml:space="preserve">la mira un conductor.</w:t>
       </w:r>
     </w:p>
-    <w:bookmarkEnd w:id="27"/>
-    <w:bookmarkStart w:id="28" w:name="Xa5ed3f3919df5b4d7c468e8e2c1c46fa4f57345"/>
+    <w:bookmarkEnd w:id="90"/>
+    <w:bookmarkStart w:id="91" w:name="Xa5ed3f3919df5b4d7c468e8e2c1c46fa4f57345"/>
     <w:p>
       <w:pPr>
         <w:pStyle w:val="Heading3"/>
@@ -2861,9 +3680,9 @@
         </w:pict>
       </w:r>
     </w:p>
-    <w:bookmarkEnd w:id="28"/>
-    <w:bookmarkEnd w:id="29"/>
-    <w:bookmarkStart w:id="30" w:name="X06bc916911ab243a6474ce90c45df1014598c7a"/>
+    <w:bookmarkEnd w:id="91"/>
+    <w:bookmarkEnd w:id="92"/>
+    <w:bookmarkStart w:id="93" w:name="X06bc916911ab243a6474ce90c45df1014598c7a"/>
     <w:p>
       <w:pPr>
         <w:pStyle w:val="Heading2"/>
@@ -2944,8 +3763,8 @@
         </w:pict>
       </w:r>
     </w:p>
-    <w:bookmarkEnd w:id="30"/>
-    <w:bookmarkStart w:id="37" w:name="X1859056b7a6bd7cc5185d4df29b89fdfe6d7b4f"/>
+    <w:bookmarkEnd w:id="93"/>
+    <w:bookmarkStart w:id="103" w:name="X1859056b7a6bd7cc5185d4df29b89fdfe6d7b4f"/>
     <w:p>
       <w:pPr>
         <w:pStyle w:val="Heading2"/>
@@ -2959,7 +3778,46 @@
         <w:pStyle w:val="FirstParagraph"/>
       </w:pPr>
       <w:r>
-        <w:t xml:space="preserve">Figura 19: Canales oficiales de soporte técnico IT VIAL S.A.S.</w:t>
+        <w:drawing>
+          <wp:inline>
+            <wp:extent cx="5334000" cy="3556000"/>
+            <wp:effectExtent b="0" l="0" r="0" t="0"/>
+            <wp:docPr descr="Figura 19: Canales oficiales de soporte técnico IT VIAL S.A.S." title="" id="95" name="Picture"/>
+            <a:graphic>
+              <a:graphicData uri="http://schemas.openxmlformats.org/drawingml/2006/picture">
+                <pic:pic>
+                  <pic:nvPicPr>
+                    <pic:cNvPr descr="img/portada_it_vial_creditos.png" id="96" name="Picture"/>
+                    <pic:cNvPicPr>
+                      <a:picLocks noChangeArrowheads="1" noChangeAspect="1"/>
+                    </pic:cNvPicPr>
+                  </pic:nvPicPr>
+                  <pic:blipFill>
+                    <a:blip r:embed="rId94"/>
+                    <a:stretch>
+                      <a:fillRect/>
+                    </a:stretch>
+                  </pic:blipFill>
+                  <pic:spPr bwMode="auto">
+                    <a:xfrm>
+                      <a:off x="0" y="0"/>
+                      <a:ext cx="5334000" cy="3556000"/>
+                    </a:xfrm>
+                    <a:prstGeom prst="rect">
+                      <a:avLst/>
+                    </a:prstGeom>
+                    <a:noFill/>
+                    <a:ln w="9525">
+                      <a:noFill/>
+                      <a:headEnd/>
+                      <a:tailEnd/>
+                    </a:ln>
+                  </pic:spPr>
+                </pic:pic>
+              </a:graphicData>
+            </a:graphic>
+          </wp:inline>
+        </w:drawing>
       </w:r>
     </w:p>
     <w:p>
@@ -2976,7 +3834,7 @@
       <w:r>
         <w:t xml:space="preserve"> </w:t>
       </w:r>
-      <w:hyperlink r:id="rId31">
+      <w:hyperlink r:id="rId97">
         <w:r>
           <w:rPr>
             <w:rStyle w:val="Hyperlink"/>
@@ -2999,7 +3857,7 @@
       <w:r>
         <w:t xml:space="preserve"> </w:t>
       </w:r>
-      <w:hyperlink r:id="rId32">
+      <w:hyperlink r:id="rId98">
         <w:r>
           <w:rPr>
             <w:rStyle w:val="Hyperlink"/>
@@ -3022,7 +3880,7 @@
       <w:r>
         <w:t xml:space="preserve"> </w:t>
       </w:r>
-      <w:hyperlink r:id="rId33">
+      <w:hyperlink r:id="rId99">
         <w:r>
           <w:rPr>
             <w:rStyle w:val="Hyperlink"/>
@@ -3045,7 +3903,7 @@
       <w:r>
         <w:t xml:space="preserve"> </w:t>
       </w:r>
-      <w:hyperlink r:id="rId34">
+      <w:hyperlink r:id="rId100">
         <w:r>
           <w:rPr>
             <w:rStyle w:val="Hyperlink"/>
@@ -3068,7 +3926,7 @@
       <w:r>
         <w:t xml:space="preserve"> </w:t>
       </w:r>
-      <w:hyperlink r:id="rId35">
+      <w:hyperlink r:id="rId101">
         <w:r>
           <w:rPr>
             <w:rStyle w:val="Hyperlink"/>
@@ -3091,7 +3949,7 @@
       <w:r>
         <w:t xml:space="preserve"> </w:t>
       </w:r>
-      <w:hyperlink r:id="rId36">
+      <w:hyperlink r:id="rId102">
         <w:r>
           <w:rPr>
             <w:rStyle w:val="Hyperlink"/>
@@ -3100,8 +3958,8 @@
         </w:r>
       </w:hyperlink>
     </w:p>
-    <w:bookmarkEnd w:id="37"/>
-    <w:bookmarkEnd w:id="38"/>
+    <w:bookmarkEnd w:id="103"/>
+    <w:bookmarkEnd w:id="104"/>
     <w:sectPr>
       <w:footnotePr>
         <w:numRestart w:val="eachSect"/>

--- a/Manuales/MANUAL_USUARIO_APP.docx
+++ b/Manuales/MANUAL_USUARIO_APP.docx
@@ -122,12 +122,12 @@
           <w:numId w:val="1001"/>
         </w:numPr>
       </w:pPr>
-      <w:hyperlink w:anchor="Xfbdd978a3b78297e9cec00d0f43a92ec873da28">
+      <w:hyperlink w:anchor="X8b5ef35122bd8813d77ae79c97c9c64923880f7">
         <w:r>
           <w:rPr>
             <w:rStyle w:val="Hyperlink"/>
           </w:rPr>
-          <w:t xml:space="preserve">Programación del Horario de la Placa (Horario Escolar Oficial)</w:t>
+          <w:t xml:space="preserve">Programación del Horario de la Placa</w:t>
         </w:r>
       </w:hyperlink>
     </w:p>
@@ -139,7 +139,41 @@
           <w:numId w:val="1001"/>
         </w:numPr>
       </w:pPr>
-      <w:hyperlink w:anchor="Xd5047d1f1044f3e60f018e496464747fdd2a98b">
+      <w:hyperlink w:anchor="Xa658524442d4c92617609638f850b40320c69c7">
+        <w:r>
+          <w:rPr>
+            <w:rStyle w:val="Hyperlink"/>
+          </w:rPr>
+          <w:t xml:space="preserve">Receso Escolar (Vacaciones)</w:t>
+        </w:r>
+      </w:hyperlink>
+    </w:p>
+    <w:p>
+      <w:pPr>
+        <w:pStyle w:val="Compact"/>
+        <w:numPr>
+          <w:ilvl w:val="0"/>
+          <w:numId w:val="1001"/>
+        </w:numPr>
+      </w:pPr>
+      <w:hyperlink w:anchor="Xee79838404b66b6160f8e39f6e31d58438e35da">
+        <w:r>
+          <w:rPr>
+            <w:rStyle w:val="Hyperlink"/>
+          </w:rPr>
+          <w:t xml:space="preserve">¿«Grabar Horario de Placa» o «Programación Manual de Franja»?</w:t>
+        </w:r>
+      </w:hyperlink>
+    </w:p>
+    <w:p>
+      <w:pPr>
+        <w:pStyle w:val="Compact"/>
+        <w:numPr>
+          <w:ilvl w:val="0"/>
+          <w:numId w:val="1001"/>
+        </w:numPr>
+      </w:pPr>
+      <w:hyperlink w:anchor="X1655d9be797db8c1c84dbed7e33763137605313">
         <w:r>
           <w:rPr>
             <w:rStyle w:val="Hyperlink"/>
@@ -156,7 +190,7 @@
           <w:numId w:val="1001"/>
         </w:numPr>
       </w:pPr>
-      <w:hyperlink w:anchor="Xb1455442e58cd6f0308bdf616fbc15e55422308">
+      <w:hyperlink w:anchor="X2e63cc0357b0b941804f23f5e1d17977fa2bba3">
         <w:r>
           <w:rPr>
             <w:rStyle w:val="Hyperlink"/>
@@ -173,7 +207,24 @@
           <w:numId w:val="1001"/>
         </w:numPr>
       </w:pPr>
-      <w:hyperlink w:anchor="X53bf8a75450b06f8c9fd55c296cab6a77e9aee8">
+      <w:hyperlink w:anchor="X9b345df335188c0c6e2953dd9b29a33a5931802">
+        <w:r>
+          <w:rPr>
+            <w:rStyle w:val="Hyperlink"/>
+          </w:rPr>
+          <w:t xml:space="preserve">Prueba Física de Foco (Mando Directo)</w:t>
+        </w:r>
+      </w:hyperlink>
+    </w:p>
+    <w:p>
+      <w:pPr>
+        <w:pStyle w:val="Compact"/>
+        <w:numPr>
+          <w:ilvl w:val="0"/>
+          <w:numId w:val="1001"/>
+        </w:numPr>
+      </w:pPr>
+      <w:hyperlink w:anchor="X57a11223e33603ecd00555cd2b28567c6f3c1c6">
         <w:r>
           <w:rPr>
             <w:rStyle w:val="Hyperlink"/>
@@ -190,12 +241,12 @@
           <w:numId w:val="1001"/>
         </w:numPr>
       </w:pPr>
-      <w:hyperlink w:anchor="X387f1ee7a3b1c006370bfe83c790c6687f0c767">
+      <w:hyperlink w:anchor="X385fa3dae46cef4761d0e7ad17be2e1916d0df4">
         <w:r>
           <w:rPr>
             <w:rStyle w:val="Hyperlink"/>
           </w:rPr>
-          <w:t xml:space="preserve">Prueba Física de Foco (Mando Directo)</w:t>
+          <w:t xml:space="preserve">Cómo saber qué versión lleva la baliza</w:t>
         </w:r>
       </w:hyperlink>
     </w:p>
@@ -207,24 +258,7 @@
           <w:numId w:val="1001"/>
         </w:numPr>
       </w:pPr>
-      <w:hyperlink w:anchor="X45288b87ff1e0282b1daca1565b33e225b8b038">
-        <w:r>
-          <w:rPr>
-            <w:rStyle w:val="Hyperlink"/>
-          </w:rPr>
-          <w:t xml:space="preserve">Exportación del Certificado de Auditoría para WhatsApp</w:t>
-        </w:r>
-      </w:hyperlink>
-    </w:p>
-    <w:p>
-      <w:pPr>
-        <w:pStyle w:val="Compact"/>
-        <w:numPr>
-          <w:ilvl w:val="0"/>
-          <w:numId w:val="1001"/>
-        </w:numPr>
-      </w:pPr>
-      <w:hyperlink w:anchor="X1859056b7a6bd7cc5185d4df29b89fdfe6d7b4f">
+      <w:hyperlink w:anchor="Xe876f7121cb84cfe1404dace95aafa70b3a613a">
         <w:r>
           <w:rPr>
             <w:rStyle w:val="Hyperlink"/>
@@ -1639,13 +1673,13 @@
     </w:p>
     <w:bookmarkEnd w:id="58"/>
     <w:bookmarkEnd w:id="59"/>
-    <w:bookmarkStart w:id="63" w:name="X4b22da503533cba86dce70edf53d82e520be978"/>
+    <w:bookmarkStart w:id="63" w:name="Xa658524442d4c92617609638f850b40320c69c7"/>
     <w:p>
       <w:pPr>
         <w:pStyle w:val="Heading2"/>
       </w:pPr>
       <w:r>
-        <w:t xml:space="preserve">4bis. Receso Escolar (Vacaciones)</w:t>
+        <w:t xml:space="preserve">5. Receso Escolar (Vacaciones)</w:t>
       </w:r>
     </w:p>
     <w:p>
@@ -1881,13 +1915,13 @@
       </w:r>
     </w:p>
     <w:bookmarkEnd w:id="63"/>
-    <w:bookmarkStart w:id="71" w:name="X18e3b957c825951568eecf30ec7203e710a8e2e"/>
+    <w:bookmarkStart w:id="71" w:name="Xee79838404b66b6160f8e39f6e31d58438e35da"/>
     <w:p>
       <w:pPr>
         <w:pStyle w:val="Heading2"/>
       </w:pPr>
       <w:r>
-        <w:t xml:space="preserve">4ter. ¿«Grabar Horario de Placa» vs «Programación Manual de Franja»?</w:t>
+        <w:t xml:space="preserve">6. ¿«Grabar Horario de Placa» o «Programación Manual de Franja»?</w:t>
       </w:r>
     </w:p>
     <w:p>
@@ -2358,13 +2392,13 @@
     </w:p>
     <w:bookmarkEnd w:id="70"/>
     <w:bookmarkEnd w:id="71"/>
-    <w:bookmarkStart w:id="72" w:name="Xd5047d1f1044f3e60f018e496464747fdd2a98b"/>
+    <w:bookmarkStart w:id="72" w:name="X682dc1f37f9fbea8924ba669f6db1acfa45c054"/>
     <w:p>
       <w:pPr>
         <w:pStyle w:val="Heading2"/>
       </w:pPr>
       <w:r>
-        <w:t xml:space="preserve">5. Asignación de Nombre / Ubicación por el Aire (OTA)</w:t>
+        <w:t xml:space="preserve">7. Asignación de Nombre / Ubicación por el Aire (OTA)</w:t>
       </w:r>
     </w:p>
     <w:p>
@@ -2468,13 +2502,13 @@
       </w:r>
     </w:p>
     <w:bookmarkEnd w:id="72"/>
-    <w:bookmarkStart w:id="76" w:name="Xb1455442e58cd6f0308bdf616fbc15e55422308"/>
+    <w:bookmarkStart w:id="76" w:name="X2e63cc0357b0b941804f23f5e1d17977fa2bba3"/>
     <w:p>
       <w:pPr>
         <w:pStyle w:val="Heading2"/>
       </w:pPr>
       <w:r>
-        <w:t xml:space="preserve">6. Motor de Autodiagnóstico y Dictamen en Campo</w:t>
+        <w:t xml:space="preserve">8. Motor de Autodiagnóstico y Dictamen en Campo</w:t>
       </w:r>
     </w:p>
     <w:p>
@@ -2592,13 +2626,13 @@
       </w:r>
     </w:p>
     <w:bookmarkEnd w:id="76"/>
-    <w:bookmarkStart w:id="80" w:name="X5dbdf40e7c001d99398b171486a28389fa75aa8"/>
+    <w:bookmarkStart w:id="80" w:name="X9b345df335188c0c6e2953dd9b29a33a5931802"/>
     <w:p>
       <w:pPr>
         <w:pStyle w:val="Heading2"/>
       </w:pPr>
       <w:r>
-        <w:t xml:space="preserve">7. Prueba Física de Foco (Mando Directo)</w:t>
+        <w:t xml:space="preserve">9. Prueba Física de Foco (Mando Directo)</w:t>
       </w:r>
     </w:p>
     <w:p>
@@ -2730,22 +2764,22 @@
       </w:r>
     </w:p>
     <w:bookmarkEnd w:id="80"/>
-    <w:bookmarkStart w:id="92" w:name="Xc82fa43529897bd5fa34ce228a2c44ae3e6ff8d"/>
+    <w:bookmarkStart w:id="92" w:name="X57a11223e33603ecd00555cd2b28567c6f3c1c6"/>
     <w:p>
       <w:pPr>
         <w:pStyle w:val="Heading2"/>
       </w:pPr>
       <w:r>
-        <w:t xml:space="preserve">8. Mantenimiento, Inspección y Acta</w:t>
-      </w:r>
-    </w:p>
-    <w:bookmarkStart w:id="81" w:name="X3ea513830886557fbe0480ac4ffeccc16f9552d"/>
+        <w:t xml:space="preserve">10. Mantenimiento, Inspección y Acta</w:t>
+      </w:r>
+    </w:p>
+    <w:bookmarkStart w:id="81" w:name="X29651db202ed4ee00a60db1d12af307197aa380"/>
     <w:p>
       <w:pPr>
         <w:pStyle w:val="Heading3"/>
       </w:pPr>
       <w:r>
-        <w:t xml:space="preserve">8.1 Primero: quién y cómo</w:t>
+        <w:t xml:space="preserve">10.1 Primero: quién y cómo</w:t>
       </w:r>
     </w:p>
     <w:p>
@@ -2825,17 +2859,17 @@
         <w:t xml:space="preserve"> </w:t>
       </w:r>
       <w:r>
-        <w:t xml:space="preserve">(apartado 5), que sí se graba en la memoria del equipo y viaja con el poste.</w:t>
+        <w:t xml:space="preserve">(apartado 7), que sí se graba en la memoria del equipo y viaja con el poste.</w:t>
       </w:r>
     </w:p>
     <w:bookmarkEnd w:id="81"/>
-    <w:bookmarkStart w:id="89" w:name="X1b56ee94196f72fbf20ad5f25996f39ce625eee"/>
+    <w:bookmarkStart w:id="89" w:name="Xd7f5e65103eb418694f403ea12fd5d47176e59b"/>
     <w:p>
       <w:pPr>
         <w:pStyle w:val="Heading3"/>
       </w:pPr>
       <w:r>
-        <w:t xml:space="preserve">8.2 Elija el tipo de inspección — y elíjalo bien</w:t>
+        <w:t xml:space="preserve">10.2 Elija el tipo de inspección — y elíjalo bien</w:t>
       </w:r>
     </w:p>
     <w:p>
@@ -3137,13 +3171,13 @@
       </w:r>
     </w:p>
     <w:bookmarkEnd w:id="89"/>
-    <w:bookmarkStart w:id="90" w:name="X010271a9b53e6adf591ad4cd5909a758c4af628"/>
+    <w:bookmarkStart w:id="90" w:name="X1f9d7fa738f047f39e08f2dd6c029a72fcee2f5"/>
     <w:p>
       <w:pPr>
         <w:pStyle w:val="Heading3"/>
       </w:pPr>
       <w:r>
-        <w:t xml:space="preserve">8.3 Los 16 puntos</w:t>
+        <w:t xml:space="preserve">10.3 Los 16 puntos</w:t>
       </w:r>
     </w:p>
     <w:p>
@@ -3434,13 +3468,13 @@
       </w:r>
     </w:p>
     <w:bookmarkEnd w:id="90"/>
-    <w:bookmarkStart w:id="91" w:name="Xa5ed3f3919df5b4d7c468e8e2c1c46fa4f57345"/>
+    <w:bookmarkStart w:id="91" w:name="X74f36bf2bb3bb018e26936518c4a7db959bdd77"/>
     <w:p>
       <w:pPr>
         <w:pStyle w:val="Heading3"/>
       </w:pPr>
       <w:r>
-        <w:t xml:space="preserve">8.4 El acta dice también lo que NO se comprobó</w:t>
+        <w:t xml:space="preserve">10.4 El acta dice también lo que NO se comprobó</w:t>
       </w:r>
     </w:p>
     <w:p>
@@ -3682,13 +3716,13 @@
     </w:p>
     <w:bookmarkEnd w:id="91"/>
     <w:bookmarkEnd w:id="92"/>
-    <w:bookmarkStart w:id="93" w:name="X06bc916911ab243a6474ce90c45df1014598c7a"/>
+    <w:bookmarkStart w:id="93" w:name="X385fa3dae46cef4761d0e7ad17be2e1916d0df4"/>
     <w:p>
       <w:pPr>
         <w:pStyle w:val="Heading2"/>
       </w:pPr>
       <w:r>
-        <w:t xml:space="preserve">9. Cómo saber qué versión lleva la baliza</w:t>
+        <w:t xml:space="preserve">11. Cómo saber qué versión lleva la baliza</w:t>
       </w:r>
     </w:p>
     <w:p>
@@ -3764,13 +3798,13 @@
       </w:r>
     </w:p>
     <w:bookmarkEnd w:id="93"/>
-    <w:bookmarkStart w:id="103" w:name="X1859056b7a6bd7cc5185d4df29b89fdfe6d7b4f"/>
+    <w:bookmarkStart w:id="103" w:name="Xe876f7121cb84cfe1404dace95aafa70b3a613a"/>
     <w:p>
       <w:pPr>
         <w:pStyle w:val="Heading2"/>
       </w:pPr>
       <w:r>
-        <w:t xml:space="preserve">10. Referencias Cruzadas del Proyecto</w:t>
+        <w:t xml:space="preserve">12. Referencias Cruzadas del Proyecto</w:t>
       </w:r>
     </w:p>
     <w:p>

--- a/Manuales/MANUAL_USUARIO_APP.docx
+++ b/Manuales/MANUAL_USUARIO_APP.docx
@@ -1,9 +1,16 @@
 
 <file path=word/document.xml><?xml version="1.0" encoding="utf-8"?>
-<w:document xmlns:w="http://schemas.openxmlformats.org/wordprocessingml/2006/main" xmlns:m="http://schemas.openxmlformats.org/officeDocument/2006/math" xmlns:r="http://schemas.openxmlformats.org/officeDocument/2006/relationships" xmlns:o="urn:schemas-microsoft-com:office:office" xmlns:v="urn:schemas-microsoft-com:vml" xmlns:w10="urn:schemas-microsoft-com:office:word" xmlns:a="http://schemas.openxmlformats.org/drawingml/2006/main" xmlns:pic="http://schemas.openxmlformats.org/drawingml/2006/picture" xmlns:wp="http://schemas.openxmlformats.org/drawingml/2006/wordprocessingDrawing">
+<w:document xmlns:wpc="http://schemas.microsoft.com/office/word/2010/wordprocessingCanvas" xmlns:cx="http://schemas.microsoft.com/office/drawing/2014/chartex" xmlns:cx1="http://schemas.microsoft.com/office/drawing/2015/9/8/chartex" xmlns:cx2="http://schemas.microsoft.com/office/drawing/2015/10/21/chartex" xmlns:cx3="http://schemas.microsoft.com/office/drawing/2016/5/9/chartex" xmlns:cx4="http://schemas.microsoft.com/office/drawing/2016/5/10/chartex" xmlns:cx5="http://schemas.microsoft.com/office/drawing/2016/5/11/chartex" xmlns:cx6="http://schemas.microsoft.com/office/drawing/2016/5/12/chartex" xmlns:cx7="http://schemas.microsoft.com/office/drawing/2016/5/13/chartex" xmlns:cx8="http://schemas.microsoft.com/office/drawing/2016/5/14/chartex" xmlns:mc="http://schemas.openxmlformats.org/markup-compatibility/2006" xmlns:aink="http://schemas.microsoft.com/office/drawing/2016/ink" xmlns:am3d="http://schemas.microsoft.com/office/drawing/2017/model3d" xmlns:o="urn:schemas-microsoft-com:office:office" xmlns:oel="http://schemas.microsoft.com/office/2019/extlst" xmlns:r="http://schemas.openxmlformats.org/officeDocument/2006/relationships" xmlns:m="http://schemas.openxmlformats.org/officeDocument/2006/math" xmlns:v="urn:schemas-microsoft-com:vml" xmlns:wp14="http://schemas.microsoft.com/office/word/2010/wordprocessingDrawing" xmlns:wp="http://schemas.openxmlformats.org/drawingml/2006/wordprocessingDrawing" xmlns:w10="urn:schemas-microsoft-com:office:word" xmlns:w="http://schemas.openxmlformats.org/wordprocessingml/2006/main" xmlns:w14="http://schemas.microsoft.com/office/word/2010/wordml" xmlns:w15="http://schemas.microsoft.com/office/word/2012/wordml" xmlns:w16cex="http://schemas.microsoft.com/office/word/2018/wordml/cex" xmlns:w16cid="http://schemas.microsoft.com/office/word/2016/wordml/cid" xmlns:w16="http://schemas.microsoft.com/office/word/2018/wordml" xmlns:w16du="http://schemas.microsoft.com/office/word/2023/wordml/word16du" xmlns:w16sdtdh="http://schemas.microsoft.com/office/word/2020/wordml/sdtdatahash" xmlns:w16sdtfl="http://schemas.microsoft.com/office/word/2024/wordml/sdtformatlock" xmlns:w16se="http://schemas.microsoft.com/office/word/2015/wordml/symex" xmlns:wpg="http://schemas.microsoft.com/office/word/2010/wordprocessingGroup" xmlns:wpi="http://schemas.microsoft.com/office/word/2010/wordprocessingInk" xmlns:wne="http://schemas.microsoft.com/office/word/2006/wordml" xmlns:wps="http://schemas.microsoft.com/office/word/2010/wordprocessingShape" mc:Ignorable="w14 w15 w16se w16cid w16 w16cex w16sdtdh w16sdtfl w16du wp14">
   <w:body>
     <w:sdt>
       <w:sdtPr>
+        <w:rPr>
+          <w:rFonts w:asciiTheme="minorHAnsi" w:eastAsiaTheme="minorEastAsia" w:hAnsiTheme="minorHAnsi" w:cstheme="minorBidi"/>
+          <w:color w:val="auto"/>
+          <w:sz w:val="24"/>
+          <w:szCs w:val="24"/>
+        </w:rPr>
+        <w:id w:val="443822507"/>
         <w:docPartObj>
           <w:docPartGallery w:val="Table of Contents"/>
           <w:docPartUnique/>
@@ -12,71 +19,1732 @@
       <w:sdtContent>
         <w:p>
           <w:pPr>
-            <w:pStyle w:val="TOCHeading"/>
+            <w:pStyle w:val="TtuloTDC"/>
           </w:pPr>
           <w:r>
-            <w:t xml:space="preserve">Table of Contents</w:t>
+            <w:t>Table of Contents</w:t>
           </w:r>
         </w:p>
         <w:p>
+          <w:pPr>
+            <w:pStyle w:val="TDC1"/>
+            <w:tabs>
+              <w:tab w:val="right" w:leader="dot" w:pos="8828"/>
+            </w:tabs>
+            <w:rPr>
+              <w:noProof/>
+            </w:rPr>
+          </w:pPr>
           <w:r>
-            <w:fldChar w:fldCharType="begin" w:dirty="true"/>
-            <w:instrText xml:space="preserve">TOC \o "1-3" \h \z \u</w:instrText>
+            <w:fldChar w:fldCharType="begin"/>
+          </w:r>
+          <w:r>
+            <w:instrText>TOC \o "1-3" \h \z \u</w:instrText>
+          </w:r>
+          <w:r>
             <w:fldChar w:fldCharType="separate"/>
+          </w:r>
+          <w:hyperlink w:anchor="_Toc238309879" w:history="1">
+            <w:r>
+              <w:rPr>
+                <w:rStyle w:val="Hipervnculo"/>
+                <w:rFonts w:ascii="Segoe UI Emoji" w:hAnsi="Segoe UI Emoji" w:cs="Segoe UI Emoji"/>
+                <w:noProof/>
+              </w:rPr>
+              <w:t>📱</w:t>
+            </w:r>
+            <w:r>
+              <w:rPr>
+                <w:rStyle w:val="Hipervnculo"/>
+                <w:noProof/>
+              </w:rPr>
+              <w:t xml:space="preserve"> MANUAL DE USUARIO: APLICATIVO MÓVIL IT VIAL 30 (v3.4 OFICIAL)</w:t>
+            </w:r>
+            <w:r>
+              <w:rPr>
+                <w:noProof/>
+                <w:webHidden/>
+              </w:rPr>
+              <w:tab/>
+            </w:r>
+            <w:r>
+              <w:rPr>
+                <w:noProof/>
+                <w:webHidden/>
+              </w:rPr>
+              <w:fldChar w:fldCharType="begin"/>
+            </w:r>
+            <w:r>
+              <w:rPr>
+                <w:noProof/>
+                <w:webHidden/>
+              </w:rPr>
+              <w:instrText xml:space="preserve"> PAGEREF _Toc238309879 \h </w:instrText>
+            </w:r>
+            <w:r>
+              <w:rPr>
+                <w:noProof/>
+                <w:webHidden/>
+              </w:rPr>
+            </w:r>
+            <w:r>
+              <w:rPr>
+                <w:noProof/>
+                <w:webHidden/>
+              </w:rPr>
+              <w:fldChar w:fldCharType="separate"/>
+            </w:r>
+            <w:r>
+              <w:rPr>
+                <w:noProof/>
+                <w:webHidden/>
+              </w:rPr>
+              <w:t>1</w:t>
+            </w:r>
+            <w:r>
+              <w:rPr>
+                <w:noProof/>
+                <w:webHidden/>
+              </w:rPr>
+              <w:fldChar w:fldCharType="end"/>
+            </w:r>
+          </w:hyperlink>
+        </w:p>
+        <w:p>
+          <w:pPr>
+            <w:pStyle w:val="TDC3"/>
+            <w:tabs>
+              <w:tab w:val="right" w:leader="dot" w:pos="8828"/>
+            </w:tabs>
+            <w:rPr>
+              <w:noProof/>
+            </w:rPr>
+          </w:pPr>
+          <w:hyperlink w:anchor="_Toc238309880" w:history="1">
+            <w:r>
+              <w:rPr>
+                <w:rStyle w:val="Hipervnculo"/>
+                <w:noProof/>
+              </w:rPr>
+              <w:t>Señal de Tránsito Inteligente: «30 CUANDO ACTIVADA» — Zona Escolar</w:t>
+            </w:r>
+            <w:r>
+              <w:rPr>
+                <w:noProof/>
+                <w:webHidden/>
+              </w:rPr>
+              <w:tab/>
+            </w:r>
+            <w:r>
+              <w:rPr>
+                <w:noProof/>
+                <w:webHidden/>
+              </w:rPr>
+              <w:fldChar w:fldCharType="begin"/>
+            </w:r>
+            <w:r>
+              <w:rPr>
+                <w:noProof/>
+                <w:webHidden/>
+              </w:rPr>
+              <w:instrText xml:space="preserve"> PAGEREF _Toc238309880 \h </w:instrText>
+            </w:r>
+            <w:r>
+              <w:rPr>
+                <w:noProof/>
+                <w:webHidden/>
+              </w:rPr>
+            </w:r>
+            <w:r>
+              <w:rPr>
+                <w:noProof/>
+                <w:webHidden/>
+              </w:rPr>
+              <w:fldChar w:fldCharType="separate"/>
+            </w:r>
+            <w:r>
+              <w:rPr>
+                <w:noProof/>
+                <w:webHidden/>
+              </w:rPr>
+              <w:t>1</w:t>
+            </w:r>
+            <w:r>
+              <w:rPr>
+                <w:noProof/>
+                <w:webHidden/>
+              </w:rPr>
+              <w:fldChar w:fldCharType="end"/>
+            </w:r>
+          </w:hyperlink>
+        </w:p>
+        <w:p>
+          <w:pPr>
+            <w:pStyle w:val="TDC2"/>
+            <w:tabs>
+              <w:tab w:val="right" w:leader="dot" w:pos="8828"/>
+            </w:tabs>
+            <w:rPr>
+              <w:noProof/>
+            </w:rPr>
+          </w:pPr>
+          <w:hyperlink w:anchor="_Toc238309881" w:history="1">
+            <w:r>
+              <w:rPr>
+                <w:rStyle w:val="Hipervnculo"/>
+                <w:rFonts w:ascii="Segoe UI Emoji" w:hAnsi="Segoe UI Emoji" w:cs="Segoe UI Emoji"/>
+                <w:noProof/>
+              </w:rPr>
+              <w:t>📑</w:t>
+            </w:r>
+            <w:r>
+              <w:rPr>
+                <w:rStyle w:val="Hipervnculo"/>
+                <w:noProof/>
+              </w:rPr>
+              <w:t xml:space="preserve"> Tabla de Contenidos</w:t>
+            </w:r>
+            <w:r>
+              <w:rPr>
+                <w:noProof/>
+                <w:webHidden/>
+              </w:rPr>
+              <w:tab/>
+            </w:r>
+            <w:r>
+              <w:rPr>
+                <w:noProof/>
+                <w:webHidden/>
+              </w:rPr>
+              <w:fldChar w:fldCharType="begin"/>
+            </w:r>
+            <w:r>
+              <w:rPr>
+                <w:noProof/>
+                <w:webHidden/>
+              </w:rPr>
+              <w:instrText xml:space="preserve"> PAGEREF _Toc238309881 \h </w:instrText>
+            </w:r>
+            <w:r>
+              <w:rPr>
+                <w:noProof/>
+                <w:webHidden/>
+              </w:rPr>
+            </w:r>
+            <w:r>
+              <w:rPr>
+                <w:noProof/>
+                <w:webHidden/>
+              </w:rPr>
+              <w:fldChar w:fldCharType="separate"/>
+            </w:r>
+            <w:r>
+              <w:rPr>
+                <w:noProof/>
+                <w:webHidden/>
+              </w:rPr>
+              <w:t>2</w:t>
+            </w:r>
+            <w:r>
+              <w:rPr>
+                <w:noProof/>
+                <w:webHidden/>
+              </w:rPr>
+              <w:fldChar w:fldCharType="end"/>
+            </w:r>
+          </w:hyperlink>
+        </w:p>
+        <w:p>
+          <w:pPr>
+            <w:pStyle w:val="TDC2"/>
+            <w:tabs>
+              <w:tab w:val="right" w:leader="dot" w:pos="8828"/>
+            </w:tabs>
+            <w:rPr>
+              <w:noProof/>
+            </w:rPr>
+          </w:pPr>
+          <w:hyperlink w:anchor="_Toc238309882" w:history="1">
+            <w:r>
+              <w:rPr>
+                <w:rStyle w:val="Hipervnculo"/>
+                <w:noProof/>
+              </w:rPr>
+              <w:t>1. Introducción y Propósito</w:t>
+            </w:r>
+            <w:r>
+              <w:rPr>
+                <w:noProof/>
+                <w:webHidden/>
+              </w:rPr>
+              <w:tab/>
+            </w:r>
+            <w:r>
+              <w:rPr>
+                <w:noProof/>
+                <w:webHidden/>
+              </w:rPr>
+              <w:fldChar w:fldCharType="begin"/>
+            </w:r>
+            <w:r>
+              <w:rPr>
+                <w:noProof/>
+                <w:webHidden/>
+              </w:rPr>
+              <w:instrText xml:space="preserve"> PAGEREF _Toc238309882 \h </w:instrText>
+            </w:r>
+            <w:r>
+              <w:rPr>
+                <w:noProof/>
+                <w:webHidden/>
+              </w:rPr>
+            </w:r>
+            <w:r>
+              <w:rPr>
+                <w:noProof/>
+                <w:webHidden/>
+              </w:rPr>
+              <w:fldChar w:fldCharType="separate"/>
+            </w:r>
+            <w:r>
+              <w:rPr>
+                <w:noProof/>
+                <w:webHidden/>
+              </w:rPr>
+              <w:t>2</w:t>
+            </w:r>
+            <w:r>
+              <w:rPr>
+                <w:noProof/>
+                <w:webHidden/>
+              </w:rPr>
+              <w:fldChar w:fldCharType="end"/>
+            </w:r>
+          </w:hyperlink>
+        </w:p>
+        <w:p>
+          <w:pPr>
+            <w:pStyle w:val="TDC2"/>
+            <w:tabs>
+              <w:tab w:val="right" w:leader="dot" w:pos="8828"/>
+            </w:tabs>
+            <w:rPr>
+              <w:noProof/>
+            </w:rPr>
+          </w:pPr>
+          <w:hyperlink w:anchor="_Toc238309883" w:history="1">
+            <w:r>
+              <w:rPr>
+                <w:rStyle w:val="Hipervnculo"/>
+                <w:noProof/>
+              </w:rPr>
+              <w:t>2. Arquitectura de la Interfaz Responsiva</w:t>
+            </w:r>
+            <w:r>
+              <w:rPr>
+                <w:noProof/>
+                <w:webHidden/>
+              </w:rPr>
+              <w:tab/>
+            </w:r>
+            <w:r>
+              <w:rPr>
+                <w:noProof/>
+                <w:webHidden/>
+              </w:rPr>
+              <w:fldChar w:fldCharType="begin"/>
+            </w:r>
+            <w:r>
+              <w:rPr>
+                <w:noProof/>
+                <w:webHidden/>
+              </w:rPr>
+              <w:instrText xml:space="preserve"> PAGEREF _Toc238309883 \h </w:instrText>
+            </w:r>
+            <w:r>
+              <w:rPr>
+                <w:noProof/>
+                <w:webHidden/>
+              </w:rPr>
+            </w:r>
+            <w:r>
+              <w:rPr>
+                <w:noProof/>
+                <w:webHidden/>
+              </w:rPr>
+              <w:fldChar w:fldCharType="separate"/>
+            </w:r>
+            <w:r>
+              <w:rPr>
+                <w:noProof/>
+                <w:webHidden/>
+              </w:rPr>
+              <w:t>4</w:t>
+            </w:r>
+            <w:r>
+              <w:rPr>
+                <w:noProof/>
+                <w:webHidden/>
+              </w:rPr>
+              <w:fldChar w:fldCharType="end"/>
+            </w:r>
+          </w:hyperlink>
+        </w:p>
+        <w:p>
+          <w:pPr>
+            <w:pStyle w:val="TDC2"/>
+            <w:tabs>
+              <w:tab w:val="right" w:leader="dot" w:pos="8828"/>
+            </w:tabs>
+            <w:rPr>
+              <w:noProof/>
+            </w:rPr>
+          </w:pPr>
+          <w:hyperlink w:anchor="_Toc238309884" w:history="1">
+            <w:r>
+              <w:rPr>
+                <w:rStyle w:val="Hipervnculo"/>
+                <w:noProof/>
+              </w:rPr>
+              <w:t>3. Guía de Conexión Bluetooth</w:t>
+            </w:r>
+            <w:r>
+              <w:rPr>
+                <w:noProof/>
+                <w:webHidden/>
+              </w:rPr>
+              <w:tab/>
+            </w:r>
+            <w:r>
+              <w:rPr>
+                <w:noProof/>
+                <w:webHidden/>
+              </w:rPr>
+              <w:fldChar w:fldCharType="begin"/>
+            </w:r>
+            <w:r>
+              <w:rPr>
+                <w:noProof/>
+                <w:webHidden/>
+              </w:rPr>
+              <w:instrText xml:space="preserve"> PAGEREF _Toc238309884 \h </w:instrText>
+            </w:r>
+            <w:r>
+              <w:rPr>
+                <w:noProof/>
+                <w:webHidden/>
+              </w:rPr>
+            </w:r>
+            <w:r>
+              <w:rPr>
+                <w:noProof/>
+                <w:webHidden/>
+              </w:rPr>
+              <w:fldChar w:fldCharType="separate"/>
+            </w:r>
+            <w:r>
+              <w:rPr>
+                <w:noProof/>
+                <w:webHidden/>
+              </w:rPr>
+              <w:t>5</w:t>
+            </w:r>
+            <w:r>
+              <w:rPr>
+                <w:noProof/>
+                <w:webHidden/>
+              </w:rPr>
+              <w:fldChar w:fldCharType="end"/>
+            </w:r>
+          </w:hyperlink>
+        </w:p>
+        <w:p>
+          <w:pPr>
+            <w:pStyle w:val="TDC2"/>
+            <w:tabs>
+              <w:tab w:val="right" w:leader="dot" w:pos="8828"/>
+            </w:tabs>
+            <w:rPr>
+              <w:noProof/>
+            </w:rPr>
+          </w:pPr>
+          <w:hyperlink w:anchor="_Toc238309885" w:history="1">
+            <w:r>
+              <w:rPr>
+                <w:rStyle w:val="Hipervnculo"/>
+                <w:noProof/>
+              </w:rPr>
+              <w:t>4. Programación del Horario de la Placa</w:t>
+            </w:r>
+            <w:r>
+              <w:rPr>
+                <w:noProof/>
+                <w:webHidden/>
+              </w:rPr>
+              <w:tab/>
+            </w:r>
+            <w:r>
+              <w:rPr>
+                <w:noProof/>
+                <w:webHidden/>
+              </w:rPr>
+              <w:fldChar w:fldCharType="begin"/>
+            </w:r>
+            <w:r>
+              <w:rPr>
+                <w:noProof/>
+                <w:webHidden/>
+              </w:rPr>
+              <w:instrText xml:space="preserve"> PAGEREF _Toc238309885 \h </w:instrText>
+            </w:r>
+            <w:r>
+              <w:rPr>
+                <w:noProof/>
+                <w:webHidden/>
+              </w:rPr>
+            </w:r>
+            <w:r>
+              <w:rPr>
+                <w:noProof/>
+                <w:webHidden/>
+              </w:rPr>
+              <w:fldChar w:fldCharType="separate"/>
+            </w:r>
+            <w:r>
+              <w:rPr>
+                <w:noProof/>
+                <w:webHidden/>
+              </w:rPr>
+              <w:t>17</w:t>
+            </w:r>
+            <w:r>
+              <w:rPr>
+                <w:noProof/>
+                <w:webHidden/>
+              </w:rPr>
+              <w:fldChar w:fldCharType="end"/>
+            </w:r>
+          </w:hyperlink>
+        </w:p>
+        <w:p>
+          <w:pPr>
+            <w:pStyle w:val="TDC3"/>
+            <w:tabs>
+              <w:tab w:val="right" w:leader="dot" w:pos="8828"/>
+            </w:tabs>
+            <w:rPr>
+              <w:noProof/>
+            </w:rPr>
+          </w:pPr>
+          <w:hyperlink w:anchor="_Toc238309886" w:history="1">
+            <w:r>
+              <w:rPr>
+                <w:rStyle w:val="Hipervnculo"/>
+                <w:noProof/>
+              </w:rPr>
+              <w:t>El horario lo manda la placa, no la aplicación</w:t>
+            </w:r>
+            <w:r>
+              <w:rPr>
+                <w:noProof/>
+                <w:webHidden/>
+              </w:rPr>
+              <w:tab/>
+            </w:r>
+            <w:r>
+              <w:rPr>
+                <w:noProof/>
+                <w:webHidden/>
+              </w:rPr>
+              <w:fldChar w:fldCharType="begin"/>
+            </w:r>
+            <w:r>
+              <w:rPr>
+                <w:noProof/>
+                <w:webHidden/>
+              </w:rPr>
+              <w:instrText xml:space="preserve"> PAGEREF _Toc238309886 \h </w:instrText>
+            </w:r>
+            <w:r>
+              <w:rPr>
+                <w:noProof/>
+                <w:webHidden/>
+              </w:rPr>
+            </w:r>
+            <w:r>
+              <w:rPr>
+                <w:noProof/>
+                <w:webHidden/>
+              </w:rPr>
+              <w:fldChar w:fldCharType="separate"/>
+            </w:r>
+            <w:r>
+              <w:rPr>
+                <w:noProof/>
+                <w:webHidden/>
+              </w:rPr>
+              <w:t>17</w:t>
+            </w:r>
+            <w:r>
+              <w:rPr>
+                <w:noProof/>
+                <w:webHidden/>
+              </w:rPr>
+              <w:fldChar w:fldCharType="end"/>
+            </w:r>
+          </w:hyperlink>
+        </w:p>
+        <w:p>
+          <w:pPr>
+            <w:pStyle w:val="TDC3"/>
+            <w:tabs>
+              <w:tab w:val="right" w:leader="dot" w:pos="8828"/>
+            </w:tabs>
+            <w:rPr>
+              <w:noProof/>
+            </w:rPr>
+          </w:pPr>
+          <w:hyperlink w:anchor="_Toc238309887" w:history="1">
+            <w:r>
+              <w:rPr>
+                <w:rStyle w:val="Hipervnculo"/>
+                <w:noProof/>
+              </w:rPr>
+              <w:t>4.1 Procedimiento</w:t>
+            </w:r>
+            <w:r>
+              <w:rPr>
+                <w:noProof/>
+                <w:webHidden/>
+              </w:rPr>
+              <w:tab/>
+            </w:r>
+            <w:r>
+              <w:rPr>
+                <w:noProof/>
+                <w:webHidden/>
+              </w:rPr>
+              <w:fldChar w:fldCharType="begin"/>
+            </w:r>
+            <w:r>
+              <w:rPr>
+                <w:noProof/>
+                <w:webHidden/>
+              </w:rPr>
+              <w:instrText xml:space="preserve"> PAGEREF _Toc238309887 \h </w:instrText>
+            </w:r>
+            <w:r>
+              <w:rPr>
+                <w:noProof/>
+                <w:webHidden/>
+              </w:rPr>
+            </w:r>
+            <w:r>
+              <w:rPr>
+                <w:noProof/>
+                <w:webHidden/>
+              </w:rPr>
+              <w:fldChar w:fldCharType="separate"/>
+            </w:r>
+            <w:r>
+              <w:rPr>
+                <w:noProof/>
+                <w:webHidden/>
+              </w:rPr>
+              <w:t>18</w:t>
+            </w:r>
+            <w:r>
+              <w:rPr>
+                <w:noProof/>
+                <w:webHidden/>
+              </w:rPr>
+              <w:fldChar w:fldCharType="end"/>
+            </w:r>
+          </w:hyperlink>
+        </w:p>
+        <w:p>
+          <w:pPr>
+            <w:pStyle w:val="TDC3"/>
+            <w:tabs>
+              <w:tab w:val="right" w:leader="dot" w:pos="8828"/>
+            </w:tabs>
+            <w:rPr>
+              <w:noProof/>
+            </w:rPr>
+          </w:pPr>
+          <w:hyperlink w:anchor="_Toc238309888" w:history="1">
+            <w:r>
+              <w:rPr>
+                <w:rStyle w:val="Hipervnculo"/>
+                <w:noProof/>
+              </w:rPr>
+              <w:t>4.2 Qué NO hace este botón</w:t>
+            </w:r>
+            <w:r>
+              <w:rPr>
+                <w:noProof/>
+                <w:webHidden/>
+              </w:rPr>
+              <w:tab/>
+            </w:r>
+            <w:r>
+              <w:rPr>
+                <w:noProof/>
+                <w:webHidden/>
+              </w:rPr>
+              <w:fldChar w:fldCharType="begin"/>
+            </w:r>
+            <w:r>
+              <w:rPr>
+                <w:noProof/>
+                <w:webHidden/>
+              </w:rPr>
+              <w:instrText xml:space="preserve"> PAGEREF _Toc238309888 \h </w:instrText>
+            </w:r>
+            <w:r>
+              <w:rPr>
+                <w:noProof/>
+                <w:webHidden/>
+              </w:rPr>
+            </w:r>
+            <w:r>
+              <w:rPr>
+                <w:noProof/>
+                <w:webHidden/>
+              </w:rPr>
+              <w:fldChar w:fldCharType="separate"/>
+            </w:r>
+            <w:r>
+              <w:rPr>
+                <w:noProof/>
+                <w:webHidden/>
+              </w:rPr>
+              <w:t>19</w:t>
+            </w:r>
+            <w:r>
+              <w:rPr>
+                <w:noProof/>
+                <w:webHidden/>
+              </w:rPr>
+              <w:fldChar w:fldCharType="end"/>
+            </w:r>
+          </w:hyperlink>
+        </w:p>
+        <w:p>
+          <w:pPr>
+            <w:pStyle w:val="TDC2"/>
+            <w:tabs>
+              <w:tab w:val="right" w:leader="dot" w:pos="8828"/>
+            </w:tabs>
+            <w:rPr>
+              <w:noProof/>
+            </w:rPr>
+          </w:pPr>
+          <w:hyperlink w:anchor="_Toc238309889" w:history="1">
+            <w:r>
+              <w:rPr>
+                <w:rStyle w:val="Hipervnculo"/>
+                <w:noProof/>
+              </w:rPr>
+              <w:t>5. Receso Escolar (Vacaciones)</w:t>
+            </w:r>
+            <w:r>
+              <w:rPr>
+                <w:noProof/>
+                <w:webHidden/>
+              </w:rPr>
+              <w:tab/>
+            </w:r>
+            <w:r>
+              <w:rPr>
+                <w:noProof/>
+                <w:webHidden/>
+              </w:rPr>
+              <w:fldChar w:fldCharType="begin"/>
+            </w:r>
+            <w:r>
+              <w:rPr>
+                <w:noProof/>
+                <w:webHidden/>
+              </w:rPr>
+              <w:instrText xml:space="preserve"> PAGEREF _Toc238309889 \h </w:instrText>
+            </w:r>
+            <w:r>
+              <w:rPr>
+                <w:noProof/>
+                <w:webHidden/>
+              </w:rPr>
+            </w:r>
+            <w:r>
+              <w:rPr>
+                <w:noProof/>
+                <w:webHidden/>
+              </w:rPr>
+              <w:fldChar w:fldCharType="separate"/>
+            </w:r>
+            <w:r>
+              <w:rPr>
+                <w:noProof/>
+                <w:webHidden/>
+              </w:rPr>
+              <w:t>19</w:t>
+            </w:r>
+            <w:r>
+              <w:rPr>
+                <w:noProof/>
+                <w:webHidden/>
+              </w:rPr>
+              <w:fldChar w:fldCharType="end"/>
+            </w:r>
+          </w:hyperlink>
+        </w:p>
+        <w:p>
+          <w:pPr>
+            <w:pStyle w:val="TDC2"/>
+            <w:tabs>
+              <w:tab w:val="right" w:leader="dot" w:pos="8828"/>
+            </w:tabs>
+            <w:rPr>
+              <w:noProof/>
+            </w:rPr>
+          </w:pPr>
+          <w:hyperlink w:anchor="_Toc238309890" w:history="1">
+            <w:r>
+              <w:rPr>
+                <w:rStyle w:val="Hipervnculo"/>
+                <w:noProof/>
+              </w:rPr>
+              <w:t>6. ¿«Grabar Horario de Placa» o «Programación Manual de Franja»?</w:t>
+            </w:r>
+            <w:r>
+              <w:rPr>
+                <w:noProof/>
+                <w:webHidden/>
+              </w:rPr>
+              <w:tab/>
+            </w:r>
+            <w:r>
+              <w:rPr>
+                <w:noProof/>
+                <w:webHidden/>
+              </w:rPr>
+              <w:fldChar w:fldCharType="begin"/>
+            </w:r>
+            <w:r>
+              <w:rPr>
+                <w:noProof/>
+                <w:webHidden/>
+              </w:rPr>
+              <w:instrText xml:space="preserve"> PAGEREF _Toc238309890 \h </w:instrText>
+            </w:r>
+            <w:r>
+              <w:rPr>
+                <w:noProof/>
+                <w:webHidden/>
+              </w:rPr>
+            </w:r>
+            <w:r>
+              <w:rPr>
+                <w:noProof/>
+                <w:webHidden/>
+              </w:rPr>
+              <w:fldChar w:fldCharType="separate"/>
+            </w:r>
+            <w:r>
+              <w:rPr>
+                <w:noProof/>
+                <w:webHidden/>
+              </w:rPr>
+              <w:t>20</w:t>
+            </w:r>
+            <w:r>
+              <w:rPr>
+                <w:noProof/>
+                <w:webHidden/>
+              </w:rPr>
+              <w:fldChar w:fldCharType="end"/>
+            </w:r>
+          </w:hyperlink>
+        </w:p>
+        <w:p>
+          <w:pPr>
+            <w:pStyle w:val="TDC3"/>
+            <w:tabs>
+              <w:tab w:val="right" w:leader="dot" w:pos="8828"/>
+            </w:tabs>
+            <w:rPr>
+              <w:noProof/>
+            </w:rPr>
+          </w:pPr>
+          <w:hyperlink w:anchor="_Toc238309891" w:history="1">
+            <w:r>
+              <w:rPr>
+                <w:rStyle w:val="Hipervnculo"/>
+                <w:noProof/>
+              </w:rPr>
+              <w:t>Botón Directo de Programación Manual</w:t>
+            </w:r>
+            <w:r>
+              <w:rPr>
+                <w:noProof/>
+                <w:webHidden/>
+              </w:rPr>
+              <w:tab/>
+            </w:r>
+            <w:r>
+              <w:rPr>
+                <w:noProof/>
+                <w:webHidden/>
+              </w:rPr>
+              <w:fldChar w:fldCharType="begin"/>
+            </w:r>
+            <w:r>
+              <w:rPr>
+                <w:noProof/>
+                <w:webHidden/>
+              </w:rPr>
+              <w:instrText xml:space="preserve"> PAGEREF _Toc238309891 \h </w:instrText>
+            </w:r>
+            <w:r>
+              <w:rPr>
+                <w:noProof/>
+                <w:webHidden/>
+              </w:rPr>
+            </w:r>
+            <w:r>
+              <w:rPr>
+                <w:noProof/>
+                <w:webHidden/>
+              </w:rPr>
+              <w:fldChar w:fldCharType="separate"/>
+            </w:r>
+            <w:r>
+              <w:rPr>
+                <w:noProof/>
+                <w:webHidden/>
+              </w:rPr>
+              <w:t>20</w:t>
+            </w:r>
+            <w:r>
+              <w:rPr>
+                <w:noProof/>
+                <w:webHidden/>
+              </w:rPr>
+              <w:fldChar w:fldCharType="end"/>
+            </w:r>
+          </w:hyperlink>
+        </w:p>
+        <w:p>
+          <w:pPr>
+            <w:pStyle w:val="TDC2"/>
+            <w:tabs>
+              <w:tab w:val="right" w:leader="dot" w:pos="8828"/>
+            </w:tabs>
+            <w:rPr>
+              <w:noProof/>
+            </w:rPr>
+          </w:pPr>
+          <w:hyperlink w:anchor="_Toc238309892" w:history="1">
+            <w:r>
+              <w:rPr>
+                <w:rStyle w:val="Hipervnculo"/>
+                <w:noProof/>
+              </w:rPr>
+              <w:t>7. Asignación de Nombre / Ubicación por el Aire (OTA)</w:t>
+            </w:r>
+            <w:r>
+              <w:rPr>
+                <w:noProof/>
+                <w:webHidden/>
+              </w:rPr>
+              <w:tab/>
+            </w:r>
+            <w:r>
+              <w:rPr>
+                <w:noProof/>
+                <w:webHidden/>
+              </w:rPr>
+              <w:fldChar w:fldCharType="begin"/>
+            </w:r>
+            <w:r>
+              <w:rPr>
+                <w:noProof/>
+                <w:webHidden/>
+              </w:rPr>
+              <w:instrText xml:space="preserve"> PAGEREF _Toc238309892 \h </w:instrText>
+            </w:r>
+            <w:r>
+              <w:rPr>
+                <w:noProof/>
+                <w:webHidden/>
+              </w:rPr>
+            </w:r>
+            <w:r>
+              <w:rPr>
+                <w:noProof/>
+                <w:webHidden/>
+              </w:rPr>
+              <w:fldChar w:fldCharType="separate"/>
+            </w:r>
+            <w:r>
+              <w:rPr>
+                <w:noProof/>
+                <w:webHidden/>
+              </w:rPr>
+              <w:t>21</w:t>
+            </w:r>
+            <w:r>
+              <w:rPr>
+                <w:noProof/>
+                <w:webHidden/>
+              </w:rPr>
+              <w:fldChar w:fldCharType="end"/>
+            </w:r>
+          </w:hyperlink>
+        </w:p>
+        <w:p>
+          <w:pPr>
+            <w:pStyle w:val="TDC2"/>
+            <w:tabs>
+              <w:tab w:val="right" w:leader="dot" w:pos="8828"/>
+            </w:tabs>
+            <w:rPr>
+              <w:noProof/>
+            </w:rPr>
+          </w:pPr>
+          <w:hyperlink w:anchor="_Toc238309893" w:history="1">
+            <w:r>
+              <w:rPr>
+                <w:rStyle w:val="Hipervnculo"/>
+                <w:noProof/>
+              </w:rPr>
+              <w:t>8. Motor de Autodiagnóstico y Dictamen en Campo</w:t>
+            </w:r>
+            <w:r>
+              <w:rPr>
+                <w:noProof/>
+                <w:webHidden/>
+              </w:rPr>
+              <w:tab/>
+            </w:r>
+            <w:r>
+              <w:rPr>
+                <w:noProof/>
+                <w:webHidden/>
+              </w:rPr>
+              <w:fldChar w:fldCharType="begin"/>
+            </w:r>
+            <w:r>
+              <w:rPr>
+                <w:noProof/>
+                <w:webHidden/>
+              </w:rPr>
+              <w:instrText xml:space="preserve"> PAGEREF _Toc238309893 \h </w:instrText>
+            </w:r>
+            <w:r>
+              <w:rPr>
+                <w:noProof/>
+                <w:webHidden/>
+              </w:rPr>
+            </w:r>
+            <w:r>
+              <w:rPr>
+                <w:noProof/>
+                <w:webHidden/>
+              </w:rPr>
+              <w:fldChar w:fldCharType="separate"/>
+            </w:r>
+            <w:r>
+              <w:rPr>
+                <w:noProof/>
+                <w:webHidden/>
+              </w:rPr>
+              <w:t>23</w:t>
+            </w:r>
+            <w:r>
+              <w:rPr>
+                <w:noProof/>
+                <w:webHidden/>
+              </w:rPr>
+              <w:fldChar w:fldCharType="end"/>
+            </w:r>
+          </w:hyperlink>
+        </w:p>
+        <w:p>
+          <w:pPr>
+            <w:pStyle w:val="TDC2"/>
+            <w:tabs>
+              <w:tab w:val="right" w:leader="dot" w:pos="8828"/>
+            </w:tabs>
+            <w:rPr>
+              <w:noProof/>
+            </w:rPr>
+          </w:pPr>
+          <w:hyperlink w:anchor="_Toc238309894" w:history="1">
+            <w:r>
+              <w:rPr>
+                <w:rStyle w:val="Hipervnculo"/>
+                <w:noProof/>
+              </w:rPr>
+              <w:t>9. Prueba Física de Foco (Mando Directo)</w:t>
+            </w:r>
+            <w:r>
+              <w:rPr>
+                <w:noProof/>
+                <w:webHidden/>
+              </w:rPr>
+              <w:tab/>
+            </w:r>
+            <w:r>
+              <w:rPr>
+                <w:noProof/>
+                <w:webHidden/>
+              </w:rPr>
+              <w:fldChar w:fldCharType="begin"/>
+            </w:r>
+            <w:r>
+              <w:rPr>
+                <w:noProof/>
+                <w:webHidden/>
+              </w:rPr>
+              <w:instrText xml:space="preserve"> PAGEREF _Toc238309894 \h </w:instrText>
+            </w:r>
+            <w:r>
+              <w:rPr>
+                <w:noProof/>
+                <w:webHidden/>
+              </w:rPr>
+            </w:r>
+            <w:r>
+              <w:rPr>
+                <w:noProof/>
+                <w:webHidden/>
+              </w:rPr>
+              <w:fldChar w:fldCharType="separate"/>
+            </w:r>
+            <w:r>
+              <w:rPr>
+                <w:noProof/>
+                <w:webHidden/>
+              </w:rPr>
+              <w:t>25</w:t>
+            </w:r>
+            <w:r>
+              <w:rPr>
+                <w:noProof/>
+                <w:webHidden/>
+              </w:rPr>
+              <w:fldChar w:fldCharType="end"/>
+            </w:r>
+          </w:hyperlink>
+        </w:p>
+        <w:p>
+          <w:pPr>
+            <w:pStyle w:val="TDC2"/>
+            <w:tabs>
+              <w:tab w:val="right" w:leader="dot" w:pos="8828"/>
+            </w:tabs>
+            <w:rPr>
+              <w:noProof/>
+            </w:rPr>
+          </w:pPr>
+          <w:hyperlink w:anchor="_Toc238309895" w:history="1">
+            <w:r>
+              <w:rPr>
+                <w:rStyle w:val="Hipervnculo"/>
+                <w:noProof/>
+              </w:rPr>
+              <w:t>10. Mantenimiento, Inspección y Acta</w:t>
+            </w:r>
+            <w:r>
+              <w:rPr>
+                <w:noProof/>
+                <w:webHidden/>
+              </w:rPr>
+              <w:tab/>
+            </w:r>
+            <w:r>
+              <w:rPr>
+                <w:noProof/>
+                <w:webHidden/>
+              </w:rPr>
+              <w:fldChar w:fldCharType="begin"/>
+            </w:r>
+            <w:r>
+              <w:rPr>
+                <w:noProof/>
+                <w:webHidden/>
+              </w:rPr>
+              <w:instrText xml:space="preserve"> PAGEREF _Toc238309895 \h </w:instrText>
+            </w:r>
+            <w:r>
+              <w:rPr>
+                <w:noProof/>
+                <w:webHidden/>
+              </w:rPr>
+            </w:r>
+            <w:r>
+              <w:rPr>
+                <w:noProof/>
+                <w:webHidden/>
+              </w:rPr>
+              <w:fldChar w:fldCharType="separate"/>
+            </w:r>
+            <w:r>
+              <w:rPr>
+                <w:noProof/>
+                <w:webHidden/>
+              </w:rPr>
+              <w:t>25</w:t>
+            </w:r>
+            <w:r>
+              <w:rPr>
+                <w:noProof/>
+                <w:webHidden/>
+              </w:rPr>
+              <w:fldChar w:fldCharType="end"/>
+            </w:r>
+          </w:hyperlink>
+        </w:p>
+        <w:p>
+          <w:pPr>
+            <w:pStyle w:val="TDC3"/>
+            <w:tabs>
+              <w:tab w:val="right" w:leader="dot" w:pos="8828"/>
+            </w:tabs>
+            <w:rPr>
+              <w:noProof/>
+            </w:rPr>
+          </w:pPr>
+          <w:hyperlink w:anchor="_Toc238309896" w:history="1">
+            <w:r>
+              <w:rPr>
+                <w:rStyle w:val="Hipervnculo"/>
+                <w:noProof/>
+              </w:rPr>
+              <w:t>10.1 Primero: quién y cómo</w:t>
+            </w:r>
+            <w:r>
+              <w:rPr>
+                <w:noProof/>
+                <w:webHidden/>
+              </w:rPr>
+              <w:tab/>
+            </w:r>
+            <w:r>
+              <w:rPr>
+                <w:noProof/>
+                <w:webHidden/>
+              </w:rPr>
+              <w:fldChar w:fldCharType="begin"/>
+            </w:r>
+            <w:r>
+              <w:rPr>
+                <w:noProof/>
+                <w:webHidden/>
+              </w:rPr>
+              <w:instrText xml:space="preserve"> PAGEREF _Toc238309896 \h </w:instrText>
+            </w:r>
+            <w:r>
+              <w:rPr>
+                <w:noProof/>
+                <w:webHidden/>
+              </w:rPr>
+            </w:r>
+            <w:r>
+              <w:rPr>
+                <w:noProof/>
+                <w:webHidden/>
+              </w:rPr>
+              <w:fldChar w:fldCharType="separate"/>
+            </w:r>
+            <w:r>
+              <w:rPr>
+                <w:noProof/>
+                <w:webHidden/>
+              </w:rPr>
+              <w:t>25</w:t>
+            </w:r>
+            <w:r>
+              <w:rPr>
+                <w:noProof/>
+                <w:webHidden/>
+              </w:rPr>
+              <w:fldChar w:fldCharType="end"/>
+            </w:r>
+          </w:hyperlink>
+        </w:p>
+        <w:p>
+          <w:pPr>
+            <w:pStyle w:val="TDC3"/>
+            <w:tabs>
+              <w:tab w:val="right" w:leader="dot" w:pos="8828"/>
+            </w:tabs>
+            <w:rPr>
+              <w:noProof/>
+            </w:rPr>
+          </w:pPr>
+          <w:hyperlink w:anchor="_Toc238309897" w:history="1">
+            <w:r>
+              <w:rPr>
+                <w:rStyle w:val="Hipervnculo"/>
+                <w:noProof/>
+              </w:rPr>
+              <w:t>10.2 Elija el tipo de inspección — y elíjalo bien</w:t>
+            </w:r>
+            <w:r>
+              <w:rPr>
+                <w:noProof/>
+                <w:webHidden/>
+              </w:rPr>
+              <w:tab/>
+            </w:r>
+            <w:r>
+              <w:rPr>
+                <w:noProof/>
+                <w:webHidden/>
+              </w:rPr>
+              <w:fldChar w:fldCharType="begin"/>
+            </w:r>
+            <w:r>
+              <w:rPr>
+                <w:noProof/>
+                <w:webHidden/>
+              </w:rPr>
+              <w:instrText xml:space="preserve"> PAGEREF _Toc238309897 \h </w:instrText>
+            </w:r>
+            <w:r>
+              <w:rPr>
+                <w:noProof/>
+                <w:webHidden/>
+              </w:rPr>
+            </w:r>
+            <w:r>
+              <w:rPr>
+                <w:noProof/>
+                <w:webHidden/>
+              </w:rPr>
+              <w:fldChar w:fldCharType="separate"/>
+            </w:r>
+            <w:r>
+              <w:rPr>
+                <w:noProof/>
+                <w:webHidden/>
+              </w:rPr>
+              <w:t>26</w:t>
+            </w:r>
+            <w:r>
+              <w:rPr>
+                <w:noProof/>
+                <w:webHidden/>
+              </w:rPr>
+              <w:fldChar w:fldCharType="end"/>
+            </w:r>
+          </w:hyperlink>
+        </w:p>
+        <w:p>
+          <w:pPr>
+            <w:pStyle w:val="TDC3"/>
+            <w:tabs>
+              <w:tab w:val="right" w:leader="dot" w:pos="8828"/>
+            </w:tabs>
+            <w:rPr>
+              <w:noProof/>
+            </w:rPr>
+          </w:pPr>
+          <w:hyperlink w:anchor="_Toc238309898" w:history="1">
+            <w:r>
+              <w:rPr>
+                <w:rStyle w:val="Hipervnculo"/>
+                <w:noProof/>
+              </w:rPr>
+              <w:t>Por qué los puntos de altura no aparecen desde el suelo</w:t>
+            </w:r>
+            <w:r>
+              <w:rPr>
+                <w:noProof/>
+                <w:webHidden/>
+              </w:rPr>
+              <w:tab/>
+            </w:r>
+            <w:r>
+              <w:rPr>
+                <w:noProof/>
+                <w:webHidden/>
+              </w:rPr>
+              <w:fldChar w:fldCharType="begin"/>
+            </w:r>
+            <w:r>
+              <w:rPr>
+                <w:noProof/>
+                <w:webHidden/>
+              </w:rPr>
+              <w:instrText xml:space="preserve"> PAGEREF _Toc238309898 \h </w:instrText>
+            </w:r>
+            <w:r>
+              <w:rPr>
+                <w:noProof/>
+                <w:webHidden/>
+              </w:rPr>
+            </w:r>
+            <w:r>
+              <w:rPr>
+                <w:noProof/>
+                <w:webHidden/>
+              </w:rPr>
+              <w:fldChar w:fldCharType="separate"/>
+            </w:r>
+            <w:r>
+              <w:rPr>
+                <w:noProof/>
+                <w:webHidden/>
+              </w:rPr>
+              <w:t>29</w:t>
+            </w:r>
+            <w:r>
+              <w:rPr>
+                <w:noProof/>
+                <w:webHidden/>
+              </w:rPr>
+              <w:fldChar w:fldCharType="end"/>
+            </w:r>
+          </w:hyperlink>
+        </w:p>
+        <w:p>
+          <w:pPr>
+            <w:pStyle w:val="TDC3"/>
+            <w:tabs>
+              <w:tab w:val="right" w:leader="dot" w:pos="8828"/>
+            </w:tabs>
+            <w:rPr>
+              <w:noProof/>
+            </w:rPr>
+          </w:pPr>
+          <w:hyperlink w:anchor="_Toc238309899" w:history="1">
+            <w:r>
+              <w:rPr>
+                <w:rStyle w:val="Hipervnculo"/>
+                <w:noProof/>
+              </w:rPr>
+              <w:t>10.3 Los 16 puntos</w:t>
+            </w:r>
+            <w:r>
+              <w:rPr>
+                <w:noProof/>
+                <w:webHidden/>
+              </w:rPr>
+              <w:tab/>
+            </w:r>
+            <w:r>
+              <w:rPr>
+                <w:noProof/>
+                <w:webHidden/>
+              </w:rPr>
+              <w:fldChar w:fldCharType="begin"/>
+            </w:r>
+            <w:r>
+              <w:rPr>
+                <w:noProof/>
+                <w:webHidden/>
+              </w:rPr>
+              <w:instrText xml:space="preserve"> PAGEREF _Toc238309899 \h </w:instrText>
+            </w:r>
+            <w:r>
+              <w:rPr>
+                <w:noProof/>
+                <w:webHidden/>
+              </w:rPr>
+            </w:r>
+            <w:r>
+              <w:rPr>
+                <w:noProof/>
+                <w:webHidden/>
+              </w:rPr>
+              <w:fldChar w:fldCharType="separate"/>
+            </w:r>
+            <w:r>
+              <w:rPr>
+                <w:noProof/>
+                <w:webHidden/>
+              </w:rPr>
+              <w:t>29</w:t>
+            </w:r>
+            <w:r>
+              <w:rPr>
+                <w:noProof/>
+                <w:webHidden/>
+              </w:rPr>
+              <w:fldChar w:fldCharType="end"/>
+            </w:r>
+          </w:hyperlink>
+        </w:p>
+        <w:p>
+          <w:pPr>
+            <w:pStyle w:val="TDC3"/>
+            <w:tabs>
+              <w:tab w:val="right" w:leader="dot" w:pos="8828"/>
+            </w:tabs>
+            <w:rPr>
+              <w:noProof/>
+            </w:rPr>
+          </w:pPr>
+          <w:hyperlink w:anchor="_Toc238309900" w:history="1">
+            <w:r>
+              <w:rPr>
+                <w:rStyle w:val="Hipervnculo"/>
+                <w:noProof/>
+              </w:rPr>
+              <w:t>10.4 El acta dice también lo que NO se comprobó</w:t>
+            </w:r>
+            <w:r>
+              <w:rPr>
+                <w:noProof/>
+                <w:webHidden/>
+              </w:rPr>
+              <w:tab/>
+            </w:r>
+            <w:r>
+              <w:rPr>
+                <w:noProof/>
+                <w:webHidden/>
+              </w:rPr>
+              <w:fldChar w:fldCharType="begin"/>
+            </w:r>
+            <w:r>
+              <w:rPr>
+                <w:noProof/>
+                <w:webHidden/>
+              </w:rPr>
+              <w:instrText xml:space="preserve"> PAGEREF _Toc238309900 \h </w:instrText>
+            </w:r>
+            <w:r>
+              <w:rPr>
+                <w:noProof/>
+                <w:webHidden/>
+              </w:rPr>
+            </w:r>
+            <w:r>
+              <w:rPr>
+                <w:noProof/>
+                <w:webHidden/>
+              </w:rPr>
+              <w:fldChar w:fldCharType="separate"/>
+            </w:r>
+            <w:r>
+              <w:rPr>
+                <w:noProof/>
+                <w:webHidden/>
+              </w:rPr>
+              <w:t>29</w:t>
+            </w:r>
+            <w:r>
+              <w:rPr>
+                <w:noProof/>
+                <w:webHidden/>
+              </w:rPr>
+              <w:fldChar w:fldCharType="end"/>
+            </w:r>
+          </w:hyperlink>
+        </w:p>
+        <w:p>
+          <w:pPr>
+            <w:pStyle w:val="TDC2"/>
+            <w:tabs>
+              <w:tab w:val="right" w:leader="dot" w:pos="8828"/>
+            </w:tabs>
+            <w:rPr>
+              <w:noProof/>
+            </w:rPr>
+          </w:pPr>
+          <w:hyperlink w:anchor="_Toc238309901" w:history="1">
+            <w:r>
+              <w:rPr>
+                <w:rStyle w:val="Hipervnculo"/>
+                <w:noProof/>
+              </w:rPr>
+              <w:t>11. Cómo saber qué versión lleva la baliza</w:t>
+            </w:r>
+            <w:r>
+              <w:rPr>
+                <w:noProof/>
+                <w:webHidden/>
+              </w:rPr>
+              <w:tab/>
+            </w:r>
+            <w:r>
+              <w:rPr>
+                <w:noProof/>
+                <w:webHidden/>
+              </w:rPr>
+              <w:fldChar w:fldCharType="begin"/>
+            </w:r>
+            <w:r>
+              <w:rPr>
+                <w:noProof/>
+                <w:webHidden/>
+              </w:rPr>
+              <w:instrText xml:space="preserve"> PAGEREF _Toc238309901 \h </w:instrText>
+            </w:r>
+            <w:r>
+              <w:rPr>
+                <w:noProof/>
+                <w:webHidden/>
+              </w:rPr>
+            </w:r>
+            <w:r>
+              <w:rPr>
+                <w:noProof/>
+                <w:webHidden/>
+              </w:rPr>
+              <w:fldChar w:fldCharType="separate"/>
+            </w:r>
+            <w:r>
+              <w:rPr>
+                <w:noProof/>
+                <w:webHidden/>
+              </w:rPr>
+              <w:t>30</w:t>
+            </w:r>
+            <w:r>
+              <w:rPr>
+                <w:noProof/>
+                <w:webHidden/>
+              </w:rPr>
+              <w:fldChar w:fldCharType="end"/>
+            </w:r>
+          </w:hyperlink>
+        </w:p>
+        <w:p>
+          <w:pPr>
+            <w:pStyle w:val="TDC2"/>
+            <w:tabs>
+              <w:tab w:val="right" w:leader="dot" w:pos="8828"/>
+            </w:tabs>
+            <w:rPr>
+              <w:noProof/>
+            </w:rPr>
+          </w:pPr>
+          <w:hyperlink w:anchor="_Toc238309902" w:history="1">
+            <w:r>
+              <w:rPr>
+                <w:rStyle w:val="Hipervnculo"/>
+                <w:noProof/>
+              </w:rPr>
+              <w:t>12. Referencias Cruzadas del Proyecto</w:t>
+            </w:r>
+            <w:r>
+              <w:rPr>
+                <w:noProof/>
+                <w:webHidden/>
+              </w:rPr>
+              <w:tab/>
+            </w:r>
+            <w:r>
+              <w:rPr>
+                <w:noProof/>
+                <w:webHidden/>
+              </w:rPr>
+              <w:fldChar w:fldCharType="begin"/>
+            </w:r>
+            <w:r>
+              <w:rPr>
+                <w:noProof/>
+                <w:webHidden/>
+              </w:rPr>
+              <w:instrText xml:space="preserve"> PAGEREF _Toc238309902 \h </w:instrText>
+            </w:r>
+            <w:r>
+              <w:rPr>
+                <w:noProof/>
+                <w:webHidden/>
+              </w:rPr>
+            </w:r>
+            <w:r>
+              <w:rPr>
+                <w:noProof/>
+                <w:webHidden/>
+              </w:rPr>
+              <w:fldChar w:fldCharType="separate"/>
+            </w:r>
+            <w:r>
+              <w:rPr>
+                <w:noProof/>
+                <w:webHidden/>
+              </w:rPr>
+              <w:t>31</w:t>
+            </w:r>
+            <w:r>
+              <w:rPr>
+                <w:noProof/>
+                <w:webHidden/>
+              </w:rPr>
+              <w:fldChar w:fldCharType="end"/>
+            </w:r>
+          </w:hyperlink>
+        </w:p>
+        <w:p>
+          <w:r>
             <w:fldChar w:fldCharType="end"/>
           </w:r>
         </w:p>
       </w:sdtContent>
     </w:sdt>
-    <w:bookmarkStart w:id="104" w:name="X8d71788515763cfd8ec22e06b95148859031af9"/>
-    <w:p>
-      <w:pPr>
-        <w:pStyle w:val="Heading1"/>
-      </w:pPr>
-      <w:r>
-        <w:t xml:space="preserve">📱 MANUAL DE USUARIO: APLICATIVO MÓVIL IT VIAL 30 (v3.4 OFICIAL)</w:t>
-      </w:r>
-    </w:p>
-    <w:bookmarkStart w:id="9" w:name="Xf6e7c0ddea71abff7a65c37181bfdced0f1ca83"/>
-    <w:p>
-      <w:pPr>
-        <w:pStyle w:val="Heading3"/>
-      </w:pPr>
-      <w:r>
-        <w:t xml:space="preserve">Señal de Tránsito Inteligente: «30 CUANDO ACTIVADA» — Zona Escolar</w:t>
-      </w:r>
-    </w:p>
-    <w:p>
-      <w:r>
-        <w:pict>
-          <v:rect style="width:0;height:1.5pt" o:hralign="center" o:hrstd="t" o:hr="t"/>
+    <w:p>
+      <w:pPr>
+        <w:pStyle w:val="Ttulo1"/>
+      </w:pPr>
+      <w:bookmarkStart w:id="0" w:name="X8d71788515763cfd8ec22e06b95148859031af9"/>
+      <w:bookmarkStart w:id="1" w:name="_Toc238309879"/>
+      <w:r>
+        <w:t>📱 MANUAL DE USUARIO: APLICATIVO MÓVIL IT VIAL 30 (v3.4 OFICIAL)</w:t>
+      </w:r>
+      <w:bookmarkEnd w:id="1"/>
+    </w:p>
+    <w:p>
+      <w:pPr>
+        <w:pStyle w:val="Ttulo3"/>
+      </w:pPr>
+      <w:bookmarkStart w:id="2" w:name="Xf6e7c0ddea71abff7a65c37181bfdced0f1ca83"/>
+      <w:bookmarkStart w:id="3" w:name="_Toc238309880"/>
+      <w:r>
+        <w:t>Señal de Tránsito Inteligente: «30 CUANDO ACTIVADA» — Zona Escolar</w:t>
+      </w:r>
+      <w:bookmarkEnd w:id="3"/>
+    </w:p>
+    <w:p>
+      <w:r>
+        <w:pict w14:anchorId="255909A3">
+          <v:rect id="_x0000_i1025" style="width:0;height:1.5pt" o:hralign="center" o:hrstd="t" o:hr="t"/>
         </w:pict>
       </w:r>
     </w:p>
-    <w:bookmarkEnd w:id="9"/>
-    <w:bookmarkStart w:id="10" w:name="bookmark_tabs-tabla-de-contenidos"/>
-    <w:p>
-      <w:pPr>
-        <w:pStyle w:val="Heading2"/>
-      </w:pPr>
-      <w:r>
-        <w:t xml:space="preserve">📑 Tabla de Contenidos</w:t>
-      </w:r>
+    <w:p>
+      <w:pPr>
+        <w:pStyle w:val="Ttulo2"/>
+      </w:pPr>
+      <w:bookmarkStart w:id="4" w:name="bookmark_tabs-tabla-de-contenidos"/>
+      <w:bookmarkStart w:id="5" w:name="_Toc238309881"/>
+      <w:bookmarkEnd w:id="2"/>
+      <w:r>
+        <w:lastRenderedPageBreak/>
+        <w:t>📑 Tabla de Contenidos</w:t>
+      </w:r>
+      <w:bookmarkEnd w:id="5"/>
     </w:p>
     <w:p>
       <w:pPr>
         <w:pStyle w:val="Compact"/>
         <w:numPr>
           <w:ilvl w:val="0"/>
-          <w:numId w:val="1001"/>
+          <w:numId w:val="2"/>
         </w:numPr>
       </w:pPr>
       <w:hyperlink w:anchor="Xe8e0e4b9ef8cb20e1e0028c8c925296c1bb6bd0">
         <w:r>
           <w:rPr>
-            <w:rStyle w:val="Hyperlink"/>
+            <w:rStyle w:val="Hipervnculo"/>
           </w:rPr>
-          <w:t xml:space="preserve">Introducción y Propósito</w:t>
+          <w:t>Introducción y Propósito</w:t>
         </w:r>
       </w:hyperlink>
     </w:p>
@@ -85,15 +1753,15 @@
         <w:pStyle w:val="Compact"/>
         <w:numPr>
           <w:ilvl w:val="0"/>
-          <w:numId w:val="1001"/>
+          <w:numId w:val="2"/>
         </w:numPr>
       </w:pPr>
       <w:hyperlink w:anchor="X8b16707d74721e88fa223dcf25d8e328d6fd3cf">
         <w:r>
           <w:rPr>
-            <w:rStyle w:val="Hyperlink"/>
+            <w:rStyle w:val="Hipervnculo"/>
           </w:rPr>
-          <w:t xml:space="preserve">Arquitectura de la Interfaz Responsiva</w:t>
+          <w:t>Arquitectura de la Interfaz Responsiva</w:t>
         </w:r>
       </w:hyperlink>
     </w:p>
@@ -102,15 +1770,15 @@
         <w:pStyle w:val="Compact"/>
         <w:numPr>
           <w:ilvl w:val="0"/>
-          <w:numId w:val="1001"/>
+          <w:numId w:val="2"/>
         </w:numPr>
       </w:pPr>
       <w:hyperlink w:anchor="X02efc6ae22777e6ea68a8551e0a9905cca81e43">
         <w:r>
           <w:rPr>
-            <w:rStyle w:val="Hyperlink"/>
+            <w:rStyle w:val="Hipervnculo"/>
           </w:rPr>
-          <w:t xml:space="preserve">Guía de Conexión Bluetooth</w:t>
+          <w:t>Guía de Conexión Bluetooth</w:t>
         </w:r>
       </w:hyperlink>
     </w:p>
@@ -119,15 +1787,15 @@
         <w:pStyle w:val="Compact"/>
         <w:numPr>
           <w:ilvl w:val="0"/>
-          <w:numId w:val="1001"/>
+          <w:numId w:val="2"/>
         </w:numPr>
       </w:pPr>
       <w:hyperlink w:anchor="X8b5ef35122bd8813d77ae79c97c9c64923880f7">
         <w:r>
           <w:rPr>
-            <w:rStyle w:val="Hyperlink"/>
+            <w:rStyle w:val="Hipervnculo"/>
           </w:rPr>
-          <w:t xml:space="preserve">Programación del Horario de la Placa</w:t>
+          <w:t>Programación del Horario de la Placa</w:t>
         </w:r>
       </w:hyperlink>
     </w:p>
@@ -136,15 +1804,15 @@
         <w:pStyle w:val="Compact"/>
         <w:numPr>
           <w:ilvl w:val="0"/>
-          <w:numId w:val="1001"/>
+          <w:numId w:val="2"/>
         </w:numPr>
       </w:pPr>
       <w:hyperlink w:anchor="Xa658524442d4c92617609638f850b40320c69c7">
         <w:r>
           <w:rPr>
-            <w:rStyle w:val="Hyperlink"/>
+            <w:rStyle w:val="Hipervnculo"/>
           </w:rPr>
-          <w:t xml:space="preserve">Receso Escolar (Vacaciones)</w:t>
+          <w:t>Receso Escolar (Vacaciones)</w:t>
         </w:r>
       </w:hyperlink>
     </w:p>
@@ -153,15 +1821,15 @@
         <w:pStyle w:val="Compact"/>
         <w:numPr>
           <w:ilvl w:val="0"/>
-          <w:numId w:val="1001"/>
+          <w:numId w:val="2"/>
         </w:numPr>
       </w:pPr>
       <w:hyperlink w:anchor="Xee79838404b66b6160f8e39f6e31d58438e35da">
         <w:r>
           <w:rPr>
-            <w:rStyle w:val="Hyperlink"/>
+            <w:rStyle w:val="Hipervnculo"/>
           </w:rPr>
-          <w:t xml:space="preserve">¿«Grabar Horario de Placa» o «Programación Manual de Franja»?</w:t>
+          <w:t>¿«Grabar Horario de Placa» o «Programación Manual de Franja»?</w:t>
         </w:r>
       </w:hyperlink>
     </w:p>
@@ -170,15 +1838,15 @@
         <w:pStyle w:val="Compact"/>
         <w:numPr>
           <w:ilvl w:val="0"/>
-          <w:numId w:val="1001"/>
+          <w:numId w:val="2"/>
         </w:numPr>
       </w:pPr>
       <w:hyperlink w:anchor="X1655d9be797db8c1c84dbed7e33763137605313">
         <w:r>
           <w:rPr>
-            <w:rStyle w:val="Hyperlink"/>
+            <w:rStyle w:val="Hipervnculo"/>
           </w:rPr>
-          <w:t xml:space="preserve">Asignación de Nombre / Ubicación por el Aire (OTA)</w:t>
+          <w:t>Asignación de Nombre / Ubicación por el Aire (OTA)</w:t>
         </w:r>
       </w:hyperlink>
     </w:p>
@@ -187,15 +1855,15 @@
         <w:pStyle w:val="Compact"/>
         <w:numPr>
           <w:ilvl w:val="0"/>
-          <w:numId w:val="1001"/>
+          <w:numId w:val="2"/>
         </w:numPr>
       </w:pPr>
       <w:hyperlink w:anchor="X2e63cc0357b0b941804f23f5e1d17977fa2bba3">
         <w:r>
           <w:rPr>
-            <w:rStyle w:val="Hyperlink"/>
+            <w:rStyle w:val="Hipervnculo"/>
           </w:rPr>
-          <w:t xml:space="preserve">Motor de Autodiagnóstico y Dictamen en Campo</w:t>
+          <w:t>Motor de Autodiagnóstico y Dictamen en Campo</w:t>
         </w:r>
       </w:hyperlink>
     </w:p>
@@ -204,15 +1872,15 @@
         <w:pStyle w:val="Compact"/>
         <w:numPr>
           <w:ilvl w:val="0"/>
-          <w:numId w:val="1001"/>
+          <w:numId w:val="2"/>
         </w:numPr>
       </w:pPr>
       <w:hyperlink w:anchor="X9b345df335188c0c6e2953dd9b29a33a5931802">
         <w:r>
           <w:rPr>
-            <w:rStyle w:val="Hyperlink"/>
+            <w:rStyle w:val="Hipervnculo"/>
           </w:rPr>
-          <w:t xml:space="preserve">Prueba Física de Foco (Mando Directo)</w:t>
+          <w:t>Prueba Física de Foco (Mando Directo)</w:t>
         </w:r>
       </w:hyperlink>
     </w:p>
@@ -221,15 +1889,15 @@
         <w:pStyle w:val="Compact"/>
         <w:numPr>
           <w:ilvl w:val="0"/>
-          <w:numId w:val="1001"/>
+          <w:numId w:val="2"/>
         </w:numPr>
       </w:pPr>
       <w:hyperlink w:anchor="X57a11223e33603ecd00555cd2b28567c6f3c1c6">
         <w:r>
           <w:rPr>
-            <w:rStyle w:val="Hyperlink"/>
+            <w:rStyle w:val="Hipervnculo"/>
           </w:rPr>
-          <w:t xml:space="preserve">Mantenimiento, Inspección y Acta</w:t>
+          <w:t>Mantenimiento, Inspección y Acta</w:t>
         </w:r>
       </w:hyperlink>
     </w:p>
@@ -238,15 +1906,15 @@
         <w:pStyle w:val="Compact"/>
         <w:numPr>
           <w:ilvl w:val="0"/>
-          <w:numId w:val="1001"/>
+          <w:numId w:val="2"/>
         </w:numPr>
       </w:pPr>
       <w:hyperlink w:anchor="X385fa3dae46cef4761d0e7ad17be2e1916d0df4">
         <w:r>
           <w:rPr>
-            <w:rStyle w:val="Hyperlink"/>
+            <w:rStyle w:val="Hipervnculo"/>
           </w:rPr>
-          <w:t xml:space="preserve">Cómo saber qué versión lleva la baliza</w:t>
+          <w:t>Cómo saber qué versión lleva la baliza</w:t>
         </w:r>
       </w:hyperlink>
     </w:p>
@@ -255,88 +1923,69 @@
         <w:pStyle w:val="Compact"/>
         <w:numPr>
           <w:ilvl w:val="0"/>
-          <w:numId w:val="1001"/>
+          <w:numId w:val="2"/>
         </w:numPr>
       </w:pPr>
       <w:hyperlink w:anchor="Xe876f7121cb84cfe1404dace95aafa70b3a613a">
         <w:r>
           <w:rPr>
-            <w:rStyle w:val="Hyperlink"/>
+            <w:rStyle w:val="Hipervnculo"/>
           </w:rPr>
-          <w:t xml:space="preserve">Referencias Cruzadas del Proyecto</w:t>
+          <w:t>Referencias Cruzadas del Proyecto</w:t>
         </w:r>
       </w:hyperlink>
     </w:p>
     <w:p>
       <w:r>
-        <w:pict>
-          <v:rect style="width:0;height:1.5pt" o:hralign="center" o:hrstd="t" o:hr="t"/>
+        <w:pict w14:anchorId="63D37CFE">
+          <v:rect id="_x0000_i1026" style="width:0;height:1.5pt" o:hralign="center" o:hrstd="t" o:hr="t"/>
         </w:pict>
       </w:r>
     </w:p>
-    <w:bookmarkEnd w:id="10"/>
-    <w:bookmarkStart w:id="17" w:name="Xe8e0e4b9ef8cb20e1e0028c8c925296c1bb6bd0"/>
-    <w:p>
-      <w:pPr>
-        <w:pStyle w:val="Heading2"/>
-      </w:pPr>
-      <w:r>
-        <w:t xml:space="preserve">1. Introducción y Propósito</w:t>
-      </w:r>
-    </w:p>
-    <w:p>
-      <w:pPr>
-        <w:pStyle w:val="BlockText"/>
+    <w:p>
+      <w:pPr>
+        <w:pStyle w:val="Ttulo2"/>
+      </w:pPr>
+      <w:bookmarkStart w:id="6" w:name="Xe8e0e4b9ef8cb20e1e0028c8c925296c1bb6bd0"/>
+      <w:bookmarkStart w:id="7" w:name="_Toc238309882"/>
+      <w:bookmarkEnd w:id="4"/>
+      <w:r>
+        <w:t>1. Introducción y Propósito</w:t>
+      </w:r>
+      <w:bookmarkEnd w:id="7"/>
+    </w:p>
+    <w:p>
+      <w:pPr>
+        <w:pStyle w:val="Textodebloque"/>
       </w:pPr>
       <w:r>
         <w:rPr>
           <w:b/>
           <w:bCs/>
         </w:rPr>
-        <w:t xml:space="preserve">Sobre las figuras de este manual.</w:t>
-      </w:r>
-      <w:r>
-        <w:t xml:space="preserve"> </w:t>
-      </w:r>
-      <w:r>
-        <w:t xml:space="preserve">Las pantallas de la aplicación son</w:t>
-      </w:r>
-      <w:r>
-        <w:t xml:space="preserve"> </w:t>
+        <w:t>Sobre las figuras de este manual.</w:t>
+      </w:r>
+      <w:r>
+        <w:t xml:space="preserve"> Las pantallas de la aplicación son </w:t>
       </w:r>
       <w:r>
         <w:rPr>
           <w:b/>
           <w:bCs/>
         </w:rPr>
-        <w:t xml:space="preserve">ilustraciones generadas</w:t>
-      </w:r>
-      <w:r>
-        <w:t xml:space="preserve"> </w:t>
-      </w:r>
-      <w:r>
-        <w:t xml:space="preserve">(</w:t>
+        <w:t>ilustraciones generadas</w:t>
+      </w:r>
+      <w:r>
+        <w:t xml:space="preserve"> (</w:t>
       </w:r>
       <w:r>
         <w:rPr>
           <w:rStyle w:val="VerbatimChar"/>
         </w:rPr>
-        <w:t xml:space="preserve">generar_capturas_app.py</w:t>
-      </w:r>
-      <w:r>
-        <w:t xml:space="preserve">), no fotografías del teléfono.</w:t>
-      </w:r>
-      <w:r>
-        <w:t xml:space="preserve"> </w:t>
-      </w:r>
-      <w:r>
-        <w:t xml:space="preserve">Reproducen la disposición y los textos reales, pero los colores y proporciones exactos</w:t>
-      </w:r>
-      <w:r>
-        <w:t xml:space="preserve"> </w:t>
-      </w:r>
-      <w:r>
-        <w:t xml:space="preserve">pueden variar según el modelo. Las fotografías de la señal y de la placa sí son reales.</w:t>
+        <w:t>generar_capturas_app.py</w:t>
+      </w:r>
+      <w:r>
+        <w:t>), no fotografías del teléfono. Reproducen la disposición y los textos reales, pero los colores y proporciones exactos pueden variar según el modelo. Las fotografías de la señal y de la placa sí son reales.</w:t>
       </w:r>
     </w:p>
     <w:p>
@@ -344,22 +1993,27 @@
         <w:pStyle w:val="FirstParagraph"/>
       </w:pPr>
       <w:r>
+        <w:rPr>
+          <w:noProof/>
+        </w:rPr>
+        <w:lastRenderedPageBreak/>
         <w:drawing>
-          <wp:inline>
+          <wp:inline distT="0" distB="0" distL="0" distR="0" wp14:anchorId="436F00C1" wp14:editId="147CB5D9">
             <wp:extent cx="5334000" cy="8178799"/>
-            <wp:effectExtent b="0" l="0" r="0" t="0"/>
-            <wp:docPr descr="Figura 1: Señal reglamentaria «30 CUANDO ACTIVADA» instalada en poste escolar." title="" id="12" name="Picture"/>
-            <a:graphic>
+            <wp:effectExtent l="0" t="0" r="0" b="0"/>
+            <wp:docPr id="12" name="Picture" descr="Figura 1: Señal reglamentaria «30 CUANDO ACTIVADA» instalada en poste escolar."/>
+            <wp:cNvGraphicFramePr/>
+            <a:graphic xmlns:a="http://schemas.openxmlformats.org/drawingml/2006/main">
               <a:graphicData uri="http://schemas.openxmlformats.org/drawingml/2006/picture">
-                <pic:pic>
+                <pic:pic xmlns:pic="http://schemas.openxmlformats.org/drawingml/2006/picture">
                   <pic:nvPicPr>
-                    <pic:cNvPr descr="img/senal_vial_hd.png" id="13" name="Picture"/>
+                    <pic:cNvPr id="13" name="Picture" descr="img/senal_vial_hd.png"/>
                     <pic:cNvPicPr>
-                      <a:picLocks noChangeArrowheads="1" noChangeAspect="1"/>
+                      <a:picLocks noChangeAspect="1" noChangeArrowheads="1"/>
                     </pic:cNvPicPr>
                   </pic:nvPicPr>
                   <pic:blipFill>
-                    <a:blip r:embed="rId11"/>
+                    <a:blip r:embed="rId5"/>
                     <a:stretch>
                       <a:fillRect/>
                     </a:stretch>
@@ -388,25 +2042,30 @@
     </w:p>
     <w:p>
       <w:pPr>
-        <w:pStyle w:val="BodyText"/>
-      </w:pPr>
-      <w:r>
+        <w:pStyle w:val="Textoindependiente"/>
+      </w:pPr>
+      <w:r>
+        <w:rPr>
+          <w:noProof/>
+        </w:rPr>
+        <w:lastRenderedPageBreak/>
         <w:drawing>
-          <wp:inline>
+          <wp:inline distT="0" distB="0" distL="0" distR="0" wp14:anchorId="0F58EF1F" wp14:editId="61DA2EF5">
             <wp:extent cx="5334000" cy="3500437"/>
-            <wp:effectExtent b="0" l="0" r="0" t="0"/>
-            <wp:docPr descr="Figura 2: Placa metálica con el horario de esa instalación. Es la fuente de verdad." title="" id="15" name="Picture"/>
-            <a:graphic>
+            <wp:effectExtent l="0" t="0" r="0" b="0"/>
+            <wp:docPr id="15" name="Picture" descr="Figura 2: Placa metálica con el horario de esa instalación. Es la fuente de verdad."/>
+            <wp:cNvGraphicFramePr/>
+            <a:graphic xmlns:a="http://schemas.openxmlformats.org/drawingml/2006/main">
               <a:graphicData uri="http://schemas.openxmlformats.org/drawingml/2006/picture">
-                <pic:pic>
+                <pic:pic xmlns:pic="http://schemas.openxmlformats.org/drawingml/2006/picture">
                   <pic:nvPicPr>
-                    <pic:cNvPr descr="img/placa_horario_hd.png" id="16" name="Picture"/>
+                    <pic:cNvPr id="16" name="Picture" descr="img/placa_horario_hd.png"/>
                     <pic:cNvPicPr>
-                      <a:picLocks noChangeArrowheads="1" noChangeAspect="1"/>
+                      <a:picLocks noChangeAspect="1" noChangeArrowheads="1"/>
                     </pic:cNvPicPr>
                   </pic:nvPicPr>
                   <pic:blipFill>
-                    <a:blip r:embed="rId14"/>
+                    <a:blip r:embed="rId6"/>
                     <a:stretch>
                       <a:fillRect/>
                     </a:stretch>
@@ -435,51 +2094,47 @@
     </w:p>
     <w:p>
       <w:pPr>
-        <w:pStyle w:val="BodyText"/>
-      </w:pPr>
-      <w:r>
-        <w:t xml:space="preserve">La aplicación móvil</w:t>
-      </w:r>
-      <w:r>
-        <w:t xml:space="preserve"> </w:t>
+        <w:pStyle w:val="Textoindependiente"/>
+      </w:pPr>
+      <w:r>
+        <w:t xml:space="preserve">La aplicación móvil </w:t>
       </w:r>
       <w:r>
         <w:rPr>
           <w:b/>
           <w:bCs/>
         </w:rPr>
-        <w:t xml:space="preserve">IT VIAL 30 (v3.4)</w:t>
-      </w:r>
-      <w:r>
-        <w:t xml:space="preserve"> </w:t>
-      </w:r>
-      <w:r>
-        <w:t xml:space="preserve">es la herramienta oficial de auditoría, calibración y diagnóstico para las señales viales de zona escolar con límite de 30 km/h. Permite a los técnicos e interventores configurar horarios, auditar el estado de la batería de 12V y la pila de respaldo CR2032, y asignar nombres a los postes a través de Bluetooth sin necesidad de cables ni escaleras.</w:t>
-      </w:r>
-    </w:p>
-    <w:p>
-      <w:r>
-        <w:pict>
-          <v:rect style="width:0;height:1.5pt" o:hralign="center" o:hrstd="t" o:hr="t"/>
+        <w:t>IT VIAL 30 (v3.4)</w:t>
+      </w:r>
+      <w:r>
+        <w:t xml:space="preserve"> es la herramienta oficial de auditoría, calibración y diagnóstico para las señales viales de zona escolar con límite de 30 km/h. Permite a los técnicos e interventores configurar horarios, auditar el estado de la batería de 12V y la pila de respaldo CR2032, y asignar nombres a los postes a través de Bluetooth sin necesidad de cables ni escaleras.</w:t>
+      </w:r>
+    </w:p>
+    <w:p>
+      <w:r>
+        <w:pict w14:anchorId="0A485DC6">
+          <v:rect id="_x0000_i1027" style="width:0;height:1.5pt" o:hralign="center" o:hrstd="t" o:hr="t"/>
         </w:pict>
       </w:r>
     </w:p>
-    <w:bookmarkEnd w:id="17"/>
-    <w:bookmarkStart w:id="18" w:name="X8b16707d74721e88fa223dcf25d8e328d6fd3cf"/>
-    <w:p>
-      <w:pPr>
-        <w:pStyle w:val="Heading2"/>
-      </w:pPr>
-      <w:r>
-        <w:t xml:space="preserve">2. Arquitectura de la Interfaz Responsiva</w:t>
-      </w:r>
+    <w:p>
+      <w:pPr>
+        <w:pStyle w:val="Ttulo2"/>
+      </w:pPr>
+      <w:bookmarkStart w:id="8" w:name="X8b16707d74721e88fa223dcf25d8e328d6fd3cf"/>
+      <w:bookmarkStart w:id="9" w:name="_Toc238309883"/>
+      <w:bookmarkEnd w:id="6"/>
+      <w:r>
+        <w:t>2. Arquitectura de la Interfaz Responsiva</w:t>
+      </w:r>
+      <w:bookmarkEnd w:id="9"/>
     </w:p>
     <w:p>
       <w:pPr>
         <w:pStyle w:val="FirstParagraph"/>
       </w:pPr>
       <w:r>
-        <w:t xml:space="preserve">La interfaz ha sido diseñada bajo directivas ergonómicas para uso rudo en calle:</w:t>
+        <w:t>La interfaz ha sido diseñada bajo directivas ergonómicas para uso rudo en calle:</w:t>
       </w:r>
     </w:p>
     <w:p>
@@ -487,7 +2142,7 @@
         <w:pStyle w:val="Compact"/>
         <w:numPr>
           <w:ilvl w:val="0"/>
-          <w:numId w:val="1002"/>
+          <w:numId w:val="3"/>
         </w:numPr>
       </w:pPr>
       <w:r>
@@ -495,24 +2150,29 @@
           <w:b/>
           <w:bCs/>
         </w:rPr>
-        <w:t xml:space="preserve">Botones con Touch Target Amplio (</w:t>
+        <w:t>Botones con Touch Target Amplio (</w:t>
       </w:r>
       <m:oMath>
         <m:r>
           <m:rPr>
             <m:sty m:val="p"/>
           </m:rPr>
+          <w:rPr>
+            <w:rFonts w:ascii="Cambria Math" w:hAnsi="Cambria Math"/>
+          </w:rPr>
           <m:t>≥</m:t>
         </m:r>
         <m:r>
+          <w:rPr>
+            <w:rFonts w:ascii="Cambria Math" w:hAnsi="Cambria Math"/>
+          </w:rPr>
           <m:t>48</m:t>
         </m:r>
         <m:r>
           <m:rPr>
             <m:nor/>
-            <m:sty m:val="p"/>
           </m:rPr>
-          <m:t> dp</m:t>
+          <m:t xml:space="preserve"> dp</m:t>
         </m:r>
       </m:oMath>
       <w:r>
@@ -520,13 +2180,10 @@
           <w:b/>
           <w:bCs/>
         </w:rPr>
-        <w:t xml:space="preserve">):</w:t>
-      </w:r>
-      <w:r>
-        <w:t xml:space="preserve"> </w:t>
-      </w:r>
-      <w:r>
-        <w:t xml:space="preserve">Permite pulsar cómodamente incluso usando guantes de trabajo.</w:t>
+        <w:t>):</w:t>
+      </w:r>
+      <w:r>
+        <w:t xml:space="preserve"> Permite pulsar cómodamente incluso usando guantes de trabajo.</w:t>
       </w:r>
     </w:p>
     <w:p>
@@ -534,7 +2191,7 @@
         <w:pStyle w:val="Compact"/>
         <w:numPr>
           <w:ilvl w:val="0"/>
-          <w:numId w:val="1002"/>
+          <w:numId w:val="3"/>
         </w:numPr>
       </w:pPr>
       <w:r>
@@ -542,40 +2199,28 @@
           <w:b/>
           <w:bCs/>
         </w:rPr>
-        <w:t xml:space="preserve">Alto Contraste Bajo Luz Solar:</w:t>
-      </w:r>
-      <w:r>
-        <w:t xml:space="preserve"> </w:t>
-      </w:r>
-      <w:r>
-        <w:t xml:space="preserve">Fondos nítidos</w:t>
-      </w:r>
-      <w:r>
-        <w:t xml:space="preserve"> </w:t>
+        <w:t>Alto Contraste Bajo Luz Solar:</w:t>
+      </w:r>
+      <w:r>
+        <w:t xml:space="preserve"> Fondos nítidos </w:t>
       </w:r>
       <w:r>
         <w:rPr>
           <w:rStyle w:val="VerbatimChar"/>
         </w:rPr>
-        <w:t xml:space="preserve">#FFFFFF</w:t>
-      </w:r>
-      <w:r>
-        <w:t xml:space="preserve"> </w:t>
-      </w:r>
-      <w:r>
-        <w:t xml:space="preserve">y tipografías oscuras</w:t>
-      </w:r>
-      <w:r>
-        <w:t xml:space="preserve"> </w:t>
+        <w:t>#FFFFFF</w:t>
+      </w:r>
+      <w:r>
+        <w:t xml:space="preserve"> y tipografías oscuras </w:t>
       </w:r>
       <w:r>
         <w:rPr>
           <w:rStyle w:val="VerbatimChar"/>
         </w:rPr>
-        <w:t xml:space="preserve">#0F172A</w:t>
-      </w:r>
-      <w:r>
-        <w:t xml:space="preserve">.</w:t>
+        <w:t>#0F172A</w:t>
+      </w:r>
+      <w:r>
+        <w:t>.</w:t>
       </w:r>
     </w:p>
     <w:p>
@@ -583,7 +2228,7 @@
         <w:pStyle w:val="Compact"/>
         <w:numPr>
           <w:ilvl w:val="0"/>
-          <w:numId w:val="1002"/>
+          <w:numId w:val="3"/>
         </w:numPr>
       </w:pPr>
       <w:r>
@@ -591,53 +2236,58 @@
           <w:b/>
           <w:bCs/>
         </w:rPr>
-        <w:t xml:space="preserve">Diseño Fluido:</w:t>
-      </w:r>
-      <w:r>
-        <w:t xml:space="preserve"> </w:t>
-      </w:r>
-      <w:r>
-        <w:t xml:space="preserve">Se adapta automáticamente a cualquier resolución de pantalla Android (320dp, 360dp, 411dp y Tablets).</w:t>
-      </w:r>
-    </w:p>
-    <w:p>
-      <w:r>
-        <w:pict>
-          <v:rect style="width:0;height:1.5pt" o:hralign="center" o:hrstd="t" o:hr="t"/>
+        <w:t>Diseño Fluido:</w:t>
+      </w:r>
+      <w:r>
+        <w:t xml:space="preserve"> Se adapta automáticamente a cualquier resolución de pantalla Android (320dp, 360dp, 411dp y Tablets).</w:t>
+      </w:r>
+    </w:p>
+    <w:p>
+      <w:r>
+        <w:pict w14:anchorId="15423692">
+          <v:rect id="_x0000_i1028" style="width:0;height:1.5pt" o:hralign="center" o:hrstd="t" o:hr="t"/>
         </w:pict>
       </w:r>
     </w:p>
-    <w:bookmarkEnd w:id="18"/>
-    <w:bookmarkStart w:id="52" w:name="X02efc6ae22777e6ea68a8551e0a9905cca81e43"/>
-    <w:p>
-      <w:pPr>
-        <w:pStyle w:val="Heading2"/>
-      </w:pPr>
-      <w:r>
-        <w:t xml:space="preserve">3. Guía de Conexión Bluetooth</w:t>
-      </w:r>
+    <w:p>
+      <w:pPr>
+        <w:pStyle w:val="Ttulo2"/>
+      </w:pPr>
+      <w:bookmarkStart w:id="10" w:name="X02efc6ae22777e6ea68a8551e0a9905cca81e43"/>
+      <w:bookmarkStart w:id="11" w:name="_Toc238309884"/>
+      <w:bookmarkEnd w:id="8"/>
+      <w:r>
+        <w:lastRenderedPageBreak/>
+        <w:t>3. Guía de Conexión Bluetooth</w:t>
+      </w:r>
+      <w:bookmarkEnd w:id="11"/>
     </w:p>
     <w:p>
       <w:pPr>
         <w:pStyle w:val="FirstParagraph"/>
       </w:pPr>
       <w:r>
+        <w:rPr>
+          <w:noProof/>
+        </w:rPr>
+        <w:lastRenderedPageBreak/>
         <w:drawing>
-          <wp:inline>
+          <wp:inline distT="0" distB="0" distL="0" distR="0" wp14:anchorId="28343703" wp14:editId="762F3BDD">
             <wp:extent cx="5334000" cy="8636000"/>
-            <wp:effectExtent b="0" l="0" r="0" t="0"/>
-            <wp:docPr descr="Figura 3: Selección del «Instalador de paquetes» de Android." title="" id="20" name="Picture"/>
-            <a:graphic>
+            <wp:effectExtent l="0" t="0" r="0" b="0"/>
+            <wp:docPr id="20" name="Picture" descr="Figura 3: Selección del «Instalador de paquetes» de Android."/>
+            <wp:cNvGraphicFramePr/>
+            <a:graphic xmlns:a="http://schemas.openxmlformats.org/drawingml/2006/main">
               <a:graphicData uri="http://schemas.openxmlformats.org/drawingml/2006/picture">
-                <pic:pic>
+                <pic:pic xmlns:pic="http://schemas.openxmlformats.org/drawingml/2006/picture">
                   <pic:nvPicPr>
-                    <pic:cNvPr descr="img/paso1_instalacion_apk.png" id="21" name="Picture"/>
+                    <pic:cNvPr id="21" name="Picture" descr="img/paso1_instalacion_apk.png"/>
                     <pic:cNvPicPr>
-                      <a:picLocks noChangeArrowheads="1" noChangeAspect="1"/>
+                      <a:picLocks noChangeAspect="1" noChangeArrowheads="1"/>
                     </pic:cNvPicPr>
                   </pic:nvPicPr>
                   <pic:blipFill>
-                    <a:blip r:embed="rId19"/>
+                    <a:blip r:embed="rId7"/>
                     <a:stretch>
                       <a:fillRect/>
                     </a:stretch>
@@ -666,25 +2316,30 @@
     </w:p>
     <w:p>
       <w:pPr>
-        <w:pStyle w:val="BodyText"/>
-      </w:pPr>
-      <w:r>
+        <w:pStyle w:val="Textoindependiente"/>
+      </w:pPr>
+      <w:r>
+        <w:rPr>
+          <w:noProof/>
+        </w:rPr>
+        <w:lastRenderedPageBreak/>
         <w:drawing>
-          <wp:inline>
+          <wp:inline distT="0" distB="0" distL="0" distR="0" wp14:anchorId="0D187BF5" wp14:editId="7F58246A">
             <wp:extent cx="5334000" cy="4318000"/>
-            <wp:effectExtent b="0" l="0" r="0" t="0"/>
-            <wp:docPr descr="Figura 4: Ventana de confirmación de instalación." title="" id="23" name="Picture"/>
-            <a:graphic>
+            <wp:effectExtent l="0" t="0" r="0" b="0"/>
+            <wp:docPr id="23" name="Picture" descr="Figura 4: Ventana de confirmación de instalación."/>
+            <wp:cNvGraphicFramePr/>
+            <a:graphic xmlns:a="http://schemas.openxmlformats.org/drawingml/2006/main">
               <a:graphicData uri="http://schemas.openxmlformats.org/drawingml/2006/picture">
-                <pic:pic>
+                <pic:pic xmlns:pic="http://schemas.openxmlformats.org/drawingml/2006/picture">
                   <pic:nvPicPr>
-                    <pic:cNvPr descr="img/paso1_confirmar_instalacion.png" id="24" name="Picture"/>
+                    <pic:cNvPr id="24" name="Picture" descr="img/paso1_confirmar_instalacion.png"/>
                     <pic:cNvPicPr>
-                      <a:picLocks noChangeArrowheads="1" noChangeAspect="1"/>
+                      <a:picLocks noChangeAspect="1" noChangeArrowheads="1"/>
                     </pic:cNvPicPr>
                   </pic:nvPicPr>
                   <pic:blipFill>
-                    <a:blip r:embed="rId22"/>
+                    <a:blip r:embed="rId8"/>
                     <a:stretch>
                       <a:fillRect/>
                     </a:stretch>
@@ -713,25 +2368,30 @@
     </w:p>
     <w:p>
       <w:pPr>
-        <w:pStyle w:val="BodyText"/>
-      </w:pPr>
-      <w:r>
+        <w:pStyle w:val="Textoindependiente"/>
+      </w:pPr>
+      <w:r>
+        <w:rPr>
+          <w:noProof/>
+        </w:rPr>
+        <w:lastRenderedPageBreak/>
         <w:drawing>
-          <wp:inline>
+          <wp:inline distT="0" distB="0" distL="0" distR="0" wp14:anchorId="737A0279" wp14:editId="2ABDC17D">
             <wp:extent cx="5334000" cy="4318000"/>
-            <wp:effectExtent b="0" l="0" r="0" t="0"/>
-            <wp:docPr descr="Figura 5: Progreso de instalación." title="" id="26" name="Picture"/>
-            <a:graphic>
+            <wp:effectExtent l="0" t="0" r="0" b="0"/>
+            <wp:docPr id="26" name="Picture" descr="Figura 5: Progreso de instalación."/>
+            <wp:cNvGraphicFramePr/>
+            <a:graphic xmlns:a="http://schemas.openxmlformats.org/drawingml/2006/main">
               <a:graphicData uri="http://schemas.openxmlformats.org/drawingml/2006/picture">
-                <pic:pic>
+                <pic:pic xmlns:pic="http://schemas.openxmlformats.org/drawingml/2006/picture">
                   <pic:nvPicPr>
-                    <pic:cNvPr descr="img/paso1_instalando_progreso.png" id="27" name="Picture"/>
+                    <pic:cNvPr id="27" name="Picture" descr="img/paso1_instalando_progreso.png"/>
                     <pic:cNvPicPr>
-                      <a:picLocks noChangeArrowheads="1" noChangeAspect="1"/>
+                      <a:picLocks noChangeAspect="1" noChangeArrowheads="1"/>
                     </pic:cNvPicPr>
                   </pic:nvPicPr>
                   <pic:blipFill>
-                    <a:blip r:embed="rId25"/>
+                    <a:blip r:embed="rId9"/>
                     <a:stretch>
                       <a:fillRect/>
                     </a:stretch>
@@ -760,25 +2420,30 @@
     </w:p>
     <w:p>
       <w:pPr>
-        <w:pStyle w:val="BodyText"/>
-      </w:pPr>
-      <w:r>
+        <w:pStyle w:val="Textoindependiente"/>
+      </w:pPr>
+      <w:r>
+        <w:rPr>
+          <w:noProof/>
+        </w:rPr>
+        <w:lastRenderedPageBreak/>
         <w:drawing>
-          <wp:inline>
+          <wp:inline distT="0" distB="0" distL="0" distR="0" wp14:anchorId="4CB490AE" wp14:editId="461F4CDC">
             <wp:extent cx="5334000" cy="9144000"/>
-            <wp:effectExtent b="0" l="0" r="0" t="0"/>
-            <wp:docPr descr="Figura 6: Google Play Protect: hay que elegir «Instalar de todas formas»." title="" id="29" name="Picture"/>
-            <a:graphic>
+            <wp:effectExtent l="0" t="0" r="0" b="0"/>
+            <wp:docPr id="29" name="Picture" descr="Figura 6: Google Play Protect: hay que elegir «Instalar de todas formas»."/>
+            <wp:cNvGraphicFramePr/>
+            <a:graphic xmlns:a="http://schemas.openxmlformats.org/drawingml/2006/main">
               <a:graphicData uri="http://schemas.openxmlformats.org/drawingml/2006/picture">
-                <pic:pic>
+                <pic:pic xmlns:pic="http://schemas.openxmlformats.org/drawingml/2006/picture">
                   <pic:nvPicPr>
-                    <pic:cNvPr descr="img/paso1_play_protect_bloqueo.png" id="30" name="Picture"/>
+                    <pic:cNvPr id="30" name="Picture" descr="img/paso1_play_protect_bloqueo.png"/>
                     <pic:cNvPicPr>
-                      <a:picLocks noChangeArrowheads="1" noChangeAspect="1"/>
+                      <a:picLocks noChangeAspect="1" noChangeArrowheads="1"/>
                     </pic:cNvPicPr>
                   </pic:nvPicPr>
                   <pic:blipFill>
-                    <a:blip r:embed="rId28"/>
+                    <a:blip r:embed="rId10"/>
                     <a:stretch>
                       <a:fillRect/>
                     </a:stretch>
@@ -807,25 +2472,30 @@
     </w:p>
     <w:p>
       <w:pPr>
-        <w:pStyle w:val="BodyText"/>
-      </w:pPr>
-      <w:r>
+        <w:pStyle w:val="Textoindependiente"/>
+      </w:pPr>
+      <w:r>
+        <w:rPr>
+          <w:noProof/>
+        </w:rPr>
+        <w:lastRenderedPageBreak/>
         <w:drawing>
-          <wp:inline>
+          <wp:inline distT="0" distB="0" distL="0" distR="0" wp14:anchorId="39D4721C" wp14:editId="262A5C03">
             <wp:extent cx="5334000" cy="4318000"/>
-            <wp:effectExtent b="0" l="0" r="0" t="0"/>
-            <wp:docPr descr="Figura 7: Instalación completada." title="" id="32" name="Picture"/>
-            <a:graphic>
+            <wp:effectExtent l="0" t="0" r="0" b="0"/>
+            <wp:docPr id="32" name="Picture" descr="Figura 7: Instalación completada."/>
+            <wp:cNvGraphicFramePr/>
+            <a:graphic xmlns:a="http://schemas.openxmlformats.org/drawingml/2006/main">
               <a:graphicData uri="http://schemas.openxmlformats.org/drawingml/2006/picture">
-                <pic:pic>
+                <pic:pic xmlns:pic="http://schemas.openxmlformats.org/drawingml/2006/picture">
                   <pic:nvPicPr>
-                    <pic:cNvPr descr="img/paso1_instalacion_finalizada.png" id="33" name="Picture"/>
+                    <pic:cNvPr id="33" name="Picture" descr="img/paso1_instalacion_finalizada.png"/>
                     <pic:cNvPicPr>
-                      <a:picLocks noChangeArrowheads="1" noChangeAspect="1"/>
+                      <a:picLocks noChangeAspect="1" noChangeArrowheads="1"/>
                     </pic:cNvPicPr>
                   </pic:nvPicPr>
                   <pic:blipFill>
-                    <a:blip r:embed="rId31"/>
+                    <a:blip r:embed="rId11"/>
                     <a:stretch>
                       <a:fillRect/>
                     </a:stretch>
@@ -854,25 +2524,30 @@
     </w:p>
     <w:p>
       <w:pPr>
-        <w:pStyle w:val="BodyText"/>
-      </w:pPr>
-      <w:r>
+        <w:pStyle w:val="Textoindependiente"/>
+      </w:pPr>
+      <w:r>
+        <w:rPr>
+          <w:noProof/>
+        </w:rPr>
+        <w:lastRenderedPageBreak/>
         <w:drawing>
-          <wp:inline>
+          <wp:inline distT="0" distB="0" distL="0" distR="0" wp14:anchorId="4218AFA3" wp14:editId="4816E42B">
             <wp:extent cx="5334000" cy="9144000"/>
-            <wp:effectExtent b="0" l="0" r="0" t="0"/>
-            <wp:docPr descr="Figura 8: Pantalla de autenticación." title="" id="35" name="Picture"/>
-            <a:graphic>
+            <wp:effectExtent l="0" t="0" r="0" b="0"/>
+            <wp:docPr id="35" name="Picture" descr="Figura 8: Pantalla de autenticación."/>
+            <wp:cNvGraphicFramePr/>
+            <a:graphic xmlns:a="http://schemas.openxmlformats.org/drawingml/2006/main">
               <a:graphicData uri="http://schemas.openxmlformats.org/drawingml/2006/picture">
-                <pic:pic>
+                <pic:pic xmlns:pic="http://schemas.openxmlformats.org/drawingml/2006/picture">
                   <pic:nvPicPr>
-                    <pic:cNvPr descr="img/paso3_login_app.png" id="36" name="Picture"/>
+                    <pic:cNvPr id="36" name="Picture" descr="img/paso3_login_app.png"/>
                     <pic:cNvPicPr>
-                      <a:picLocks noChangeArrowheads="1" noChangeAspect="1"/>
+                      <a:picLocks noChangeAspect="1" noChangeArrowheads="1"/>
                     </pic:cNvPicPr>
                   </pic:nvPicPr>
                   <pic:blipFill>
-                    <a:blip r:embed="rId34"/>
+                    <a:blip r:embed="rId12"/>
                     <a:stretch>
                       <a:fillRect/>
                     </a:stretch>
@@ -901,25 +2576,30 @@
     </w:p>
     <w:p>
       <w:pPr>
-        <w:pStyle w:val="BodyText"/>
-      </w:pPr>
-      <w:r>
+        <w:pStyle w:val="Textoindependiente"/>
+      </w:pPr>
+      <w:r>
+        <w:rPr>
+          <w:noProof/>
+        </w:rPr>
+        <w:lastRenderedPageBreak/>
         <w:drawing>
-          <wp:inline>
+          <wp:inline distT="0" distB="0" distL="0" distR="0" wp14:anchorId="313C2B4D" wp14:editId="6C55EF1A">
             <wp:extent cx="5334000" cy="9144000"/>
-            <wp:effectExtent b="0" l="0" r="0" t="0"/>
-            <wp:docPr descr="Figura 9: Permisos de dispositivos cercanos (Android 12+)." title="" id="38" name="Picture"/>
-            <a:graphic>
+            <wp:effectExtent l="0" t="0" r="0" b="0"/>
+            <wp:docPr id="38" name="Picture" descr="Figura 9: Permisos de dispositivos cercanos (Android 12+)."/>
+            <wp:cNvGraphicFramePr/>
+            <a:graphic xmlns:a="http://schemas.openxmlformats.org/drawingml/2006/main">
               <a:graphicData uri="http://schemas.openxmlformats.org/drawingml/2006/picture">
-                <pic:pic>
+                <pic:pic xmlns:pic="http://schemas.openxmlformats.org/drawingml/2006/picture">
                   <pic:nvPicPr>
-                    <pic:cNvPr descr="img/paso2_permisos_dispositivos_cercanos.png" id="39" name="Picture"/>
+                    <pic:cNvPr id="39" name="Picture" descr="img/paso2_permisos_dispositivos_cercanos.png"/>
                     <pic:cNvPicPr>
-                      <a:picLocks noChangeArrowheads="1" noChangeAspect="1"/>
+                      <a:picLocks noChangeAspect="1" noChangeArrowheads="1"/>
                     </pic:cNvPicPr>
                   </pic:nvPicPr>
                   <pic:blipFill>
-                    <a:blip r:embed="rId37"/>
+                    <a:blip r:embed="rId13"/>
                     <a:stretch>
                       <a:fillRect/>
                     </a:stretch>
@@ -948,25 +2628,30 @@
     </w:p>
     <w:p>
       <w:pPr>
-        <w:pStyle w:val="BodyText"/>
-      </w:pPr>
-      <w:r>
+        <w:pStyle w:val="Textoindependiente"/>
+      </w:pPr>
+      <w:r>
+        <w:rPr>
+          <w:noProof/>
+        </w:rPr>
+        <w:lastRenderedPageBreak/>
         <w:drawing>
-          <wp:inline>
+          <wp:inline distT="0" distB="0" distL="0" distR="0" wp14:anchorId="37C2B93F" wp14:editId="44498904">
             <wp:extent cx="5334000" cy="9144000"/>
-            <wp:effectExtent b="0" l="0" r="0" t="0"/>
-            <wp:docPr descr="Figura 10: Solicitud de habilitación del adaptador Bluetooth." title="" id="41" name="Picture"/>
-            <a:graphic>
+            <wp:effectExtent l="0" t="0" r="0" b="0"/>
+            <wp:docPr id="41" name="Picture" descr="Figura 10: Solicitud de habilitación del adaptador Bluetooth."/>
+            <wp:cNvGraphicFramePr/>
+            <a:graphic xmlns:a="http://schemas.openxmlformats.org/drawingml/2006/main">
               <a:graphicData uri="http://schemas.openxmlformats.org/drawingml/2006/picture">
-                <pic:pic>
+                <pic:pic xmlns:pic="http://schemas.openxmlformats.org/drawingml/2006/picture">
                   <pic:nvPicPr>
-                    <pic:cNvPr descr="img/paso2_habilitar_bluetooth_dialog.png" id="42" name="Picture"/>
+                    <pic:cNvPr id="42" name="Picture" descr="img/paso2_habilitar_bluetooth_dialog.png"/>
                     <pic:cNvPicPr>
-                      <a:picLocks noChangeArrowheads="1" noChangeAspect="1"/>
+                      <a:picLocks noChangeAspect="1" noChangeArrowheads="1"/>
                     </pic:cNvPicPr>
                   </pic:nvPicPr>
                   <pic:blipFill>
-                    <a:blip r:embed="rId40"/>
+                    <a:blip r:embed="rId14"/>
                     <a:stretch>
                       <a:fillRect/>
                     </a:stretch>
@@ -995,25 +2680,30 @@
     </w:p>
     <w:p>
       <w:pPr>
-        <w:pStyle w:val="BodyText"/>
-      </w:pPr>
-      <w:r>
+        <w:pStyle w:val="Textoindependiente"/>
+      </w:pPr>
+      <w:r>
+        <w:rPr>
+          <w:noProof/>
+        </w:rPr>
+        <w:lastRenderedPageBreak/>
         <w:drawing>
-          <wp:inline>
+          <wp:inline distT="0" distB="0" distL="0" distR="0" wp14:anchorId="541A4434" wp14:editId="0EB7725C">
             <wp:extent cx="5334000" cy="8636000"/>
-            <wp:effectExtent b="0" l="0" r="0" t="0"/>
-            <wp:docPr descr="Figura 11: Emparejamiento en Ajustes del teléfono y PIN (1234 / 0000)." title="" id="44" name="Picture"/>
-            <a:graphic>
+            <wp:effectExtent l="0" t="0" r="0" b="0"/>
+            <wp:docPr id="44" name="Picture" descr="Figura 11: Emparejamiento en Ajustes del teléfono y PIN (1234 / 0000)."/>
+            <wp:cNvGraphicFramePr/>
+            <a:graphic xmlns:a="http://schemas.openxmlformats.org/drawingml/2006/main">
               <a:graphicData uri="http://schemas.openxmlformats.org/drawingml/2006/picture">
-                <pic:pic>
+                <pic:pic xmlns:pic="http://schemas.openxmlformats.org/drawingml/2006/picture">
                   <pic:nvPicPr>
-                    <pic:cNvPr descr="img/paso2_emparejamiento_bt.png" id="45" name="Picture"/>
+                    <pic:cNvPr id="45" name="Picture" descr="img/paso2_emparejamiento_bt.png"/>
                     <pic:cNvPicPr>
-                      <a:picLocks noChangeArrowheads="1" noChangeAspect="1"/>
+                      <a:picLocks noChangeAspect="1" noChangeArrowheads="1"/>
                     </pic:cNvPicPr>
                   </pic:nvPicPr>
                   <pic:blipFill>
-                    <a:blip r:embed="rId43"/>
+                    <a:blip r:embed="rId15"/>
                     <a:stretch>
                       <a:fillRect/>
                     </a:stretch>
@@ -1042,25 +2732,30 @@
     </w:p>
     <w:p>
       <w:pPr>
-        <w:pStyle w:val="BodyText"/>
-      </w:pPr>
-      <w:r>
+        <w:pStyle w:val="Textoindependiente"/>
+      </w:pPr>
+      <w:r>
+        <w:rPr>
+          <w:noProof/>
+        </w:rPr>
+        <w:lastRenderedPageBreak/>
         <w:drawing>
-          <wp:inline>
+          <wp:inline distT="0" distB="0" distL="0" distR="0" wp14:anchorId="2EAAE361" wp14:editId="6CE1BD4D">
             <wp:extent cx="5334000" cy="6604000"/>
-            <wp:effectExtent b="0" l="0" r="0" t="0"/>
-            <wp:docPr descr="Figura 12: Selección del módulo desde la aplicación." title="" id="47" name="Picture"/>
-            <a:graphic>
+            <wp:effectExtent l="0" t="0" r="0" b="0"/>
+            <wp:docPr id="47" name="Picture" descr="Figura 12: Selección del módulo desde la aplicación."/>
+            <wp:cNvGraphicFramePr/>
+            <a:graphic xmlns:a="http://schemas.openxmlformats.org/drawingml/2006/main">
               <a:graphicData uri="http://schemas.openxmlformats.org/drawingml/2006/picture">
-                <pic:pic>
+                <pic:pic xmlns:pic="http://schemas.openxmlformats.org/drawingml/2006/picture">
                   <pic:nvPicPr>
-                    <pic:cNvPr descr="img/paso4_dialog_dispositivos.png" id="48" name="Picture"/>
+                    <pic:cNvPr id="48" name="Picture" descr="img/paso4_dialog_dispositivos.png"/>
                     <pic:cNvPicPr>
-                      <a:picLocks noChangeArrowheads="1" noChangeAspect="1"/>
+                      <a:picLocks noChangeAspect="1" noChangeArrowheads="1"/>
                     </pic:cNvPicPr>
                   </pic:nvPicPr>
                   <pic:blipFill>
-                    <a:blip r:embed="rId46"/>
+                    <a:blip r:embed="rId16"/>
                     <a:stretch>
                       <a:fillRect/>
                     </a:stretch>
@@ -1089,25 +2784,30 @@
     </w:p>
     <w:p>
       <w:pPr>
-        <w:pStyle w:val="BodyText"/>
-      </w:pPr>
-      <w:r>
+        <w:pStyle w:val="Textoindependiente"/>
+      </w:pPr>
+      <w:r>
+        <w:rPr>
+          <w:noProof/>
+        </w:rPr>
+        <w:lastRenderedPageBreak/>
         <w:drawing>
-          <wp:inline>
+          <wp:inline distT="0" distB="0" distL="0" distR="0" wp14:anchorId="2B28349A" wp14:editId="4076B4B6">
             <wp:extent cx="5334000" cy="11176000"/>
-            <wp:effectExtent b="0" l="0" r="0" t="0"/>
-            <wp:docPr descr="Figura 13: Pantalla principal de control y diagnóstico." title="" id="50" name="Picture"/>
-            <a:graphic>
+            <wp:effectExtent l="0" t="0" r="0" b="0"/>
+            <wp:docPr id="50" name="Picture" descr="Figura 13: Pantalla principal de control y diagnóstico."/>
+            <wp:cNvGraphicFramePr/>
+            <a:graphic xmlns:a="http://schemas.openxmlformats.org/drawingml/2006/main">
               <a:graphicData uri="http://schemas.openxmlformats.org/drawingml/2006/picture">
-                <pic:pic>
+                <pic:pic xmlns:pic="http://schemas.openxmlformats.org/drawingml/2006/picture">
                   <pic:nvPicPr>
-                    <pic:cNvPr descr="img/paso4_pantalla_principal.png" id="51" name="Picture"/>
+                    <pic:cNvPr id="51" name="Picture" descr="img/paso4_pantalla_principal.png"/>
                     <pic:cNvPicPr>
-                      <a:picLocks noChangeArrowheads="1" noChangeAspect="1"/>
+                      <a:picLocks noChangeAspect="1" noChangeArrowheads="1"/>
                     </pic:cNvPicPr>
                   </pic:nvPicPr>
                   <pic:blipFill>
-                    <a:blip r:embed="rId49"/>
+                    <a:blip r:embed="rId17"/>
                     <a:stretch>
                       <a:fillRect/>
                     </a:stretch>
@@ -1139,11 +2839,12 @@
         <w:pStyle w:val="Compact"/>
         <w:numPr>
           <w:ilvl w:val="0"/>
-          <w:numId w:val="1003"/>
+          <w:numId w:val="4"/>
         </w:numPr>
       </w:pPr>
       <w:r>
-        <w:t xml:space="preserve">Active el Bluetooth en su teléfono móvil.</w:t>
+        <w:lastRenderedPageBreak/>
+        <w:t>Active el Bluetooth en su teléfono móvil.</w:t>
       </w:r>
     </w:p>
     <w:p>
@@ -1151,14 +2852,11 @@
         <w:pStyle w:val="Compact"/>
         <w:numPr>
           <w:ilvl w:val="0"/>
-          <w:numId w:val="1003"/>
+          <w:numId w:val="4"/>
         </w:numPr>
       </w:pPr>
       <w:r>
-        <w:t xml:space="preserve">Abra la aplicación y presione el botón rojo</w:t>
-      </w:r>
-      <w:r>
-        <w:t xml:space="preserve"> </w:t>
+        <w:t xml:space="preserve">Abra la aplicación y presione el botón rojo </w:t>
       </w:r>
       <w:r>
         <w:rPr>
@@ -1166,10 +2864,10 @@
           <w:b/>
           <w:bCs/>
         </w:rPr>
-        <w:t xml:space="preserve">CONECTAR</w:t>
-      </w:r>
-      <w:r>
-        <w:t xml:space="preserve">.</w:t>
+        <w:t>CONECTAR</w:t>
+      </w:r>
+      <w:r>
+        <w:t>.</w:t>
       </w:r>
     </w:p>
     <w:p>
@@ -1177,26 +2875,20 @@
         <w:pStyle w:val="Compact"/>
         <w:numPr>
           <w:ilvl w:val="0"/>
-          <w:numId w:val="1003"/>
+          <w:numId w:val="4"/>
         </w:numPr>
       </w:pPr>
       <w:r>
-        <w:t xml:space="preserve">Seleccione el módulo Bluetooth de la baliza (ej.</w:t>
-      </w:r>
-      <w:r>
-        <w:t xml:space="preserve"> </w:t>
+        <w:t xml:space="preserve">Seleccione el módulo Bluetooth de la baliza (ej. </w:t>
       </w:r>
       <w:r>
         <w:rPr>
           <w:rStyle w:val="VerbatimChar"/>
         </w:rPr>
-        <w:t xml:space="preserve">JDY-31-SPP</w:t>
-      </w:r>
-      <w:r>
-        <w:t xml:space="preserve"> </w:t>
-      </w:r>
-      <w:r>
-        <w:t xml:space="preserve">o el nombre asignado).</w:t>
+        <w:t>JDY-31-SPP</w:t>
+      </w:r>
+      <w:r>
+        <w:t xml:space="preserve"> o el nombre asignado).</w:t>
       </w:r>
     </w:p>
     <w:p>
@@ -1204,164 +2896,134 @@
         <w:pStyle w:val="Compact"/>
         <w:numPr>
           <w:ilvl w:val="0"/>
-          <w:numId w:val="1003"/>
+          <w:numId w:val="4"/>
         </w:numPr>
       </w:pPr>
       <w:r>
-        <w:t xml:space="preserve">El botón cambiará a verde indicando conexión exitosa.</w:t>
-      </w:r>
-    </w:p>
-    <w:p>
-      <w:r>
-        <w:pict>
-          <v:rect style="width:0;height:1.5pt" o:hralign="center" o:hrstd="t" o:hr="t"/>
+        <w:t>El botón cambiará a verde indicando conexión exitosa.</w:t>
+      </w:r>
+    </w:p>
+    <w:p>
+      <w:r>
+        <w:pict w14:anchorId="24FF8FDF">
+          <v:rect id="_x0000_i1029" style="width:0;height:1.5pt" o:hralign="center" o:hrstd="t" o:hr="t"/>
         </w:pict>
       </w:r>
     </w:p>
-    <w:bookmarkEnd w:id="52"/>
-    <w:bookmarkStart w:id="59" w:name="X8b5ef35122bd8813d77ae79c97c9c64923880f7"/>
-    <w:p>
-      <w:pPr>
-        <w:pStyle w:val="Heading2"/>
-      </w:pPr>
-      <w:r>
-        <w:t xml:space="preserve">4. Programación del Horario de la Placa</w:t>
-      </w:r>
-    </w:p>
-    <w:p>
-      <w:pPr>
-        <w:pStyle w:val="Heading3"/>
-      </w:pPr>
-      <w:bookmarkStart w:id="53" w:name="Xed9a9945977c3a70a90a8fbd8be50e72bc1d7ed"/>
-      <w:r>
-        <w:t xml:space="preserve">El horario lo manda la placa, no la aplicación</w:t>
-      </w:r>
-      <w:bookmarkEnd w:id="53"/>
-    </w:p>
-    <w:p>
-      <w:pPr>
-        <w:pStyle w:val="BlockText"/>
+    <w:p>
+      <w:pPr>
+        <w:pStyle w:val="Ttulo2"/>
+      </w:pPr>
+      <w:bookmarkStart w:id="12" w:name="X8b5ef35122bd8813d77ae79c97c9c64923880f7"/>
+      <w:bookmarkStart w:id="13" w:name="_Toc238309885"/>
+      <w:bookmarkEnd w:id="10"/>
+      <w:r>
+        <w:t>4. Programación del Horario de la Placa</w:t>
+      </w:r>
+      <w:bookmarkEnd w:id="13"/>
+    </w:p>
+    <w:p>
+      <w:pPr>
+        <w:pStyle w:val="Ttulo3"/>
+      </w:pPr>
+      <w:bookmarkStart w:id="14" w:name="Xed9a9945977c3a70a90a8fbd8be50e72bc1d7ed"/>
+      <w:bookmarkStart w:id="15" w:name="_Toc238309886"/>
+      <w:r>
+        <w:t>El horario lo manda la placa, no la aplicación</w:t>
+      </w:r>
+      <w:bookmarkEnd w:id="14"/>
+      <w:bookmarkEnd w:id="15"/>
+    </w:p>
+    <w:p>
+      <w:pPr>
+        <w:pStyle w:val="Textodebloque"/>
       </w:pPr>
       <w:r>
         <w:rPr>
           <w:b/>
           <w:bCs/>
         </w:rPr>
-        <w:t xml:space="preserve">No existe un horario estándar.</w:t>
-      </w:r>
-      <w:r>
-        <w:t xml:space="preserve"> </w:t>
-      </w:r>
-      <w:r>
-        <w:t xml:space="preserve">Cada colegio tiene el suyo, impreso en la placa metálica</w:t>
-      </w:r>
-      <w:r>
-        <w:t xml:space="preserve"> </w:t>
-      </w:r>
-      <w:r>
-        <w:t xml:space="preserve">atornillada bajo la señal, y puede llevar</w:t>
-      </w:r>
-      <w:r>
-        <w:t xml:space="preserve"> </w:t>
+        <w:t>No existe un horario estándar.</w:t>
+      </w:r>
+      <w:r>
+        <w:t xml:space="preserve"> Cada colegio tiene el suyo, impreso en la placa metálica atornillada bajo la señal, y puede llevar </w:t>
       </w:r>
       <w:r>
         <w:rPr>
           <w:b/>
           <w:bCs/>
         </w:rPr>
-        <w:t xml:space="preserve">hasta cuatro franjas</w:t>
-      </w:r>
-      <w:r>
-        <w:t xml:space="preserve">. Lo que se programa en el</w:t>
-      </w:r>
-      <w:r>
-        <w:t xml:space="preserve"> </w:t>
-      </w:r>
-      <w:r>
-        <w:t xml:space="preserve">equipo tiene que coincidir</w:t>
-      </w:r>
-      <w:r>
-        <w:t xml:space="preserve"> </w:t>
+        <w:t>hasta cuatro franjas</w:t>
+      </w:r>
+      <w:r>
+        <w:t xml:space="preserve">. Lo que se programa en el equipo tiene que coincidir </w:t>
       </w:r>
       <w:r>
         <w:rPr>
           <w:b/>
           <w:bCs/>
         </w:rPr>
-        <w:t xml:space="preserve">exactamente</w:t>
-      </w:r>
-      <w:r>
-        <w:t xml:space="preserve"> </w:t>
-      </w:r>
-      <w:r>
-        <w:t xml:space="preserve">con lo que dice esa placa.</w:t>
-      </w:r>
-    </w:p>
-    <w:p>
-      <w:pPr>
-        <w:pStyle w:val="BlockText"/>
-      </w:pPr>
-      <w:r>
-        <w:t xml:space="preserve">Si no coincide, la señal afirma una cosa y hace otra delante de un colegio, y</w:t>
-      </w:r>
-      <w:r>
-        <w:t xml:space="preserve"> </w:t>
+        <w:t>exactamente</w:t>
+      </w:r>
+      <w:r>
+        <w:t xml:space="preserve"> con lo que dice esa placa.</w:t>
+      </w:r>
+    </w:p>
+    <w:p>
+      <w:pPr>
+        <w:pStyle w:val="Textodebloque"/>
+      </w:pPr>
+      <w:r>
+        <w:t xml:space="preserve">Si no coincide, la señal afirma una cosa y hace otra delante de un colegio, y </w:t>
       </w:r>
       <w:r>
         <w:rPr>
           <w:b/>
           <w:bCs/>
         </w:rPr>
-        <w:t xml:space="preserve">no hay forma</w:t>
-      </w:r>
-      <w:r>
-        <w:rPr>
-          <w:b/>
-          <w:bCs/>
-        </w:rPr>
-        <w:t xml:space="preserve"> </w:t>
-      </w:r>
-      <w:r>
-        <w:rPr>
-          <w:b/>
-          <w:bCs/>
-        </w:rPr>
-        <w:t xml:space="preserve">de detectarlo desde el escritorio</w:t>
-      </w:r>
-      <w:r>
-        <w:t xml:space="preserve">: la aplicación confirmará igualmente que grabó.</w:t>
-      </w:r>
-    </w:p>
-    <w:bookmarkStart w:id="57" w:name="X780e89c4feaa43df4d2dd0a4b8e5fab770c1a77"/>
-    <w:p>
-      <w:pPr>
-        <w:pStyle w:val="Heading3"/>
-      </w:pPr>
-      <w:r>
-        <w:t xml:space="preserve">4.1 Procedimiento</w:t>
-      </w:r>
+        <w:t>no hay forma de detectarlo desde el escritorio</w:t>
+      </w:r>
+      <w:r>
+        <w:t>: la aplicación confirmará igualmente que grabó.</w:t>
+      </w:r>
+    </w:p>
+    <w:p>
+      <w:pPr>
+        <w:pStyle w:val="Ttulo3"/>
+      </w:pPr>
+      <w:bookmarkStart w:id="16" w:name="X780e89c4feaa43df4d2dd0a4b8e5fab770c1a77"/>
+      <w:bookmarkStart w:id="17" w:name="_Toc238309887"/>
+      <w:r>
+        <w:lastRenderedPageBreak/>
+        <w:t>4.1 Procedimiento</w:t>
+      </w:r>
+      <w:bookmarkEnd w:id="17"/>
     </w:p>
     <w:p>
       <w:pPr>
         <w:pStyle w:val="FirstParagraph"/>
       </w:pPr>
       <w:r>
+        <w:rPr>
+          <w:noProof/>
+        </w:rPr>
         <w:drawing>
-          <wp:inline>
+          <wp:inline distT="0" distB="0" distL="0" distR="0" wp14:anchorId="7B3F2B1C" wp14:editId="4165CDDA">
             <wp:extent cx="5334000" cy="5461000"/>
-            <wp:effectExtent b="0" l="0" r="0" t="0"/>
-            <wp:docPr descr="Figura 14: Tarjeta «HORARIO DE ESTA PLACA», con sus cuatro franjas." title="" id="55" name="Picture"/>
-            <a:graphic>
+            <wp:effectExtent l="0" t="0" r="0" b="0"/>
+            <wp:docPr id="55" name="Picture" descr="Figura 14: Tarjeta «HORARIO DE ESTA PLACA», con sus cuatro franjas."/>
+            <wp:cNvGraphicFramePr/>
+            <a:graphic xmlns:a="http://schemas.openxmlformats.org/drawingml/2006/main">
               <a:graphicData uri="http://schemas.openxmlformats.org/drawingml/2006/picture">
-                <pic:pic>
+                <pic:pic xmlns:pic="http://schemas.openxmlformats.org/drawingml/2006/picture">
                   <pic:nvPicPr>
-                    <pic:cNvPr descr="img/paso6_detalle_horario_escolar.png" id="56" name="Picture"/>
+                    <pic:cNvPr id="56" name="Picture" descr="img/paso6_detalle_horario_escolar.png"/>
                     <pic:cNvPicPr>
-                      <a:picLocks noChangeArrowheads="1" noChangeAspect="1"/>
+                      <a:picLocks noChangeAspect="1" noChangeArrowheads="1"/>
                     </pic:cNvPicPr>
                   </pic:nvPicPr>
                   <pic:blipFill>
-                    <a:blip r:embed="rId54"/>
+                    <a:blip r:embed="rId18"/>
                     <a:stretch>
                       <a:fillRect/>
                     </a:stretch>
@@ -1393,7 +3055,7 @@
         <w:pStyle w:val="Compact"/>
         <w:numPr>
           <w:ilvl w:val="0"/>
-          <w:numId w:val="1004"/>
+          <w:numId w:val="5"/>
         </w:numPr>
       </w:pPr>
       <w:r>
@@ -1401,13 +3063,10 @@
           <w:b/>
           <w:bCs/>
         </w:rPr>
-        <w:t xml:space="preserve">Lea la placa</w:t>
-      </w:r>
-      <w:r>
-        <w:t xml:space="preserve"> </w:t>
-      </w:r>
-      <w:r>
-        <w:t xml:space="preserve">de la señal que tiene delante y anote sus franjas y sus días.</w:t>
+        <w:t>Lea la placa</w:t>
+      </w:r>
+      <w:r>
+        <w:t xml:space="preserve"> de la señal que tiene delante y anote sus franjas y sus días.</w:t>
       </w:r>
     </w:p>
     <w:p>
@@ -1415,30 +3074,21 @@
         <w:pStyle w:val="Compact"/>
         <w:numPr>
           <w:ilvl w:val="0"/>
-          <w:numId w:val="1004"/>
+          <w:numId w:val="5"/>
         </w:numPr>
       </w:pPr>
       <w:r>
-        <w:t xml:space="preserve">En la tarjeta</w:t>
-      </w:r>
-      <w:r>
-        <w:t xml:space="preserve"> </w:t>
+        <w:t xml:space="preserve">En la tarjeta </w:t>
       </w:r>
       <w:r>
         <w:rPr>
           <w:b/>
           <w:bCs/>
         </w:rPr>
-        <w:t xml:space="preserve">HORARIO DE ESTA PLACA</w:t>
-      </w:r>
-      <w:r>
-        <w:t xml:space="preserve">, active con el interruptor las franjas que use esa</w:t>
-      </w:r>
-      <w:r>
-        <w:t xml:space="preserve"> </w:t>
-      </w:r>
-      <w:r>
-        <w:t xml:space="preserve">señal y deje apagadas las que no. Hay cuatro disponibles.</w:t>
+        <w:t>HORARIO DE ESTA PLACA</w:t>
+      </w:r>
+      <w:r>
+        <w:t>, active con el interruptor las franjas que use esa señal y deje apagadas las que no. Hay cuatro disponibles.</w:t>
       </w:r>
     </w:p>
     <w:p>
@@ -1446,44 +3096,29 @@
         <w:pStyle w:val="Compact"/>
         <w:numPr>
           <w:ilvl w:val="0"/>
-          <w:numId w:val="1004"/>
+          <w:numId w:val="5"/>
         </w:numPr>
       </w:pPr>
       <w:r>
-        <w:t xml:space="preserve">Toque cada hora para abrir el reloj y ajustarla. El botón izquierdo es el inicio de la franja</w:t>
-      </w:r>
-      <w:r>
-        <w:t xml:space="preserve"> </w:t>
-      </w:r>
-      <w:r>
-        <w:t xml:space="preserve">y el derecho el final (mostrados con formato nítido</w:t>
-      </w:r>
-      <w:r>
-        <w:t xml:space="preserve"> </w:t>
+        <w:t xml:space="preserve">Toque cada hora para abrir el reloj y ajustarla. El botón izquierdo es el inicio de la franja y el derecho el final (mostrados con formato nítido </w:t>
       </w:r>
       <w:r>
         <w:rPr>
           <w:rStyle w:val="VerbatimChar"/>
         </w:rPr>
-        <w:t xml:space="preserve">06:00</w:t>
-      </w:r>
-      <w:r>
-        <w:t xml:space="preserve"> </w:t>
-      </w:r>
-      <w:r>
-        <w:t xml:space="preserve">a</w:t>
-      </w:r>
-      <w:r>
-        <w:t xml:space="preserve"> </w:t>
+        <w:t>06:00</w:t>
+      </w:r>
+      <w:r>
+        <w:t xml:space="preserve"> a </w:t>
       </w:r>
       <w:r>
         <w:rPr>
           <w:rStyle w:val="VerbatimChar"/>
         </w:rPr>
-        <w:t xml:space="preserve">09:00</w:t>
-      </w:r>
-      <w:r>
-        <w:t xml:space="preserve">).</w:t>
+        <w:t>09:00</w:t>
+      </w:r>
+      <w:r>
+        <w:t>).</w:t>
       </w:r>
     </w:p>
     <w:p>
@@ -1491,27 +3126,21 @@
         <w:pStyle w:val="Compact"/>
         <w:numPr>
           <w:ilvl w:val="0"/>
-          <w:numId w:val="1004"/>
+          <w:numId w:val="5"/>
         </w:numPr>
       </w:pPr>
       <w:r>
-        <w:t xml:space="preserve">Elija los</w:t>
-      </w:r>
-      <w:r>
-        <w:t xml:space="preserve"> </w:t>
+        <w:t xml:space="preserve">Elija los </w:t>
       </w:r>
       <w:r>
         <w:rPr>
           <w:b/>
           <w:bCs/>
         </w:rPr>
-        <w:t xml:space="preserve">días</w:t>
-      </w:r>
-      <w:r>
-        <w:t xml:space="preserve"> </w:t>
-      </w:r>
-      <w:r>
-        <w:t xml:space="preserve">en el desplegable: lunes a viernes, todos los días, o sábado y domingo.</w:t>
+        <w:t>días</w:t>
+      </w:r>
+      <w:r>
+        <w:t xml:space="preserve"> en el desplegable: lunes a viernes, todos los días, o sábado y domingo.</w:t>
       </w:r>
     </w:p>
     <w:p>
@@ -1519,24 +3148,21 @@
         <w:pStyle w:val="Compact"/>
         <w:numPr>
           <w:ilvl w:val="0"/>
-          <w:numId w:val="1004"/>
+          <w:numId w:val="5"/>
         </w:numPr>
       </w:pPr>
       <w:r>
-        <w:t xml:space="preserve">Pulse</w:t>
-      </w:r>
-      <w:r>
-        <w:t xml:space="preserve"> </w:t>
+        <w:t xml:space="preserve">Pulse </w:t>
       </w:r>
       <w:r>
         <w:rPr>
           <w:b/>
           <w:bCs/>
         </w:rPr>
-        <w:t xml:space="preserve">GRABAR ESTE HORARIO EN LA BALIZA</w:t>
-      </w:r>
-      <w:r>
-        <w:t xml:space="preserve">.</w:t>
+        <w:t>GRABAR ESTE HORARIO EN LA BALIZA</w:t>
+      </w:r>
+      <w:r>
+        <w:t>.</w:t>
       </w:r>
     </w:p>
     <w:p>
@@ -1544,49 +3170,31 @@
         <w:pStyle w:val="Compact"/>
         <w:numPr>
           <w:ilvl w:val="0"/>
-          <w:numId w:val="1004"/>
+          <w:numId w:val="5"/>
         </w:numPr>
       </w:pPr>
       <w:r>
-        <w:t xml:space="preserve">Aparecerá una</w:t>
-      </w:r>
-      <w:r>
-        <w:t xml:space="preserve"> </w:t>
+        <w:t xml:space="preserve">Aparecerá una </w:t>
       </w:r>
       <w:r>
         <w:rPr>
           <w:b/>
           <w:bCs/>
         </w:rPr>
-        <w:t xml:space="preserve">ventana de confirmación con la lista exacta</w:t>
-      </w:r>
-      <w:r>
-        <w:t xml:space="preserve"> </w:t>
-      </w:r>
-      <w:r>
-        <w:t xml:space="preserve">de lo que se va a grabar.</w:t>
-      </w:r>
-      <w:r>
-        <w:t xml:space="preserve"> </w:t>
+        <w:t>ventana de confirmación con la lista exacta</w:t>
+      </w:r>
+      <w:r>
+        <w:t xml:space="preserve"> de lo que se va a grabar. </w:t>
       </w:r>
       <w:r>
         <w:rPr>
           <w:b/>
           <w:bCs/>
         </w:rPr>
-        <w:t xml:space="preserve">Compárela con la placa antes de aceptar.</w:t>
-      </w:r>
-      <w:r>
-        <w:t xml:space="preserve"> </w:t>
-      </w:r>
-      <w:r>
-        <w:t xml:space="preserve">Es el último punto en el que se puede detectar</w:t>
-      </w:r>
-      <w:r>
-        <w:t xml:space="preserve"> </w:t>
-      </w:r>
-      <w:r>
-        <w:t xml:space="preserve">un error sin volver al poste.</w:t>
+        <w:t>Compárela con la placa antes de aceptar.</w:t>
+      </w:r>
+      <w:r>
+        <w:t xml:space="preserve"> Es el último punto en el que se puede detectar un error sin volver al poste.</w:t>
       </w:r>
     </w:p>
     <w:p>
@@ -1594,35 +3202,32 @@
         <w:pStyle w:val="Compact"/>
         <w:numPr>
           <w:ilvl w:val="0"/>
-          <w:numId w:val="1004"/>
+          <w:numId w:val="5"/>
         </w:numPr>
       </w:pPr>
       <w:r>
-        <w:t xml:space="preserve">Al aceptar, la aplicación sincroniza el reloj del equipo con la hora del teléfono, graba en lote las</w:t>
-      </w:r>
-      <w:r>
-        <w:t xml:space="preserve"> </w:t>
-      </w:r>
-      <w:r>
-        <w:t xml:space="preserve">franjas (con retardo seguro de 450 ms) y vuelve a leer la baliza para que usted vea cómo quedó.</w:t>
-      </w:r>
-    </w:p>
-    <w:bookmarkEnd w:id="57"/>
-    <w:bookmarkStart w:id="58" w:name="X484c4fc71a1a590a59ef049da5ee4e202412eab"/>
-    <w:p>
-      <w:pPr>
-        <w:pStyle w:val="Heading3"/>
-      </w:pPr>
-      <w:r>
-        <w:t xml:space="preserve">4.2 Qué NO hace este botón</w:t>
-      </w:r>
+        <w:lastRenderedPageBreak/>
+        <w:t>Al aceptar, la aplicación sincroniza el reloj del equipo con la hora del teléfono, graba en lote las franjas (con retardo seguro de 450 ms) y vuelve a leer la baliza para que usted vea cómo quedó.</w:t>
+      </w:r>
+    </w:p>
+    <w:p>
+      <w:pPr>
+        <w:pStyle w:val="Ttulo3"/>
+      </w:pPr>
+      <w:bookmarkStart w:id="18" w:name="X484c4fc71a1a590a59ef049da5ee4e202412eab"/>
+      <w:bookmarkStart w:id="19" w:name="_Toc238309888"/>
+      <w:bookmarkEnd w:id="16"/>
+      <w:r>
+        <w:t>4.2 Qué NO hace este botón</w:t>
+      </w:r>
+      <w:bookmarkEnd w:id="19"/>
     </w:p>
     <w:p>
       <w:pPr>
         <w:pStyle w:val="Compact"/>
         <w:numPr>
           <w:ilvl w:val="0"/>
-          <w:numId w:val="1005"/>
+          <w:numId w:val="6"/>
         </w:numPr>
       </w:pPr>
       <w:r>
@@ -1630,10 +3235,10 @@
           <w:b/>
           <w:bCs/>
         </w:rPr>
-        <w:t xml:space="preserve">No toca la Alarma 5</w:t>
-      </w:r>
-      <w:r>
-        <w:t xml:space="preserve">, que queda reservada a la prueba de foco de 2 minutos (apartado 8).</w:t>
+        <w:t>No toca la Alarma 5</w:t>
+      </w:r>
+      <w:r>
+        <w:t>, que queda reservada a la prueba de foco de 2 minutos (apartado 8).</w:t>
       </w:r>
     </w:p>
     <w:p>
@@ -1641,7 +3246,7 @@
         <w:pStyle w:val="Compact"/>
         <w:numPr>
           <w:ilvl w:val="0"/>
-          <w:numId w:val="1005"/>
+          <w:numId w:val="6"/>
         </w:numPr>
       </w:pPr>
       <w:r>
@@ -1649,112 +3254,97 @@
           <w:b/>
           <w:bCs/>
         </w:rPr>
-        <w:t xml:space="preserve">No inventa horarios.</w:t>
-      </w:r>
-      <w:r>
-        <w:t xml:space="preserve"> </w:t>
-      </w:r>
-      <w:r>
-        <w:t xml:space="preserve">Si no activa ninguna franja, la señal no destellará nunca, y la</w:t>
-      </w:r>
-      <w:r>
-        <w:t xml:space="preserve"> </w:t>
-      </w:r>
-      <w:r>
-        <w:t xml:space="preserve">ventana de confirmación se lo advertirá con esas palabras.</w:t>
-      </w:r>
-    </w:p>
-    <w:p>
-      <w:r>
-        <w:pict>
-          <v:rect style="width:0;height:1.5pt" o:hralign="center" o:hrstd="t" o:hr="t"/>
+        <w:t>No inventa horarios.</w:t>
+      </w:r>
+      <w:r>
+        <w:t xml:space="preserve"> Si no activa ninguna franja, la señal no destellará nunca, y la ventana de confirmación se lo advertirá con esas palabras.</w:t>
+      </w:r>
+    </w:p>
+    <w:p>
+      <w:r>
+        <w:pict w14:anchorId="7997079F">
+          <v:rect id="_x0000_i1030" style="width:0;height:1.5pt" o:hralign="center" o:hrstd="t" o:hr="t"/>
         </w:pict>
       </w:r>
     </w:p>
-    <w:bookmarkEnd w:id="58"/>
-    <w:bookmarkEnd w:id="59"/>
-    <w:bookmarkStart w:id="63" w:name="Xa658524442d4c92617609638f850b40320c69c7"/>
-    <w:p>
-      <w:pPr>
-        <w:pStyle w:val="Heading2"/>
-      </w:pPr>
-      <w:r>
-        <w:t xml:space="preserve">5. Receso Escolar (Vacaciones)</w:t>
-      </w:r>
+    <w:p>
+      <w:pPr>
+        <w:pStyle w:val="Ttulo2"/>
+      </w:pPr>
+      <w:bookmarkStart w:id="20" w:name="Xa658524442d4c92617609638f850b40320c69c7"/>
+      <w:bookmarkStart w:id="21" w:name="_Toc238309889"/>
+      <w:bookmarkEnd w:id="12"/>
+      <w:bookmarkEnd w:id="18"/>
+      <w:r>
+        <w:t>5. Receso Escolar (Vacaciones)</w:t>
+      </w:r>
+      <w:bookmarkEnd w:id="21"/>
     </w:p>
     <w:p>
       <w:pPr>
         <w:pStyle w:val="FirstParagraph"/>
       </w:pPr>
       <w:r>
-        <w:t xml:space="preserve">Durante las vacaciones</w:t>
-      </w:r>
-      <w:r>
-        <w:t xml:space="preserve"> </w:t>
+        <w:t xml:space="preserve">Durante las vacaciones </w:t>
       </w:r>
       <w:r>
         <w:rPr>
           <w:b/>
           <w:bCs/>
         </w:rPr>
-        <w:t xml:space="preserve">no hay escolares y el límite de 30 km/h no rige</w:t>
-      </w:r>
-      <w:r>
-        <w:t xml:space="preserve">. Una señal que</w:t>
-      </w:r>
-      <w:r>
-        <w:t xml:space="preserve"> </w:t>
-      </w:r>
-      <w:r>
-        <w:t xml:space="preserve">destella semanas enteras sin alumnos acostumbra a los conductores a ignorarla, y le resta</w:t>
-      </w:r>
-      <w:r>
-        <w:t xml:space="preserve"> </w:t>
-      </w:r>
-      <w:r>
-        <w:t xml:space="preserve">autoridad para cuando sí importa.</w:t>
+        <w:t>no hay escolares y el límite de 30 km/h no rige</w:t>
+      </w:r>
+      <w:r>
+        <w:t>. Una señal que destella semanas enteras sin alumnos acostumbra a los conductores a ignorarla, y le resta autoridad para cuando sí importa.</w:t>
       </w:r>
     </w:p>
     <w:tbl>
       <w:tblPr>
         <w:tblStyle w:val="Table"/>
-        <w:tblW w:type="auto" w:w="0"/>
-        <w:tblLook w:firstRow="1" w:lastRow="0" w:firstColumn="0" w:lastColumn="0" w:noHBand="0" w:noVBand="0" w:val="0020"/>
+        <w:tblW w:w="0" w:type="auto"/>
+        <w:tblLook w:val="0020" w:firstRow="1" w:lastRow="0" w:firstColumn="0" w:lastColumn="0" w:noHBand="0" w:noVBand="0"/>
       </w:tblPr>
       <w:tblGrid>
-        <w:gridCol w:w="3960"/>
-        <w:gridCol w:w="3960"/>
+        <w:gridCol w:w="2334"/>
+        <w:gridCol w:w="6720"/>
       </w:tblGrid>
       <w:tr>
         <w:trPr>
-          <w:tblHeader w:val="on"/>
+          <w:cnfStyle w:val="100000000000" w:firstRow="1" w:lastRow="0" w:firstColumn="0" w:lastColumn="0" w:oddVBand="0" w:evenVBand="0" w:oddHBand="0" w:evenHBand="0" w:firstRowFirstColumn="0" w:firstRowLastColumn="0" w:lastRowFirstColumn="0" w:lastRowLastColumn="0"/>
+          <w:tblHeader/>
         </w:trPr>
         <w:tc>
-          <w:tcPr/>
+          <w:tcPr>
+            <w:tcW w:w="0" w:type="auto"/>
+          </w:tcPr>
           <w:p>
             <w:pPr>
               <w:pStyle w:val="Compact"/>
             </w:pPr>
             <w:r>
-              <w:t xml:space="preserve">Botón</w:t>
+              <w:t>Botón</w:t>
             </w:r>
           </w:p>
         </w:tc>
         <w:tc>
-          <w:tcPr/>
+          <w:tcPr>
+            <w:tcW w:w="0" w:type="auto"/>
+          </w:tcPr>
           <w:p>
             <w:pPr>
               <w:pStyle w:val="Compact"/>
             </w:pPr>
             <w:r>
-              <w:t xml:space="preserve">Qué hace</w:t>
+              <w:t>Qué hace</w:t>
             </w:r>
           </w:p>
         </w:tc>
       </w:tr>
       <w:tr>
         <w:tc>
-          <w:tcPr/>
+          <w:tcPr>
+            <w:tcW w:w="0" w:type="auto"/>
+          </w:tcPr>
           <w:p>
             <w:pPr>
               <w:pStyle w:val="Compact"/>
@@ -1764,41 +3354,39 @@
                 <w:b/>
                 <w:bCs/>
               </w:rPr>
-              <w:t xml:space="preserve">APAGAR (RECESO)</w:t>
+              <w:t>APAGAR (RECESO)</w:t>
             </w:r>
           </w:p>
         </w:tc>
         <w:tc>
-          <w:tcPr/>
+          <w:tcPr>
+            <w:tcW w:w="0" w:type="auto"/>
+          </w:tcPr>
           <w:p>
             <w:pPr>
               <w:pStyle w:val="Compact"/>
             </w:pPr>
             <w:r>
-              <w:t xml:space="preserve">Apaga</w:t>
-            </w:r>
-            <w:r>
-              <w:t xml:space="preserve"> </w:t>
+              <w:t xml:space="preserve">Apaga </w:t>
             </w:r>
             <w:r>
               <w:rPr>
                 <w:b/>
                 <w:bCs/>
               </w:rPr>
-              <w:t xml:space="preserve">todas</w:t>
-            </w:r>
-            <w:r>
-              <w:t xml:space="preserve"> </w:t>
-            </w:r>
-            <w:r>
-              <w:t xml:space="preserve">las franjas. La señal queda sin destellar las 24 horas.</w:t>
+              <w:t>todas</w:t>
+            </w:r>
+            <w:r>
+              <w:t xml:space="preserve"> las franjas. La señal queda sin destellar las 24 horas.</w:t>
             </w:r>
           </w:p>
         </w:tc>
       </w:tr>
       <w:tr>
         <w:tc>
-          <w:tcPr/>
+          <w:tcPr>
+            <w:tcW w:w="0" w:type="auto"/>
+          </w:tcPr>
           <w:p>
             <w:pPr>
               <w:pStyle w:val="Compact"/>
@@ -1808,18 +3396,20 @@
                 <w:b/>
                 <w:bCs/>
               </w:rPr>
-              <w:t xml:space="preserve">REANUDAR CLASES</w:t>
+              <w:t>REANUDAR CLASES</w:t>
             </w:r>
           </w:p>
         </w:tc>
         <w:tc>
-          <w:tcPr/>
+          <w:tcPr>
+            <w:tcW w:w="0" w:type="auto"/>
+          </w:tcPr>
           <w:p>
             <w:pPr>
               <w:pStyle w:val="Compact"/>
             </w:pPr>
             <w:r>
-              <w:t xml:space="preserve">Vuelve a grabar el horario de la placa que esté en pantalla.</w:t>
+              <w:t>Vuelve a grabar el horario de la placa que esté en pantalla.</w:t>
             </w:r>
           </w:p>
         </w:tc>
@@ -1827,25 +3417,29 @@
     </w:tbl>
     <w:p>
       <w:pPr>
-        <w:pStyle w:val="BodyText"/>
-      </w:pPr>
-      <w:r>
+        <w:pStyle w:val="Textoindependiente"/>
+      </w:pPr>
+      <w:r>
+        <w:rPr>
+          <w:noProof/>
+        </w:rPr>
         <w:drawing>
-          <wp:inline>
+          <wp:inline distT="0" distB="0" distL="0" distR="0" wp14:anchorId="320C6064" wp14:editId="1FDA9919">
             <wp:extent cx="5334000" cy="2667000"/>
-            <wp:effectExtent b="0" l="0" r="0" t="0"/>
-            <wp:docPr descr="Figura 15: Botones de receso escolar." title="" id="61" name="Picture"/>
-            <a:graphic>
+            <wp:effectExtent l="0" t="0" r="0" b="0"/>
+            <wp:docPr id="61" name="Picture" descr="Figura 15: Botones de receso escolar."/>
+            <wp:cNvGraphicFramePr/>
+            <a:graphic xmlns:a="http://schemas.openxmlformats.org/drawingml/2006/main">
               <a:graphicData uri="http://schemas.openxmlformats.org/drawingml/2006/picture">
-                <pic:pic>
+                <pic:pic xmlns:pic="http://schemas.openxmlformats.org/drawingml/2006/picture">
                   <pic:nvPicPr>
-                    <pic:cNvPr descr="img/paso6_detalle_receso_escolar.png" id="62" name="Picture"/>
+                    <pic:cNvPr id="62" name="Picture" descr="img/paso6_detalle_receso_escolar.png"/>
                     <pic:cNvPicPr>
-                      <a:picLocks noChangeArrowheads="1" noChangeAspect="1"/>
+                      <a:picLocks noChangeAspect="1" noChangeArrowheads="1"/>
                     </pic:cNvPicPr>
                   </pic:nvPicPr>
                   <pic:blipFill>
-                    <a:blip r:embed="rId60"/>
+                    <a:blip r:embed="rId19"/>
                     <a:stretch>
                       <a:fillRect/>
                     </a:stretch>
@@ -1874,85 +3468,75 @@
     </w:p>
     <w:p>
       <w:pPr>
-        <w:pStyle w:val="BodyText"/>
-      </w:pPr>
-      <w:r>
-        <w:t xml:space="preserve">Los dos piden confirmación antes de actuar. Antes de apagar,</w:t>
-      </w:r>
-      <w:r>
-        <w:t xml:space="preserve"> </w:t>
+        <w:pStyle w:val="Textoindependiente"/>
+      </w:pPr>
+      <w:r>
+        <w:t xml:space="preserve">Los dos piden confirmación antes de actuar. Antes de apagar, </w:t>
       </w:r>
       <w:r>
         <w:rPr>
           <w:b/>
           <w:bCs/>
         </w:rPr>
-        <w:t xml:space="preserve">compruebe que el horario en</w:t>
-      </w:r>
-      <w:r>
-        <w:rPr>
-          <w:b/>
-          <w:bCs/>
-        </w:rPr>
-        <w:t xml:space="preserve"> </w:t>
-      </w:r>
-      <w:r>
-        <w:rPr>
-          <w:b/>
-          <w:bCs/>
-        </w:rPr>
-        <w:t xml:space="preserve">pantalla es el de la placa</w:t>
-      </w:r>
-      <w:r>
-        <w:t xml:space="preserve">: es el que se restaurará al reanudar.</w:t>
-      </w:r>
-    </w:p>
-    <w:p>
-      <w:r>
-        <w:pict>
-          <v:rect style="width:0;height:1.5pt" o:hralign="center" o:hrstd="t" o:hr="t"/>
+        <w:t>compruebe que el horario en pantalla es el de la placa</w:t>
+      </w:r>
+      <w:r>
+        <w:t>: es el que se restaurará al reanudar.</w:t>
+      </w:r>
+    </w:p>
+    <w:p>
+      <w:r>
+        <w:pict w14:anchorId="20301379">
+          <v:rect id="_x0000_i1031" style="width:0;height:1.5pt" o:hralign="center" o:hrstd="t" o:hr="t"/>
         </w:pict>
       </w:r>
     </w:p>
-    <w:bookmarkEnd w:id="63"/>
-    <w:bookmarkStart w:id="71" w:name="Xee79838404b66b6160f8e39f6e31d58438e35da"/>
-    <w:p>
-      <w:pPr>
-        <w:pStyle w:val="Heading2"/>
-      </w:pPr>
-      <w:r>
-        <w:t xml:space="preserve">6. ¿«Grabar Horario de Placa» o «Programación Manual de Franja»?</w:t>
-      </w:r>
+    <w:p>
+      <w:pPr>
+        <w:pStyle w:val="Ttulo2"/>
+      </w:pPr>
+      <w:bookmarkStart w:id="22" w:name="Xee79838404b66b6160f8e39f6e31d58438e35da"/>
+      <w:bookmarkStart w:id="23" w:name="_Toc238309890"/>
+      <w:bookmarkEnd w:id="20"/>
+      <w:r>
+        <w:lastRenderedPageBreak/>
+        <w:t>6. ¿«Grabar Horario de Placa» o «Programación Manual de Franja»?</w:t>
+      </w:r>
+      <w:bookmarkEnd w:id="23"/>
     </w:p>
     <w:p>
       <w:pPr>
         <w:pStyle w:val="FirstParagraph"/>
       </w:pPr>
       <w:r>
-        <w:t xml:space="preserve">Una duda común entre técnicos es la diferencia entre estos dos métodos:</w:t>
-      </w:r>
-    </w:p>
-    <w:p>
-      <w:pPr>
-        <w:pStyle w:val="BodyText"/>
-      </w:pPr>
-      <w:r>
+        <w:t>Una duda común entre técnicos es la diferencia entre estos dos métodos:</w:t>
+      </w:r>
+    </w:p>
+    <w:p>
+      <w:pPr>
+        <w:pStyle w:val="Textoindependiente"/>
+      </w:pPr>
+      <w:r>
+        <w:rPr>
+          <w:noProof/>
+        </w:rPr>
         <w:drawing>
-          <wp:inline>
+          <wp:inline distT="0" distB="0" distL="0" distR="0" wp14:anchorId="6F67D60E" wp14:editId="7D8BD3C3">
             <wp:extent cx="5334000" cy="3200400"/>
-            <wp:effectExtent b="0" l="0" r="0" t="0"/>
-            <wp:docPr descr="Figura 16: Comparativa gráfica de flujos: Grabar Horario de Placa vs Programación Manual." title="" id="65" name="Picture"/>
-            <a:graphic>
+            <wp:effectExtent l="0" t="0" r="0" b="0"/>
+            <wp:docPr id="65" name="Picture" descr="Figura 16: Comparativa gráfica de flujos: Grabar Horario de Placa vs Programación Manual."/>
+            <wp:cNvGraphicFramePr/>
+            <a:graphic xmlns:a="http://schemas.openxmlformats.org/drawingml/2006/main">
               <a:graphicData uri="http://schemas.openxmlformats.org/drawingml/2006/picture">
-                <pic:pic>
+                <pic:pic xmlns:pic="http://schemas.openxmlformats.org/drawingml/2006/picture">
                   <pic:nvPicPr>
-                    <pic:cNvPr descr="img/comparativa_grabar_vs_manual.png" id="66" name="Picture"/>
+                    <pic:cNvPr id="66" name="Picture" descr="img/comparativa_grabar_vs_manual.png"/>
                     <pic:cNvPicPr>
-                      <a:picLocks noChangeArrowheads="1" noChangeAspect="1"/>
+                      <a:picLocks noChangeAspect="1" noChangeArrowheads="1"/>
                     </pic:cNvPicPr>
                   </pic:nvPicPr>
                   <pic:blipFill>
-                    <a:blip r:embed="rId64"/>
+                    <a:blip r:embed="rId20"/>
                     <a:stretch>
                       <a:fillRect/>
                     </a:stretch>
@@ -1982,291 +3566,283 @@
     <w:tbl>
       <w:tblPr>
         <w:tblStyle w:val="Table"/>
-        <w:tblW w:type="auto" w:w="0"/>
-        <w:tblLook w:firstRow="1" w:lastRow="0" w:firstColumn="0" w:lastColumn="0" w:noHBand="0" w:noVBand="0" w:val="0020"/>
+        <w:tblW w:w="0" w:type="auto"/>
+        <w:tblLook w:val="0020" w:firstRow="1" w:lastRow="0" w:firstColumn="0" w:lastColumn="0" w:noHBand="0" w:noVBand="0"/>
       </w:tblPr>
       <w:tblGrid>
-        <w:gridCol w:w="2640"/>
-        <w:gridCol w:w="2640"/>
-        <w:gridCol w:w="2640"/>
+        <w:gridCol w:w="1801"/>
+        <w:gridCol w:w="3097"/>
+        <w:gridCol w:w="4156"/>
       </w:tblGrid>
       <w:tr>
         <w:trPr>
-          <w:tblHeader w:val="on"/>
+          <w:cnfStyle w:val="100000000000" w:firstRow="1" w:lastRow="0" w:firstColumn="0" w:lastColumn="0" w:oddVBand="0" w:evenVBand="0" w:oddHBand="0" w:evenHBand="0" w:firstRowFirstColumn="0" w:firstRowLastColumn="0" w:lastRowFirstColumn="0" w:lastRowLastColumn="0"/>
+          <w:tblHeader/>
         </w:trPr>
         <w:tc>
-          <w:tcPr/>
+          <w:tcPr>
+            <w:tcW w:w="0" w:type="auto"/>
+          </w:tcPr>
           <w:p>
             <w:pPr>
               <w:pStyle w:val="Compact"/>
-              <w:jc w:val="left"/>
             </w:pPr>
             <w:r>
-              <w:t xml:space="preserve">Característica</w:t>
+              <w:t>Característica</w:t>
             </w:r>
           </w:p>
         </w:tc>
         <w:tc>
-          <w:tcPr/>
+          <w:tcPr>
+            <w:tcW w:w="0" w:type="auto"/>
+          </w:tcPr>
           <w:p>
             <w:pPr>
               <w:pStyle w:val="Compact"/>
-              <w:jc w:val="left"/>
             </w:pPr>
             <w:r>
-              <w:t xml:space="preserve">⚡ GRABAR HORARIO DE ESTA PLACA (Lote)</w:t>
+              <w:t>⚡ GRABAR HORARIO DE ESTA PLACA (Lote)</w:t>
             </w:r>
           </w:p>
         </w:tc>
         <w:tc>
-          <w:tcPr/>
+          <w:tcPr>
+            <w:tcW w:w="0" w:type="auto"/>
+          </w:tcPr>
           <w:p>
             <w:pPr>
               <w:pStyle w:val="Compact"/>
-              <w:jc w:val="left"/>
             </w:pPr>
             <w:r>
-              <w:t xml:space="preserve">⚙️ PROGRAMACIÓN MANUAL (Quirúrgico)</w:t>
+              <w:t>⚙️ PROGRAMACIÓN MANUAL (Quirúrgico)</w:t>
             </w:r>
           </w:p>
         </w:tc>
       </w:tr>
       <w:tr>
         <w:tc>
-          <w:tcPr/>
+          <w:tcPr>
+            <w:tcW w:w="0" w:type="auto"/>
+          </w:tcPr>
           <w:p>
             <w:pPr>
               <w:pStyle w:val="Compact"/>
-              <w:jc w:val="left"/>
             </w:pPr>
             <w:r>
               <w:rPr>
                 <w:b/>
                 <w:bCs/>
               </w:rPr>
-              <w:t xml:space="preserve">Propósito</w:t>
+              <w:t>Propósito</w:t>
             </w:r>
           </w:p>
         </w:tc>
         <w:tc>
-          <w:tcPr/>
+          <w:tcPr>
+            <w:tcW w:w="0" w:type="auto"/>
+          </w:tcPr>
           <w:p>
             <w:pPr>
               <w:pStyle w:val="Compact"/>
-              <w:jc w:val="left"/>
             </w:pPr>
             <w:r>
-              <w:t xml:space="preserve">Configuración</w:t>
-            </w:r>
-            <w:r>
-              <w:t xml:space="preserve"> </w:t>
+              <w:t xml:space="preserve">Configuración </w:t>
             </w:r>
             <w:r>
               <w:rPr>
                 <w:b/>
                 <w:bCs/>
               </w:rPr>
-              <w:t xml:space="preserve">integral</w:t>
-            </w:r>
-            <w:r>
-              <w:t xml:space="preserve"> </w:t>
-            </w:r>
-            <w:r>
-              <w:t xml:space="preserve">de la señal al llegar al colegio.</w:t>
+              <w:t>integral</w:t>
+            </w:r>
+            <w:r>
+              <w:t xml:space="preserve"> de la señal al llegar al colegio.</w:t>
             </w:r>
           </w:p>
         </w:tc>
         <w:tc>
-          <w:tcPr/>
+          <w:tcPr>
+            <w:tcW w:w="0" w:type="auto"/>
+          </w:tcPr>
           <w:p>
             <w:pPr>
               <w:pStyle w:val="Compact"/>
-              <w:jc w:val="left"/>
             </w:pPr>
             <w:r>
-              <w:t xml:space="preserve">Ajuste técnico puntual de</w:t>
-            </w:r>
-            <w:r>
-              <w:t xml:space="preserve"> </w:t>
+              <w:t xml:space="preserve">Ajuste técnico puntual de </w:t>
             </w:r>
             <w:r>
               <w:rPr>
                 <w:b/>
                 <w:bCs/>
               </w:rPr>
-              <w:t xml:space="preserve">UNA sola alarma</w:t>
-            </w:r>
-            <w:r>
-              <w:t xml:space="preserve">.</w:t>
+              <w:t>UNA sola alarma</w:t>
+            </w:r>
+            <w:r>
+              <w:t>.</w:t>
             </w:r>
           </w:p>
         </w:tc>
       </w:tr>
       <w:tr>
         <w:tc>
-          <w:tcPr/>
+          <w:tcPr>
+            <w:tcW w:w="0" w:type="auto"/>
+          </w:tcPr>
           <w:p>
             <w:pPr>
               <w:pStyle w:val="Compact"/>
-              <w:jc w:val="left"/>
             </w:pPr>
             <w:r>
               <w:rPr>
                 <w:b/>
                 <w:bCs/>
               </w:rPr>
-              <w:t xml:space="preserve">Reloj RTC</w:t>
+              <w:t>Reloj RTC</w:t>
             </w:r>
           </w:p>
         </w:tc>
         <w:tc>
-          <w:tcPr/>
+          <w:tcPr>
+            <w:tcW w:w="0" w:type="auto"/>
+          </w:tcPr>
           <w:p>
             <w:pPr>
               <w:pStyle w:val="Compact"/>
-              <w:jc w:val="left"/>
             </w:pPr>
             <w:r>
               <w:rPr>
                 <w:b/>
                 <w:bCs/>
               </w:rPr>
-              <w:t xml:space="preserve">Sincroniza automáticamente</w:t>
-            </w:r>
-            <w:r>
-              <w:t xml:space="preserve"> </w:t>
-            </w:r>
-            <w:r>
-              <w:t xml:space="preserve">la fecha/hora con el teléfono móvil.</w:t>
+              <w:t>Sincroniza automáticamente</w:t>
+            </w:r>
+            <w:r>
+              <w:t xml:space="preserve"> la fecha/hora con el teléfono móvil.</w:t>
             </w:r>
           </w:p>
         </w:tc>
         <w:tc>
-          <w:tcPr/>
+          <w:tcPr>
+            <w:tcW w:w="0" w:type="auto"/>
+          </w:tcPr>
           <w:p>
             <w:pPr>
               <w:pStyle w:val="Compact"/>
-              <w:jc w:val="left"/>
             </w:pPr>
             <w:r>
               <w:rPr>
                 <w:b/>
                 <w:bCs/>
               </w:rPr>
-              <w:t xml:space="preserve">No altera</w:t>
-            </w:r>
-            <w:r>
-              <w:t xml:space="preserve"> </w:t>
-            </w:r>
-            <w:r>
-              <w:t xml:space="preserve">la hora actual del reloj.</w:t>
+              <w:t>No altera</w:t>
+            </w:r>
+            <w:r>
+              <w:t xml:space="preserve"> la hora actual del reloj.</w:t>
             </w:r>
           </w:p>
         </w:tc>
       </w:tr>
       <w:tr>
         <w:tc>
-          <w:tcPr/>
+          <w:tcPr>
+            <w:tcW w:w="0" w:type="auto"/>
+          </w:tcPr>
           <w:p>
             <w:pPr>
               <w:pStyle w:val="Compact"/>
-              <w:jc w:val="left"/>
             </w:pPr>
             <w:r>
               <w:rPr>
                 <w:b/>
                 <w:bCs/>
               </w:rPr>
-              <w:t xml:space="preserve">Memoria</w:t>
+              <w:t>Memoria</w:t>
             </w:r>
           </w:p>
         </w:tc>
         <w:tc>
-          <w:tcPr/>
+          <w:tcPr>
+            <w:tcW w:w="0" w:type="auto"/>
+          </w:tcPr>
           <w:p>
             <w:pPr>
               <w:pStyle w:val="Compact"/>
-              <w:jc w:val="left"/>
             </w:pPr>
             <w:r>
-              <w:t xml:space="preserve">Reescribe de forma secuencial las 4 franjas (apaga las que estén en OFF).</w:t>
+              <w:t>Reescribe de forma secuencial las 4 franjas (apaga las que estén en OFF).</w:t>
             </w:r>
           </w:p>
         </w:tc>
         <w:tc>
-          <w:tcPr/>
+          <w:tcPr>
+            <w:tcW w:w="0" w:type="auto"/>
+          </w:tcPr>
           <w:p>
             <w:pPr>
               <w:pStyle w:val="Compact"/>
-              <w:jc w:val="left"/>
             </w:pPr>
             <w:r>
-              <w:t xml:space="preserve">Modifica únicamente la alarma seleccionada (1 a 5); las demás quedan intactas.</w:t>
+              <w:t>Modifica únicamente la alarma seleccionada (1 a 5); las demás quedan intactas.</w:t>
             </w:r>
           </w:p>
         </w:tc>
       </w:tr>
       <w:tr>
         <w:tc>
-          <w:tcPr/>
+          <w:tcPr>
+            <w:tcW w:w="0" w:type="auto"/>
+          </w:tcPr>
           <w:p>
             <w:pPr>
               <w:pStyle w:val="Compact"/>
-              <w:jc w:val="left"/>
             </w:pPr>
             <w:r>
               <w:rPr>
                 <w:b/>
                 <w:bCs/>
               </w:rPr>
-              <w:t xml:space="preserve">¿Guardar es Enviar?</w:t>
+              <w:t>¿Guardar es Enviar?</w:t>
             </w:r>
           </w:p>
         </w:tc>
         <w:tc>
-          <w:tcPr/>
+          <w:tcPr>
+            <w:tcW w:w="0" w:type="auto"/>
+          </w:tcPr>
           <w:p>
             <w:pPr>
               <w:pStyle w:val="Compact"/>
-              <w:jc w:val="left"/>
             </w:pPr>
             <w:r>
               <w:rPr>
                 <w:b/>
                 <w:bCs/>
               </w:rPr>
-              <w:t xml:space="preserve">Sí:</w:t>
-            </w:r>
-            <w:r>
-              <w:t xml:space="preserve"> </w:t>
-            </w:r>
-            <w:r>
-              <w:t xml:space="preserve">Al confirmar, se envía la secuencia por Bluetooth y se graba en EEPROM.</w:t>
+              <w:t>Sí:</w:t>
+            </w:r>
+            <w:r>
+              <w:t xml:space="preserve"> Al confirmar, se envía la secuencia por Bluetooth y se graba en EEPROM.</w:t>
             </w:r>
           </w:p>
         </w:tc>
         <w:tc>
-          <w:tcPr/>
+          <w:tcPr>
+            <w:tcW w:w="0" w:type="auto"/>
+          </w:tcPr>
           <w:p>
             <w:pPr>
               <w:pStyle w:val="Compact"/>
-              <w:jc w:val="left"/>
             </w:pPr>
             <w:r>
               <w:rPr>
                 <w:b/>
                 <w:bCs/>
               </w:rPr>
-              <w:t xml:space="preserve">Sí:</w:t>
-            </w:r>
-            <w:r>
-              <w:t xml:space="preserve"> </w:t>
-            </w:r>
-            <w:r>
-              <w:t xml:space="preserve">Al pulsar el botón verde</w:t>
-            </w:r>
-            <w:r>
-              <w:t xml:space="preserve"> </w:t>
+              <w:t>Sí:</w:t>
+            </w:r>
+            <w:r>
+              <w:t xml:space="preserve"> Al pulsar el botón verde </w:t>
             </w:r>
             <w:r>
               <w:rPr>
@@ -2274,69 +3850,70 @@
                 <w:b/>
                 <w:bCs/>
               </w:rPr>
-              <w:t xml:space="preserve">⚡ ENVIAR Y GRABAR ESTA FRANJA</w:t>
-            </w:r>
-            <w:r>
-              <w:t xml:space="preserve">, se despacha la trama UART y se graba inmediatamente en la EEPROM física del PIC.</w:t>
+              <w:t>⚡ ENVIAR Y GRABAR ESTA FRANJA</w:t>
+            </w:r>
+            <w:r>
+              <w:t>, se despacha la trama UART y se graba inmediatamente en la EEPROM física del PIC.</w:t>
             </w:r>
           </w:p>
         </w:tc>
       </w:tr>
     </w:tbl>
-    <w:bookmarkStart w:id="70" w:name="botón-directo-de-programación-manual"/>
-    <w:p>
-      <w:pPr>
-        <w:pStyle w:val="Heading3"/>
-      </w:pPr>
-      <w:r>
-        <w:t xml:space="preserve">Botón Directo de Programación Manual</w:t>
-      </w:r>
+    <w:p>
+      <w:pPr>
+        <w:pStyle w:val="Ttulo3"/>
+      </w:pPr>
+      <w:bookmarkStart w:id="24" w:name="botón-directo-de-programación-manual"/>
+      <w:bookmarkStart w:id="25" w:name="_Toc238309891"/>
+      <w:r>
+        <w:t>Botón Directo de Programación Manual</w:t>
+      </w:r>
+      <w:bookmarkEnd w:id="25"/>
     </w:p>
     <w:p>
       <w:pPr>
         <w:pStyle w:val="FirstParagraph"/>
       </w:pPr>
       <w:r>
-        <w:t xml:space="preserve">Para mayor comodidad del técnico, la tarjeta</w:t>
-      </w:r>
-      <w:r>
-        <w:t xml:space="preserve"> </w:t>
+        <w:t xml:space="preserve">Para mayor comodidad del técnico, la tarjeta </w:t>
       </w:r>
       <w:r>
         <w:rPr>
           <w:b/>
           <w:bCs/>
         </w:rPr>
-        <w:t xml:space="preserve">6. PROGRAMACIÓN MANUAL DE FRANJA</w:t>
-      </w:r>
-      <w:r>
-        <w:t xml:space="preserve"> </w:t>
-      </w:r>
-      <w:r>
-        <w:t xml:space="preserve">incluye su propio botón verde directo:</w:t>
-      </w:r>
-    </w:p>
-    <w:p>
-      <w:pPr>
-        <w:pStyle w:val="BodyText"/>
-      </w:pPr>
-      <w:r>
+        <w:t>6. PROGRAMACIÓN MANUAL DE FRANJA</w:t>
+      </w:r>
+      <w:r>
+        <w:t xml:space="preserve"> incluye su propio botón verde directo:</w:t>
+      </w:r>
+    </w:p>
+    <w:p>
+      <w:pPr>
+        <w:pStyle w:val="Textoindependiente"/>
+      </w:pPr>
+      <w:r>
+        <w:rPr>
+          <w:noProof/>
+        </w:rPr>
+        <w:lastRenderedPageBreak/>
         <w:drawing>
-          <wp:inline>
+          <wp:inline distT="0" distB="0" distL="0" distR="0" wp14:anchorId="7847E9A1" wp14:editId="79DAC730">
             <wp:extent cx="5334000" cy="6604000"/>
-            <wp:effectExtent b="0" l="0" r="0" t="0"/>
-            <wp:docPr descr="Figura 17: Tarjeta de Programación Manual con su botón verde directo «ENVIAR Y GRABAR ESTA FRANJA»." title="" id="68" name="Picture"/>
-            <a:graphic>
+            <wp:effectExtent l="0" t="0" r="0" b="0"/>
+            <wp:docPr id="68" name="Picture" descr="Figura 17: Tarjeta de Programación Manual con su botón verde directo «ENVIAR Y GRABAR ESTA FRANJA»."/>
+            <wp:cNvGraphicFramePr/>
+            <a:graphic xmlns:a="http://schemas.openxmlformats.org/drawingml/2006/main">
               <a:graphicData uri="http://schemas.openxmlformats.org/drawingml/2006/picture">
-                <pic:pic>
+                <pic:pic xmlns:pic="http://schemas.openxmlformats.org/drawingml/2006/picture">
                   <pic:nvPicPr>
-                    <pic:cNvPr descr="img/paso7_config_franja_detalle.png" id="69" name="Picture"/>
+                    <pic:cNvPr id="69" name="Picture" descr="img/paso7_config_franja_detalle.png"/>
                     <pic:cNvPicPr>
-                      <a:picLocks noChangeArrowheads="1" noChangeAspect="1"/>
+                      <a:picLocks noChangeAspect="1" noChangeArrowheads="1"/>
                     </pic:cNvPicPr>
                   </pic:nvPicPr>
                   <pic:blipFill>
-                    <a:blip r:embed="rId67"/>
+                    <a:blip r:embed="rId21"/>
                     <a:stretch>
                       <a:fillRect/>
                     </a:stretch>
@@ -2365,48 +3942,47 @@
     </w:p>
     <w:p>
       <w:pPr>
-        <w:pStyle w:val="BodyText"/>
-      </w:pPr>
-      <w:r>
-        <w:t xml:space="preserve">No es necesario hacer scroll hacia arriba: al pulsar este botón, la trama de la alarma seleccionada (ej.</w:t>
-      </w:r>
-      <w:r>
-        <w:t xml:space="preserve"> </w:t>
+        <w:pStyle w:val="Textoindependiente"/>
+      </w:pPr>
+      <w:r>
+        <w:t xml:space="preserve">No es necesario hacer scroll hacia arriba: al pulsar este botón, la trama de la alarma seleccionada (ej. </w:t>
       </w:r>
       <w:r>
         <w:rPr>
           <w:rStyle w:val="VerbatimChar"/>
         </w:rPr>
-        <w:t xml:space="preserve">¿A3,E1,I1430,F1630,D9,?</w:t>
-      </w:r>
-      <w:r>
-        <w:t xml:space="preserve">) viaja al microcontrolador y queda almacenada de forma permanente.</w:t>
-      </w:r>
-    </w:p>
-    <w:p>
-      <w:r>
-        <w:pict>
-          <v:rect style="width:0;height:1.5pt" o:hralign="center" o:hrstd="t" o:hr="t"/>
+        <w:t>¿A3,E1,I1430,F1630,D9,?</w:t>
+      </w:r>
+      <w:r>
+        <w:t>) viaja al microcontrolador y queda almacenada de forma permanente.</w:t>
+      </w:r>
+    </w:p>
+    <w:p>
+      <w:r>
+        <w:pict w14:anchorId="59186676">
+          <v:rect id="_x0000_i1032" style="width:0;height:1.5pt" o:hralign="center" o:hrstd="t" o:hr="t"/>
         </w:pict>
       </w:r>
     </w:p>
-    <w:bookmarkEnd w:id="70"/>
-    <w:bookmarkEnd w:id="71"/>
-    <w:bookmarkStart w:id="72" w:name="X682dc1f37f9fbea8924ba669f6db1acfa45c054"/>
-    <w:p>
-      <w:pPr>
-        <w:pStyle w:val="Heading2"/>
-      </w:pPr>
-      <w:r>
-        <w:t xml:space="preserve">7. Asignación de Nombre / Ubicación por el Aire (OTA)</w:t>
-      </w:r>
+    <w:p>
+      <w:pPr>
+        <w:pStyle w:val="Ttulo2"/>
+      </w:pPr>
+      <w:bookmarkStart w:id="26" w:name="X682dc1f37f9fbea8924ba669f6db1acfa45c054"/>
+      <w:bookmarkStart w:id="27" w:name="_Toc238309892"/>
+      <w:bookmarkEnd w:id="22"/>
+      <w:bookmarkEnd w:id="24"/>
+      <w:r>
+        <w:t>7. Asignación de Nombre / Ubicación por el Aire (OTA)</w:t>
+      </w:r>
+      <w:bookmarkEnd w:id="27"/>
     </w:p>
     <w:p>
       <w:pPr>
         <w:pStyle w:val="FirstParagraph"/>
       </w:pPr>
       <w:r>
-        <w:t xml:space="preserve">Para identificar cada baliza en un corredor vial con múltiples señales:</w:t>
+        <w:t>Para identificar cada baliza en un corredor vial con múltiples señales:</w:t>
       </w:r>
     </w:p>
     <w:p>
@@ -2414,14 +3990,12 @@
         <w:pStyle w:val="Compact"/>
         <w:numPr>
           <w:ilvl w:val="0"/>
-          <w:numId w:val="1006"/>
+          <w:numId w:val="7"/>
         </w:numPr>
       </w:pPr>
       <w:r>
-        <w:t xml:space="preserve">En la tarjeta</w:t>
-      </w:r>
-      <w:r>
-        <w:t xml:space="preserve"> </w:t>
+        <w:lastRenderedPageBreak/>
+        <w:t xml:space="preserve">En la tarjeta </w:t>
       </w:r>
       <w:r>
         <w:rPr>
@@ -2429,22 +4003,19 @@
           <w:b/>
           <w:bCs/>
         </w:rPr>
-        <w:t xml:space="preserve">NOMBRE / UBICACIÓN DE LA SEÑAL</w:t>
-      </w:r>
-      <w:r>
-        <w:t xml:space="preserve">, escriba el nombre o punto kilométrico (ej.</w:t>
-      </w:r>
-      <w:r>
-        <w:t xml:space="preserve"> </w:t>
+        <w:t>NOMBRE / UBICACIÓN DE LA SEÑAL</w:t>
+      </w:r>
+      <w:r>
+        <w:t xml:space="preserve">, escriba el nombre o punto kilométrico (ej. </w:t>
       </w:r>
       <w:r>
         <w:rPr>
           <w:rStyle w:val="VerbatimChar"/>
         </w:rPr>
-        <w:t xml:space="preserve">Col. San José - Km 4+200</w:t>
-      </w:r>
-      <w:r>
-        <w:t xml:space="preserve">).</w:t>
+        <w:t>Col. San José - Km 4+200</w:t>
+      </w:r>
+      <w:r>
+        <w:t>).</w:t>
       </w:r>
     </w:p>
     <w:p>
@@ -2452,14 +4023,11 @@
         <w:pStyle w:val="Compact"/>
         <w:numPr>
           <w:ilvl w:val="0"/>
-          <w:numId w:val="1006"/>
+          <w:numId w:val="7"/>
         </w:numPr>
       </w:pPr>
       <w:r>
-        <w:t xml:space="preserve">Presione</w:t>
-      </w:r>
-      <w:r>
-        <w:t xml:space="preserve"> </w:t>
+        <w:t xml:space="preserve">Presione </w:t>
       </w:r>
       <w:r>
         <w:rPr>
@@ -2467,10 +4035,10 @@
           <w:b/>
           <w:bCs/>
         </w:rPr>
-        <w:t xml:space="preserve">GUARDAR</w:t>
-      </w:r>
-      <w:r>
-        <w:t xml:space="preserve">.</w:t>
+        <w:t>GUARDAR</w:t>
+      </w:r>
+      <w:r>
+        <w:t>.</w:t>
       </w:r>
     </w:p>
     <w:p>
@@ -2478,60 +4046,67 @@
         <w:pStyle w:val="Compact"/>
         <w:numPr>
           <w:ilvl w:val="0"/>
-          <w:numId w:val="1006"/>
+          <w:numId w:val="7"/>
         </w:numPr>
       </w:pPr>
       <w:r>
-        <w:t xml:space="preserve">El nombre se graba de forma permanente en la memoria EEPROM física de la baliza (</w:t>
+        <w:t>El nombre se graba de forma permanente en la memoria EEPROM física de la baliza (</w:t>
       </w:r>
       <w:r>
         <w:rPr>
           <w:rStyle w:val="VerbatimChar"/>
         </w:rPr>
-        <w:t xml:space="preserve">0x40..0x5F</w:t>
-      </w:r>
-      <w:r>
-        <w:t xml:space="preserve">) y en su teléfono.</w:t>
-      </w:r>
-    </w:p>
-    <w:p>
-      <w:r>
-        <w:pict>
-          <v:rect style="width:0;height:1.5pt" o:hralign="center" o:hrstd="t" o:hr="t"/>
+        <w:t>0x40..0x5F</w:t>
+      </w:r>
+      <w:r>
+        <w:t>) y en su teléfono.</w:t>
+      </w:r>
+    </w:p>
+    <w:p>
+      <w:r>
+        <w:pict w14:anchorId="181F979C">
+          <v:rect id="_x0000_i1033" style="width:0;height:1.5pt" o:hralign="center" o:hrstd="t" o:hr="t"/>
         </w:pict>
       </w:r>
     </w:p>
-    <w:bookmarkEnd w:id="72"/>
-    <w:bookmarkStart w:id="76" w:name="X2e63cc0357b0b941804f23f5e1d17977fa2bba3"/>
-    <w:p>
-      <w:pPr>
-        <w:pStyle w:val="Heading2"/>
-      </w:pPr>
-      <w:r>
-        <w:t xml:space="preserve">8. Motor de Autodiagnóstico y Dictamen en Campo</w:t>
-      </w:r>
+    <w:p>
+      <w:pPr>
+        <w:pStyle w:val="Ttulo2"/>
+      </w:pPr>
+      <w:bookmarkStart w:id="28" w:name="X2e63cc0357b0b941804f23f5e1d17977fa2bba3"/>
+      <w:bookmarkStart w:id="29" w:name="_Toc238309893"/>
+      <w:bookmarkEnd w:id="26"/>
+      <w:r>
+        <w:lastRenderedPageBreak/>
+        <w:t>8. Motor de Autodiagnóstico y Dictamen en Campo</w:t>
+      </w:r>
+      <w:bookmarkEnd w:id="29"/>
     </w:p>
     <w:p>
       <w:pPr>
         <w:pStyle w:val="FirstParagraph"/>
       </w:pPr>
       <w:r>
+        <w:rPr>
+          <w:noProof/>
+        </w:rPr>
         <w:drawing>
-          <wp:inline>
-            <wp:extent cx="5334000" cy="8636000"/>
-            <wp:effectExtent b="0" l="0" r="0" t="0"/>
-            <wp:docPr descr="Figura 18: Menús desplegables de alarma, horas, minutos y días." title="" id="74" name="Picture"/>
-            <a:graphic>
+          <wp:inline distT="0" distB="0" distL="0" distR="0" wp14:anchorId="0F07EDE1" wp14:editId="35190B7D">
+            <wp:extent cx="4514850" cy="6838950"/>
+            <wp:effectExtent l="0" t="0" r="0" b="0"/>
+            <wp:docPr id="74" name="Picture" descr="Figura 18: Menús desplegables de alarma, horas, minutos y días."/>
+            <wp:cNvGraphicFramePr/>
+            <a:graphic xmlns:a="http://schemas.openxmlformats.org/drawingml/2006/main">
               <a:graphicData uri="http://schemas.openxmlformats.org/drawingml/2006/picture">
-                <pic:pic>
+                <pic:pic xmlns:pic="http://schemas.openxmlformats.org/drawingml/2006/picture">
                   <pic:nvPicPr>
-                    <pic:cNvPr descr="img/paso7_dropdowns_combinados.png" id="75" name="Picture"/>
+                    <pic:cNvPr id="75" name="Picture" descr="img/paso7_dropdowns_combinados.png"/>
                     <pic:cNvPicPr>
-                      <a:picLocks noChangeArrowheads="1" noChangeAspect="1"/>
+                      <a:picLocks noChangeAspect="1" noChangeArrowheads="1"/>
                     </pic:cNvPicPr>
                   </pic:nvPicPr>
                   <pic:blipFill>
-                    <a:blip r:embed="rId73"/>
+                    <a:blip r:embed="rId22"/>
                     <a:stretch>
                       <a:fillRect/>
                     </a:stretch>
@@ -2539,7 +4114,7 @@
                   <pic:spPr bwMode="auto">
                     <a:xfrm>
                       <a:off x="0" y="0"/>
-                      <a:ext cx="5334000" cy="8636000"/>
+                      <a:ext cx="4514850" cy="6838950"/>
                     </a:xfrm>
                     <a:prstGeom prst="rect">
                       <a:avLst/>
@@ -2560,13 +4135,10 @@
     </w:p>
     <w:p>
       <w:pPr>
-        <w:pStyle w:val="BodyText"/>
-      </w:pPr>
-      <w:r>
-        <w:t xml:space="preserve">Al presionar</w:t>
-      </w:r>
-      <w:r>
-        <w:t xml:space="preserve"> </w:t>
+        <w:pStyle w:val="Textoindependiente"/>
+      </w:pPr>
+      <w:r>
+        <w:t xml:space="preserve">Al presionar </w:t>
       </w:r>
       <w:r>
         <w:rPr>
@@ -2574,10 +4146,10 @@
           <w:b/>
           <w:bCs/>
         </w:rPr>
-        <w:t xml:space="preserve">LEER</w:t>
-      </w:r>
-      <w:r>
-        <w:t xml:space="preserve">, la App ejecuta un análisis instantáneo y muestra el semáforo de dictamen técnico:</w:t>
+        <w:t>LEER</w:t>
+      </w:r>
+      <w:r>
+        <w:t>, la App ejecuta un análisis instantáneo y muestra el semáforo de dictamen técnico:</w:t>
       </w:r>
     </w:p>
     <w:p>
@@ -2588,7 +4160,7 @@
         <w:rPr>
           <w:rStyle w:val="VerbatimChar"/>
         </w:rPr>
-        <w:t xml:space="preserve">flowchart LR</w:t>
+        <w:t>flowchart LR</w:t>
       </w:r>
       <w:r>
         <w:br/>
@@ -2597,7 +4169,14 @@
         <w:rPr>
           <w:rStyle w:val="VerbatimChar"/>
         </w:rPr>
-        <w:t xml:space="preserve">    A["🟢 100% OPERATIVO"] --&gt; B["Batería &gt;12.4V, reloj sincronizado y memoria íntegra."]</w:t>
+        <w:t xml:space="preserve">    A["🟢 100% OPERATIVO"] --&gt; B["Batería &gt;12.4V, reloj sincronizado y m</w:t>
+      </w:r>
+      <w:r>
+        <w:rPr>
+          <w:rStyle w:val="VerbatimChar"/>
+        </w:rPr>
+        <w:lastRenderedPageBreak/>
+        <w:t>emoria íntegra."]</w:t>
       </w:r>
       <w:r>
         <w:br/>
@@ -2620,42 +4199,48 @@
     </w:p>
     <w:p>
       <w:r>
-        <w:pict>
-          <v:rect style="width:0;height:1.5pt" o:hralign="center" o:hrstd="t" o:hr="t"/>
+        <w:pict w14:anchorId="574B5791">
+          <v:rect id="_x0000_i1034" style="width:0;height:1.5pt" o:hralign="center" o:hrstd="t" o:hr="t"/>
         </w:pict>
       </w:r>
     </w:p>
-    <w:bookmarkEnd w:id="76"/>
-    <w:bookmarkStart w:id="80" w:name="X9b345df335188c0c6e2953dd9b29a33a5931802"/>
-    <w:p>
-      <w:pPr>
-        <w:pStyle w:val="Heading2"/>
-      </w:pPr>
-      <w:r>
-        <w:t xml:space="preserve">9. Prueba Física de Foco (Mando Directo)</w:t>
-      </w:r>
+    <w:p>
+      <w:pPr>
+        <w:pStyle w:val="Ttulo2"/>
+      </w:pPr>
+      <w:bookmarkStart w:id="30" w:name="X9b345df335188c0c6e2953dd9b29a33a5931802"/>
+      <w:bookmarkStart w:id="31" w:name="_Toc238309894"/>
+      <w:bookmarkEnd w:id="28"/>
+      <w:r>
+        <w:t>9. Prueba Física de Foco (Mando Directo)</w:t>
+      </w:r>
+      <w:bookmarkEnd w:id="31"/>
     </w:p>
     <w:p>
       <w:pPr>
         <w:pStyle w:val="FirstParagraph"/>
       </w:pPr>
       <w:r>
+        <w:rPr>
+          <w:noProof/>
+        </w:rPr>
         <w:drawing>
-          <wp:inline>
+          <wp:inline distT="0" distB="0" distL="0" distR="0" wp14:anchorId="006B43E6" wp14:editId="2E188973">
             <wp:extent cx="5334000" cy="2667000"/>
-            <wp:effectExtent b="0" l="0" r="0" t="0"/>
-            <wp:docPr descr="Figura 18: Tarjeta de diagnóstico y prueba de luz." title="" id="78" name="Picture"/>
-            <a:graphic>
+            <wp:effectExtent l="0" t="0" r="0" b="0"/>
+            <wp:docPr id="78" name="Picture" descr="Figura 18: Tarjeta de diagnóstico y prueba de luz."/>
+            <wp:cNvGraphicFramePr/>
+            <a:graphic xmlns:a="http://schemas.openxmlformats.org/drawingml/2006/main">
               <a:graphicData uri="http://schemas.openxmlformats.org/drawingml/2006/picture">
-                <pic:pic>
+                <pic:pic xmlns:pic="http://schemas.openxmlformats.org/drawingml/2006/picture">
                   <pic:nvPicPr>
-                    <pic:cNvPr descr="img/paso8_detalle_diagnostico_luz.png" id="79" name="Picture"/>
+                    <pic:cNvPr id="79" name="Picture" descr="img/paso8_detalle_diagnostico_luz.png"/>
                     <pic:cNvPicPr>
-                      <a:picLocks noChangeArrowheads="1" noChangeAspect="1"/>
+                      <a:picLocks noChangeAspect="1" noChangeArrowheads="1"/>
                     </pic:cNvPicPr>
                   </pic:nvPicPr>
                   <pic:blipFill>
-                    <a:blip r:embed="rId77"/>
+                    <a:blip r:embed="rId23"/>
                     <a:stretch>
                       <a:fillRect/>
                     </a:stretch>
@@ -2687,7 +4272,7 @@
         <w:pStyle w:val="Compact"/>
         <w:numPr>
           <w:ilvl w:val="0"/>
-          <w:numId w:val="1007"/>
+          <w:numId w:val="8"/>
         </w:numPr>
       </w:pPr>
       <w:r>
@@ -2695,28 +4280,19 @@
           <w:b/>
           <w:bCs/>
         </w:rPr>
-        <w:t xml:space="preserve">Activar Test (2 min):</w:t>
-      </w:r>
-      <w:r>
-        <w:t xml:space="preserve"> </w:t>
-      </w:r>
-      <w:r>
-        <w:t xml:space="preserve">Presione</w:t>
-      </w:r>
-      <w:r>
-        <w:t xml:space="preserve"> </w:t>
+        <w:t>Activar Test (2 min):</w:t>
+      </w:r>
+      <w:r>
+        <w:t xml:space="preserve"> Presione </w:t>
       </w:r>
       <w:r>
         <w:rPr>
           <w:rStyle w:val="VerbatimChar"/>
         </w:rPr>
-        <w:t xml:space="preserve">💡 Activar Test (2 min)</w:t>
-      </w:r>
-      <w:r>
-        <w:t xml:space="preserve"> </w:t>
-      </w:r>
-      <w:r>
-        <w:t xml:space="preserve">para encender el destello ámbar a 1.0 Hz y verificar los LEDs y el circuito de potencia.</w:t>
+        <w:t>💡 Activar Test (2 min)</w:t>
+      </w:r>
+      <w:r>
+        <w:t xml:space="preserve"> para encender el destello ámbar a 1.0 Hz y verificar los LEDs y el circuito de potencia.</w:t>
       </w:r>
     </w:p>
     <w:p>
@@ -2724,7 +4300,7 @@
         <w:pStyle w:val="Compact"/>
         <w:numPr>
           <w:ilvl w:val="0"/>
-          <w:numId w:val="1007"/>
+          <w:numId w:val="8"/>
         </w:numPr>
       </w:pPr>
       <w:r>
@@ -2732,207 +4308,185 @@
           <w:b/>
           <w:bCs/>
         </w:rPr>
-        <w:t xml:space="preserve">Apagar Test:</w:t>
-      </w:r>
-      <w:r>
-        <w:t xml:space="preserve"> </w:t>
-      </w:r>
-      <w:r>
-        <w:t xml:space="preserve">Presione</w:t>
-      </w:r>
-      <w:r>
-        <w:t xml:space="preserve"> </w:t>
+        <w:t>Apagar Test:</w:t>
+      </w:r>
+      <w:r>
+        <w:t xml:space="preserve"> Presione </w:t>
       </w:r>
       <w:r>
         <w:rPr>
           <w:rStyle w:val="VerbatimChar"/>
         </w:rPr>
-        <w:t xml:space="preserve">⏹️ Apagar Test</w:t>
-      </w:r>
-      <w:r>
-        <w:t xml:space="preserve"> </w:t>
-      </w:r>
-      <w:r>
-        <w:t xml:space="preserve">para detener el destello inmediatamente.</w:t>
-      </w:r>
-    </w:p>
-    <w:p>
-      <w:r>
-        <w:pict>
-          <v:rect style="width:0;height:1.5pt" o:hralign="center" o:hrstd="t" o:hr="t"/>
+        <w:t>⏹️ Apagar Test</w:t>
+      </w:r>
+      <w:r>
+        <w:t xml:space="preserve"> para detener el destello inmediatamente.</w:t>
+      </w:r>
+    </w:p>
+    <w:p>
+      <w:r>
+        <w:pict w14:anchorId="7E5DD1C6">
+          <v:rect id="_x0000_i1035" style="width:0;height:1.5pt" o:hralign="center" o:hrstd="t" o:hr="t"/>
         </w:pict>
       </w:r>
     </w:p>
-    <w:bookmarkEnd w:id="80"/>
-    <w:bookmarkStart w:id="92" w:name="X57a11223e33603ecd00555cd2b28567c6f3c1c6"/>
-    <w:p>
-      <w:pPr>
-        <w:pStyle w:val="Heading2"/>
-      </w:pPr>
-      <w:r>
-        <w:t xml:space="preserve">10. Mantenimiento, Inspección y Acta</w:t>
-      </w:r>
-    </w:p>
-    <w:bookmarkStart w:id="81" w:name="X29651db202ed4ee00a60db1d12af307197aa380"/>
-    <w:p>
-      <w:pPr>
-        <w:pStyle w:val="Heading3"/>
-      </w:pPr>
-      <w:r>
-        <w:t xml:space="preserve">10.1 Primero: quién y cómo</w:t>
-      </w:r>
+    <w:p>
+      <w:pPr>
+        <w:pStyle w:val="Ttulo2"/>
+      </w:pPr>
+      <w:bookmarkStart w:id="32" w:name="X57a11223e33603ecd00555cd2b28567c6f3c1c6"/>
+      <w:bookmarkStart w:id="33" w:name="_Toc238309895"/>
+      <w:bookmarkEnd w:id="30"/>
+      <w:r>
+        <w:t>10. Mantenimiento, Inspección y Acta</w:t>
+      </w:r>
+      <w:bookmarkEnd w:id="33"/>
+    </w:p>
+    <w:p>
+      <w:pPr>
+        <w:pStyle w:val="Ttulo3"/>
+      </w:pPr>
+      <w:bookmarkStart w:id="34" w:name="X29651db202ed4ee00a60db1d12af307197aa380"/>
+      <w:bookmarkStart w:id="35" w:name="_Toc238309896"/>
+      <w:r>
+        <w:t>10.1 Primero: quién y cómo</w:t>
+      </w:r>
+      <w:bookmarkEnd w:id="35"/>
     </w:p>
     <w:p>
       <w:pPr>
         <w:pStyle w:val="FirstParagraph"/>
       </w:pPr>
       <w:r>
-        <w:t xml:space="preserve">En la tarjeta</w:t>
-      </w:r>
-      <w:r>
-        <w:t xml:space="preserve"> </w:t>
+        <w:t xml:space="preserve">En la tarjeta </w:t>
       </w:r>
       <w:r>
         <w:rPr>
           <w:b/>
           <w:bCs/>
         </w:rPr>
-        <w:t xml:space="preserve">MANTENIMIENTO E INSPECCIÓN</w:t>
-      </w:r>
-      <w:r>
-        <w:t xml:space="preserve">, escriba su nombre y cuadrilla en el campo</w:t>
-      </w:r>
-      <w:r>
-        <w:t xml:space="preserve"> </w:t>
+        <w:t>MANTENIMIENTO E INSPECCIÓN</w:t>
+      </w:r>
+      <w:r>
+        <w:t xml:space="preserve">, escriba su nombre y cuadrilla en el campo </w:t>
       </w:r>
       <w:r>
         <w:rPr>
           <w:b/>
           <w:bCs/>
         </w:rPr>
-        <w:t xml:space="preserve">Técnico / cuadrilla</w:t>
-      </w:r>
-      <w:r>
-        <w:t xml:space="preserve">. Se escribe</w:t>
-      </w:r>
-      <w:r>
-        <w:t xml:space="preserve"> </w:t>
+        <w:t>Técnico / cuadrilla</w:t>
+      </w:r>
+      <w:r>
+        <w:t xml:space="preserve">. Se escribe </w:t>
       </w:r>
       <w:r>
         <w:rPr>
           <w:b/>
           <w:bCs/>
         </w:rPr>
-        <w:t xml:space="preserve">una sola vez al empezar la jornada</w:t>
-      </w:r>
-      <w:r>
-        <w:t xml:space="preserve">: la aplicación lo</w:t>
-      </w:r>
-      <w:r>
-        <w:t xml:space="preserve"> </w:t>
-      </w:r>
-      <w:r>
-        <w:t xml:space="preserve">guarda en el teléfono y aparecerá ya puesto en todas las señales de la ruta.</w:t>
-      </w:r>
-    </w:p>
-    <w:p>
-      <w:pPr>
-        <w:pStyle w:val="BlockText"/>
-      </w:pPr>
-      <w:r>
-        <w:t xml:space="preserve">Este dato se guarda</w:t>
-      </w:r>
-      <w:r>
-        <w:t xml:space="preserve"> </w:t>
+        <w:t>una sola vez al empezar la jornada</w:t>
+      </w:r>
+      <w:r>
+        <w:t>: la aplicación lo guarda en el teléfono y aparecerá ya puesto en todas las señales de la ruta.</w:t>
+      </w:r>
+    </w:p>
+    <w:p>
+      <w:pPr>
+        <w:pStyle w:val="Textodebloque"/>
+      </w:pPr>
+      <w:r>
+        <w:t xml:space="preserve">Este dato se guarda </w:t>
       </w:r>
       <w:r>
         <w:rPr>
           <w:b/>
           <w:bCs/>
         </w:rPr>
-        <w:t xml:space="preserve">en el teléfono</w:t>
-      </w:r>
-      <w:r>
-        <w:t xml:space="preserve">, no en la baliza. Es distinto del nombre del colegio</w:t>
-      </w:r>
-      <w:r>
-        <w:t xml:space="preserve"> </w:t>
-      </w:r>
-      <w:r>
-        <w:t xml:space="preserve">(apartado 7), que sí se graba en la memoria del equipo y viaja con el poste.</w:t>
-      </w:r>
-    </w:p>
-    <w:bookmarkEnd w:id="81"/>
-    <w:bookmarkStart w:id="89" w:name="Xd7f5e65103eb418694f403ea12fd5d47176e59b"/>
-    <w:p>
-      <w:pPr>
-        <w:pStyle w:val="Heading3"/>
-      </w:pPr>
-      <w:r>
-        <w:t xml:space="preserve">10.2 Elija el tipo de inspección — y elíjalo bien</w:t>
-      </w:r>
+        <w:t>en el teléfono</w:t>
+      </w:r>
+      <w:r>
+        <w:t>, no en la baliza. Es distinto del nombre del colegio (apartado 7), que sí se graba en la memoria del equipo y viaja con el poste.</w:t>
+      </w:r>
+    </w:p>
+    <w:p>
+      <w:pPr>
+        <w:pStyle w:val="Ttulo3"/>
+      </w:pPr>
+      <w:bookmarkStart w:id="36" w:name="Xd7f5e65103eb418694f403ea12fd5d47176e59b"/>
+      <w:bookmarkStart w:id="37" w:name="_Toc238309897"/>
+      <w:bookmarkEnd w:id="34"/>
+      <w:r>
+        <w:lastRenderedPageBreak/>
+        <w:t>10.2 Elija el tipo de inspección — y elíjalo bien</w:t>
+      </w:r>
+      <w:bookmarkEnd w:id="37"/>
     </w:p>
     <w:p>
       <w:pPr>
         <w:pStyle w:val="FirstParagraph"/>
       </w:pPr>
       <w:r>
-        <w:t xml:space="preserve">Es lo primero que se toca, y</w:t>
-      </w:r>
-      <w:r>
-        <w:t xml:space="preserve"> </w:t>
+        <w:t xml:space="preserve">Es lo primero que se toca, y </w:t>
       </w:r>
       <w:r>
         <w:rPr>
           <w:b/>
           <w:bCs/>
         </w:rPr>
-        <w:t xml:space="preserve">cambia lo que se puede marcar debajo</w:t>
-      </w:r>
-      <w:r>
-        <w:t xml:space="preserve">.</w:t>
+        <w:t>cambia lo que se puede marcar debajo</w:t>
+      </w:r>
+      <w:r>
+        <w:t>.</w:t>
       </w:r>
     </w:p>
     <w:tbl>
       <w:tblPr>
         <w:tblStyle w:val="Table"/>
-        <w:tblW w:type="auto" w:w="0"/>
-        <w:tblLook w:firstRow="1" w:lastRow="0" w:firstColumn="0" w:lastColumn="0" w:noHBand="0" w:noVBand="0" w:val="0020"/>
+        <w:tblW w:w="0" w:type="auto"/>
+        <w:tblLook w:val="0020" w:firstRow="1" w:lastRow="0" w:firstColumn="0" w:lastColumn="0" w:noHBand="0" w:noVBand="0"/>
       </w:tblPr>
       <w:tblGrid>
-        <w:gridCol w:w="3960"/>
-        <w:gridCol w:w="3960"/>
+        <w:gridCol w:w="2247"/>
+        <w:gridCol w:w="6040"/>
       </w:tblGrid>
       <w:tr>
         <w:trPr>
-          <w:tblHeader w:val="on"/>
+          <w:cnfStyle w:val="100000000000" w:firstRow="1" w:lastRow="0" w:firstColumn="0" w:lastColumn="0" w:oddVBand="0" w:evenVBand="0" w:oddHBand="0" w:evenHBand="0" w:firstRowFirstColumn="0" w:firstRowLastColumn="0" w:lastRowFirstColumn="0" w:lastRowLastColumn="0"/>
+          <w:tblHeader/>
         </w:trPr>
         <w:tc>
-          <w:tcPr/>
+          <w:tcPr>
+            <w:tcW w:w="0" w:type="auto"/>
+          </w:tcPr>
           <w:p>
             <w:pPr>
               <w:pStyle w:val="Compact"/>
             </w:pPr>
             <w:r>
-              <w:t xml:space="preserve">Modalidad</w:t>
+              <w:t>Modalidad</w:t>
             </w:r>
           </w:p>
         </w:tc>
         <w:tc>
-          <w:tcPr/>
+          <w:tcPr>
+            <w:tcW w:w="0" w:type="auto"/>
+          </w:tcPr>
           <w:p>
             <w:pPr>
               <w:pStyle w:val="Compact"/>
             </w:pPr>
             <w:r>
-              <w:t xml:space="preserve">Cuándo</w:t>
+              <w:t>Cuándo</w:t>
             </w:r>
           </w:p>
         </w:tc>
       </w:tr>
       <w:tr>
         <w:tc>
-          <w:tcPr/>
+          <w:tcPr>
+            <w:tcW w:w="0" w:type="auto"/>
+          </w:tcPr>
           <w:p>
             <w:pPr>
               <w:pStyle w:val="Compact"/>
@@ -2942,25 +4496,29 @@
                 <w:b/>
                 <w:bCs/>
               </w:rPr>
-              <w:t xml:space="preserve">A NIVEL DE SUELO</w:t>
+              <w:t>A NIVEL DE SUELO</w:t>
             </w:r>
           </w:p>
         </w:tc>
         <w:tc>
-          <w:tcPr/>
+          <w:tcPr>
+            <w:tcW w:w="0" w:type="auto"/>
+          </w:tcPr>
           <w:p>
             <w:pPr>
               <w:pStyle w:val="Compact"/>
             </w:pPr>
             <w:r>
-              <w:t xml:space="preserve">Revisión desde la vía, con el teléfono, sin tocar el equipo</w:t>
+              <w:t>Revisión desde la vía, con el teléfono, sin tocar el equipo</w:t>
             </w:r>
           </w:p>
         </w:tc>
       </w:tr>
       <w:tr>
         <w:tc>
-          <w:tcPr/>
+          <w:tcPr>
+            <w:tcW w:w="0" w:type="auto"/>
+          </w:tcPr>
           <w:p>
             <w:pPr>
               <w:pStyle w:val="Compact"/>
@@ -2970,18 +4528,20 @@
                 <w:b/>
                 <w:bCs/>
               </w:rPr>
-              <w:t xml:space="preserve">EN ALTURA (poste)</w:t>
+              <w:t>EN ALTURA (poste)</w:t>
             </w:r>
           </w:p>
         </w:tc>
         <w:tc>
-          <w:tcPr/>
+          <w:tcPr>
+            <w:tcW w:w="0" w:type="auto"/>
+          </w:tcPr>
           <w:p>
             <w:pPr>
               <w:pStyle w:val="Compact"/>
             </w:pPr>
             <w:r>
-              <w:t xml:space="preserve">Con escalera o canasta, para el mantenimiento físico</w:t>
+              <w:t>Con escalera o canasta, para el mantenimiento físico</w:t>
             </w:r>
           </w:p>
         </w:tc>
@@ -2989,25 +4549,30 @@
     </w:tbl>
     <w:p>
       <w:pPr>
-        <w:pStyle w:val="BodyText"/>
-      </w:pPr>
-      <w:r>
+        <w:pStyle w:val="Textoindependiente"/>
+      </w:pPr>
+      <w:r>
+        <w:rPr>
+          <w:noProof/>
+        </w:rPr>
+        <w:lastRenderedPageBreak/>
         <w:drawing>
-          <wp:inline>
+          <wp:inline distT="0" distB="0" distL="0" distR="0" wp14:anchorId="70458BD4" wp14:editId="37124604">
             <wp:extent cx="5334000" cy="6934200"/>
-            <wp:effectExtent b="0" l="0" r="0" t="0"/>
-            <wp:docPr descr="Figura 20: Inspección a nivel de suelo. Solo aparecen los nueve puntos que se pueden comprobar sin subir, y el aviso enumera lo que queda pendiente." title="" id="83" name="Picture"/>
-            <a:graphic>
+            <wp:effectExtent l="0" t="0" r="0" b="0"/>
+            <wp:docPr id="83" name="Picture" descr="Figura 20: Inspección a nivel de suelo. Solo aparecen los nueve puntos que se pueden comprobar sin subir, y el aviso enumera lo que queda pendiente."/>
+            <wp:cNvGraphicFramePr/>
+            <a:graphic xmlns:a="http://schemas.openxmlformats.org/drawingml/2006/main">
               <a:graphicData uri="http://schemas.openxmlformats.org/drawingml/2006/picture">
-                <pic:pic>
+                <pic:pic xmlns:pic="http://schemas.openxmlformats.org/drawingml/2006/picture">
                   <pic:nvPicPr>
-                    <pic:cNvPr descr="img/paso9_mantenimiento_suelo.png" id="84" name="Picture"/>
+                    <pic:cNvPr id="84" name="Picture" descr="img/paso9_mantenimiento_suelo.png"/>
                     <pic:cNvPicPr>
-                      <a:picLocks noChangeArrowheads="1" noChangeAspect="1"/>
+                      <a:picLocks noChangeAspect="1" noChangeArrowheads="1"/>
                     </pic:cNvPicPr>
                   </pic:nvPicPr>
                   <pic:blipFill>
-                    <a:blip r:embed="rId82"/>
+                    <a:blip r:embed="rId24"/>
                     <a:stretch>
                       <a:fillRect/>
                     </a:stretch>
@@ -3036,25 +4601,30 @@
     </w:p>
     <w:p>
       <w:pPr>
-        <w:pStyle w:val="BodyText"/>
-      </w:pPr>
-      <w:r>
+        <w:pStyle w:val="Textoindependiente"/>
+      </w:pPr>
+      <w:r>
+        <w:rPr>
+          <w:noProof/>
+        </w:rPr>
+        <w:lastRenderedPageBreak/>
         <w:drawing>
-          <wp:inline>
-            <wp:extent cx="5334000" cy="9021417"/>
-            <wp:effectExtent b="0" l="0" r="0" t="0"/>
-            <wp:docPr descr="Figura 21: Inspección en altura. Aparecen además los siete puntos que exigen subir al poste." title="" id="86" name="Picture"/>
-            <a:graphic>
+          <wp:inline distT="0" distB="0" distL="0" distR="0" wp14:anchorId="5314E6FC" wp14:editId="5CEA7E7C">
+            <wp:extent cx="4685941" cy="8058150"/>
+            <wp:effectExtent l="0" t="0" r="0" b="0"/>
+            <wp:docPr id="86" name="Picture" descr="Figura 21: Inspección en altura. Aparecen además los siete puntos que exigen subir al poste."/>
+            <wp:cNvGraphicFramePr/>
+            <a:graphic xmlns:a="http://schemas.openxmlformats.org/drawingml/2006/main">
               <a:graphicData uri="http://schemas.openxmlformats.org/drawingml/2006/picture">
-                <pic:pic>
+                <pic:pic xmlns:pic="http://schemas.openxmlformats.org/drawingml/2006/picture">
                   <pic:nvPicPr>
-                    <pic:cNvPr descr="img/paso9_mantenimiento_altura.png" id="87" name="Picture"/>
+                    <pic:cNvPr id="87" name="Picture" descr="img/paso9_mantenimiento_altura.png"/>
                     <pic:cNvPicPr>
-                      <a:picLocks noChangeArrowheads="1" noChangeAspect="1"/>
+                      <a:picLocks noChangeAspect="1" noChangeArrowheads="1"/>
                     </pic:cNvPicPr>
                   </pic:nvPicPr>
                   <pic:blipFill>
-                    <a:blip r:embed="rId85"/>
+                    <a:blip r:embed="rId25"/>
                     <a:stretch>
                       <a:fillRect/>
                     </a:stretch>
@@ -3062,7 +4632,7 @@
                   <pic:spPr bwMode="auto">
                     <a:xfrm>
                       <a:off x="0" y="0"/>
-                      <a:ext cx="5334000" cy="9021417"/>
+                      <a:ext cx="4688122" cy="8061901"/>
                     </a:xfrm>
                     <a:prstGeom prst="rect">
                       <a:avLst/>
@@ -3083,125 +4653,83 @@
     </w:p>
     <w:p>
       <w:pPr>
-        <w:pStyle w:val="Heading3"/>
-      </w:pPr>
-      <w:bookmarkStart w:id="88" w:name="Xd5b017bcfccd37df5fa5d44be24c4f576f5745a"/>
-      <w:r>
-        <w:t xml:space="preserve">Por qué los puntos de altura no aparecen desde el suelo</w:t>
-      </w:r>
-      <w:bookmarkEnd w:id="88"/>
-    </w:p>
-    <w:p>
-      <w:pPr>
-        <w:pStyle w:val="BlockText"/>
-      </w:pPr>
-      <w:r>
-        <w:t xml:space="preserve">No están en gris:</w:t>
-      </w:r>
-      <w:r>
-        <w:t xml:space="preserve"> </w:t>
+        <w:pStyle w:val="Ttulo3"/>
+      </w:pPr>
+      <w:bookmarkStart w:id="38" w:name="Xd5b017bcfccd37df5fa5d44be24c4f576f5745a"/>
+      <w:bookmarkStart w:id="39" w:name="_Toc238309898"/>
+      <w:r>
+        <w:lastRenderedPageBreak/>
+        <w:t>Por qué los puntos de altura no aparecen desde el suelo</w:t>
+      </w:r>
+      <w:bookmarkEnd w:id="38"/>
+      <w:bookmarkEnd w:id="39"/>
+    </w:p>
+    <w:p>
+      <w:pPr>
+        <w:pStyle w:val="Textodebloque"/>
+      </w:pPr>
+      <w:r>
+        <w:t xml:space="preserve">No están en gris: </w:t>
       </w:r>
       <w:r>
         <w:rPr>
           <w:b/>
           <w:bCs/>
         </w:rPr>
-        <w:t xml:space="preserve">no están</w:t>
-      </w:r>
-      <w:r>
-        <w:t xml:space="preserve">. Y es a propósito.</w:t>
-      </w:r>
-    </w:p>
-    <w:p>
-      <w:pPr>
-        <w:pStyle w:val="BlockText"/>
-      </w:pPr>
-      <w:r>
-        <w:t xml:space="preserve">«Panel solar limpio y fusible verificado» no se puede comprobar desde abajo. Si la casilla</w:t>
-      </w:r>
-      <w:r>
-        <w:t xml:space="preserve"> </w:t>
-      </w:r>
-      <w:r>
-        <w:t xml:space="preserve">estuviera ahí, se podría marcar — y el acta diría que se revisó algo que nadie miró. Una</w:t>
-      </w:r>
-      <w:r>
-        <w:t xml:space="preserve"> </w:t>
-      </w:r>
-      <w:r>
-        <w:t xml:space="preserve">revisión incompleta convertida en un documento que afirma que fue completa es peor que no</w:t>
-      </w:r>
-      <w:r>
-        <w:t xml:space="preserve"> </w:t>
-      </w:r>
-      <w:r>
-        <w:t xml:space="preserve">tener acta.</w:t>
-      </w:r>
-    </w:p>
-    <w:p>
-      <w:pPr>
-        <w:pStyle w:val="BlockText"/>
+        <w:t>no están</w:t>
+      </w:r>
+      <w:r>
+        <w:t>. Y es a propósito.</w:t>
+      </w:r>
+    </w:p>
+    <w:p>
+      <w:pPr>
+        <w:pStyle w:val="Textodebloque"/>
+      </w:pPr>
+      <w:r>
+        <w:t>«Panel solar limpio y fusible verificado» no se puede comprobar desde abajo. Si la casilla estuviera ahí, se podría marcar — y el acta diría que se revisó algo que nadie miró. Una revisión incompleta convertida en un documento que afirma que fue completa es peor que no tener acta.</w:t>
+      </w:r>
+    </w:p>
+    <w:p>
+      <w:pPr>
+        <w:pStyle w:val="Textodebloque"/>
       </w:pPr>
       <w:r>
         <w:rPr>
           <w:b/>
           <w:bCs/>
         </w:rPr>
-        <w:t xml:space="preserve">Si cambia de «en altura» a «a nivel de suelo», los siete puntos de altura se desmarcan</w:t>
-      </w:r>
+        <w:t>Si cambia de «en altura» a «a nivel de suelo», los siete puntos de altura se desmarcan solos.</w:t>
+      </w:r>
+      <w:r>
+        <w:t xml:space="preserve"> Es intencionado: esa visita ya no los verificó.</w:t>
+      </w:r>
+    </w:p>
+    <w:p>
+      <w:pPr>
+        <w:pStyle w:val="Ttulo3"/>
+      </w:pPr>
+      <w:bookmarkStart w:id="40" w:name="X1f9d7fa738f047f39e08f2dd6c029a72fcee2f5"/>
+      <w:bookmarkStart w:id="41" w:name="_Toc238309899"/>
+      <w:bookmarkEnd w:id="36"/>
+      <w:r>
+        <w:t>10.3 Los 16 puntos</w:t>
+      </w:r>
+      <w:bookmarkEnd w:id="41"/>
+    </w:p>
+    <w:p>
+      <w:pPr>
+        <w:pStyle w:val="FirstParagraph"/>
+      </w:pPr>
       <w:r>
         <w:rPr>
           <w:b/>
           <w:bCs/>
         </w:rPr>
-        <w:t xml:space="preserve"> </w:t>
-      </w:r>
-      <w:r>
-        <w:rPr>
-          <w:b/>
-          <w:bCs/>
-        </w:rPr>
-        <w:t xml:space="preserve">solos.</w:t>
-      </w:r>
-      <w:r>
-        <w:t xml:space="preserve"> </w:t>
-      </w:r>
-      <w:r>
-        <w:t xml:space="preserve">Es intencionado: esa visita ya no los verificó.</w:t>
-      </w:r>
-    </w:p>
-    <w:bookmarkEnd w:id="89"/>
-    <w:bookmarkStart w:id="90" w:name="X1f9d7fa738f047f39e08f2dd6c029a72fcee2f5"/>
-    <w:p>
-      <w:pPr>
-        <w:pStyle w:val="Heading3"/>
-      </w:pPr>
-      <w:r>
-        <w:t xml:space="preserve">10.3 Los 16 puntos</w:t>
-      </w:r>
-    </w:p>
-    <w:p>
-      <w:pPr>
-        <w:pStyle w:val="FirstParagraph"/>
-      </w:pPr>
-      <w:r>
-        <w:rPr>
-          <w:b/>
-          <w:bCs/>
-        </w:rPr>
-        <w:t xml:space="preserve">Desde el suelo (9)</w:t>
-      </w:r>
-      <w:r>
-        <w:t xml:space="preserve"> </w:t>
-      </w:r>
-      <w:r>
-        <w:t xml:space="preserve">— el estado físico va primero, porque es lo que mira una interventoría</w:t>
-      </w:r>
-      <w:r>
-        <w:t xml:space="preserve"> </w:t>
-      </w:r>
-      <w:r>
-        <w:t xml:space="preserve">antes que nada:</w:t>
+        <w:t>Desde el suelo (9)</w:t>
+      </w:r>
+      <w:r>
+        <w:t xml:space="preserve"> — el estado físico va primero, porque es lo que mira una interventoría antes que nada:</w:t>
       </w:r>
     </w:p>
     <w:p>
@@ -3209,11 +4737,11 @@
         <w:pStyle w:val="Compact"/>
         <w:numPr>
           <w:ilvl w:val="0"/>
-          <w:numId w:val="1008"/>
+          <w:numId w:val="9"/>
         </w:numPr>
       </w:pPr>
       <w:r>
-        <w:t xml:space="preserve">Lámina reflectiva limpia, sin grafiti ni golpes</w:t>
+        <w:t>Lámina reflectiva limpia, sin grafiti ni golpes</w:t>
       </w:r>
     </w:p>
     <w:p>
@@ -3221,11 +4749,11 @@
         <w:pStyle w:val="Compact"/>
         <w:numPr>
           <w:ilvl w:val="0"/>
-          <w:numId w:val="1008"/>
+          <w:numId w:val="9"/>
         </w:numPr>
       </w:pPr>
       <w:r>
-        <w:t xml:space="preserve">Placa del horario legible y bien sujeta</w:t>
+        <w:t>Placa del horario legible y bien sujeta</w:t>
       </w:r>
     </w:p>
     <w:p>
@@ -3233,7 +4761,7 @@
         <w:pStyle w:val="Compact"/>
         <w:numPr>
           <w:ilvl w:val="0"/>
-          <w:numId w:val="1008"/>
+          <w:numId w:val="9"/>
         </w:numPr>
       </w:pPr>
       <w:r>
@@ -3241,13 +4769,10 @@
           <w:b/>
           <w:bCs/>
         </w:rPr>
-        <w:t xml:space="preserve">Señal sin obstrucción</w:t>
-      </w:r>
-      <w:r>
-        <w:t xml:space="preserve"> </w:t>
-      </w:r>
-      <w:r>
-        <w:t xml:space="preserve">(ramas, vegetación, avisos)</w:t>
+        <w:t>Señal sin obstrucción</w:t>
+      </w:r>
+      <w:r>
+        <w:t xml:space="preserve"> (ramas, vegetación, avisos)</w:t>
       </w:r>
     </w:p>
     <w:p>
@@ -3255,11 +4780,11 @@
         <w:pStyle w:val="Compact"/>
         <w:numPr>
           <w:ilvl w:val="0"/>
-          <w:numId w:val="1008"/>
+          <w:numId w:val="9"/>
         </w:numPr>
       </w:pPr>
       <w:r>
-        <w:t xml:space="preserve">Poste vertical y sin daño visible en la base</w:t>
+        <w:t>Poste vertical y sin daño visible en la base</w:t>
       </w:r>
     </w:p>
     <w:p>
@@ -3267,11 +4792,11 @@
         <w:pStyle w:val="Compact"/>
         <w:numPr>
           <w:ilvl w:val="0"/>
-          <w:numId w:val="1008"/>
+          <w:numId w:val="9"/>
         </w:numPr>
       </w:pPr>
       <w:r>
-        <w:t xml:space="preserve">Hora del equipo coincide con la del teléfono</w:t>
+        <w:t>Hora del equipo coincide con la del teléfono</w:t>
       </w:r>
     </w:p>
     <w:p>
@@ -3279,11 +4804,11 @@
         <w:pStyle w:val="Compact"/>
         <w:numPr>
           <w:ilvl w:val="0"/>
-          <w:numId w:val="1008"/>
+          <w:numId w:val="9"/>
         </w:numPr>
       </w:pPr>
       <w:r>
-        <w:t xml:space="preserve">Horario grabado coincide con la placa</w:t>
+        <w:t>Horario grabado coincide con la placa</w:t>
       </w:r>
     </w:p>
     <w:p>
@@ -3291,11 +4816,11 @@
         <w:pStyle w:val="Compact"/>
         <w:numPr>
           <w:ilvl w:val="0"/>
-          <w:numId w:val="1008"/>
+          <w:numId w:val="9"/>
         </w:numPr>
       </w:pPr>
       <w:r>
-        <w:t xml:space="preserve">Tensión de batería dentro de rango</w:t>
+        <w:t>Tensión de batería dentro de rango</w:t>
       </w:r>
     </w:p>
     <w:p>
@@ -3303,11 +4828,11 @@
         <w:pStyle w:val="Compact"/>
         <w:numPr>
           <w:ilvl w:val="0"/>
-          <w:numId w:val="1008"/>
+          <w:numId w:val="9"/>
         </w:numPr>
       </w:pPr>
       <w:r>
-        <w:t xml:space="preserve">Sin cortes de energía nuevos</w:t>
+        <w:t>Sin cortes de energía nuevos</w:t>
       </w:r>
     </w:p>
     <w:p>
@@ -3315,11 +4840,11 @@
         <w:pStyle w:val="Compact"/>
         <w:numPr>
           <w:ilvl w:val="0"/>
-          <w:numId w:val="1008"/>
+          <w:numId w:val="9"/>
         </w:numPr>
       </w:pPr>
       <w:r>
-        <w:t xml:space="preserve">Destello verificado (prueba de 2 minutos)</w:t>
+        <w:t>Destello verificado (prueba de 2 minutos)</w:t>
       </w:r>
     </w:p>
     <w:p>
@@ -3331,7 +4856,7 @@
           <w:b/>
           <w:bCs/>
         </w:rPr>
-        <w:t xml:space="preserve">Subiendo al poste (7 más)</w:t>
+        <w:t>Subiendo al poste (7 más)</w:t>
       </w:r>
     </w:p>
     <w:p>
@@ -3339,11 +4864,11 @@
         <w:pStyle w:val="Compact"/>
         <w:numPr>
           <w:ilvl w:val="0"/>
-          <w:numId w:val="1009"/>
+          <w:numId w:val="10"/>
         </w:numPr>
       </w:pPr>
       <w:r>
-        <w:t xml:space="preserve">Herrajes y abrazaderas apretados al poste</w:t>
+        <w:t>Herrajes y abrazaderas apretados al poste</w:t>
       </w:r>
     </w:p>
     <w:p>
@@ -3351,11 +4876,11 @@
         <w:pStyle w:val="Compact"/>
         <w:numPr>
           <w:ilvl w:val="0"/>
-          <w:numId w:val="1009"/>
+          <w:numId w:val="10"/>
         </w:numPr>
       </w:pPr>
       <w:r>
-        <w:t xml:space="preserve">Gabinete cerrado y hermético, sin entrada de agua</w:t>
+        <w:t>Gabinete cerrado y hermético, sin entrada de agua</w:t>
       </w:r>
     </w:p>
     <w:p>
@@ -3363,11 +4888,11 @@
         <w:pStyle w:val="Compact"/>
         <w:numPr>
           <w:ilvl w:val="0"/>
-          <w:numId w:val="1009"/>
+          <w:numId w:val="10"/>
         </w:numPr>
       </w:pPr>
       <w:r>
-        <w:t xml:space="preserve">Lente del foco limpia por dentro</w:t>
+        <w:t>Lente del foco limpia por dentro</w:t>
       </w:r>
     </w:p>
     <w:p>
@@ -3375,11 +4900,11 @@
         <w:pStyle w:val="Compact"/>
         <w:numPr>
           <w:ilvl w:val="0"/>
-          <w:numId w:val="1009"/>
+          <w:numId w:val="10"/>
         </w:numPr>
       </w:pPr>
       <w:r>
-        <w:t xml:space="preserve">Panel solar limpio, orientado y sin sombra</w:t>
+        <w:t>Panel solar limpio, orientado y sin sombra</w:t>
       </w:r>
     </w:p>
     <w:p>
@@ -3387,11 +4912,11 @@
         <w:pStyle w:val="Compact"/>
         <w:numPr>
           <w:ilvl w:val="0"/>
-          <w:numId w:val="1009"/>
+          <w:numId w:val="10"/>
         </w:numPr>
       </w:pPr>
       <w:r>
-        <w:t xml:space="preserve">Fusible de 12 V verificado</w:t>
+        <w:t>Fusible de 12 V verificado</w:t>
       </w:r>
     </w:p>
     <w:p>
@@ -3399,11 +4924,11 @@
         <w:pStyle w:val="Compact"/>
         <w:numPr>
           <w:ilvl w:val="0"/>
-          <w:numId w:val="1009"/>
+          <w:numId w:val="10"/>
         </w:numPr>
       </w:pPr>
       <w:r>
-        <w:t xml:space="preserve">Borneras apretadas, sin sulfatación ni juego</w:t>
+        <w:t>Borneras apretadas, sin sulfatación ni juego</w:t>
       </w:r>
     </w:p>
     <w:p>
@@ -3411,143 +4936,95 @@
         <w:pStyle w:val="Compact"/>
         <w:numPr>
           <w:ilvl w:val="0"/>
-          <w:numId w:val="1009"/>
+          <w:numId w:val="10"/>
         </w:numPr>
       </w:pPr>
       <w:r>
-        <w:t xml:space="preserve">Pila CR2032 verificada o sustituida</w:t>
-      </w:r>
-    </w:p>
-    <w:p>
-      <w:pPr>
-        <w:pStyle w:val="BlockText"/>
+        <w:t>Pila CR2032 verificada o sustituida</w:t>
+      </w:r>
+    </w:p>
+    <w:p>
+      <w:pPr>
+        <w:pStyle w:val="Textodebloque"/>
       </w:pPr>
       <w:r>
         <w:rPr>
           <w:b/>
           <w:bCs/>
         </w:rPr>
-        <w:t xml:space="preserve">El punto 3 merece atención.</w:t>
-      </w:r>
-      <w:r>
-        <w:t xml:space="preserve"> </w:t>
-      </w:r>
-      <w:r>
-        <w:t xml:space="preserve">La obstrucción por vegetación es el fallo más común y más</w:t>
-      </w:r>
-      <w:r>
-        <w:t xml:space="preserve"> </w:t>
-      </w:r>
-      <w:r>
-        <w:t xml:space="preserve">barato de corregir en una señal escolar, y</w:t>
-      </w:r>
-      <w:r>
-        <w:t xml:space="preserve"> </w:t>
+        <w:t>El punto 3 merece atención.</w:t>
+      </w:r>
+      <w:r>
+        <w:t xml:space="preserve"> La obstrucción por vegetación es el fallo más común y más barato de corregir en una señal escolar, y </w:t>
       </w:r>
       <w:r>
         <w:rPr>
           <w:b/>
           <w:bCs/>
         </w:rPr>
-        <w:t xml:space="preserve">el equipo no puede detectarlo</w:t>
-      </w:r>
-      <w:r>
-        <w:t xml:space="preserve">: la baliza</w:t>
-      </w:r>
-      <w:r>
-        <w:t xml:space="preserve"> </w:t>
-      </w:r>
-      <w:r>
-        <w:t xml:space="preserve">destella perfectamente detrás de una rama. Solo lo ve una persona mirando la señal desde donde</w:t>
-      </w:r>
-      <w:r>
-        <w:t xml:space="preserve"> </w:t>
-      </w:r>
-      <w:r>
-        <w:t xml:space="preserve">la mira un conductor.</w:t>
-      </w:r>
-    </w:p>
-    <w:bookmarkEnd w:id="90"/>
-    <w:bookmarkStart w:id="91" w:name="X74f36bf2bb3bb018e26936518c4a7db959bdd77"/>
-    <w:p>
-      <w:pPr>
-        <w:pStyle w:val="Heading3"/>
-      </w:pPr>
-      <w:r>
-        <w:t xml:space="preserve">10.4 El acta dice también lo que NO se comprobó</w:t>
-      </w:r>
+        <w:t>el equipo no puede detectarlo</w:t>
+      </w:r>
+      <w:r>
+        <w:t>: la baliza destella perfectamente detrás de una rama. Solo lo ve una persona mirando la señal desde donde la mira un conductor.</w:t>
+      </w:r>
+    </w:p>
+    <w:p>
+      <w:pPr>
+        <w:pStyle w:val="Ttulo3"/>
+      </w:pPr>
+      <w:bookmarkStart w:id="42" w:name="X74f36bf2bb3bb018e26936518c4a7db959bdd77"/>
+      <w:bookmarkStart w:id="43" w:name="_Toc238309900"/>
+      <w:bookmarkEnd w:id="40"/>
+      <w:r>
+        <w:t>10.4 El acta dice también lo que NO se comprobó</w:t>
+      </w:r>
+      <w:bookmarkEnd w:id="43"/>
     </w:p>
     <w:p>
       <w:pPr>
         <w:pStyle w:val="FirstParagraph"/>
       </w:pPr>
       <w:r>
-        <w:t xml:space="preserve">Al pulsar</w:t>
-      </w:r>
-      <w:r>
-        <w:t xml:space="preserve"> </w:t>
+        <w:t xml:space="preserve">Al pulsar </w:t>
       </w:r>
       <w:r>
         <w:rPr>
           <w:b/>
           <w:bCs/>
         </w:rPr>
-        <w:t xml:space="preserve">COMPARTIR ACTA DE INSPECCIÓN</w:t>
-      </w:r>
-      <w:r>
-        <w:t xml:space="preserve"> </w:t>
-      </w:r>
-      <w:r>
-        <w:t xml:space="preserve">se abre el menú de compartir de Android — WhatsApp,</w:t>
-      </w:r>
-      <w:r>
-        <w:t xml:space="preserve"> </w:t>
-      </w:r>
-      <w:r>
-        <w:t xml:space="preserve">correo, Drive, lo que tenga instalado.</w:t>
-      </w:r>
-    </w:p>
-    <w:p>
-      <w:pPr>
-        <w:pStyle w:val="BodyText"/>
-      </w:pPr>
-      <w:r>
-        <w:t xml:space="preserve">El acta incluye la modalidad, los puntos marcados,</w:t>
-      </w:r>
-      <w:r>
-        <w:t xml:space="preserve"> </w:t>
+        <w:t>COMPARTIR ACTA DE INSPECCIÓN</w:t>
+      </w:r>
+      <w:r>
+        <w:t xml:space="preserve"> se abre el menú de compartir de Android — WhatsApp, correo, Drive, lo que tenga instalado.</w:t>
+      </w:r>
+    </w:p>
+    <w:p>
+      <w:pPr>
+        <w:pStyle w:val="Textoindependiente"/>
+      </w:pPr>
+      <w:r>
+        <w:lastRenderedPageBreak/>
+        <w:t xml:space="preserve">El acta incluye la modalidad, los puntos marcados, </w:t>
       </w:r>
       <w:r>
         <w:rPr>
           <w:b/>
           <w:bCs/>
         </w:rPr>
-        <w:t xml:space="preserve">los que quedaron sin marcar</w:t>
-      </w:r>
-      <w:r>
-        <w:t xml:space="preserve"> </w:t>
-      </w:r>
-      <w:r>
-        <w:t xml:space="preserve">y, si la</w:t>
-      </w:r>
-      <w:r>
-        <w:t xml:space="preserve"> </w:t>
-      </w:r>
-      <w:r>
-        <w:t xml:space="preserve">inspección fue a nivel de suelo,</w:t>
-      </w:r>
-      <w:r>
-        <w:t xml:space="preserve"> </w:t>
+        <w:t>los que quedaron sin marcar</w:t>
+      </w:r>
+      <w:r>
+        <w:t xml:space="preserve"> y, si la inspección fue a nivel de suelo, </w:t>
       </w:r>
       <w:r>
         <w:rPr>
           <w:b/>
           <w:bCs/>
         </w:rPr>
-        <w:t xml:space="preserve">la lista de lo que requiere subir y no se verificó</w:t>
-      </w:r>
-      <w:r>
-        <w:t xml:space="preserve">:</w:t>
+        <w:t>la lista de lo que requiere subir y no se verificó</w:t>
+      </w:r>
+      <w:r>
+        <w:t>:</w:t>
       </w:r>
     </w:p>
     <w:p>
@@ -3558,7 +5035,7 @@
         <w:rPr>
           <w:rStyle w:val="VerbatimChar"/>
         </w:rPr>
-        <w:t xml:space="preserve">MODALIDAD:  Inspeccion A NIVEL DE SUELO (sin subir)</w:t>
+        <w:t>MODALIDAD:  Inspeccion A NIVEL DE SUELO (sin subir)</w:t>
       </w:r>
       <w:r>
         <w:br/>
@@ -3567,7 +5044,7 @@
         <w:rPr>
           <w:rStyle w:val="VerbatimChar"/>
         </w:rPr>
-        <w:t xml:space="preserve">----------------------------------------</w:t>
+        <w:t>----------------------------------------</w:t>
       </w:r>
       <w:r>
         <w:br/>
@@ -3576,7 +5053,7 @@
         <w:rPr>
           <w:rStyle w:val="VerbatimChar"/>
         </w:rPr>
-        <w:t xml:space="preserve">CHECKLIST - 8 de 9 verificados</w:t>
+        <w:t>CHECKLIST - 8 de 9 verificados</w:t>
       </w:r>
       <w:r>
         <w:br/>
@@ -3612,7 +5089,7 @@
         <w:rPr>
           <w:rStyle w:val="VerbatimChar"/>
         </w:rPr>
-        <w:t xml:space="preserve">----------------------------------------</w:t>
+        <w:t>----------------------------------------</w:t>
       </w:r>
       <w:r>
         <w:br/>
@@ -3621,7 +5098,7 @@
         <w:rPr>
           <w:rStyle w:val="VerbatimChar"/>
         </w:rPr>
-        <w:t xml:space="preserve">NO APLICA EN ESTA MODALIDAD (requiere subir al poste):</w:t>
+        <w:t>NO APLICA EN ESTA MODALIDAD (requiere subir al poste):</w:t>
       </w:r>
       <w:r>
         <w:br/>
@@ -3648,7 +5125,7 @@
         <w:rPr>
           <w:rStyle w:val="VerbatimChar"/>
         </w:rPr>
-        <w:t xml:space="preserve">----------------------------------------</w:t>
+        <w:t>----------------------------------------</w:t>
       </w:r>
       <w:r>
         <w:br/>
@@ -3657,7 +5134,7 @@
         <w:rPr>
           <w:rStyle w:val="VerbatimChar"/>
         </w:rPr>
-        <w:t xml:space="preserve">INSPECCION REALIZADA POR: Cuadrilla 01 - D. Zuniga</w:t>
+        <w:t>INSPECCION REALIZADA POR: Cuadrilla 01 - D. Zuniga</w:t>
       </w:r>
       <w:r>
         <w:br/>
@@ -3666,168 +5143,136 @@
         <w:rPr>
           <w:rStyle w:val="VerbatimChar"/>
         </w:rPr>
-        <w:t xml:space="preserve">(Atribucion declarada en el telefono, no firma acreditada.)</w:t>
-      </w:r>
-    </w:p>
-    <w:p>
-      <w:pPr>
-        <w:pStyle w:val="BlockText"/>
+        <w:t>(Atribucion declarada en el telefono, no firma acreditada.)</w:t>
+      </w:r>
+    </w:p>
+    <w:p>
+      <w:pPr>
+        <w:pStyle w:val="Textodebloque"/>
       </w:pPr>
       <w:r>
         <w:rPr>
           <w:b/>
           <w:bCs/>
         </w:rPr>
-        <w:t xml:space="preserve">Un acta que enumera lo no verificado es un registro. Una que solo enumera lo hecho es una</w:t>
+        <w:t>Un acta que enumera lo no verificado es un registro. Una que solo enumera lo hecho es una coartada.</w:t>
+      </w:r>
+      <w:r>
+        <w:t xml:space="preserve"> Por eso el nombre va al lado de lo pendiente: quien firma, firma también lo que no pudo comprobar.</w:t>
+      </w:r>
+    </w:p>
+    <w:p>
+      <w:r>
+        <w:pict w14:anchorId="466A3F73">
+          <v:rect id="_x0000_i1036" style="width:0;height:1.5pt" o:hralign="center" o:hrstd="t" o:hr="t"/>
+        </w:pict>
+      </w:r>
+    </w:p>
+    <w:p>
+      <w:pPr>
+        <w:pStyle w:val="Ttulo2"/>
+      </w:pPr>
+      <w:bookmarkStart w:id="44" w:name="X385fa3dae46cef4761d0e7ad17be2e1916d0df4"/>
+      <w:bookmarkStart w:id="45" w:name="_Toc238309901"/>
+      <w:bookmarkEnd w:id="32"/>
+      <w:bookmarkEnd w:id="42"/>
+      <w:r>
+        <w:t>11. Cómo saber qué versión lleva la baliza</w:t>
+      </w:r>
+      <w:bookmarkEnd w:id="45"/>
+    </w:p>
+    <w:p>
+      <w:pPr>
+        <w:pStyle w:val="FirstParagraph"/>
+      </w:pPr>
+      <w:r>
+        <w:t xml:space="preserve">Al pulsar </w:t>
       </w:r>
       <w:r>
         <w:rPr>
           <w:b/>
           <w:bCs/>
         </w:rPr>
-        <w:t xml:space="preserve"> </w:t>
+        <w:t>LEER</w:t>
+      </w:r>
+      <w:r>
+        <w:t>, la primera línea del volcado indica la versión del firmware que corre en ese equipo:</w:t>
+      </w:r>
+    </w:p>
+    <w:p>
+      <w:pPr>
+        <w:pStyle w:val="SourceCode"/>
+      </w:pPr>
+      <w:r>
+        <w:rPr>
+          <w:rStyle w:val="VerbatimChar"/>
+        </w:rPr>
+        <w:t>FW 3.4</w:t>
+      </w:r>
+    </w:p>
+    <w:p>
+      <w:pPr>
+        <w:pStyle w:val="FirstParagraph"/>
+      </w:pPr>
+      <w:r>
+        <w:t xml:space="preserve">Anótela en el acta de inspección. Los equipos anteriores a esta versión </w:t>
       </w:r>
       <w:r>
         <w:rPr>
           <w:b/>
           <w:bCs/>
         </w:rPr>
-        <w:t xml:space="preserve">coartada.</w:t>
-      </w:r>
-      <w:r>
-        <w:t xml:space="preserve"> </w:t>
-      </w:r>
-      <w:r>
-        <w:t xml:space="preserve">Por eso el nombre va al lado de lo pendiente: quien firma, firma también lo que no</w:t>
-      </w:r>
-      <w:r>
-        <w:t xml:space="preserve"> </w:t>
-      </w:r>
-      <w:r>
-        <w:t xml:space="preserve">pudo comprobar.</w:t>
-      </w:r>
-    </w:p>
-    <w:p>
-      <w:r>
-        <w:pict>
-          <v:rect style="width:0;height:1.5pt" o:hralign="center" o:hrstd="t" o:hr="t"/>
+        <w:t>no la muestran</w:t>
+      </w:r>
+      <w:r>
+        <w:t>: si no aparece la línea, la baliza lleva un firmware antiguo y conviene reportarlo a soporte.</w:t>
+      </w:r>
+    </w:p>
+    <w:p>
+      <w:r>
+        <w:pict w14:anchorId="75110979">
+          <v:rect id="_x0000_i1037" style="width:0;height:1.5pt" o:hralign="center" o:hrstd="t" o:hr="t"/>
         </w:pict>
       </w:r>
     </w:p>
-    <w:bookmarkEnd w:id="91"/>
-    <w:bookmarkEnd w:id="92"/>
-    <w:bookmarkStart w:id="93" w:name="X385fa3dae46cef4761d0e7ad17be2e1916d0df4"/>
-    <w:p>
-      <w:pPr>
-        <w:pStyle w:val="Heading2"/>
-      </w:pPr>
-      <w:r>
-        <w:t xml:space="preserve">11. Cómo saber qué versión lleva la baliza</w:t>
-      </w:r>
+    <w:p>
+      <w:pPr>
+        <w:pStyle w:val="Ttulo2"/>
+      </w:pPr>
+      <w:bookmarkStart w:id="46" w:name="Xe876f7121cb84cfe1404dace95aafa70b3a613a"/>
+      <w:bookmarkStart w:id="47" w:name="_Toc238309902"/>
+      <w:bookmarkEnd w:id="44"/>
+      <w:r>
+        <w:lastRenderedPageBreak/>
+        <w:t>12. Referencias Cruzadas del Proyecto</w:t>
+      </w:r>
+      <w:bookmarkEnd w:id="47"/>
     </w:p>
     <w:p>
       <w:pPr>
         <w:pStyle w:val="FirstParagraph"/>
       </w:pPr>
       <w:r>
-        <w:t xml:space="preserve">Al pulsar</w:t>
-      </w:r>
-      <w:r>
-        <w:t xml:space="preserve"> </w:t>
-      </w:r>
-      <w:r>
-        <w:rPr>
-          <w:b/>
-          <w:bCs/>
-        </w:rPr>
-        <w:t xml:space="preserve">LEER</w:t>
-      </w:r>
-      <w:r>
-        <w:t xml:space="preserve">, la primera línea del volcado indica la versión del firmware que corre en</w:t>
-      </w:r>
-      <w:r>
-        <w:t xml:space="preserve"> </w:t>
-      </w:r>
-      <w:r>
-        <w:t xml:space="preserve">ese equipo:</w:t>
-      </w:r>
-    </w:p>
-    <w:p>
-      <w:pPr>
-        <w:pStyle w:val="SourceCode"/>
-      </w:pPr>
-      <w:r>
-        <w:rPr>
-          <w:rStyle w:val="VerbatimChar"/>
-        </w:rPr>
-        <w:t xml:space="preserve">FW 3.4</w:t>
-      </w:r>
-    </w:p>
-    <w:p>
-      <w:pPr>
-        <w:pStyle w:val="FirstParagraph"/>
-      </w:pPr>
-      <w:r>
-        <w:t xml:space="preserve">Anótela en el acta de inspección. Los equipos anteriores a esta versión</w:t>
-      </w:r>
-      <w:r>
-        <w:t xml:space="preserve"> </w:t>
-      </w:r>
-      <w:r>
-        <w:rPr>
-          <w:b/>
-          <w:bCs/>
-        </w:rPr>
-        <w:t xml:space="preserve">no la muestran</w:t>
-      </w:r>
-      <w:r>
-        <w:t xml:space="preserve">:</w:t>
-      </w:r>
-      <w:r>
-        <w:t xml:space="preserve"> </w:t>
-      </w:r>
-      <w:r>
-        <w:t xml:space="preserve">si no aparece la línea, la baliza lleva un firmware antiguo y conviene reportarlo a soporte.</w:t>
-      </w:r>
-    </w:p>
-    <w:p>
-      <w:r>
-        <w:pict>
-          <v:rect style="width:0;height:1.5pt" o:hralign="center" o:hrstd="t" o:hr="t"/>
-        </w:pict>
-      </w:r>
-    </w:p>
-    <w:bookmarkEnd w:id="93"/>
-    <w:bookmarkStart w:id="103" w:name="Xe876f7121cb84cfe1404dace95aafa70b3a613a"/>
-    <w:p>
-      <w:pPr>
-        <w:pStyle w:val="Heading2"/>
-      </w:pPr>
-      <w:r>
-        <w:t xml:space="preserve">12. Referencias Cruzadas del Proyecto</w:t>
-      </w:r>
-    </w:p>
-    <w:p>
-      <w:pPr>
-        <w:pStyle w:val="FirstParagraph"/>
-      </w:pPr>
-      <w:r>
+        <w:rPr>
+          <w:noProof/>
+        </w:rPr>
         <w:drawing>
-          <wp:inline>
+          <wp:inline distT="0" distB="0" distL="0" distR="0" wp14:anchorId="29A559F9" wp14:editId="47797867">
             <wp:extent cx="5334000" cy="3556000"/>
-            <wp:effectExtent b="0" l="0" r="0" t="0"/>
-            <wp:docPr descr="Figura 19: Canales oficiales de soporte técnico IT VIAL S.A.S." title="" id="95" name="Picture"/>
-            <a:graphic>
+            <wp:effectExtent l="0" t="0" r="0" b="0"/>
+            <wp:docPr id="95" name="Picture" descr="Figura 19: Canales oficiales de soporte técnico IT VIAL S.A.S."/>
+            <wp:cNvGraphicFramePr/>
+            <a:graphic xmlns:a="http://schemas.openxmlformats.org/drawingml/2006/main">
               <a:graphicData uri="http://schemas.openxmlformats.org/drawingml/2006/picture">
-                <pic:pic>
+                <pic:pic xmlns:pic="http://schemas.openxmlformats.org/drawingml/2006/picture">
                   <pic:nvPicPr>
-                    <pic:cNvPr descr="img/portada_it_vial_creditos.png" id="96" name="Picture"/>
+                    <pic:cNvPr id="96" name="Picture" descr="img/portada_it_vial_creditos.png"/>
                     <pic:cNvPicPr>
-                      <a:picLocks noChangeArrowheads="1" noChangeAspect="1"/>
+                      <a:picLocks noChangeAspect="1" noChangeArrowheads="1"/>
                     </pic:cNvPicPr>
                   </pic:nvPicPr>
                   <pic:blipFill>
-                    <a:blip r:embed="rId94"/>
+                    <a:blip r:embed="rId26"/>
                     <a:stretch>
                       <a:fillRect/>
                     </a:stretch>
@@ -3859,21 +5304,18 @@
         <w:pStyle w:val="Compact"/>
         <w:numPr>
           <w:ilvl w:val="0"/>
-          <w:numId w:val="1010"/>
+          <w:numId w:val="11"/>
         </w:numPr>
       </w:pPr>
       <w:r>
-        <w:t xml:space="preserve">⚙️</w:t>
-      </w:r>
-      <w:r>
-        <w:t xml:space="preserve"> </w:t>
-      </w:r>
-      <w:hyperlink r:id="rId97">
+        <w:t xml:space="preserve">⚙️ </w:t>
+      </w:r>
+      <w:hyperlink r:id="rId27">
         <w:r>
           <w:rPr>
-            <w:rStyle w:val="Hyperlink"/>
+            <w:rStyle w:val="Hipervnculo"/>
           </w:rPr>
-          <w:t xml:space="preserve">Manual Técnico del Firmware C99</w:t>
+          <w:t>Manual Técnico del Firmware C99</w:t>
         </w:r>
       </w:hyperlink>
     </w:p>
@@ -3882,21 +5324,18 @@
         <w:pStyle w:val="Compact"/>
         <w:numPr>
           <w:ilvl w:val="0"/>
-          <w:numId w:val="1010"/>
+          <w:numId w:val="11"/>
         </w:numPr>
       </w:pPr>
       <w:r>
-        <w:t xml:space="preserve">📜</w:t>
-      </w:r>
-      <w:r>
-        <w:t xml:space="preserve"> </w:t>
-      </w:r>
-      <w:hyperlink r:id="rId98">
+        <w:t xml:space="preserve">📜 </w:t>
+      </w:r>
+      <w:hyperlink r:id="rId28">
         <w:r>
           <w:rPr>
-            <w:rStyle w:val="Hyperlink"/>
+            <w:rStyle w:val="Hipervnculo"/>
           </w:rPr>
-          <w:t xml:space="preserve">Certificado Oficial del Firmware v3.4</w:t>
+          <w:t>Certificado Oficial del Firmware v3.4</w:t>
         </w:r>
       </w:hyperlink>
     </w:p>
@@ -3905,21 +5344,18 @@
         <w:pStyle w:val="Compact"/>
         <w:numPr>
           <w:ilvl w:val="0"/>
-          <w:numId w:val="1010"/>
+          <w:numId w:val="11"/>
         </w:numPr>
       </w:pPr>
       <w:r>
-        <w:t xml:space="preserve">🗺️</w:t>
-      </w:r>
-      <w:r>
-        <w:t xml:space="preserve"> </w:t>
-      </w:r>
-      <w:hyperlink r:id="rId99">
+        <w:t xml:space="preserve">🗺️ </w:t>
+      </w:r>
+      <w:hyperlink r:id="rId29">
         <w:r>
           <w:rPr>
-            <w:rStyle w:val="Hyperlink"/>
+            <w:rStyle w:val="Hipervnculo"/>
           </w:rPr>
-          <w:t xml:space="preserve">Gestión de Múltiples Señales y Nombres OTA</w:t>
+          <w:t>Gestión de Múltiples Señales y Nombres OTA</w:t>
         </w:r>
       </w:hyperlink>
     </w:p>
@@ -3928,21 +5364,18 @@
         <w:pStyle w:val="Compact"/>
         <w:numPr>
           <w:ilvl w:val="0"/>
-          <w:numId w:val="1010"/>
+          <w:numId w:val="11"/>
         </w:numPr>
       </w:pPr>
       <w:r>
-        <w:t xml:space="preserve">🩺</w:t>
-      </w:r>
-      <w:r>
-        <w:t xml:space="preserve"> </w:t>
-      </w:r>
-      <w:hyperlink r:id="rId100">
+        <w:t xml:space="preserve">🩺 </w:t>
+      </w:r>
+      <w:hyperlink r:id="rId30">
         <w:r>
           <w:rPr>
-            <w:rStyle w:val="Hyperlink"/>
+            <w:rStyle w:val="Hipervnculo"/>
           </w:rPr>
-          <w:t xml:space="preserve">Guía de Diagnóstico y Logs para Soporte</w:t>
+          <w:t>Guía de Diagnóstico y Logs para Soporte</w:t>
         </w:r>
       </w:hyperlink>
     </w:p>
@@ -3951,21 +5384,18 @@
         <w:pStyle w:val="Compact"/>
         <w:numPr>
           <w:ilvl w:val="0"/>
-          <w:numId w:val="1010"/>
+          <w:numId w:val="11"/>
         </w:numPr>
       </w:pPr>
       <w:r>
-        <w:t xml:space="preserve">🏛️</w:t>
-      </w:r>
-      <w:r>
-        <w:t xml:space="preserve"> </w:t>
-      </w:r>
-      <w:hyperlink r:id="rId101">
+        <w:t xml:space="preserve">🏛️ </w:t>
+      </w:r>
+      <w:hyperlink r:id="rId31">
         <w:r>
           <w:rPr>
-            <w:rStyle w:val="Hyperlink"/>
+            <w:rStyle w:val="Hipervnculo"/>
           </w:rPr>
-          <w:t xml:space="preserve">Dictamen del Comité Técnico Multidisciplinario</w:t>
+          <w:t>Dictamen del Comité Técnico Multidisciplinario</w:t>
         </w:r>
       </w:hyperlink>
     </w:p>
@@ -3974,63 +5404,41 @@
         <w:pStyle w:val="Compact"/>
         <w:numPr>
           <w:ilvl w:val="0"/>
-          <w:numId w:val="1010"/>
+          <w:numId w:val="11"/>
         </w:numPr>
       </w:pPr>
       <w:r>
-        <w:t xml:space="preserve">🗺️</w:t>
-      </w:r>
-      <w:r>
-        <w:t xml:space="preserve"> </w:t>
-      </w:r>
-      <w:hyperlink r:id="rId102">
+        <w:t xml:space="preserve">🗺️ </w:t>
+      </w:r>
+      <w:hyperlink r:id="rId32">
         <w:r>
           <w:rPr>
-            <w:rStyle w:val="Hyperlink"/>
+            <w:rStyle w:val="Hipervnculo"/>
           </w:rPr>
-          <w:t xml:space="preserve">Mapa de Ruta de Ingeniería (Roadmap)</w:t>
+          <w:t>Mapa de Ruta de Ingeniería (Roadmap)</w:t>
         </w:r>
       </w:hyperlink>
-    </w:p>
-    <w:bookmarkEnd w:id="103"/>
-    <w:bookmarkEnd w:id="104"/>
+      <w:bookmarkEnd w:id="0"/>
+      <w:bookmarkEnd w:id="46"/>
+    </w:p>
     <w:sectPr>
       <w:footnotePr>
         <w:numRestart w:val="eachSect"/>
       </w:footnotePr>
+      <w:pgSz w:w="12240" w:h="15840"/>
+      <w:pgMar w:top="1417" w:right="1701" w:bottom="1417" w:left="1701" w:header="720" w:footer="720" w:gutter="0"/>
+      <w:cols w:space="720"/>
     </w:sectPr>
   </w:body>
 </w:document>
 </file>
 
-<file path=word/comments.xml><?xml version="1.0" encoding="utf-8"?>
-<w:comments xmlns:w="http://schemas.openxmlformats.org/wordprocessingml/2006/main" xmlns:m="http://schemas.openxmlformats.org/officeDocument/2006/math" xmlns:r="http://schemas.openxmlformats.org/officeDocument/2006/relationships" xmlns:o="urn:schemas-microsoft-com:office:office" xmlns:v="urn:schemas-microsoft-com:vml" xmlns:w10="urn:schemas-microsoft-com:office:word" xmlns:a="http://schemas.openxmlformats.org/drawingml/2006/main" xmlns:pic="http://schemas.openxmlformats.org/drawingml/2006/picture" xmlns:wp="http://schemas.openxmlformats.org/drawingml/2006/wordprocessingDrawing"/>
-</file>
-
-<file path=word/footnotes.xml><?xml version="1.0" encoding="utf-8"?>
-<w:footnotes xmlns:w="http://schemas.openxmlformats.org/wordprocessingml/2006/main" xmlns:m="http://schemas.openxmlformats.org/officeDocument/2006/math" xmlns:r="http://schemas.openxmlformats.org/officeDocument/2006/relationships" xmlns:o="urn:schemas-microsoft-com:office:office" xmlns:v="urn:schemas-microsoft-com:vml" xmlns:w10="urn:schemas-microsoft-com:office:word" xmlns:a="http://schemas.openxmlformats.org/drawingml/2006/main" xmlns:pic="http://schemas.openxmlformats.org/drawingml/2006/picture" xmlns:wp="http://schemas.openxmlformats.org/drawingml/2006/wordprocessingDrawing">
-  <w:footnote w:type="continuationSeparator" w:id="0">
-    <w:p>
-      <w:r>
-        <w:continuationSeparator/>
-      </w:r>
-    </w:p>
-  </w:footnote>
-  <w:footnote w:type="separator" w:id="-1">
-    <w:p>
-      <w:r>
-        <w:separator/>
-      </w:r>
-    </w:p>
-  </w:footnote>
-</w:footnotes>
-</file>
-
 <file path=word/numbering.xml><?xml version="1.0" encoding="utf-8"?>
-<w:numbering xmlns:w="http://schemas.openxmlformats.org/wordprocessingml/2006/main">
-  <w:abstractNum w:abstractNumId="990">
+<w:numbering xmlns:wpc="http://schemas.microsoft.com/office/word/2010/wordprocessingCanvas" xmlns:cx="http://schemas.microsoft.com/office/drawing/2014/chartex" xmlns:cx1="http://schemas.microsoft.com/office/drawing/2015/9/8/chartex" xmlns:cx2="http://schemas.microsoft.com/office/drawing/2015/10/21/chartex" xmlns:cx3="http://schemas.microsoft.com/office/drawing/2016/5/9/chartex" xmlns:cx4="http://schemas.microsoft.com/office/drawing/2016/5/10/chartex" xmlns:cx5="http://schemas.microsoft.com/office/drawing/2016/5/11/chartex" xmlns:cx6="http://schemas.microsoft.com/office/drawing/2016/5/12/chartex" xmlns:cx7="http://schemas.microsoft.com/office/drawing/2016/5/13/chartex" xmlns:cx8="http://schemas.microsoft.com/office/drawing/2016/5/14/chartex" xmlns:mc="http://schemas.openxmlformats.org/markup-compatibility/2006" xmlns:aink="http://schemas.microsoft.com/office/drawing/2016/ink" xmlns:am3d="http://schemas.microsoft.com/office/drawing/2017/model3d" xmlns:o="urn:schemas-microsoft-com:office:office" xmlns:oel="http://schemas.microsoft.com/office/2019/extlst" xmlns:r="http://schemas.openxmlformats.org/officeDocument/2006/relationships" xmlns:m="http://schemas.openxmlformats.org/officeDocument/2006/math" xmlns:v="urn:schemas-microsoft-com:vml" xmlns:wp14="http://schemas.microsoft.com/office/word/2010/wordprocessingDrawing" xmlns:wp="http://schemas.openxmlformats.org/drawingml/2006/wordprocessingDrawing" xmlns:w10="urn:schemas-microsoft-com:office:word" xmlns:w="http://schemas.openxmlformats.org/wordprocessingml/2006/main" xmlns:w14="http://schemas.microsoft.com/office/word/2010/wordml" xmlns:w15="http://schemas.microsoft.com/office/word/2012/wordml" xmlns:w16cex="http://schemas.microsoft.com/office/word/2018/wordml/cex" xmlns:w16cid="http://schemas.microsoft.com/office/word/2016/wordml/cid" xmlns:w16="http://schemas.microsoft.com/office/word/2018/wordml" xmlns:w16du="http://schemas.microsoft.com/office/word/2023/wordml/word16du" xmlns:w16sdtdh="http://schemas.microsoft.com/office/word/2020/wordml/sdtdatahash" xmlns:w16sdtfl="http://schemas.microsoft.com/office/word/2024/wordml/sdtformatlock" xmlns:w16se="http://schemas.microsoft.com/office/word/2015/wordml/symex" xmlns:wpg="http://schemas.microsoft.com/office/word/2010/wordprocessingGroup" xmlns:wpi="http://schemas.microsoft.com/office/word/2010/wordprocessingInk" xmlns:wne="http://schemas.microsoft.com/office/word/2006/wordml" xmlns:wps="http://schemas.microsoft.com/office/word/2010/wordprocessingShape" mc:Ignorable="w14 w15 w16se w16cid w16 w16cex w16sdtdh w16sdtfl w16du wp14">
+  <w:abstractNum w:abstractNumId="0" w15:restartNumberingAfterBreak="0">
     <w:nsid w:val="0000A990"/>
     <w:multiLevelType w:val="multilevel"/>
+    <w:tmpl w:val="66205FFC"/>
     <w:lvl w:ilvl="0">
       <w:numFmt w:val="bullet"/>
       <w:lvlText w:val=" "/>
@@ -4104,94 +5512,10 @@
       </w:pPr>
     </w:lvl>
   </w:abstractNum>
-  <w:abstractNum w:abstractNumId="99411">
-    <w:nsid w:val="00A99411"/>
-    <w:multiLevelType w:val="multilevel"/>
-    <w:lvl w:ilvl="0">
-      <w:start w:val="1"/>
-      <w:numFmt w:val="decimal"/>
-      <w:lvlText w:val="%1."/>
-      <w:lvlJc w:val="left"/>
-      <w:pPr>
-        <w:ind w:left="720" w:hanging="360"/>
-      </w:pPr>
-    </w:lvl>
-    <w:lvl w:ilvl="1">
-      <w:start w:val="1"/>
-      <w:numFmt w:val="decimal"/>
-      <w:lvlText w:val="%2."/>
-      <w:lvlJc w:val="left"/>
-      <w:pPr>
-        <w:ind w:left="1440" w:hanging="360"/>
-      </w:pPr>
-    </w:lvl>
-    <w:lvl w:ilvl="2">
-      <w:start w:val="1"/>
-      <w:numFmt w:val="decimal"/>
-      <w:lvlText w:val="%3."/>
-      <w:lvlJc w:val="left"/>
-      <w:pPr>
-        <w:ind w:left="2160" w:hanging="360"/>
-      </w:pPr>
-    </w:lvl>
-    <w:lvl w:ilvl="3">
-      <w:start w:val="1"/>
-      <w:numFmt w:val="decimal"/>
-      <w:lvlText w:val="%4."/>
-      <w:lvlJc w:val="left"/>
-      <w:pPr>
-        <w:ind w:left="2880" w:hanging="360"/>
-      </w:pPr>
-    </w:lvl>
-    <w:lvl w:ilvl="4">
-      <w:start w:val="1"/>
-      <w:numFmt w:val="decimal"/>
-      <w:lvlText w:val="%5."/>
-      <w:lvlJc w:val="left"/>
-      <w:pPr>
-        <w:ind w:left="3600" w:hanging="360"/>
-      </w:pPr>
-    </w:lvl>
-    <w:lvl w:ilvl="5">
-      <w:start w:val="1"/>
-      <w:numFmt w:val="decimal"/>
-      <w:lvlText w:val="%6."/>
-      <w:lvlJc w:val="left"/>
-      <w:pPr>
-        <w:ind w:left="4320" w:hanging="360"/>
-      </w:pPr>
-    </w:lvl>
-    <w:lvl w:ilvl="6">
-      <w:start w:val="1"/>
-      <w:numFmt w:val="decimal"/>
-      <w:lvlText w:val="%7."/>
-      <w:lvlJc w:val="left"/>
-      <w:pPr>
-        <w:ind w:left="5040" w:hanging="360"/>
-      </w:pPr>
-    </w:lvl>
-    <w:lvl w:ilvl="7">
-      <w:start w:val="1"/>
-      <w:numFmt w:val="decimal"/>
-      <w:lvlText w:val="%8."/>
-      <w:lvlJc w:val="left"/>
-      <w:pPr>
-        <w:ind w:left="5760" w:hanging="360"/>
-      </w:pPr>
-    </w:lvl>
-    <w:lvl w:ilvl="8">
-      <w:start w:val="1"/>
-      <w:numFmt w:val="decimal"/>
-      <w:lvlText w:val="%9."/>
-      <w:lvlJc w:val="left"/>
-      <w:pPr>
-        <w:ind w:left="6480" w:hanging="360"/>
-      </w:pPr>
-    </w:lvl>
-  </w:abstractNum>
-  <w:abstractNum w:abstractNumId="991">
+  <w:abstractNum w:abstractNumId="1" w15:restartNumberingAfterBreak="0">
     <w:nsid w:val="0000A991"/>
     <w:multiLevelType w:val="multilevel"/>
+    <w:tmpl w:val="004E1E6A"/>
     <w:lvl w:ilvl="0">
       <w:numFmt w:val="bullet"/>
       <w:lvlText w:val=""/>
@@ -4292,9 +5616,96 @@
       </w:rPr>
     </w:lvl>
   </w:abstractNum>
-  <w:abstractNum w:abstractNumId="994110">
+  <w:abstractNum w:abstractNumId="2" w15:restartNumberingAfterBreak="0">
+    <w:nsid w:val="00A99411"/>
+    <w:multiLevelType w:val="multilevel"/>
+    <w:tmpl w:val="94B8EEFC"/>
+    <w:lvl w:ilvl="0">
+      <w:start w:val="1"/>
+      <w:numFmt w:val="decimal"/>
+      <w:lvlText w:val="%1."/>
+      <w:lvlJc w:val="left"/>
+      <w:pPr>
+        <w:ind w:left="720" w:hanging="360"/>
+      </w:pPr>
+    </w:lvl>
+    <w:lvl w:ilvl="1">
+      <w:start w:val="1"/>
+      <w:numFmt w:val="decimal"/>
+      <w:lvlText w:val="%2."/>
+      <w:lvlJc w:val="left"/>
+      <w:pPr>
+        <w:ind w:left="1440" w:hanging="360"/>
+      </w:pPr>
+    </w:lvl>
+    <w:lvl w:ilvl="2">
+      <w:start w:val="1"/>
+      <w:numFmt w:val="decimal"/>
+      <w:lvlText w:val="%3."/>
+      <w:lvlJc w:val="left"/>
+      <w:pPr>
+        <w:ind w:left="2160" w:hanging="360"/>
+      </w:pPr>
+    </w:lvl>
+    <w:lvl w:ilvl="3">
+      <w:start w:val="1"/>
+      <w:numFmt w:val="decimal"/>
+      <w:lvlText w:val="%4."/>
+      <w:lvlJc w:val="left"/>
+      <w:pPr>
+        <w:ind w:left="2880" w:hanging="360"/>
+      </w:pPr>
+    </w:lvl>
+    <w:lvl w:ilvl="4">
+      <w:start w:val="1"/>
+      <w:numFmt w:val="decimal"/>
+      <w:lvlText w:val="%5."/>
+      <w:lvlJc w:val="left"/>
+      <w:pPr>
+        <w:ind w:left="3600" w:hanging="360"/>
+      </w:pPr>
+    </w:lvl>
+    <w:lvl w:ilvl="5">
+      <w:start w:val="1"/>
+      <w:numFmt w:val="decimal"/>
+      <w:lvlText w:val="%6."/>
+      <w:lvlJc w:val="left"/>
+      <w:pPr>
+        <w:ind w:left="4320" w:hanging="360"/>
+      </w:pPr>
+    </w:lvl>
+    <w:lvl w:ilvl="6">
+      <w:start w:val="1"/>
+      <w:numFmt w:val="decimal"/>
+      <w:lvlText w:val="%7."/>
+      <w:lvlJc w:val="left"/>
+      <w:pPr>
+        <w:ind w:left="5040" w:hanging="360"/>
+      </w:pPr>
+    </w:lvl>
+    <w:lvl w:ilvl="7">
+      <w:start w:val="1"/>
+      <w:numFmt w:val="decimal"/>
+      <w:lvlText w:val="%8."/>
+      <w:lvlJc w:val="left"/>
+      <w:pPr>
+        <w:ind w:left="5760" w:hanging="360"/>
+      </w:pPr>
+    </w:lvl>
+    <w:lvl w:ilvl="8">
+      <w:start w:val="1"/>
+      <w:numFmt w:val="decimal"/>
+      <w:lvlText w:val="%9."/>
+      <w:lvlJc w:val="left"/>
+      <w:pPr>
+        <w:ind w:left="6480" w:hanging="360"/>
+      </w:pPr>
+    </w:lvl>
+  </w:abstractNum>
+  <w:abstractNum w:abstractNumId="3" w15:restartNumberingAfterBreak="0">
     <w:nsid w:val="0A994110"/>
     <w:multiLevelType w:val="multilevel"/>
+    <w:tmpl w:val="A8D80054"/>
     <w:lvl w:ilvl="0">
       <w:start w:val="10"/>
       <w:numFmt w:val="decimal"/>
@@ -4377,11 +5788,11 @@
       </w:pPr>
     </w:lvl>
   </w:abstractNum>
-  <w:num w:numId="1000">
-    <w:abstractNumId w:val="990"/>
+  <w:num w:numId="1" w16cid:durableId="1601327554">
+    <w:abstractNumId w:val="0"/>
   </w:num>
-  <w:num w:numId="1001">
-    <w:abstractNumId w:val="99411"/>
+  <w:num w:numId="2" w16cid:durableId="1366638927">
+    <w:abstractNumId w:val="2"/>
     <w:lvlOverride w:ilvl="0">
       <w:startOverride w:val="1"/>
     </w:lvlOverride>
@@ -4410,11 +5821,11 @@
       <w:startOverride w:val="1"/>
     </w:lvlOverride>
   </w:num>
-  <w:num w:numId="1002">
-    <w:abstractNumId w:val="991"/>
+  <w:num w:numId="3" w16cid:durableId="1698894017">
+    <w:abstractNumId w:val="1"/>
   </w:num>
-  <w:num w:numId="1003">
-    <w:abstractNumId w:val="99411"/>
+  <w:num w:numId="4" w16cid:durableId="1593736529">
+    <w:abstractNumId w:val="2"/>
     <w:lvlOverride w:ilvl="0">
       <w:startOverride w:val="1"/>
     </w:lvlOverride>
@@ -4443,8 +5854,8 @@
       <w:startOverride w:val="1"/>
     </w:lvlOverride>
   </w:num>
-  <w:num w:numId="1004">
-    <w:abstractNumId w:val="99411"/>
+  <w:num w:numId="5" w16cid:durableId="35551088">
+    <w:abstractNumId w:val="2"/>
     <w:lvlOverride w:ilvl="0">
       <w:startOverride w:val="1"/>
     </w:lvlOverride>
@@ -4473,11 +5884,11 @@
       <w:startOverride w:val="1"/>
     </w:lvlOverride>
   </w:num>
-  <w:num w:numId="1005">
-    <w:abstractNumId w:val="991"/>
+  <w:num w:numId="6" w16cid:durableId="369653885">
+    <w:abstractNumId w:val="1"/>
   </w:num>
-  <w:num w:numId="1006">
-    <w:abstractNumId w:val="99411"/>
+  <w:num w:numId="7" w16cid:durableId="1319263002">
+    <w:abstractNumId w:val="2"/>
     <w:lvlOverride w:ilvl="0">
       <w:startOverride w:val="1"/>
     </w:lvlOverride>
@@ -4506,11 +5917,11 @@
       <w:startOverride w:val="1"/>
     </w:lvlOverride>
   </w:num>
-  <w:num w:numId="1007">
-    <w:abstractNumId w:val="991"/>
+  <w:num w:numId="8" w16cid:durableId="2088258031">
+    <w:abstractNumId w:val="1"/>
   </w:num>
-  <w:num w:numId="1008">
-    <w:abstractNumId w:val="99411"/>
+  <w:num w:numId="9" w16cid:durableId="498228018">
+    <w:abstractNumId w:val="2"/>
     <w:lvlOverride w:ilvl="0">
       <w:startOverride w:val="1"/>
     </w:lvlOverride>
@@ -4539,8 +5950,8 @@
       <w:startOverride w:val="1"/>
     </w:lvlOverride>
   </w:num>
-  <w:num w:numId="1009">
-    <w:abstractNumId w:val="994110"/>
+  <w:num w:numId="10" w16cid:durableId="310444629">
+    <w:abstractNumId w:val="3"/>
     <w:lvlOverride w:ilvl="0">
       <w:startOverride w:val="10"/>
     </w:lvlOverride>
@@ -4569,21 +5980,21 @@
       <w:startOverride w:val="10"/>
     </w:lvlOverride>
   </w:num>
-  <w:num w:numId="1010">
-    <w:abstractNumId w:val="991"/>
+  <w:num w:numId="11" w16cid:durableId="1381132390">
+    <w:abstractNumId w:val="1"/>
   </w:num>
 </w:numbering>
 </file>
 
 <file path=word/styles.xml><?xml version="1.0" encoding="utf-8"?>
-<w:styles xmlns:r="http://schemas.openxmlformats.org/officeDocument/2006/relationships" xmlns:w="http://schemas.openxmlformats.org/wordprocessingml/2006/main">
+<w:styles xmlns:mc="http://schemas.openxmlformats.org/markup-compatibility/2006" xmlns:r="http://schemas.openxmlformats.org/officeDocument/2006/relationships" xmlns:w="http://schemas.openxmlformats.org/wordprocessingml/2006/main" xmlns:w14="http://schemas.microsoft.com/office/word/2010/wordml" xmlns:w15="http://schemas.microsoft.com/office/word/2012/wordml" xmlns:w16cex="http://schemas.microsoft.com/office/word/2018/wordml/cex" xmlns:w16cid="http://schemas.microsoft.com/office/word/2016/wordml/cid" xmlns:w16="http://schemas.microsoft.com/office/word/2018/wordml" xmlns:w16du="http://schemas.microsoft.com/office/word/2023/wordml/word16du" xmlns:w16sdtdh="http://schemas.microsoft.com/office/word/2020/wordml/sdtdatahash" xmlns:w16sdtfl="http://schemas.microsoft.com/office/word/2024/wordml/sdtformatlock" xmlns:w16se="http://schemas.microsoft.com/office/word/2015/wordml/symex" mc:Ignorable="w14 w15 w16se w16cid w16 w16cex w16sdtdh w16sdtfl w16du">
   <w:docDefaults>
     <w:rPrDefault>
       <w:rPr>
-        <w:rFonts w:asciiTheme="minorHAnsi" w:cstheme="minorBidi" w:eastAsiaTheme="minorEastAsia" w:hAnsiTheme="minorHAnsi"/>
+        <w:rFonts w:asciiTheme="minorHAnsi" w:eastAsiaTheme="minorEastAsia" w:hAnsiTheme="minorHAnsi" w:cstheme="minorBidi"/>
         <w:sz w:val="24"/>
         <w:szCs w:val="24"/>
-        <w:lang w:bidi="ar-SA" w:eastAsia="zh-CN" w:val="es"/>
+        <w:lang w:val="es" w:eastAsia="zh-CN" w:bidi="ar-SA"/>
       </w:rPr>
     </w:rPrDefault>
     <w:pPrDefault>
@@ -4592,193 +6003,284 @@
       </w:pPr>
     </w:pPrDefault>
   </w:docDefaults>
-  <w:latentStyles w:count="276" w:defLockedState="0" w:defQFormat="0" w:defSemiHidden="0" w:defUIPriority="0" w:defUnhideWhenUsed="0"/>
-  <w:style w:default="1" w:styleId="Normal" w:type="paragraph">
+  <w:latentStyles w:defLockedState="0" w:defUIPriority="0" w:defSemiHidden="0" w:defUnhideWhenUsed="0" w:defQFormat="0" w:count="376">
+    <w:lsdException w:name="toc 1" w:uiPriority="39"/>
+    <w:lsdException w:name="toc 2" w:uiPriority="39"/>
+    <w:lsdException w:name="toc 3" w:uiPriority="39"/>
+    <w:lsdException w:name="Hyperlink" w:uiPriority="99"/>
+    <w:lsdException w:name="Normal Table" w:semiHidden="1" w:unhideWhenUsed="1"/>
+    <w:lsdException w:name="Table Simple 1" w:semiHidden="1" w:unhideWhenUsed="1"/>
+    <w:lsdException w:name="Table Simple 2" w:semiHidden="1" w:unhideWhenUsed="1"/>
+    <w:lsdException w:name="Table Simple 3" w:semiHidden="1" w:unhideWhenUsed="1"/>
+    <w:lsdException w:name="Table Classic 1" w:semiHidden="1" w:unhideWhenUsed="1"/>
+    <w:lsdException w:name="Table Classic 2" w:semiHidden="1" w:unhideWhenUsed="1"/>
+    <w:lsdException w:name="Table Classic 3" w:semiHidden="1" w:unhideWhenUsed="1"/>
+    <w:lsdException w:name="Table Classic 4" w:semiHidden="1" w:unhideWhenUsed="1"/>
+    <w:lsdException w:name="Table Colorful 1" w:semiHidden="1" w:unhideWhenUsed="1"/>
+    <w:lsdException w:name="Table Colorful 2" w:semiHidden="1" w:unhideWhenUsed="1"/>
+    <w:lsdException w:name="Table Colorful 3" w:semiHidden="1" w:unhideWhenUsed="1"/>
+    <w:lsdException w:name="Table Columns 1" w:semiHidden="1" w:unhideWhenUsed="1"/>
+    <w:lsdException w:name="Table Columns 2" w:semiHidden="1" w:unhideWhenUsed="1"/>
+    <w:lsdException w:name="Table Columns 3" w:semiHidden="1" w:unhideWhenUsed="1"/>
+    <w:lsdException w:name="Table Columns 4" w:semiHidden="1" w:unhideWhenUsed="1"/>
+    <w:lsdException w:name="Table Columns 5" w:semiHidden="1" w:unhideWhenUsed="1"/>
+    <w:lsdException w:name="Table Grid 1" w:semiHidden="1" w:unhideWhenUsed="1"/>
+    <w:lsdException w:name="Table Grid 2" w:semiHidden="1" w:unhideWhenUsed="1"/>
+    <w:lsdException w:name="Table Grid 3" w:semiHidden="1" w:unhideWhenUsed="1"/>
+    <w:lsdException w:name="Table Grid 4" w:semiHidden="1" w:unhideWhenUsed="1"/>
+    <w:lsdException w:name="Table Grid 5" w:semiHidden="1" w:unhideWhenUsed="1"/>
+    <w:lsdException w:name="Table Grid 6" w:semiHidden="1" w:unhideWhenUsed="1"/>
+    <w:lsdException w:name="Table Grid 7" w:semiHidden="1" w:unhideWhenUsed="1"/>
+    <w:lsdException w:name="Table Grid 8" w:semiHidden="1" w:unhideWhenUsed="1"/>
+    <w:lsdException w:name="Table List 1" w:semiHidden="1" w:unhideWhenUsed="1"/>
+    <w:lsdException w:name="Table List 2" w:semiHidden="1" w:unhideWhenUsed="1"/>
+    <w:lsdException w:name="Table List 3" w:semiHidden="1" w:unhideWhenUsed="1"/>
+    <w:lsdException w:name="Table List 4" w:semiHidden="1" w:unhideWhenUsed="1"/>
+    <w:lsdException w:name="Table List 5" w:semiHidden="1" w:unhideWhenUsed="1"/>
+    <w:lsdException w:name="Table List 6" w:semiHidden="1" w:unhideWhenUsed="1"/>
+    <w:lsdException w:name="Table List 7" w:semiHidden="1" w:unhideWhenUsed="1"/>
+    <w:lsdException w:name="Table List 8" w:semiHidden="1" w:unhideWhenUsed="1"/>
+    <w:lsdException w:name="Table 3D effects 1" w:semiHidden="1" w:unhideWhenUsed="1"/>
+    <w:lsdException w:name="Table 3D effects 2" w:semiHidden="1" w:unhideWhenUsed="1"/>
+    <w:lsdException w:name="Table 3D effects 3" w:semiHidden="1" w:unhideWhenUsed="1"/>
+    <w:lsdException w:name="Table Contemporary" w:semiHidden="1" w:unhideWhenUsed="1"/>
+    <w:lsdException w:name="Table Elegant" w:semiHidden="1" w:unhideWhenUsed="1"/>
+    <w:lsdException w:name="Table Professional" w:semiHidden="1" w:unhideWhenUsed="1"/>
+    <w:lsdException w:name="Table Subtle 1" w:semiHidden="1" w:unhideWhenUsed="1"/>
+    <w:lsdException w:name="Table Subtle 2" w:semiHidden="1" w:unhideWhenUsed="1"/>
+    <w:lsdException w:name="Table Web 1" w:semiHidden="1" w:unhideWhenUsed="1"/>
+    <w:lsdException w:name="Table Web 2" w:semiHidden="1" w:unhideWhenUsed="1"/>
+    <w:lsdException w:name="Table Web 3" w:semiHidden="1" w:unhideWhenUsed="1"/>
+    <w:lsdException w:name="Table Theme" w:semiHidden="1" w:unhideWhenUsed="1"/>
+    <w:lsdException w:name="Light Shading"/>
+    <w:lsdException w:name="Light List"/>
+    <w:lsdException w:name="Light Grid"/>
+    <w:lsdException w:name="Medium Shading 1"/>
+    <w:lsdException w:name="Medium Shading 2"/>
+    <w:lsdException w:name="Medium List 1"/>
+    <w:lsdException w:name="Medium List 2"/>
+    <w:lsdException w:name="Medium Grid 1"/>
+    <w:lsdException w:name="Medium Grid 2"/>
+    <w:lsdException w:name="Medium Grid 3"/>
+    <w:lsdException w:name="Dark List"/>
+    <w:lsdException w:name="Colorful Shading"/>
+    <w:lsdException w:name="Colorful List"/>
+    <w:lsdException w:name="Colorful Grid"/>
+    <w:lsdException w:name="Light Shading Accent 1"/>
+    <w:lsdException w:name="Light List Accent 1"/>
+    <w:lsdException w:name="Light Grid Accent 1"/>
+    <w:lsdException w:name="Medium Shading 1 Accent 1"/>
+    <w:lsdException w:name="Medium Shading 2 Accent 1"/>
+    <w:lsdException w:name="Medium List 1 Accent 1"/>
+    <w:lsdException w:name="Medium List 2 Accent 1"/>
+    <w:lsdException w:name="Medium Grid 1 Accent 1"/>
+    <w:lsdException w:name="Medium Grid 2 Accent 1"/>
+    <w:lsdException w:name="Medium Grid 3 Accent 1"/>
+    <w:lsdException w:name="Dark List Accent 1"/>
+    <w:lsdException w:name="Colorful Shading Accent 1"/>
+    <w:lsdException w:name="Colorful List Accent 1"/>
+    <w:lsdException w:name="Colorful Grid Accent 1"/>
+    <w:lsdException w:name="Light Shading Accent 2"/>
+    <w:lsdException w:name="Light List Accent 2"/>
+    <w:lsdException w:name="Light Grid Accent 2"/>
+    <w:lsdException w:name="Medium Shading 1 Accent 2"/>
+    <w:lsdException w:name="Medium Shading 2 Accent 2"/>
+    <w:lsdException w:name="Medium List 1 Accent 2"/>
+    <w:lsdException w:name="Medium List 2 Accent 2"/>
+    <w:lsdException w:name="Medium Grid 1 Accent 2"/>
+    <w:lsdException w:name="Medium Grid 2 Accent 2"/>
+    <w:lsdException w:name="Medium Grid 3 Accent 2"/>
+    <w:lsdException w:name="Dark List Accent 2"/>
+    <w:lsdException w:name="Colorful Shading Accent 2"/>
+    <w:lsdException w:name="Colorful List Accent 2"/>
+    <w:lsdException w:name="Colorful Grid Accent 2"/>
+    <w:lsdException w:name="Light Shading Accent 3"/>
+    <w:lsdException w:name="Light List Accent 3"/>
+    <w:lsdException w:name="Light Grid Accent 3"/>
+    <w:lsdException w:name="Medium Shading 1 Accent 3"/>
+    <w:lsdException w:name="Medium Shading 2 Accent 3"/>
+    <w:lsdException w:name="Medium List 1 Accent 3"/>
+    <w:lsdException w:name="Medium List 2 Accent 3"/>
+    <w:lsdException w:name="Medium Grid 1 Accent 3"/>
+    <w:lsdException w:name="Medium Grid 2 Accent 3"/>
+    <w:lsdException w:name="Medium Grid 3 Accent 3"/>
+    <w:lsdException w:name="Dark List Accent 3"/>
+    <w:lsdException w:name="Colorful Shading Accent 3"/>
+    <w:lsdException w:name="Colorful List Accent 3"/>
+    <w:lsdException w:name="Colorful Grid Accent 3"/>
+    <w:lsdException w:name="Light Shading Accent 4"/>
+    <w:lsdException w:name="Light List Accent 4"/>
+    <w:lsdException w:name="Light Grid Accent 4"/>
+    <w:lsdException w:name="Medium Shading 1 Accent 4"/>
+    <w:lsdException w:name="Medium Shading 2 Accent 4"/>
+    <w:lsdException w:name="Medium List 1 Accent 4"/>
+    <w:lsdException w:name="Medium List 2 Accent 4"/>
+    <w:lsdException w:name="Medium Grid 1 Accent 4"/>
+    <w:lsdException w:name="Medium Grid 2 Accent 4"/>
+    <w:lsdException w:name="Medium Grid 3 Accent 4"/>
+    <w:lsdException w:name="Dark List Accent 4"/>
+    <w:lsdException w:name="Colorful Shading Accent 4"/>
+    <w:lsdException w:name="Colorful List Accent 4"/>
+    <w:lsdException w:name="Colorful Grid Accent 4"/>
+    <w:lsdException w:name="Light Shading Accent 5"/>
+    <w:lsdException w:name="Light List Accent 5"/>
+    <w:lsdException w:name="Light Grid Accent 5"/>
+    <w:lsdException w:name="Medium Shading 1 Accent 5"/>
+    <w:lsdException w:name="Medium Shading 2 Accent 5"/>
+    <w:lsdException w:name="Medium List 1 Accent 5"/>
+    <w:lsdException w:name="Medium List 2 Accent 5"/>
+    <w:lsdException w:name="Medium Grid 1 Accent 5"/>
+    <w:lsdException w:name="Medium Grid 2 Accent 5"/>
+    <w:lsdException w:name="Medium Grid 3 Accent 5"/>
+    <w:lsdException w:name="Dark List Accent 5"/>
+    <w:lsdException w:name="Colorful Shading Accent 5"/>
+    <w:lsdException w:name="Colorful List Accent 5"/>
+    <w:lsdException w:name="Colorful Grid Accent 5"/>
+    <w:lsdException w:name="Light Shading Accent 6"/>
+    <w:lsdException w:name="Light List Accent 6"/>
+    <w:lsdException w:name="Light Grid Accent 6"/>
+    <w:lsdException w:name="Medium Shading 1 Accent 6"/>
+    <w:lsdException w:name="Medium Shading 2 Accent 6"/>
+    <w:lsdException w:name="Medium List 1 Accent 6"/>
+    <w:lsdException w:name="Medium List 2 Accent 6"/>
+    <w:lsdException w:name="Medium Grid 1 Accent 6"/>
+    <w:lsdException w:name="Medium Grid 2 Accent 6"/>
+    <w:lsdException w:name="Medium Grid 3 Accent 6"/>
+    <w:lsdException w:name="Dark List Accent 6"/>
+    <w:lsdException w:name="Colorful Shading Accent 6"/>
+    <w:lsdException w:name="Colorful List Accent 6"/>
+    <w:lsdException w:name="Colorful Grid Accent 6"/>
+    <w:lsdException w:name="Grid Table 4" w:uiPriority="49"/>
+    <w:lsdException w:name="Grid Table 5 Dark" w:uiPriority="50"/>
+    <w:lsdException w:name="Grid Table 6 Colorful" w:uiPriority="51"/>
+    <w:lsdException w:name="Grid Table 7 Colorful" w:uiPriority="52"/>
+    <w:lsdException w:name="Grid Table 1 Light Accent 1" w:uiPriority="46"/>
+    <w:lsdException w:name="Grid Table 2 Accent 1" w:uiPriority="47"/>
+    <w:lsdException w:name="Grid Table 3 Accent 1" w:uiPriority="48"/>
+    <w:lsdException w:name="Grid Table 4 Accent 1" w:uiPriority="49"/>
+    <w:lsdException w:name="Grid Table 5 Dark Accent 1" w:uiPriority="50"/>
+    <w:lsdException w:name="Grid Table 6 Colorful Accent 1" w:uiPriority="51"/>
+    <w:lsdException w:name="Grid Table 7 Colorful Accent 1" w:uiPriority="52"/>
+    <w:lsdException w:name="Grid Table 1 Light Accent 2" w:uiPriority="46"/>
+    <w:lsdException w:name="Grid Table 2 Accent 2" w:uiPriority="47"/>
+    <w:lsdException w:name="Grid Table 3 Accent 2" w:uiPriority="48"/>
+    <w:lsdException w:name="Grid Table 4 Accent 2" w:uiPriority="49"/>
+    <w:lsdException w:name="Grid Table 5 Dark Accent 2" w:uiPriority="50"/>
+    <w:lsdException w:name="Grid Table 6 Colorful Accent 2" w:uiPriority="51"/>
+    <w:lsdException w:name="Grid Table 7 Colorful Accent 2" w:uiPriority="52"/>
+    <w:lsdException w:name="Grid Table 1 Light Accent 3" w:uiPriority="46"/>
+    <w:lsdException w:name="Grid Table 2 Accent 3" w:uiPriority="47"/>
+    <w:lsdException w:name="Grid Table 3 Accent 3" w:uiPriority="48"/>
+    <w:lsdException w:name="Grid Table 4 Accent 3" w:uiPriority="49"/>
+    <w:lsdException w:name="Grid Table 5 Dark Accent 3" w:uiPriority="50"/>
+    <w:lsdException w:name="Grid Table 6 Colorful Accent 3" w:uiPriority="51"/>
+    <w:lsdException w:name="Grid Table 7 Colorful Accent 3" w:uiPriority="52"/>
+    <w:lsdException w:name="Grid Table 1 Light Accent 4" w:uiPriority="46"/>
+    <w:lsdException w:name="Grid Table 2 Accent 4" w:uiPriority="47"/>
+    <w:lsdException w:name="Grid Table 3 Accent 4" w:uiPriority="48"/>
+    <w:lsdException w:name="Grid Table 4 Accent 4" w:uiPriority="49"/>
+    <w:lsdException w:name="Grid Table 5 Dark Accent 4" w:uiPriority="50"/>
+    <w:lsdException w:name="Grid Table 6 Colorful Accent 4" w:uiPriority="51"/>
+    <w:lsdException w:name="Grid Table 7 Colorful Accent 4" w:uiPriority="52"/>
+    <w:lsdException w:name="Grid Table 1 Light Accent 5" w:uiPriority="46"/>
+    <w:lsdException w:name="Grid Table 2 Accent 5" w:uiPriority="47"/>
+    <w:lsdException w:name="Grid Table 3 Accent 5" w:uiPriority="48"/>
+    <w:lsdException w:name="Grid Table 4 Accent 5" w:uiPriority="49"/>
+    <w:lsdException w:name="Grid Table 5 Dark Accent 5" w:uiPriority="50"/>
+    <w:lsdException w:name="Grid Table 6 Colorful Accent 5" w:uiPriority="51"/>
+    <w:lsdException w:name="Grid Table 7 Colorful Accent 5" w:uiPriority="52"/>
+    <w:lsdException w:name="Grid Table 1 Light Accent 6" w:uiPriority="46"/>
+    <w:lsdException w:name="Grid Table 2 Accent 6" w:uiPriority="47"/>
+    <w:lsdException w:name="Grid Table 3 Accent 6" w:uiPriority="48"/>
+    <w:lsdException w:name="Grid Table 4 Accent 6" w:uiPriority="49"/>
+    <w:lsdException w:name="Grid Table 5 Dark Accent 6" w:uiPriority="50"/>
+    <w:lsdException w:name="Grid Table 6 Colorful Accent 6" w:uiPriority="51"/>
+    <w:lsdException w:name="Grid Table 7 Colorful Accent 6" w:uiPriority="52"/>
+    <w:lsdException w:name="List Table 1 Light" w:uiPriority="46"/>
+    <w:lsdException w:name="List Table 2" w:uiPriority="47"/>
+    <w:lsdException w:name="List Table 3" w:uiPriority="48"/>
+    <w:lsdException w:name="List Table 4" w:uiPriority="49"/>
+    <w:lsdException w:name="List Table 5 Dark" w:uiPriority="50"/>
+    <w:lsdException w:name="List Table 6 Colorful" w:uiPriority="51"/>
+    <w:lsdException w:name="List Table 7 Colorful" w:uiPriority="52"/>
+    <w:lsdException w:name="List Table 1 Light Accent 1" w:uiPriority="46"/>
+    <w:lsdException w:name="List Table 2 Accent 1" w:uiPriority="47"/>
+    <w:lsdException w:name="List Table 3 Accent 1" w:uiPriority="48"/>
+    <w:lsdException w:name="List Table 4 Accent 1" w:uiPriority="49"/>
+    <w:lsdException w:name="List Table 5 Dark Accent 1" w:uiPriority="50"/>
+    <w:lsdException w:name="List Table 6 Colorful Accent 1" w:uiPriority="51"/>
+    <w:lsdException w:name="List Table 7 Colorful Accent 1" w:uiPriority="52"/>
+    <w:lsdException w:name="List Table 1 Light Accent 2" w:uiPriority="46"/>
+    <w:lsdException w:name="List Table 2 Accent 2" w:uiPriority="47"/>
+    <w:lsdException w:name="List Table 3 Accent 2" w:uiPriority="48"/>
+    <w:lsdException w:name="List Table 4 Accent 2" w:uiPriority="49"/>
+    <w:lsdException w:name="List Table 5 Dark Accent 2" w:uiPriority="50"/>
+    <w:lsdException w:name="List Table 6 Colorful Accent 2" w:uiPriority="51"/>
+    <w:lsdException w:name="List Table 7 Colorful Accent 2" w:uiPriority="52"/>
+    <w:lsdException w:name="List Table 1 Light Accent 3" w:uiPriority="46"/>
+    <w:lsdException w:name="List Table 2 Accent 3" w:uiPriority="47"/>
+    <w:lsdException w:name="List Table 3 Accent 3" w:uiPriority="48"/>
+    <w:lsdException w:name="List Table 4 Accent 3" w:uiPriority="49"/>
+    <w:lsdException w:name="List Table 5 Dark Accent 3" w:uiPriority="50"/>
+    <w:lsdException w:name="List Table 6 Colorful Accent 3" w:uiPriority="51"/>
+    <w:lsdException w:name="List Table 7 Colorful Accent 3" w:uiPriority="52"/>
+    <w:lsdException w:name="List Table 1 Light Accent 4" w:uiPriority="46"/>
+    <w:lsdException w:name="List Table 2 Accent 4" w:uiPriority="47"/>
+    <w:lsdException w:name="List Table 3 Accent 4" w:uiPriority="48"/>
+    <w:lsdException w:name="List Table 4 Accent 4" w:uiPriority="49"/>
+    <w:lsdException w:name="List Table 5 Dark Accent 4" w:uiPriority="50"/>
+    <w:lsdException w:name="List Table 6 Colorful Accent 4" w:uiPriority="51"/>
+    <w:lsdException w:name="List Table 7 Colorful Accent 4" w:uiPriority="52"/>
+    <w:lsdException w:name="List Table 1 Light Accent 5" w:uiPriority="46"/>
+    <w:lsdException w:name="List Table 2 Accent 5" w:uiPriority="47"/>
+    <w:lsdException w:name="List Table 3 Accent 5" w:uiPriority="48"/>
+    <w:lsdException w:name="List Table 4 Accent 5" w:uiPriority="49"/>
+    <w:lsdException w:name="List Table 5 Dark Accent 5" w:uiPriority="50"/>
+    <w:lsdException w:name="List Table 6 Colorful Accent 5" w:uiPriority="51"/>
+    <w:lsdException w:name="List Table 7 Colorful Accent 5" w:uiPriority="52"/>
+    <w:lsdException w:name="List Table 1 Light Accent 6" w:uiPriority="46"/>
+    <w:lsdException w:name="List Table 2 Accent 6" w:uiPriority="47"/>
+    <w:lsdException w:name="List Table 3 Accent 6" w:uiPriority="48"/>
+    <w:lsdException w:name="List Table 4 Accent 6" w:uiPriority="49"/>
+    <w:lsdException w:name="List Table 5 Dark Accent 6" w:uiPriority="50"/>
+    <w:lsdException w:name="List Table 6 Colorful Accent 6" w:uiPriority="51"/>
+    <w:lsdException w:name="List Table 7 Colorful Accent 6" w:uiPriority="52"/>
+    <w:lsdException w:name="Mention" w:semiHidden="1" w:uiPriority="99" w:unhideWhenUsed="1"/>
+    <w:lsdException w:name="Smart Hyperlink" w:semiHidden="1" w:uiPriority="99" w:unhideWhenUsed="1"/>
+    <w:lsdException w:name="Hashtag" w:semiHidden="1" w:uiPriority="99" w:unhideWhenUsed="1"/>
+    <w:lsdException w:name="Unresolved Mention" w:semiHidden="1" w:uiPriority="99" w:unhideWhenUsed="1"/>
+    <w:lsdException w:name="Smart Link" w:semiHidden="1" w:uiPriority="99" w:unhideWhenUsed="1"/>
+  </w:latentStyles>
+  <w:style w:type="paragraph" w:default="1" w:styleId="Normal">
     <w:name w:val="Normal"/>
     <w:qFormat/>
   </w:style>
-  <w:style w:styleId="BodyText" w:type="paragraph">
-    <w:name w:val="Body Text"/>
-    <w:basedOn w:val="Normal"/>
-    <w:link w:val="BodyTextChar"/>
-    <w:qFormat/>
-    <w:pPr>
-      <w:spacing w:after="180" w:before="180"/>
-    </w:pPr>
-  </w:style>
-  <w:style w:customStyle="1" w:styleId="FirstParagraph" w:type="paragraph">
-    <w:name w:val="First Paragraph"/>
-    <w:basedOn w:val="BodyText"/>
-    <w:next w:val="BodyText"/>
-    <w:qFormat/>
-  </w:style>
-  <w:style w:customStyle="1" w:styleId="Compact" w:type="paragraph">
-    <w:name w:val="Compact"/>
-    <w:basedOn w:val="BodyText"/>
-    <w:qFormat/>
-    <w:pPr>
-      <w:spacing w:after="36" w:before="36"/>
-    </w:pPr>
-  </w:style>
-  <w:style w:styleId="Title" w:type="paragraph">
-    <w:name w:val="Title"/>
-    <w:basedOn w:val="Normal"/>
-    <w:next w:val="BodyText"/>
-    <w:link w:val="TitleChar"/>
-    <w:uiPriority w:val="10"/>
-    <w:qFormat/>
-    <w:rsid w:val="00A10FD9"/>
-    <w:pPr>
-      <w:spacing w:after="80" w:line="240" w:lineRule="auto"/>
-      <w:contextualSpacing/>
-      <w:jc w:val="center"/>
-    </w:pPr>
-    <w:rPr>
-      <w:rFonts w:asciiTheme="majorHAnsi" w:cstheme="majorBidi" w:eastAsiaTheme="majorEastAsia" w:hAnsiTheme="majorHAnsi"/>
-      <w:sz w:val="56"/>
-      <w:szCs w:val="56"/>
-    </w:rPr>
-  </w:style>
-  <w:style w:customStyle="1" w:styleId="TitleChar" w:type="character">
-    <w:name w:val="Title Char"/>
-    <w:basedOn w:val="DefaultParagraphFont"/>
-    <w:link w:val="Title"/>
-    <w:uiPriority w:val="10"/>
-    <w:rsid w:val="00A10FD9"/>
-    <w:rPr>
-      <w:rFonts w:asciiTheme="majorHAnsi" w:cstheme="majorBidi" w:eastAsiaTheme="majorEastAsia" w:hAnsiTheme="majorHAnsi"/>
-      <w:sz w:val="56"/>
-      <w:szCs w:val="56"/>
-    </w:rPr>
-  </w:style>
-  <w:style w:styleId="Subtitle" w:type="paragraph">
-    <w:name w:val="Subtitle"/>
-    <w:basedOn w:val="Title"/>
-    <w:next w:val="BodyText"/>
-    <w:link w:val="SubtitleChar"/>
-    <w:uiPriority w:val="11"/>
-    <w:qFormat/>
-    <w:rsid w:val="00A10FD9"/>
-    <w:pPr>
-      <w:numPr>
-        <w:ilvl w:val="1"/>
-      </w:numPr>
-    </w:pPr>
-    <w:rPr>
-      <w:rFonts w:cstheme="majorBidi" w:eastAsiaTheme="majorEastAsia"/>
-      <w:spacing w:val="15"/>
-      <w:sz w:val="28"/>
-      <w:szCs w:val="28"/>
-    </w:rPr>
-  </w:style>
-  <w:style w:customStyle="1" w:styleId="SubtitleChar" w:type="character">
-    <w:name w:val="Subtitle Char"/>
-    <w:basedOn w:val="DefaultParagraphFont"/>
-    <w:link w:val="Subtitle"/>
-    <w:uiPriority w:val="11"/>
-    <w:rsid w:val="00A10FD9"/>
-    <w:rPr>
-      <w:rFonts w:cstheme="majorBidi" w:eastAsiaTheme="majorEastAsia"/>
-      <w:color w:themeColor="text1" w:themeTint="A6" w:val="595959"/>
-      <w:spacing w:val="15"/>
-      <w:sz w:val="28"/>
-      <w:szCs w:val="28"/>
-    </w:rPr>
-  </w:style>
-  <w:style w:customStyle="1" w:styleId="Author" w:type="paragraph">
-    <w:name w:val="Author"/>
-    <w:basedOn w:val="Title"/>
-    <w:next w:val="BodyText"/>
-    <w:qFormat/>
-    <w:pPr>
-      <w:keepNext/>
-      <w:keepLines/>
-    </w:pPr>
-    <w:rPr>
-      <w:sz w:val="24"/>
-      <w:szCs w:val="24"/>
-    </w:rPr>
-  </w:style>
-  <w:style w:styleId="Date" w:type="paragraph">
-    <w:name w:val="Date"/>
-    <w:basedOn w:val="Title"/>
-    <w:next w:val="BodyText"/>
-    <w:qFormat/>
-    <w:pPr>
-      <w:keepNext/>
-      <w:keepLines/>
-    </w:pPr>
-    <w:rPr>
-      <w:sz w:val="24"/>
-      <w:szCs w:val="24"/>
-    </w:rPr>
-  </w:style>
-  <w:style w:customStyle="1" w:styleId="AbstractTitle" w:type="paragraph">
-    <w:name w:val="Abstract Title"/>
-    <w:basedOn w:val="Normal"/>
-    <w:next w:val="Abstract"/>
-    <w:qFormat/>
-    <w:pPr>
-      <w:keepNext/>
-      <w:keepLines/>
-      <w:spacing w:after="0" w:before="300"/>
-      <w:jc w:val="center"/>
-    </w:pPr>
-    <w:rPr>
-      <w:b/>
-      <w:sz w:val="20"/>
-      <w:szCs w:val="20"/>
-    </w:rPr>
-  </w:style>
-  <w:style w:customStyle="1" w:styleId="Abstract" w:type="paragraph">
-    <w:name w:val="Abstract"/>
-    <w:basedOn w:val="Normal"/>
-    <w:next w:val="BodyText"/>
-    <w:qFormat/>
-    <w:pPr>
-      <w:keepNext/>
-      <w:keepLines/>
-      <w:spacing w:after="300" w:before="100"/>
-    </w:pPr>
-    <w:rPr>
-      <w:sz w:val="20"/>
-      <w:szCs w:val="20"/>
-    </w:rPr>
-  </w:style>
-  <w:style w:styleId="Bibliography" w:type="paragraph">
-    <w:name w:val="Bibliography"/>
-    <w:basedOn w:val="Normal"/>
-    <w:next w:val="Bibliography"/>
-    <w:qFormat/>
-    <w:pPr/>
-    <w:rPr/>
-  </w:style>
-  <w:style w:styleId="Heading1" w:type="paragraph">
+  <w:style w:type="paragraph" w:styleId="Ttulo1">
     <w:name w:val="heading 1"/>
     <w:basedOn w:val="Normal"/>
-    <w:next w:val="BodyText"/>
-    <w:link w:val="Heading1Char"/>
+    <w:next w:val="Textoindependiente"/>
+    <w:link w:val="Ttulo1Car"/>
     <w:uiPriority w:val="9"/>
     <w:qFormat/>
     <w:rsid w:val="00A10FD9"/>
     <w:pPr>
       <w:keepNext/>
       <w:keepLines/>
-      <w:spacing w:after="80" w:before="360"/>
+      <w:spacing w:before="360" w:after="80"/>
       <w:outlineLvl w:val="0"/>
     </w:pPr>
     <w:rPr>
-      <w:rFonts w:asciiTheme="majorHAnsi" w:cstheme="majorBidi" w:eastAsiaTheme="majorEastAsia" w:hAnsiTheme="majorHAnsi"/>
-      <w:color w:themeColor="accent1" w:themeShade="BF" w:val="0F4761"/>
+      <w:rFonts w:asciiTheme="majorHAnsi" w:eastAsiaTheme="majorEastAsia" w:hAnsiTheme="majorHAnsi" w:cstheme="majorBidi"/>
+      <w:color w:val="0F4761" w:themeColor="accent1" w:themeShade="BF"/>
       <w:sz w:val="40"/>
       <w:szCs w:val="40"/>
     </w:rPr>
   </w:style>
-  <w:style w:styleId="Heading2" w:type="paragraph">
+  <w:style w:type="paragraph" w:styleId="Ttulo2">
     <w:name w:val="heading 2"/>
     <w:basedOn w:val="Normal"/>
-    <w:next w:val="BodyText"/>
-    <w:link w:val="Heading2Char"/>
+    <w:next w:val="Textoindependiente"/>
+    <w:link w:val="Ttulo2Car"/>
     <w:uiPriority w:val="9"/>
     <w:semiHidden/>
     <w:unhideWhenUsed/>
@@ -4787,21 +6289,21 @@
     <w:pPr>
       <w:keepNext/>
       <w:keepLines/>
-      <w:spacing w:after="80" w:before="160"/>
+      <w:spacing w:before="160" w:after="80"/>
       <w:outlineLvl w:val="1"/>
     </w:pPr>
     <w:rPr>
-      <w:rFonts w:asciiTheme="majorHAnsi" w:cstheme="majorBidi" w:eastAsiaTheme="majorEastAsia" w:hAnsiTheme="majorHAnsi"/>
-      <w:color w:themeColor="accent1" w:themeShade="BF" w:val="0F4761"/>
+      <w:rFonts w:asciiTheme="majorHAnsi" w:eastAsiaTheme="majorEastAsia" w:hAnsiTheme="majorHAnsi" w:cstheme="majorBidi"/>
+      <w:color w:val="0F4761" w:themeColor="accent1" w:themeShade="BF"/>
       <w:sz w:val="32"/>
       <w:szCs w:val="32"/>
     </w:rPr>
   </w:style>
-  <w:style w:styleId="Heading3" w:type="paragraph">
+  <w:style w:type="paragraph" w:styleId="Ttulo3">
     <w:name w:val="heading 3"/>
     <w:basedOn w:val="Normal"/>
-    <w:next w:val="BodyText"/>
-    <w:link w:val="Heading3Char"/>
+    <w:next w:val="Textoindependiente"/>
+    <w:link w:val="Ttulo3Car"/>
     <w:uiPriority w:val="9"/>
     <w:semiHidden/>
     <w:unhideWhenUsed/>
@@ -4810,21 +6312,21 @@
     <w:pPr>
       <w:keepNext/>
       <w:keepLines/>
-      <w:spacing w:after="80" w:before="160"/>
+      <w:spacing w:before="160" w:after="80"/>
       <w:outlineLvl w:val="2"/>
     </w:pPr>
     <w:rPr>
-      <w:rFonts w:cstheme="majorBidi" w:eastAsiaTheme="majorEastAsia"/>
-      <w:color w:themeColor="accent1" w:themeShade="BF" w:val="0F4761"/>
+      <w:rFonts w:eastAsiaTheme="majorEastAsia" w:cstheme="majorBidi"/>
+      <w:color w:val="0F4761" w:themeColor="accent1" w:themeShade="BF"/>
       <w:sz w:val="28"/>
       <w:szCs w:val="28"/>
     </w:rPr>
   </w:style>
-  <w:style w:styleId="Heading4" w:type="paragraph">
+  <w:style w:type="paragraph" w:styleId="Ttulo4">
     <w:name w:val="heading 4"/>
     <w:basedOn w:val="Normal"/>
-    <w:next w:val="BodyText"/>
-    <w:link w:val="Heading4Char"/>
+    <w:next w:val="Textoindependiente"/>
+    <w:link w:val="Ttulo4Car"/>
     <w:uiPriority w:val="9"/>
     <w:semiHidden/>
     <w:unhideWhenUsed/>
@@ -4833,21 +6335,21 @@
     <w:pPr>
       <w:keepNext/>
       <w:keepLines/>
-      <w:spacing w:after="40" w:before="80"/>
+      <w:spacing w:before="80" w:after="40"/>
       <w:outlineLvl w:val="3"/>
     </w:pPr>
     <w:rPr>
-      <w:rFonts w:cstheme="majorBidi" w:eastAsiaTheme="majorEastAsia"/>
+      <w:rFonts w:eastAsiaTheme="majorEastAsia" w:cstheme="majorBidi"/>
       <w:i/>
       <w:iCs/>
-      <w:color w:themeColor="accent1" w:themeShade="BF" w:val="0F4761"/>
+      <w:color w:val="0F4761" w:themeColor="accent1" w:themeShade="BF"/>
     </w:rPr>
   </w:style>
-  <w:style w:styleId="Heading5" w:type="paragraph">
+  <w:style w:type="paragraph" w:styleId="Ttulo5">
     <w:name w:val="heading 5"/>
     <w:basedOn w:val="Normal"/>
-    <w:next w:val="BodyText"/>
-    <w:link w:val="Heading5Char"/>
+    <w:next w:val="Textoindependiente"/>
+    <w:link w:val="Ttulo5Car"/>
     <w:uiPriority w:val="9"/>
     <w:semiHidden/>
     <w:unhideWhenUsed/>
@@ -4856,19 +6358,19 @@
     <w:pPr>
       <w:keepNext/>
       <w:keepLines/>
-      <w:spacing w:after="40" w:before="80"/>
+      <w:spacing w:before="80" w:after="40"/>
       <w:outlineLvl w:val="4"/>
     </w:pPr>
     <w:rPr>
-      <w:rFonts w:cstheme="majorBidi" w:eastAsiaTheme="majorEastAsia"/>
-      <w:color w:themeColor="accent1" w:themeShade="BF" w:val="0F4761"/>
+      <w:rFonts w:eastAsiaTheme="majorEastAsia" w:cstheme="majorBidi"/>
+      <w:color w:val="0F4761" w:themeColor="accent1" w:themeShade="BF"/>
     </w:rPr>
   </w:style>
-  <w:style w:styleId="Heading6" w:type="paragraph">
+  <w:style w:type="paragraph" w:styleId="Ttulo6">
     <w:name w:val="heading 6"/>
     <w:basedOn w:val="Normal"/>
-    <w:next w:val="BodyText"/>
-    <w:link w:val="Heading6Char"/>
+    <w:next w:val="Textoindependiente"/>
+    <w:link w:val="Ttulo6Car"/>
     <w:uiPriority w:val="9"/>
     <w:semiHidden/>
     <w:unhideWhenUsed/>
@@ -4877,21 +6379,21 @@
     <w:pPr>
       <w:keepNext/>
       <w:keepLines/>
-      <w:spacing w:after="0" w:before="40"/>
+      <w:spacing w:before="40" w:after="0"/>
       <w:outlineLvl w:val="5"/>
     </w:pPr>
     <w:rPr>
-      <w:rFonts w:cstheme="majorBidi" w:eastAsiaTheme="majorEastAsia"/>
+      <w:rFonts w:eastAsiaTheme="majorEastAsia" w:cstheme="majorBidi"/>
       <w:i/>
       <w:iCs/>
-      <w:color w:themeColor="text1" w:themeTint="A6" w:val="595959"/>
+      <w:color w:val="595959" w:themeColor="text1" w:themeTint="A6"/>
     </w:rPr>
   </w:style>
-  <w:style w:styleId="Heading7" w:type="paragraph">
+  <w:style w:type="paragraph" w:styleId="Ttulo7">
     <w:name w:val="heading 7"/>
     <w:basedOn w:val="Normal"/>
-    <w:next w:val="BodyText"/>
-    <w:link w:val="Heading7Char"/>
+    <w:next w:val="Textoindependiente"/>
+    <w:link w:val="Ttulo7Car"/>
     <w:uiPriority w:val="9"/>
     <w:semiHidden/>
     <w:unhideWhenUsed/>
@@ -4900,19 +6402,19 @@
     <w:pPr>
       <w:keepNext/>
       <w:keepLines/>
-      <w:spacing w:after="0" w:before="40"/>
+      <w:spacing w:before="40" w:after="0"/>
       <w:outlineLvl w:val="6"/>
     </w:pPr>
     <w:rPr>
-      <w:rFonts w:cstheme="majorBidi" w:eastAsiaTheme="majorEastAsia"/>
-      <w:color w:themeColor="text1" w:themeTint="A6" w:val="595959"/>
+      <w:rFonts w:eastAsiaTheme="majorEastAsia" w:cstheme="majorBidi"/>
+      <w:color w:val="595959" w:themeColor="text1" w:themeTint="A6"/>
     </w:rPr>
   </w:style>
-  <w:style w:styleId="Heading8" w:type="paragraph">
+  <w:style w:type="paragraph" w:styleId="Ttulo8">
     <w:name w:val="heading 8"/>
     <w:basedOn w:val="Normal"/>
-    <w:next w:val="BodyText"/>
-    <w:link w:val="Heading8Char"/>
+    <w:next w:val="Textoindependiente"/>
+    <w:link w:val="Ttulo8Car"/>
     <w:uiPriority w:val="9"/>
     <w:semiHidden/>
     <w:unhideWhenUsed/>
@@ -4925,17 +6427,17 @@
       <w:outlineLvl w:val="7"/>
     </w:pPr>
     <w:rPr>
-      <w:rFonts w:cstheme="majorBidi" w:eastAsiaTheme="majorEastAsia"/>
+      <w:rFonts w:eastAsiaTheme="majorEastAsia" w:cstheme="majorBidi"/>
       <w:i/>
       <w:iCs/>
-      <w:color w:themeColor="text1" w:themeTint="D8" w:val="272727"/>
+      <w:color w:val="272727" w:themeColor="text1" w:themeTint="D8"/>
     </w:rPr>
   </w:style>
-  <w:style w:styleId="Heading9" w:type="paragraph">
+  <w:style w:type="paragraph" w:styleId="Ttulo9">
     <w:name w:val="heading 9"/>
     <w:basedOn w:val="Normal"/>
-    <w:next w:val="BodyText"/>
-    <w:link w:val="Heading9Char"/>
+    <w:next w:val="Textoindependiente"/>
+    <w:link w:val="Ttulo9Car"/>
     <w:uiPriority w:val="9"/>
     <w:semiHidden/>
     <w:unhideWhenUsed/>
@@ -4948,191 +6450,363 @@
       <w:outlineLvl w:val="8"/>
     </w:pPr>
     <w:rPr>
-      <w:rFonts w:cstheme="majorBidi" w:eastAsiaTheme="majorEastAsia"/>
-      <w:color w:themeColor="text1" w:themeTint="D8" w:val="272727"/>
+      <w:rFonts w:eastAsiaTheme="majorEastAsia" w:cstheme="majorBidi"/>
+      <w:color w:val="272727" w:themeColor="text1" w:themeTint="D8"/>
     </w:rPr>
   </w:style>
-  <w:style w:customStyle="1" w:styleId="Heading1Char" w:type="character">
-    <w:name w:val="Heading 1 Char"/>
-    <w:basedOn w:val="DefaultParagraphFont"/>
-    <w:link w:val="Heading1"/>
+  <w:style w:type="character" w:default="1" w:styleId="Fuentedeprrafopredeter">
+    <w:name w:val="Default Paragraph Font"/>
+    <w:uiPriority w:val="1"/>
+    <w:semiHidden/>
+    <w:unhideWhenUsed/>
+  </w:style>
+  <w:style w:type="table" w:default="1" w:styleId="Tablanormal">
+    <w:name w:val="Normal Table"/>
+    <w:uiPriority w:val="99"/>
+    <w:semiHidden/>
+    <w:unhideWhenUsed/>
+    <w:tblPr>
+      <w:tblInd w:w="0" w:type="dxa"/>
+      <w:tblCellMar>
+        <w:top w:w="0" w:type="dxa"/>
+        <w:left w:w="108" w:type="dxa"/>
+        <w:bottom w:w="0" w:type="dxa"/>
+        <w:right w:w="108" w:type="dxa"/>
+      </w:tblCellMar>
+    </w:tblPr>
+  </w:style>
+  <w:style w:type="numbering" w:default="1" w:styleId="Sinlista">
+    <w:name w:val="No List"/>
+    <w:uiPriority w:val="99"/>
+    <w:semiHidden/>
+    <w:unhideWhenUsed/>
+  </w:style>
+  <w:style w:type="paragraph" w:styleId="Textoindependiente">
+    <w:name w:val="Body Text"/>
+    <w:basedOn w:val="Normal"/>
+    <w:qFormat/>
+    <w:pPr>
+      <w:spacing w:before="180" w:after="180"/>
+    </w:pPr>
+  </w:style>
+  <w:style w:type="paragraph" w:customStyle="1" w:styleId="FirstParagraph">
+    <w:name w:val="First Paragraph"/>
+    <w:basedOn w:val="Textoindependiente"/>
+    <w:next w:val="Textoindependiente"/>
+    <w:qFormat/>
+  </w:style>
+  <w:style w:type="paragraph" w:customStyle="1" w:styleId="Compact">
+    <w:name w:val="Compact"/>
+    <w:basedOn w:val="Textoindependiente"/>
+    <w:qFormat/>
+    <w:pPr>
+      <w:spacing w:before="36" w:after="36"/>
+    </w:pPr>
+  </w:style>
+  <w:style w:type="paragraph" w:styleId="Ttulo">
+    <w:name w:val="Title"/>
+    <w:basedOn w:val="Normal"/>
+    <w:next w:val="Textoindependiente"/>
+    <w:link w:val="TtuloCar"/>
+    <w:uiPriority w:val="10"/>
+    <w:qFormat/>
+    <w:rsid w:val="00A10FD9"/>
+    <w:pPr>
+      <w:spacing w:after="80"/>
+      <w:contextualSpacing/>
+      <w:jc w:val="center"/>
+    </w:pPr>
+    <w:rPr>
+      <w:rFonts w:asciiTheme="majorHAnsi" w:eastAsiaTheme="majorEastAsia" w:hAnsiTheme="majorHAnsi" w:cstheme="majorBidi"/>
+      <w:sz w:val="56"/>
+      <w:szCs w:val="56"/>
+    </w:rPr>
+  </w:style>
+  <w:style w:type="character" w:customStyle="1" w:styleId="TtuloCar">
+    <w:name w:val="Título Car"/>
+    <w:basedOn w:val="Fuentedeprrafopredeter"/>
+    <w:link w:val="Ttulo"/>
+    <w:uiPriority w:val="10"/>
+    <w:rsid w:val="00A10FD9"/>
+    <w:rPr>
+      <w:rFonts w:asciiTheme="majorHAnsi" w:eastAsiaTheme="majorEastAsia" w:hAnsiTheme="majorHAnsi" w:cstheme="majorBidi"/>
+      <w:sz w:val="56"/>
+      <w:szCs w:val="56"/>
+    </w:rPr>
+  </w:style>
+  <w:style w:type="paragraph" w:styleId="Subttulo">
+    <w:name w:val="Subtitle"/>
+    <w:basedOn w:val="Ttulo"/>
+    <w:next w:val="Textoindependiente"/>
+    <w:link w:val="SubttuloCar"/>
+    <w:uiPriority w:val="11"/>
+    <w:qFormat/>
+    <w:rsid w:val="00A10FD9"/>
+    <w:pPr>
+      <w:numPr>
+        <w:ilvl w:val="1"/>
+      </w:numPr>
+    </w:pPr>
+    <w:rPr>
+      <w:spacing w:val="15"/>
+      <w:sz w:val="28"/>
+      <w:szCs w:val="28"/>
+    </w:rPr>
+  </w:style>
+  <w:style w:type="character" w:customStyle="1" w:styleId="SubttuloCar">
+    <w:name w:val="Subtítulo Car"/>
+    <w:basedOn w:val="Fuentedeprrafopredeter"/>
+    <w:link w:val="Subttulo"/>
+    <w:uiPriority w:val="11"/>
+    <w:rsid w:val="00A10FD9"/>
+    <w:rPr>
+      <w:rFonts w:eastAsiaTheme="majorEastAsia" w:cstheme="majorBidi"/>
+      <w:color w:val="595959" w:themeColor="text1" w:themeTint="A6"/>
+      <w:spacing w:val="15"/>
+      <w:sz w:val="28"/>
+      <w:szCs w:val="28"/>
+    </w:rPr>
+  </w:style>
+  <w:style w:type="paragraph" w:customStyle="1" w:styleId="Author">
+    <w:name w:val="Author"/>
+    <w:basedOn w:val="Ttulo"/>
+    <w:next w:val="Textoindependiente"/>
+    <w:qFormat/>
+    <w:pPr>
+      <w:keepNext/>
+      <w:keepLines/>
+    </w:pPr>
+    <w:rPr>
+      <w:sz w:val="24"/>
+      <w:szCs w:val="24"/>
+    </w:rPr>
+  </w:style>
+  <w:style w:type="paragraph" w:styleId="Fecha">
+    <w:name w:val="Date"/>
+    <w:basedOn w:val="Ttulo"/>
+    <w:next w:val="Textoindependiente"/>
+    <w:qFormat/>
+    <w:pPr>
+      <w:keepNext/>
+      <w:keepLines/>
+    </w:pPr>
+    <w:rPr>
+      <w:sz w:val="24"/>
+      <w:szCs w:val="24"/>
+    </w:rPr>
+  </w:style>
+  <w:style w:type="paragraph" w:customStyle="1" w:styleId="AbstractTitle">
+    <w:name w:val="Abstract Title"/>
+    <w:basedOn w:val="Normal"/>
+    <w:next w:val="Abstract"/>
+    <w:qFormat/>
+    <w:pPr>
+      <w:keepNext/>
+      <w:keepLines/>
+      <w:spacing w:before="300" w:after="0"/>
+      <w:jc w:val="center"/>
+    </w:pPr>
+    <w:rPr>
+      <w:b/>
+      <w:sz w:val="20"/>
+      <w:szCs w:val="20"/>
+    </w:rPr>
+  </w:style>
+  <w:style w:type="paragraph" w:customStyle="1" w:styleId="Abstract">
+    <w:name w:val="Abstract"/>
+    <w:basedOn w:val="Normal"/>
+    <w:next w:val="Textoindependiente"/>
+    <w:qFormat/>
+    <w:pPr>
+      <w:keepNext/>
+      <w:keepLines/>
+      <w:spacing w:before="100" w:after="300"/>
+    </w:pPr>
+    <w:rPr>
+      <w:sz w:val="20"/>
+      <w:szCs w:val="20"/>
+    </w:rPr>
+  </w:style>
+  <w:style w:type="paragraph" w:styleId="Bibliografa">
+    <w:name w:val="Bibliography"/>
+    <w:basedOn w:val="Normal"/>
+    <w:qFormat/>
+  </w:style>
+  <w:style w:type="character" w:customStyle="1" w:styleId="Ttulo1Car">
+    <w:name w:val="Título 1 Car"/>
+    <w:basedOn w:val="Fuentedeprrafopredeter"/>
+    <w:link w:val="Ttulo1"/>
     <w:uiPriority w:val="9"/>
     <w:rsid w:val="00A10FD9"/>
     <w:rPr>
-      <w:rFonts w:asciiTheme="majorHAnsi" w:cstheme="majorBidi" w:eastAsiaTheme="majorEastAsia" w:hAnsiTheme="majorHAnsi"/>
-      <w:color w:themeColor="accent1" w:themeShade="BF" w:val="0F4761"/>
+      <w:rFonts w:asciiTheme="majorHAnsi" w:eastAsiaTheme="majorEastAsia" w:hAnsiTheme="majorHAnsi" w:cstheme="majorBidi"/>
+      <w:color w:val="0F4761" w:themeColor="accent1" w:themeShade="BF"/>
       <w:sz w:val="40"/>
       <w:szCs w:val="40"/>
     </w:rPr>
   </w:style>
-  <w:style w:customStyle="1" w:styleId="Heading2Char" w:type="character">
-    <w:name w:val="Heading 2 Char"/>
-    <w:basedOn w:val="DefaultParagraphFont"/>
-    <w:link w:val="Heading2"/>
+  <w:style w:type="character" w:customStyle="1" w:styleId="Ttulo2Car">
+    <w:name w:val="Título 2 Car"/>
+    <w:basedOn w:val="Fuentedeprrafopredeter"/>
+    <w:link w:val="Ttulo2"/>
     <w:uiPriority w:val="9"/>
     <w:semiHidden/>
     <w:rsid w:val="00A10FD9"/>
     <w:rPr>
-      <w:rFonts w:asciiTheme="majorHAnsi" w:cstheme="majorBidi" w:eastAsiaTheme="majorEastAsia" w:hAnsiTheme="majorHAnsi"/>
-      <w:color w:themeColor="accent1" w:themeShade="BF" w:val="0F4761"/>
+      <w:rFonts w:asciiTheme="majorHAnsi" w:eastAsiaTheme="majorEastAsia" w:hAnsiTheme="majorHAnsi" w:cstheme="majorBidi"/>
+      <w:color w:val="0F4761" w:themeColor="accent1" w:themeShade="BF"/>
       <w:sz w:val="32"/>
       <w:szCs w:val="32"/>
     </w:rPr>
   </w:style>
-  <w:style w:customStyle="1" w:styleId="Heading3Char" w:type="character">
-    <w:name w:val="Heading 3 Char"/>
-    <w:basedOn w:val="DefaultParagraphFont"/>
-    <w:link w:val="Heading3"/>
+  <w:style w:type="character" w:customStyle="1" w:styleId="Ttulo3Car">
+    <w:name w:val="Título 3 Car"/>
+    <w:basedOn w:val="Fuentedeprrafopredeter"/>
+    <w:link w:val="Ttulo3"/>
     <w:uiPriority w:val="9"/>
     <w:semiHidden/>
     <w:rsid w:val="00A10FD9"/>
     <w:rPr>
-      <w:rFonts w:cstheme="majorBidi" w:eastAsiaTheme="majorEastAsia"/>
-      <w:color w:themeColor="accent1" w:themeShade="BF" w:val="0F4761"/>
+      <w:rFonts w:eastAsiaTheme="majorEastAsia" w:cstheme="majorBidi"/>
+      <w:color w:val="0F4761" w:themeColor="accent1" w:themeShade="BF"/>
       <w:sz w:val="28"/>
       <w:szCs w:val="28"/>
     </w:rPr>
   </w:style>
-  <w:style w:customStyle="1" w:styleId="Heading4Char" w:type="character">
-    <w:name w:val="Heading 4 Char"/>
-    <w:basedOn w:val="DefaultParagraphFont"/>
-    <w:link w:val="Heading4"/>
+  <w:style w:type="character" w:customStyle="1" w:styleId="Ttulo4Car">
+    <w:name w:val="Título 4 Car"/>
+    <w:basedOn w:val="Fuentedeprrafopredeter"/>
+    <w:link w:val="Ttulo4"/>
     <w:uiPriority w:val="9"/>
     <w:semiHidden/>
     <w:rsid w:val="00A10FD9"/>
     <w:rPr>
-      <w:rFonts w:cstheme="majorBidi" w:eastAsiaTheme="majorEastAsia"/>
+      <w:rFonts w:eastAsiaTheme="majorEastAsia" w:cstheme="majorBidi"/>
       <w:i/>
       <w:iCs/>
-      <w:color w:themeColor="accent1" w:themeShade="BF" w:val="0F4761"/>
+      <w:color w:val="0F4761" w:themeColor="accent1" w:themeShade="BF"/>
     </w:rPr>
   </w:style>
-  <w:style w:customStyle="1" w:styleId="Heading5Char" w:type="character">
-    <w:name w:val="Heading 5 Char"/>
-    <w:basedOn w:val="DefaultParagraphFont"/>
-    <w:link w:val="Heading5"/>
+  <w:style w:type="character" w:customStyle="1" w:styleId="Ttulo5Car">
+    <w:name w:val="Título 5 Car"/>
+    <w:basedOn w:val="Fuentedeprrafopredeter"/>
+    <w:link w:val="Ttulo5"/>
     <w:uiPriority w:val="9"/>
     <w:semiHidden/>
     <w:rsid w:val="00A10FD9"/>
     <w:rPr>
-      <w:rFonts w:cstheme="majorBidi" w:eastAsiaTheme="majorEastAsia"/>
-      <w:color w:themeColor="accent1" w:themeShade="BF" w:val="0F4761"/>
+      <w:rFonts w:eastAsiaTheme="majorEastAsia" w:cstheme="majorBidi"/>
+      <w:color w:val="0F4761" w:themeColor="accent1" w:themeShade="BF"/>
     </w:rPr>
   </w:style>
-  <w:style w:customStyle="1" w:styleId="Heading6Char" w:type="character">
-    <w:name w:val="Heading 6 Char"/>
-    <w:basedOn w:val="DefaultParagraphFont"/>
-    <w:link w:val="Heading6"/>
+  <w:style w:type="character" w:customStyle="1" w:styleId="Ttulo6Car">
+    <w:name w:val="Título 6 Car"/>
+    <w:basedOn w:val="Fuentedeprrafopredeter"/>
+    <w:link w:val="Ttulo6"/>
     <w:uiPriority w:val="9"/>
     <w:semiHidden/>
     <w:rsid w:val="00A10FD9"/>
     <w:rPr>
-      <w:rFonts w:cstheme="majorBidi" w:eastAsiaTheme="majorEastAsia"/>
+      <w:rFonts w:eastAsiaTheme="majorEastAsia" w:cstheme="majorBidi"/>
       <w:i/>
       <w:iCs/>
-      <w:color w:themeColor="text1" w:themeTint="A6" w:val="595959"/>
+      <w:color w:val="595959" w:themeColor="text1" w:themeTint="A6"/>
     </w:rPr>
   </w:style>
-  <w:style w:customStyle="1" w:styleId="Heading7Char" w:type="character">
-    <w:name w:val="Heading 7 Char"/>
-    <w:basedOn w:val="DefaultParagraphFont"/>
-    <w:link w:val="Heading7"/>
+  <w:style w:type="character" w:customStyle="1" w:styleId="Ttulo7Car">
+    <w:name w:val="Título 7 Car"/>
+    <w:basedOn w:val="Fuentedeprrafopredeter"/>
+    <w:link w:val="Ttulo7"/>
     <w:uiPriority w:val="9"/>
     <w:semiHidden/>
     <w:rsid w:val="00A10FD9"/>
     <w:rPr>
-      <w:rFonts w:cstheme="majorBidi" w:eastAsiaTheme="majorEastAsia"/>
-      <w:color w:themeColor="text1" w:themeTint="A6" w:val="595959"/>
+      <w:rFonts w:eastAsiaTheme="majorEastAsia" w:cstheme="majorBidi"/>
+      <w:color w:val="595959" w:themeColor="text1" w:themeTint="A6"/>
     </w:rPr>
   </w:style>
-  <w:style w:customStyle="1" w:styleId="Heading8Char" w:type="character">
-    <w:name w:val="Heading 8 Char"/>
-    <w:basedOn w:val="DefaultParagraphFont"/>
-    <w:link w:val="Heading8"/>
+  <w:style w:type="character" w:customStyle="1" w:styleId="Ttulo8Car">
+    <w:name w:val="Título 8 Car"/>
+    <w:basedOn w:val="Fuentedeprrafopredeter"/>
+    <w:link w:val="Ttulo8"/>
     <w:uiPriority w:val="9"/>
     <w:semiHidden/>
     <w:rsid w:val="00A10FD9"/>
     <w:rPr>
-      <w:rFonts w:cstheme="majorBidi" w:eastAsiaTheme="majorEastAsia"/>
+      <w:rFonts w:eastAsiaTheme="majorEastAsia" w:cstheme="majorBidi"/>
       <w:i/>
       <w:iCs/>
-      <w:color w:themeColor="text1" w:themeTint="D8" w:val="272727"/>
+      <w:color w:val="272727" w:themeColor="text1" w:themeTint="D8"/>
     </w:rPr>
   </w:style>
-  <w:style w:customStyle="1" w:styleId="Heading9Char" w:type="character">
-    <w:name w:val="Heading 9 Char"/>
-    <w:basedOn w:val="DefaultParagraphFont"/>
-    <w:link w:val="Heading9"/>
+  <w:style w:type="character" w:customStyle="1" w:styleId="Ttulo9Car">
+    <w:name w:val="Título 9 Car"/>
+    <w:basedOn w:val="Fuentedeprrafopredeter"/>
+    <w:link w:val="Ttulo9"/>
     <w:uiPriority w:val="9"/>
     <w:semiHidden/>
     <w:rsid w:val="00A10FD9"/>
     <w:rPr>
-      <w:rFonts w:cstheme="majorBidi" w:eastAsiaTheme="majorEastAsia"/>
-      <w:color w:themeColor="text1" w:themeTint="D8" w:val="272727"/>
+      <w:rFonts w:eastAsiaTheme="majorEastAsia" w:cstheme="majorBidi"/>
+      <w:color w:val="272727" w:themeColor="text1" w:themeTint="D8"/>
     </w:rPr>
   </w:style>
-  <w:style w:styleId="BlockText" w:type="paragraph">
+  <w:style w:type="paragraph" w:styleId="Textodebloque">
     <w:name w:val="Block Text"/>
-    <w:basedOn w:val="BodyText"/>
-    <w:next w:val="BodyText"/>
+    <w:basedOn w:val="Textoindependiente"/>
+    <w:next w:val="Textoindependiente"/>
     <w:uiPriority w:val="9"/>
     <w:unhideWhenUsed/>
     <w:qFormat/>
     <w:pPr>
-      <w:spacing w:after="100" w:before="100"/>
-      <w:ind w:firstLine="0" w:left="480" w:right="480"/>
+      <w:spacing w:before="100" w:after="100"/>
+      <w:ind w:left="480" w:right="480"/>
     </w:pPr>
   </w:style>
-  <w:style w:styleId="FootnoteText" w:type="paragraph">
-    <w:name w:val="Footnote Text"/>
+  <w:style w:type="paragraph" w:styleId="Textonotapie">
+    <w:name w:val="footnote text"/>
     <w:basedOn w:val="Normal"/>
-    <w:next w:val="FootnoteText"/>
     <w:uiPriority w:val="9"/>
     <w:unhideWhenUsed/>
     <w:qFormat/>
   </w:style>
-  <w:style w:styleId="FootnoteBlockText" w:type="paragraph">
+  <w:style w:type="paragraph" w:customStyle="1" w:styleId="FootnoteBlockText">
     <w:name w:val="Footnote Block Text"/>
-    <w:basedOn w:val="FootnoteText"/>
-    <w:next w:val="FootnoteText"/>
+    <w:basedOn w:val="Textonotapie"/>
+    <w:next w:val="Textonotapie"/>
     <w:uiPriority w:val="9"/>
     <w:unhideWhenUsed/>
     <w:qFormat/>
     <w:pPr>
-      <w:spacing w:after="100" w:before="100"/>
-      <w:ind w:firstLine="0" w:left="480" w:right="480"/>
+      <w:spacing w:before="100" w:after="100"/>
+      <w:ind w:left="480" w:right="480"/>
     </w:pPr>
   </w:style>
-  <w:style w:default="1" w:styleId="DefaultParagraphFont" w:type="character">
-    <w:name w:val="Default Paragraph Font"/>
-    <w:semiHidden/>
-    <w:unhideWhenUsed/>
-  </w:style>
-  <w:style w:default="1" w:styleId="Table" w:type="table">
+  <w:style w:type="table" w:customStyle="1" w:styleId="Table">
     <w:name w:val="Table"/>
-    <w:basedOn w:val="TableNormal"/>
     <w:semiHidden/>
     <w:unhideWhenUsed/>
     <w:qFormat/>
     <w:tblPr>
-      <w:tblInd w:type="dxa" w:w="0"/>
+      <w:tblInd w:w="0" w:type="dxa"/>
       <w:tblCellMar>
-        <w:top w:type="dxa" w:w="0"/>
-        <w:left w:type="dxa" w:w="108"/>
-        <w:bottom w:type="dxa" w:w="0"/>
-        <w:right w:type="dxa" w:w="108"/>
+        <w:top w:w="0" w:type="dxa"/>
+        <w:left w:w="108" w:type="dxa"/>
+        <w:bottom w:w="0" w:type="dxa"/>
+        <w:right w:w="108" w:type="dxa"/>
       </w:tblCellMar>
     </w:tblPr>
     <w:tblStylePr w:type="firstRow">
+      <w:tblPr/>
       <w:tcPr>
         <w:tcBorders>
-          <w:bottom w:val="single"/>
+          <w:bottom w:val="single" w:sz="0" w:space="0" w:color="auto"/>
         </w:tcBorders>
         <w:vAlign w:val="bottom"/>
       </w:tcPr>
     </w:tblStylePr>
   </w:style>
-  <w:style w:customStyle="1" w:styleId="DefinitionTerm" w:type="paragraph">
+  <w:style w:type="paragraph" w:customStyle="1" w:styleId="DefinitionTerm">
     <w:name w:val="Definition Term"/>
     <w:basedOn w:val="Normal"/>
     <w:next w:val="Definition"/>
@@ -5145,78 +6819,80 @@
       <w:b/>
     </w:rPr>
   </w:style>
-  <w:style w:customStyle="1" w:styleId="Definition" w:type="paragraph">
+  <w:style w:type="paragraph" w:customStyle="1" w:styleId="Definition">
     <w:name w:val="Definition"/>
     <w:basedOn w:val="Normal"/>
   </w:style>
-  <w:style w:styleId="Caption" w:type="paragraph">
-    <w:name w:val="Caption"/>
+  <w:style w:type="paragraph" w:styleId="Descripcin">
+    <w:name w:val="caption"/>
     <w:basedOn w:val="Normal"/>
-    <w:link w:val="BodyTextChar"/>
+    <w:link w:val="DescripcinCar"/>
     <w:pPr>
-      <w:spacing w:after="120" w:before="0"/>
+      <w:spacing w:after="120"/>
     </w:pPr>
     <w:rPr>
       <w:i/>
     </w:rPr>
   </w:style>
-  <w:style w:customStyle="1" w:styleId="TableCaption" w:type="paragraph">
+  <w:style w:type="paragraph" w:customStyle="1" w:styleId="TableCaption">
     <w:name w:val="Table Caption"/>
-    <w:basedOn w:val="Caption"/>
+    <w:basedOn w:val="Descripcin"/>
     <w:pPr>
       <w:keepNext/>
     </w:pPr>
   </w:style>
-  <w:style w:customStyle="1" w:styleId="ImageCaption" w:type="paragraph">
+  <w:style w:type="paragraph" w:customStyle="1" w:styleId="ImageCaption">
     <w:name w:val="Image Caption"/>
-    <w:basedOn w:val="Caption"/>
-  </w:style>
-  <w:style w:customStyle="1" w:styleId="Figure" w:type="paragraph">
+    <w:basedOn w:val="Descripcin"/>
+  </w:style>
+  <w:style w:type="paragraph" w:customStyle="1" w:styleId="Figure">
     <w:name w:val="Figure"/>
     <w:basedOn w:val="Normal"/>
   </w:style>
-  <w:style w:customStyle="1" w:styleId="CaptionedFigure" w:type="paragraph">
+  <w:style w:type="paragraph" w:customStyle="1" w:styleId="CaptionedFigure">
     <w:name w:val="Captioned Figure"/>
     <w:basedOn w:val="Figure"/>
     <w:pPr>
       <w:keepNext/>
     </w:pPr>
   </w:style>
-  <w:style w:customStyle="1" w:styleId="BodyTextChar" w:type="character">
-    <w:name w:val="Body Text Char"/>
-    <w:basedOn w:val="DefaultParagraphFont"/>
-    <w:link w:val="BodyText"/>
-  </w:style>
-  <w:style w:customStyle="1" w:styleId="VerbatimChar" w:type="character">
+  <w:style w:type="character" w:customStyle="1" w:styleId="DescripcinCar">
+    <w:name w:val="Descripción Car"/>
+    <w:basedOn w:val="Fuentedeprrafopredeter"/>
+    <w:link w:val="Descripcin"/>
+  </w:style>
+  <w:style w:type="character" w:customStyle="1" w:styleId="VerbatimChar">
     <w:name w:val="Verbatim Char"/>
-    <w:basedOn w:val="BodyTextChar"/>
+    <w:basedOn w:val="DescripcinCar"/>
+    <w:link w:val="SourceCode"/>
     <w:rPr>
       <w:rFonts w:ascii="Consolas" w:hAnsi="Consolas"/>
       <w:sz w:val="22"/>
     </w:rPr>
   </w:style>
-  <w:style w:customStyle="1" w:styleId="SectionNumber" w:type="character">
+  <w:style w:type="character" w:customStyle="1" w:styleId="SectionNumber">
     <w:name w:val="Section Number"/>
-    <w:basedOn w:val="BodyTextChar"/>
-  </w:style>
-  <w:style w:styleId="FootnoteReference" w:type="character">
-    <w:name w:val="Footnote Reference"/>
-    <w:basedOn w:val="BodyTextChar"/>
+    <w:basedOn w:val="DescripcinCar"/>
+  </w:style>
+  <w:style w:type="character" w:styleId="Refdenotaalpie">
+    <w:name w:val="footnote reference"/>
+    <w:basedOn w:val="DescripcinCar"/>
     <w:rPr>
       <w:vertAlign w:val="superscript"/>
     </w:rPr>
   </w:style>
-  <w:style w:styleId="Hyperlink" w:type="character">
+  <w:style w:type="character" w:styleId="Hipervnculo">
     <w:name w:val="Hyperlink"/>
-    <w:basedOn w:val="BodyTextChar"/>
+    <w:basedOn w:val="DescripcinCar"/>
+    <w:uiPriority w:val="99"/>
     <w:rPr>
-      <w:color w:themeColor="accent1" w:val="4F81BD"/>
+      <w:color w:val="156082" w:themeColor="accent1"/>
     </w:rPr>
   </w:style>
-  <w:style w:styleId="TOCHeading" w:type="paragraph">
+  <w:style w:type="paragraph" w:styleId="TtuloTDC">
     <w:name w:val="TOC Heading"/>
-    <w:basedOn w:val="Heading1"/>
-    <w:next w:val="BodyText"/>
+    <w:basedOn w:val="Ttulo1"/>
+    <w:next w:val="Textoindependiente"/>
     <w:uiPriority w:val="39"/>
     <w:unhideWhenUsed/>
     <w:qFormat/>
@@ -5224,282 +6900,373 @@
       <w:spacing w:before="240" w:line="259" w:lineRule="auto"/>
       <w:outlineLvl w:val="9"/>
     </w:pPr>
-    <w:rPr>
-      <w:rFonts w:asciiTheme="majorHAnsi" w:cstheme="majorBidi" w:eastAsiaTheme="majorEastAsia" w:hAnsiTheme="majorHAnsi"/>
-      <w:b w:val="0"/>
-      <w:bCs w:val="0"/>
-      <w:color w:themeColor="accent1" w:themeShade="BF" w:val="365F91"/>
-    </w:rPr>
   </w:style>
   <w:style w:type="paragraph" w:customStyle="1" w:styleId="SourceCode">
     <w:name w:val="Source Code"/>
     <w:basedOn w:val="Normal"/>
     <w:link w:val="VerbatimChar"/>
     <w:pPr>
-      <w:wordWrap w:val="off"/>
-      <w:shd w:val="clear" w:fill="f8f8f8"/>
+      <w:shd w:val="clear" w:color="auto" w:fill="F8F8F8"/>
+      <w:wordWrap w:val="0"/>
     </w:pPr>
   </w:style>
   <w:style w:type="character" w:customStyle="1" w:styleId="KeywordTok">
     <w:name w:val="KeywordTok"/>
     <w:basedOn w:val="VerbatimChar"/>
     <w:rPr>
+      <w:rFonts w:ascii="Consolas" w:hAnsi="Consolas"/>
       <w:b/>
-      <w:color w:val="204a87"/>
-      <w:shd w:val="clear" w:fill="f8f8f8"/>
+      <w:color w:val="204A87"/>
+      <w:sz w:val="22"/>
+      <w:shd w:val="clear" w:color="auto" w:fill="F8F8F8"/>
     </w:rPr>
   </w:style>
   <w:style w:type="character" w:customStyle="1" w:styleId="DataTypeTok">
     <w:name w:val="DataTypeTok"/>
     <w:basedOn w:val="VerbatimChar"/>
     <w:rPr>
-      <w:color w:val="204a87"/>
-      <w:shd w:val="clear" w:fill="f8f8f8"/>
+      <w:rFonts w:ascii="Consolas" w:hAnsi="Consolas"/>
+      <w:color w:val="204A87"/>
+      <w:sz w:val="22"/>
+      <w:shd w:val="clear" w:color="auto" w:fill="F8F8F8"/>
     </w:rPr>
   </w:style>
   <w:style w:type="character" w:customStyle="1" w:styleId="DecValTok">
     <w:name w:val="DecValTok"/>
     <w:basedOn w:val="VerbatimChar"/>
     <w:rPr>
-      <w:color w:val="0000cf"/>
-      <w:shd w:val="clear" w:fill="f8f8f8"/>
+      <w:rFonts w:ascii="Consolas" w:hAnsi="Consolas"/>
+      <w:color w:val="0000CF"/>
+      <w:sz w:val="22"/>
+      <w:shd w:val="clear" w:color="auto" w:fill="F8F8F8"/>
     </w:rPr>
   </w:style>
   <w:style w:type="character" w:customStyle="1" w:styleId="BaseNTok">
     <w:name w:val="BaseNTok"/>
     <w:basedOn w:val="VerbatimChar"/>
     <w:rPr>
-      <w:color w:val="0000cf"/>
-      <w:shd w:val="clear" w:fill="f8f8f8"/>
+      <w:rFonts w:ascii="Consolas" w:hAnsi="Consolas"/>
+      <w:color w:val="0000CF"/>
+      <w:sz w:val="22"/>
+      <w:shd w:val="clear" w:color="auto" w:fill="F8F8F8"/>
     </w:rPr>
   </w:style>
   <w:style w:type="character" w:customStyle="1" w:styleId="FloatTok">
     <w:name w:val="FloatTok"/>
     <w:basedOn w:val="VerbatimChar"/>
     <w:rPr>
-      <w:color w:val="0000cf"/>
-      <w:shd w:val="clear" w:fill="f8f8f8"/>
+      <w:rFonts w:ascii="Consolas" w:hAnsi="Consolas"/>
+      <w:color w:val="0000CF"/>
+      <w:sz w:val="22"/>
+      <w:shd w:val="clear" w:color="auto" w:fill="F8F8F8"/>
     </w:rPr>
   </w:style>
   <w:style w:type="character" w:customStyle="1" w:styleId="ConstantTok">
     <w:name w:val="ConstantTok"/>
     <w:basedOn w:val="VerbatimChar"/>
     <w:rPr>
-      <w:color w:val="8f5902"/>
-      <w:shd w:val="clear" w:fill="f8f8f8"/>
+      <w:rFonts w:ascii="Consolas" w:hAnsi="Consolas"/>
+      <w:color w:val="8F5902"/>
+      <w:sz w:val="22"/>
+      <w:shd w:val="clear" w:color="auto" w:fill="F8F8F8"/>
     </w:rPr>
   </w:style>
   <w:style w:type="character" w:customStyle="1" w:styleId="CharTok">
     <w:name w:val="CharTok"/>
     <w:basedOn w:val="VerbatimChar"/>
     <w:rPr>
-      <w:color w:val="4e9a06"/>
-      <w:shd w:val="clear" w:fill="f8f8f8"/>
+      <w:rFonts w:ascii="Consolas" w:hAnsi="Consolas"/>
+      <w:color w:val="4E9A06"/>
+      <w:sz w:val="22"/>
+      <w:shd w:val="clear" w:color="auto" w:fill="F8F8F8"/>
     </w:rPr>
   </w:style>
   <w:style w:type="character" w:customStyle="1" w:styleId="SpecialCharTok">
     <w:name w:val="SpecialCharTok"/>
     <w:basedOn w:val="VerbatimChar"/>
     <w:rPr>
+      <w:rFonts w:ascii="Consolas" w:hAnsi="Consolas"/>
       <w:b/>
-      <w:color w:val="ce5c00"/>
-      <w:shd w:val="clear" w:fill="f8f8f8"/>
+      <w:color w:val="CE5C00"/>
+      <w:sz w:val="22"/>
+      <w:shd w:val="clear" w:color="auto" w:fill="F8F8F8"/>
     </w:rPr>
   </w:style>
   <w:style w:type="character" w:customStyle="1" w:styleId="StringTok">
     <w:name w:val="StringTok"/>
     <w:basedOn w:val="VerbatimChar"/>
     <w:rPr>
-      <w:color w:val="4e9a06"/>
-      <w:shd w:val="clear" w:fill="f8f8f8"/>
+      <w:rFonts w:ascii="Consolas" w:hAnsi="Consolas"/>
+      <w:color w:val="4E9A06"/>
+      <w:sz w:val="22"/>
+      <w:shd w:val="clear" w:color="auto" w:fill="F8F8F8"/>
     </w:rPr>
   </w:style>
   <w:style w:type="character" w:customStyle="1" w:styleId="VerbatimStringTok">
     <w:name w:val="VerbatimStringTok"/>
     <w:basedOn w:val="VerbatimChar"/>
     <w:rPr>
-      <w:color w:val="4e9a06"/>
-      <w:shd w:val="clear" w:fill="f8f8f8"/>
+      <w:rFonts w:ascii="Consolas" w:hAnsi="Consolas"/>
+      <w:color w:val="4E9A06"/>
+      <w:sz w:val="22"/>
+      <w:shd w:val="clear" w:color="auto" w:fill="F8F8F8"/>
     </w:rPr>
   </w:style>
   <w:style w:type="character" w:customStyle="1" w:styleId="SpecialStringTok">
     <w:name w:val="SpecialStringTok"/>
     <w:basedOn w:val="VerbatimChar"/>
     <w:rPr>
-      <w:color w:val="4e9a06"/>
-      <w:shd w:val="clear" w:fill="f8f8f8"/>
+      <w:rFonts w:ascii="Consolas" w:hAnsi="Consolas"/>
+      <w:color w:val="4E9A06"/>
+      <w:sz w:val="22"/>
+      <w:shd w:val="clear" w:color="auto" w:fill="F8F8F8"/>
     </w:rPr>
   </w:style>
   <w:style w:type="character" w:customStyle="1" w:styleId="ImportTok">
     <w:name w:val="ImportTok"/>
     <w:basedOn w:val="VerbatimChar"/>
     <w:rPr>
-      <w:shd w:val="clear" w:fill="f8f8f8"/>
+      <w:rFonts w:ascii="Consolas" w:hAnsi="Consolas"/>
+      <w:sz w:val="22"/>
+      <w:shd w:val="clear" w:color="auto" w:fill="F8F8F8"/>
     </w:rPr>
   </w:style>
   <w:style w:type="character" w:customStyle="1" w:styleId="CommentTok">
     <w:name w:val="CommentTok"/>
     <w:basedOn w:val="VerbatimChar"/>
     <w:rPr>
+      <w:rFonts w:ascii="Consolas" w:hAnsi="Consolas"/>
       <w:i/>
-      <w:color w:val="8f5902"/>
-      <w:shd w:val="clear" w:fill="f8f8f8"/>
+      <w:color w:val="8F5902"/>
+      <w:sz w:val="22"/>
+      <w:shd w:val="clear" w:color="auto" w:fill="F8F8F8"/>
     </w:rPr>
   </w:style>
   <w:style w:type="character" w:customStyle="1" w:styleId="DocumentationTok">
     <w:name w:val="DocumentationTok"/>
     <w:basedOn w:val="VerbatimChar"/>
     <w:rPr>
+      <w:rFonts w:ascii="Consolas" w:hAnsi="Consolas"/>
       <w:b/>
       <w:i/>
-      <w:color w:val="8f5902"/>
-      <w:shd w:val="clear" w:fill="f8f8f8"/>
+      <w:color w:val="8F5902"/>
+      <w:sz w:val="22"/>
+      <w:shd w:val="clear" w:color="auto" w:fill="F8F8F8"/>
     </w:rPr>
   </w:style>
   <w:style w:type="character" w:customStyle="1" w:styleId="AnnotationTok">
     <w:name w:val="AnnotationTok"/>
     <w:basedOn w:val="VerbatimChar"/>
     <w:rPr>
+      <w:rFonts w:ascii="Consolas" w:hAnsi="Consolas"/>
       <w:b/>
       <w:i/>
-      <w:color w:val="8f5902"/>
-      <w:shd w:val="clear" w:fill="f8f8f8"/>
+      <w:color w:val="8F5902"/>
+      <w:sz w:val="22"/>
+      <w:shd w:val="clear" w:color="auto" w:fill="F8F8F8"/>
     </w:rPr>
   </w:style>
   <w:style w:type="character" w:customStyle="1" w:styleId="CommentVarTok">
     <w:name w:val="CommentVarTok"/>
     <w:basedOn w:val="VerbatimChar"/>
     <w:rPr>
+      <w:rFonts w:ascii="Consolas" w:hAnsi="Consolas"/>
       <w:b/>
       <w:i/>
-      <w:color w:val="8f5902"/>
-      <w:shd w:val="clear" w:fill="f8f8f8"/>
+      <w:color w:val="8F5902"/>
+      <w:sz w:val="22"/>
+      <w:shd w:val="clear" w:color="auto" w:fill="F8F8F8"/>
     </w:rPr>
   </w:style>
   <w:style w:type="character" w:customStyle="1" w:styleId="OtherTok">
     <w:name w:val="OtherTok"/>
     <w:basedOn w:val="VerbatimChar"/>
     <w:rPr>
-      <w:color w:val="8f5902"/>
-      <w:shd w:val="clear" w:fill="f8f8f8"/>
+      <w:rFonts w:ascii="Consolas" w:hAnsi="Consolas"/>
+      <w:color w:val="8F5902"/>
+      <w:sz w:val="22"/>
+      <w:shd w:val="clear" w:color="auto" w:fill="F8F8F8"/>
     </w:rPr>
   </w:style>
   <w:style w:type="character" w:customStyle="1" w:styleId="FunctionTok">
     <w:name w:val="FunctionTok"/>
     <w:basedOn w:val="VerbatimChar"/>
     <w:rPr>
+      <w:rFonts w:ascii="Consolas" w:hAnsi="Consolas"/>
       <w:b/>
-      <w:color w:val="204a87"/>
-      <w:shd w:val="clear" w:fill="f8f8f8"/>
+      <w:color w:val="204A87"/>
+      <w:sz w:val="22"/>
+      <w:shd w:val="clear" w:color="auto" w:fill="F8F8F8"/>
     </w:rPr>
   </w:style>
   <w:style w:type="character" w:customStyle="1" w:styleId="VariableTok">
     <w:name w:val="VariableTok"/>
     <w:basedOn w:val="VerbatimChar"/>
     <w:rPr>
+      <w:rFonts w:ascii="Consolas" w:hAnsi="Consolas"/>
       <w:color w:val="000000"/>
-      <w:shd w:val="clear" w:fill="f8f8f8"/>
+      <w:sz w:val="22"/>
+      <w:shd w:val="clear" w:color="auto" w:fill="F8F8F8"/>
     </w:rPr>
   </w:style>
   <w:style w:type="character" w:customStyle="1" w:styleId="ControlFlowTok">
     <w:name w:val="ControlFlowTok"/>
     <w:basedOn w:val="VerbatimChar"/>
     <w:rPr>
+      <w:rFonts w:ascii="Consolas" w:hAnsi="Consolas"/>
       <w:b/>
-      <w:color w:val="204a87"/>
-      <w:shd w:val="clear" w:fill="f8f8f8"/>
+      <w:color w:val="204A87"/>
+      <w:sz w:val="22"/>
+      <w:shd w:val="clear" w:color="auto" w:fill="F8F8F8"/>
     </w:rPr>
   </w:style>
   <w:style w:type="character" w:customStyle="1" w:styleId="OperatorTok">
     <w:name w:val="OperatorTok"/>
     <w:basedOn w:val="VerbatimChar"/>
     <w:rPr>
+      <w:rFonts w:ascii="Consolas" w:hAnsi="Consolas"/>
       <w:b/>
-      <w:color w:val="ce5c00"/>
-      <w:shd w:val="clear" w:fill="f8f8f8"/>
+      <w:color w:val="CE5C00"/>
+      <w:sz w:val="22"/>
+      <w:shd w:val="clear" w:color="auto" w:fill="F8F8F8"/>
     </w:rPr>
   </w:style>
   <w:style w:type="character" w:customStyle="1" w:styleId="BuiltInTok">
     <w:name w:val="BuiltInTok"/>
     <w:basedOn w:val="VerbatimChar"/>
     <w:rPr>
-      <w:shd w:val="clear" w:fill="f8f8f8"/>
+      <w:rFonts w:ascii="Consolas" w:hAnsi="Consolas"/>
+      <w:sz w:val="22"/>
+      <w:shd w:val="clear" w:color="auto" w:fill="F8F8F8"/>
     </w:rPr>
   </w:style>
   <w:style w:type="character" w:customStyle="1" w:styleId="ExtensionTok">
     <w:name w:val="ExtensionTok"/>
     <w:basedOn w:val="VerbatimChar"/>
     <w:rPr>
-      <w:shd w:val="clear" w:fill="f8f8f8"/>
+      <w:rFonts w:ascii="Consolas" w:hAnsi="Consolas"/>
+      <w:sz w:val="22"/>
+      <w:shd w:val="clear" w:color="auto" w:fill="F8F8F8"/>
     </w:rPr>
   </w:style>
   <w:style w:type="character" w:customStyle="1" w:styleId="PreprocessorTok">
     <w:name w:val="PreprocessorTok"/>
     <w:basedOn w:val="VerbatimChar"/>
     <w:rPr>
+      <w:rFonts w:ascii="Consolas" w:hAnsi="Consolas"/>
       <w:i/>
-      <w:color w:val="8f5902"/>
-      <w:shd w:val="clear" w:fill="f8f8f8"/>
+      <w:color w:val="8F5902"/>
+      <w:sz w:val="22"/>
+      <w:shd w:val="clear" w:color="auto" w:fill="F8F8F8"/>
     </w:rPr>
   </w:style>
   <w:style w:type="character" w:customStyle="1" w:styleId="AttributeTok">
     <w:name w:val="AttributeTok"/>
     <w:basedOn w:val="VerbatimChar"/>
     <w:rPr>
-      <w:color w:val="204a87"/>
-      <w:shd w:val="clear" w:fill="f8f8f8"/>
+      <w:rFonts w:ascii="Consolas" w:hAnsi="Consolas"/>
+      <w:color w:val="204A87"/>
+      <w:sz w:val="22"/>
+      <w:shd w:val="clear" w:color="auto" w:fill="F8F8F8"/>
     </w:rPr>
   </w:style>
   <w:style w:type="character" w:customStyle="1" w:styleId="RegionMarkerTok">
     <w:name w:val="RegionMarkerTok"/>
     <w:basedOn w:val="VerbatimChar"/>
     <w:rPr>
-      <w:shd w:val="clear" w:fill="f8f8f8"/>
+      <w:rFonts w:ascii="Consolas" w:hAnsi="Consolas"/>
+      <w:sz w:val="22"/>
+      <w:shd w:val="clear" w:color="auto" w:fill="F8F8F8"/>
     </w:rPr>
   </w:style>
   <w:style w:type="character" w:customStyle="1" w:styleId="InformationTok">
     <w:name w:val="InformationTok"/>
     <w:basedOn w:val="VerbatimChar"/>
     <w:rPr>
+      <w:rFonts w:ascii="Consolas" w:hAnsi="Consolas"/>
       <w:b/>
       <w:i/>
-      <w:color w:val="8f5902"/>
-      <w:shd w:val="clear" w:fill="f8f8f8"/>
+      <w:color w:val="8F5902"/>
+      <w:sz w:val="22"/>
+      <w:shd w:val="clear" w:color="auto" w:fill="F8F8F8"/>
     </w:rPr>
   </w:style>
   <w:style w:type="character" w:customStyle="1" w:styleId="WarningTok">
     <w:name w:val="WarningTok"/>
     <w:basedOn w:val="VerbatimChar"/>
     <w:rPr>
+      <w:rFonts w:ascii="Consolas" w:hAnsi="Consolas"/>
       <w:b/>
       <w:i/>
-      <w:color w:val="8f5902"/>
-      <w:shd w:val="clear" w:fill="f8f8f8"/>
+      <w:color w:val="8F5902"/>
+      <w:sz w:val="22"/>
+      <w:shd w:val="clear" w:color="auto" w:fill="F8F8F8"/>
     </w:rPr>
   </w:style>
   <w:style w:type="character" w:customStyle="1" w:styleId="AlertTok">
     <w:name w:val="AlertTok"/>
     <w:basedOn w:val="VerbatimChar"/>
     <w:rPr>
-      <w:color w:val="ef2929"/>
-      <w:shd w:val="clear" w:fill="f8f8f8"/>
+      <w:rFonts w:ascii="Consolas" w:hAnsi="Consolas"/>
+      <w:color w:val="EF2929"/>
+      <w:sz w:val="22"/>
+      <w:shd w:val="clear" w:color="auto" w:fill="F8F8F8"/>
     </w:rPr>
   </w:style>
   <w:style w:type="character" w:customStyle="1" w:styleId="ErrorTok">
     <w:name w:val="ErrorTok"/>
     <w:basedOn w:val="VerbatimChar"/>
     <w:rPr>
+      <w:rFonts w:ascii="Consolas" w:hAnsi="Consolas"/>
       <w:b/>
-      <w:color w:val="a40000"/>
-      <w:shd w:val="clear" w:fill="f8f8f8"/>
+      <w:color w:val="A40000"/>
+      <w:sz w:val="22"/>
+      <w:shd w:val="clear" w:color="auto" w:fill="F8F8F8"/>
     </w:rPr>
   </w:style>
   <w:style w:type="character" w:customStyle="1" w:styleId="NormalTok">
     <w:name w:val="NormalTok"/>
     <w:basedOn w:val="VerbatimChar"/>
     <w:rPr>
-      <w:shd w:val="clear" w:fill="f8f8f8"/>
+      <w:rFonts w:ascii="Consolas" w:hAnsi="Consolas"/>
+      <w:sz w:val="22"/>
+      <w:shd w:val="clear" w:color="auto" w:fill="F8F8F8"/>
     </w:rPr>
+  </w:style>
+  <w:style w:type="paragraph" w:styleId="TDC1">
+    <w:name w:val="toc 1"/>
+    <w:basedOn w:val="Normal"/>
+    <w:next w:val="Normal"/>
+    <w:autoRedefine/>
+    <w:uiPriority w:val="39"/>
+    <w:rsid w:val="006A6D71"/>
+    <w:pPr>
+      <w:spacing w:after="100"/>
+    </w:pPr>
+  </w:style>
+  <w:style w:type="paragraph" w:styleId="TDC3">
+    <w:name w:val="toc 3"/>
+    <w:basedOn w:val="Normal"/>
+    <w:next w:val="Normal"/>
+    <w:autoRedefine/>
+    <w:uiPriority w:val="39"/>
+    <w:rsid w:val="006A6D71"/>
+    <w:pPr>
+      <w:spacing w:after="100"/>
+      <w:ind w:left="480"/>
+    </w:pPr>
+  </w:style>
+  <w:style w:type="paragraph" w:styleId="TDC2">
+    <w:name w:val="toc 2"/>
+    <w:basedOn w:val="Normal"/>
+    <w:next w:val="Normal"/>
+    <w:autoRedefine/>
+    <w:uiPriority w:val="39"/>
+    <w:rsid w:val="006A6D71"/>
+    <w:pPr>
+      <w:spacing w:after="100"/>
+      <w:ind w:left="240"/>
+    </w:pPr>
   </w:style>
 </w:styles>
 </file>
